--- a/524H0057_OnGiaKhiem_524H0069_VoNguyenPhucThinh_524H0052_NguyenNhatHuy.docx
+++ b/524H0057_OnGiaKhiem_524H0069_VoNguyenPhucThinh_524H0052_NguyenNhatHuy.docx
@@ -1785,6 +1785,9 @@
       <w:pPr>
         <w:spacing w:after="100"/>
         <w:jc w:val="center"/>
+        <w:rPr>
+          <w:lang w:val="en-US"/>
+        </w:rPr>
       </w:pPr>
       <w:r>
         <w:rPr>
@@ -1793,8 +1796,20 @@
           <w:sz w:val="26"/>
           <w:szCs w:val="26"/>
         </w:rPr>
-        <w:t>Group [XX]</w:t>
+        <w:t xml:space="preserve">Group </w:t>
       </w:r>
+      <w:r>
+        <w:rPr>
+          <w:b/>
+          <w:bCs/>
+          <w:sz w:val="26"/>
+          <w:szCs w:val="26"/>
+          <w:lang w:val="en-US"/>
+        </w:rPr>
+        <w:t>14</w:t>
+      </w:r>
+      <w:bookmarkStart w:id="0" w:name="_GoBack"/>
+      <w:bookmarkEnd w:id="0"/>
     </w:p>
     <w:p>
       <w:pPr>
@@ -2166,12 +2181,12 @@
         <w:keepNext/>
         <w:pageBreakBefore/>
       </w:pPr>
-      <w:bookmarkStart w:id="0" w:name="_Toc243431538"/>
+      <w:bookmarkStart w:id="1" w:name="_Toc243431538"/>
       <w:r>
         <w:lastRenderedPageBreak/>
         <w:t>Table of Contents</w:t>
       </w:r>
-      <w:bookmarkEnd w:id="0"/>
+      <w:bookmarkEnd w:id="1"/>
     </w:p>
     <w:sdt>
       <w:sdtPr>
@@ -5008,23 +5023,23 @@
         <w:keepNext/>
         <w:pageBreakBefore/>
       </w:pPr>
-      <w:bookmarkStart w:id="1" w:name="_Toc243431539"/>
+      <w:bookmarkStart w:id="2" w:name="_Toc243431539"/>
       <w:r>
         <w:lastRenderedPageBreak/>
         <w:t>1. Introduction</w:t>
       </w:r>
-      <w:bookmarkEnd w:id="1"/>
+      <w:bookmarkEnd w:id="2"/>
     </w:p>
     <w:p>
       <w:pPr>
         <w:pStyle w:val="Heading2"/>
         <w:keepNext/>
       </w:pPr>
-      <w:bookmarkStart w:id="2" w:name="_Toc243431540"/>
+      <w:bookmarkStart w:id="3" w:name="_Toc243431540"/>
       <w:r>
         <w:t>1.1 Purpose and Scope</w:t>
       </w:r>
-      <w:bookmarkEnd w:id="2"/>
+      <w:bookmarkEnd w:id="3"/>
     </w:p>
     <w:p>
       <w:pPr>
@@ -5035,10 +5050,6 @@
         </w:rPr>
       </w:pPr>
       <w:r>
-        <w:rPr>
-          <w:sz w:val="19"/>
-          <w:szCs w:val="19"/>
-        </w:rPr>
         <w:t>This report details the requirements engineering, UML system modeling, architectural design, and software implementation for the Ticket Vendor Machine (TVM) system, which serves as a core self-service kiosk within the urban Smart Ticketing System. The scope of this project covers passenger interactions for destination selection, ticket category configuration, multi-channel payment processing (Credit/Debit Card and dynamic QR Code/E-Wallet), physical barcode ticket printing, and real-time transaction timeout and error handling. Central transport scheduling, physical hardware maintenance operations, and backend banking ERP systems are out of scope for this implementation.</w:t>
       </w:r>
     </w:p>
@@ -5047,50 +5058,18 @@
         <w:pStyle w:val="Heading2"/>
         <w:keepNext/>
       </w:pPr>
-      <w:bookmarkStart w:id="3" w:name="_Toc243431541"/>
+      <w:bookmarkStart w:id="4" w:name="_Toc243431541"/>
       <w:r>
         <w:t>1.2 Problem Statement in Our Own Words</w:t>
       </w:r>
-      <w:bookmarkEnd w:id="3"/>
-    </w:p>
-    <w:p>
-      <w:pPr>
-        <w:spacing w:after="100" w:line="260" w:lineRule="auto"/>
-      </w:pPr>
-      <w:r>
-        <w:rPr>
-          <w:b/>
-          <w:bCs/>
-          <w:i/>
-          <w:iCs/>
-          <w:color w:val="7F7F7F"/>
-          <w:sz w:val="19"/>
-          <w:szCs w:val="19"/>
-        </w:rPr>
-        <w:t xml:space="preserve">Guidance (delete before submitting): </w:t>
-      </w:r>
-      <w:r>
-        <w:rPr>
-          <w:i/>
-          <w:iCs/>
-          <w:color w:val="7F7F7F"/>
-          <w:sz w:val="19"/>
-          <w:szCs w:val="19"/>
-        </w:rPr>
-        <w:t>Summarize the business context: ticket types, payment modes (Credit Card, QR Code linked to a banking system, Digital Wallet), the passenger interaction, and the ambiguities you found. Do not copy the assignment text.</w:t>
-      </w:r>
+      <w:bookmarkEnd w:id="4"/>
     </w:p>
     <w:p>
       <w:pPr>
         <w:spacing w:after="100"/>
       </w:pPr>
       <w:r>
-        <w:rPr>
-          <w:color w:val="1F4E9A"/>
-          <w:sz w:val="21"/>
-          <w:szCs w:val="21"/>
-        </w:rPr>
-        <w:t>[Problem statement]</w:t>
+        <w:t>The Smart Ticketing System (TVM) is an automated self-service kiosk operating in public transport stations. It allows passengers to select destinations, ticket quantities, and fare categories, with payment supported via Contactless Credit/Debit Cards and Dynamic QR Codes (E-Wallet/Banking). Uncovered domain complexities include enforcing strict 60-second online payment timeouts to avoid unverified passenger charges, gracefully handling physical ticket printer paper-out/jam hardware faults with automated refunds, and allowing safe transaction cancellation at any pre-payment stage.</w:t>
       </w:r>
     </w:p>
     <w:p>
@@ -5098,11 +5077,11 @@
         <w:pStyle w:val="Heading2"/>
         <w:keepNext/>
       </w:pPr>
-      <w:bookmarkStart w:id="4" w:name="_Toc243431542"/>
+      <w:bookmarkStart w:id="5" w:name="_Toc243431542"/>
       <w:r>
         <w:t>1.3 Team and Roles</w:t>
       </w:r>
-      <w:bookmarkEnd w:id="4"/>
+      <w:bookmarkEnd w:id="5"/>
     </w:p>
     <w:tbl>
       <w:tblPr>
@@ -6000,23 +5979,23 @@
         <w:keepNext/>
         <w:pageBreakBefore/>
       </w:pPr>
-      <w:bookmarkStart w:id="5" w:name="_Toc243431543"/>
+      <w:bookmarkStart w:id="6" w:name="_Toc243431543"/>
       <w:r>
         <w:lastRenderedPageBreak/>
         <w:t>2. Phase 1: Requirements Engineering (20 marks)</w:t>
       </w:r>
-      <w:bookmarkEnd w:id="5"/>
+      <w:bookmarkEnd w:id="6"/>
     </w:p>
     <w:p>
       <w:pPr>
         <w:pStyle w:val="Heading2"/>
         <w:keepNext/>
       </w:pPr>
-      <w:bookmarkStart w:id="6" w:name="_Toc243431544"/>
+      <w:bookmarkStart w:id="7" w:name="_Toc243431544"/>
       <w:r>
         <w:t>2.1 Clarification Q&amp;A (5 marks)</w:t>
       </w:r>
-      <w:bookmarkEnd w:id="6"/>
+      <w:bookmarkEnd w:id="7"/>
     </w:p>
     <w:tbl>
       <w:tblPr>
@@ -6838,11 +6817,11 @@
         <w:pStyle w:val="Heading2"/>
         <w:keepNext/>
       </w:pPr>
-      <w:bookmarkStart w:id="7" w:name="_Toc243431545"/>
+      <w:bookmarkStart w:id="8" w:name="_Toc243431545"/>
       <w:r>
         <w:t>2.2 Requirements Specification (15 marks)</w:t>
       </w:r>
-      <w:bookmarkEnd w:id="7"/>
+      <w:bookmarkEnd w:id="8"/>
     </w:p>
     <w:p>
       <w:pPr>
@@ -6898,11 +6877,11 @@
         <w:pStyle w:val="Heading3"/>
         <w:keepNext/>
       </w:pPr>
-      <w:bookmarkStart w:id="8" w:name="_Toc243431546"/>
+      <w:bookmarkStart w:id="9" w:name="_Toc243431546"/>
       <w:r>
         <w:t>2.2.1 Functional Requirements</w:t>
       </w:r>
-      <w:bookmarkEnd w:id="8"/>
+      <w:bookmarkEnd w:id="9"/>
     </w:p>
     <w:tbl>
       <w:tblPr>
@@ -8303,11 +8282,11 @@
         <w:pStyle w:val="Heading3"/>
         <w:keepNext/>
       </w:pPr>
-      <w:bookmarkStart w:id="9" w:name="_Toc243431547"/>
+      <w:bookmarkStart w:id="10" w:name="_Toc243431547"/>
       <w:r>
         <w:t>2.2.2 Non-Functional Requirements</w:t>
       </w:r>
-      <w:bookmarkEnd w:id="9"/>
+      <w:bookmarkEnd w:id="10"/>
     </w:p>
     <w:p>
       <w:pPr>
@@ -9361,11 +9340,11 @@
         <w:pStyle w:val="Heading3"/>
         <w:keepNext/>
       </w:pPr>
-      <w:bookmarkStart w:id="10" w:name="_Toc243431548"/>
+      <w:bookmarkStart w:id="11" w:name="_Toc243431548"/>
       <w:r>
         <w:t>2.2.3 Domain Requirements</w:t>
       </w:r>
-      <w:bookmarkEnd w:id="10"/>
+      <w:bookmarkEnd w:id="11"/>
     </w:p>
     <w:p>
       <w:pPr>
@@ -9855,34 +9834,34 @@
         <w:keepNext/>
         <w:pageBreakBefore/>
       </w:pPr>
-      <w:bookmarkStart w:id="11" w:name="_Toc243431549"/>
+      <w:bookmarkStart w:id="12" w:name="_Toc243431549"/>
       <w:r>
         <w:lastRenderedPageBreak/>
         <w:t>3. Phase 2: UML Modeling &amp; System Design (35 marks)</w:t>
       </w:r>
-      <w:bookmarkEnd w:id="11"/>
+      <w:bookmarkEnd w:id="12"/>
     </w:p>
     <w:p>
       <w:pPr>
         <w:pStyle w:val="Heading2"/>
         <w:keepNext/>
       </w:pPr>
-      <w:bookmarkStart w:id="12" w:name="_Toc243431550"/>
+      <w:bookmarkStart w:id="13" w:name="_Toc243431550"/>
       <w:r>
         <w:t>3.1 Use Case Modeling (10 marks)</w:t>
       </w:r>
-      <w:bookmarkEnd w:id="12"/>
+      <w:bookmarkEnd w:id="13"/>
     </w:p>
     <w:p>
       <w:pPr>
         <w:pStyle w:val="Heading3"/>
         <w:keepNext/>
       </w:pPr>
-      <w:bookmarkStart w:id="13" w:name="_Toc243431551"/>
+      <w:bookmarkStart w:id="14" w:name="_Toc243431551"/>
       <w:r>
         <w:t>3.1.1 Use Case Diagram</w:t>
       </w:r>
-      <w:bookmarkEnd w:id="13"/>
+      <w:bookmarkEnd w:id="14"/>
     </w:p>
     <w:p>
       <w:pPr>
@@ -9934,11 +9913,11 @@
         <w:pStyle w:val="Heading3"/>
         <w:keepNext/>
       </w:pPr>
-      <w:bookmarkStart w:id="14" w:name="_Toc243431552"/>
+      <w:bookmarkStart w:id="15" w:name="_Toc243431552"/>
       <w:r>
         <w:t>3.1.2 Actors and Use Case List</w:t>
       </w:r>
-      <w:bookmarkEnd w:id="14"/>
+      <w:bookmarkEnd w:id="15"/>
     </w:p>
     <w:tbl>
       <w:tblPr>
@@ -10296,7 +10275,7 @@
                 <w:sz w:val="19"/>
                 <w:szCs w:val="19"/>
               </w:rPr>
-              <w:t>Passenger</w:t>
+              <w:t>Pay via Credit Card</w:t>
             </w:r>
           </w:p>
         </w:tc>
@@ -10429,7 +10408,7 @@
                 <w:sz w:val="19"/>
                 <w:szCs w:val="19"/>
               </w:rPr>
-              <w:t>Passenger</w:t>
+              <w:t>Pay via QR Code</w:t>
             </w:r>
           </w:p>
         </w:tc>
@@ -10772,11 +10751,11 @@
         <w:pStyle w:val="Heading3"/>
         <w:keepNext/>
       </w:pPr>
-      <w:bookmarkStart w:id="15" w:name="_Toc243431553"/>
+      <w:bookmarkStart w:id="16" w:name="_Toc243431553"/>
       <w:r>
         <w:t>3.1.3 Use Case Descriptions</w:t>
       </w:r>
-      <w:bookmarkEnd w:id="15"/>
+      <w:bookmarkEnd w:id="16"/>
     </w:p>
     <w:p>
       <w:pPr>
@@ -10805,8 +10784,6 @@
         </w:rPr>
         <w:t>Buy a ticket</w:t>
       </w:r>
-      <w:bookmarkStart w:id="16" w:name="_GoBack"/>
-      <w:bookmarkEnd w:id="16"/>
     </w:p>
     <w:tbl>
       <w:tblPr>

--- a/524H0057_OnGiaKhiem_524H0069_VoNguyenPhucThinh_524H0052_NguyenNhatHuy.docx
+++ b/524H0057_OnGiaKhiem_524H0069_VoNguyenPhucThinh_524H0052_NguyenNhatHuy.docx
@@ -1,6 +1,6 @@
 
 <file path=word/document.xml><?xml version="1.0" encoding="utf-8"?>
-<w:document xmlns:wpc="http://schemas.microsoft.com/office/word/2010/wordprocessingCanvas" xmlns:cx="http://schemas.microsoft.com/office/drawing/2014/chartex" xmlns:cx1="http://schemas.microsoft.com/office/drawing/2015/9/8/chartex" xmlns:cx2="http://schemas.microsoft.com/office/drawing/2015/10/21/chartex" xmlns:cx3="http://schemas.microsoft.com/office/drawing/2016/5/9/chartex" xmlns:cx4="http://schemas.microsoft.com/office/drawing/2016/5/10/chartex" xmlns:cx5="http://schemas.microsoft.com/office/drawing/2016/5/11/chartex" xmlns:cx6="http://schemas.microsoft.com/office/drawing/2016/5/12/chartex" xmlns:cx7="http://schemas.microsoft.com/office/drawing/2016/5/13/chartex" xmlns:cx8="http://schemas.microsoft.com/office/drawing/2016/5/14/chartex" xmlns:mc="http://schemas.openxmlformats.org/markup-compatibility/2006" xmlns:aink="http://schemas.microsoft.com/office/drawing/2016/ink" xmlns:am3d="http://schemas.microsoft.com/office/drawing/2017/model3d" xmlns:o="urn:schemas-microsoft-com:office:office" xmlns:r="http://schemas.openxmlformats.org/officeDocument/2006/relationships" xmlns:m="http://schemas.openxmlformats.org/officeDocument/2006/math" xmlns:v="urn:schemas-microsoft-com:vml" xmlns:wp14="http://schemas.microsoft.com/office/word/2010/wordprocessingDrawing" xmlns:wp="http://schemas.openxmlformats.org/drawingml/2006/wordprocessingDrawing" xmlns:w10="urn:schemas-microsoft-com:office:word" xmlns:w="http://schemas.openxmlformats.org/wordprocessingml/2006/main" xmlns:w14="http://schemas.microsoft.com/office/word/2010/wordml" xmlns:w15="http://schemas.microsoft.com/office/word/2012/wordml" xmlns:w16cid="http://schemas.microsoft.com/office/word/2016/wordml/cid" xmlns:w16se="http://schemas.microsoft.com/office/word/2015/wordml/symex" xmlns:wpg="http://schemas.microsoft.com/office/word/2010/wordprocessingGroup" xmlns:wpi="http://schemas.microsoft.com/office/word/2010/wordprocessingInk" xmlns:wne="http://schemas.microsoft.com/office/word/2006/wordml" xmlns:wps="http://schemas.microsoft.com/office/word/2010/wordprocessingShape" mc:Ignorable="w14 w15 w16se w16cid wp14">
+<w:document xmlns:wpc="http://schemas.microsoft.com/office/word/2010/wordprocessingCanvas" xmlns:cx="http://schemas.microsoft.com/office/drawing/2014/chartex" xmlns:cx1="http://schemas.microsoft.com/office/drawing/2015/9/8/chartex" xmlns:cx2="http://schemas.microsoft.com/office/drawing/2015/10/21/chartex" xmlns:cx3="http://schemas.microsoft.com/office/drawing/2016/5/9/chartex" xmlns:cx4="http://schemas.microsoft.com/office/drawing/2016/5/10/chartex" xmlns:cx5="http://schemas.microsoft.com/office/drawing/2016/5/11/chartex" xmlns:cx6="http://schemas.microsoft.com/office/drawing/2016/5/12/chartex" xmlns:cx7="http://schemas.microsoft.com/office/drawing/2016/5/13/chartex" xmlns:cx8="http://schemas.microsoft.com/office/drawing/2016/5/14/chartex" xmlns:mc="http://schemas.openxmlformats.org/markup-compatibility/2006" xmlns:aink="http://schemas.microsoft.com/office/drawing/2016/ink" xmlns:am3d="http://schemas.microsoft.com/office/drawing/2017/model3d" xmlns:o="urn:schemas-microsoft-com:office:office" xmlns:r="http://schemas.openxmlformats.org/officeDocument/2006/relationships" xmlns:m="http://schemas.openxmlformats.org/officeDocument/2006/math" xmlns:v="urn:schemas-microsoft-com:vml" xmlns:wp14="http://schemas.microsoft.com/office/word/2010/wordprocessingDrawing" xmlns:wp="http://schemas.openxmlformats.org/drawingml/2006/wordprocessingDrawing" xmlns:w10="urn:schemas-microsoft-com:office:word" xmlns:w="http://schemas.openxmlformats.org/wordprocessingml/2006/main" xmlns:w14="http://schemas.microsoft.com/office/word/2010/wordml" xmlns:w15="http://schemas.microsoft.com/office/word/2012/wordml" xmlns:w16cex="http://schemas.microsoft.com/office/word/2018/wordml/cex" xmlns:w16cid="http://schemas.microsoft.com/office/word/2016/wordml/cid" xmlns:w16="http://schemas.microsoft.com/office/word/2018/wordml" xmlns:w16sdtdh="http://schemas.microsoft.com/office/word/2020/wordml/sdtdatahash" xmlns:w16se="http://schemas.microsoft.com/office/word/2015/wordml/symex" xmlns:wpg="http://schemas.microsoft.com/office/word/2010/wordprocessingGroup" xmlns:wpi="http://schemas.microsoft.com/office/word/2010/wordprocessingInk" xmlns:wne="http://schemas.microsoft.com/office/word/2006/wordml" xmlns:wps="http://schemas.microsoft.com/office/word/2010/wordprocessingShape" mc:Ignorable="w14 w15 w16se w16cid w16 w16cex w16sdtdh wp14">
   <w:body>
     <w:p>
       <w:pPr>
@@ -1808,8 +1808,6 @@
         </w:rPr>
         <w:t>14</w:t>
       </w:r>
-      <w:bookmarkStart w:id="0" w:name="_GoBack"/>
-      <w:bookmarkEnd w:id="0"/>
     </w:p>
     <w:p>
       <w:pPr>
@@ -1832,14 +1830,31 @@
           <w:szCs w:val="24"/>
           <w:lang w:val="en-US"/>
         </w:rPr>
-        <w:t>524H0057</w:t>
+        <w:t>524H</w:t>
+      </w:r>
+      <w:proofErr w:type="gramStart"/>
+      <w:r>
+        <w:rPr>
+          <w:sz w:val="24"/>
+          <w:szCs w:val="24"/>
+          <w:lang w:val="en-US"/>
+        </w:rPr>
+        <w:t>0057</w:t>
       </w:r>
       <w:r>
         <w:rPr>
           <w:sz w:val="24"/>
           <w:szCs w:val="24"/>
         </w:rPr>
-        <w:t xml:space="preserve"> : </w:t>
+        <w:t xml:space="preserve"> :</w:t>
+      </w:r>
+      <w:proofErr w:type="gramEnd"/>
+      <w:r>
+        <w:rPr>
+          <w:sz w:val="24"/>
+          <w:szCs w:val="24"/>
+        </w:rPr>
+        <w:t xml:space="preserve"> </w:t>
       </w:r>
       <w:r>
         <w:rPr>
@@ -1871,14 +1886,31 @@
           <w:szCs w:val="24"/>
           <w:lang w:val="en-US"/>
         </w:rPr>
-        <w:t>524H0069</w:t>
+        <w:t>524H</w:t>
+      </w:r>
+      <w:proofErr w:type="gramStart"/>
+      <w:r>
+        <w:rPr>
+          <w:sz w:val="24"/>
+          <w:szCs w:val="24"/>
+          <w:lang w:val="en-US"/>
+        </w:rPr>
+        <w:t>0069</w:t>
       </w:r>
       <w:r>
         <w:rPr>
           <w:sz w:val="24"/>
           <w:szCs w:val="24"/>
         </w:rPr>
-        <w:t xml:space="preserve"> : </w:t>
+        <w:t xml:space="preserve"> :</w:t>
+      </w:r>
+      <w:proofErr w:type="gramEnd"/>
+      <w:r>
+        <w:rPr>
+          <w:sz w:val="24"/>
+          <w:szCs w:val="24"/>
+        </w:rPr>
+        <w:t xml:space="preserve"> </w:t>
       </w:r>
       <w:r>
         <w:rPr>
@@ -1910,14 +1942,31 @@
           <w:szCs w:val="24"/>
           <w:lang w:val="en-US"/>
         </w:rPr>
-        <w:t>524H0052</w:t>
+        <w:t>524H</w:t>
+      </w:r>
+      <w:proofErr w:type="gramStart"/>
+      <w:r>
+        <w:rPr>
+          <w:sz w:val="24"/>
+          <w:szCs w:val="24"/>
+          <w:lang w:val="en-US"/>
+        </w:rPr>
+        <w:t>0052</w:t>
       </w:r>
       <w:r>
         <w:rPr>
           <w:sz w:val="24"/>
           <w:szCs w:val="24"/>
         </w:rPr>
-        <w:t xml:space="preserve"> : </w:t>
+        <w:t xml:space="preserve"> :</w:t>
+      </w:r>
+      <w:proofErr w:type="gramEnd"/>
+      <w:r>
+        <w:rPr>
+          <w:sz w:val="24"/>
+          <w:szCs w:val="24"/>
+        </w:rPr>
+        <w:t xml:space="preserve"> </w:t>
       </w:r>
       <w:r>
         <w:rPr>
@@ -2181,12 +2230,12 @@
         <w:keepNext/>
         <w:pageBreakBefore/>
       </w:pPr>
-      <w:bookmarkStart w:id="1" w:name="_Toc243431538"/>
+      <w:bookmarkStart w:id="0" w:name="_Toc243431538"/>
       <w:r>
         <w:lastRenderedPageBreak/>
         <w:t>Table of Contents</w:t>
       </w:r>
-      <w:bookmarkEnd w:id="1"/>
+      <w:bookmarkEnd w:id="0"/>
     </w:p>
     <w:sdt>
       <w:sdtPr>
@@ -5023,23 +5072,23 @@
         <w:keepNext/>
         <w:pageBreakBefore/>
       </w:pPr>
-      <w:bookmarkStart w:id="2" w:name="_Toc243431539"/>
+      <w:bookmarkStart w:id="1" w:name="_Toc243431539"/>
       <w:r>
         <w:lastRenderedPageBreak/>
         <w:t>1. Introduction</w:t>
       </w:r>
-      <w:bookmarkEnd w:id="2"/>
+      <w:bookmarkEnd w:id="1"/>
     </w:p>
     <w:p>
       <w:pPr>
         <w:pStyle w:val="Heading2"/>
         <w:keepNext/>
       </w:pPr>
-      <w:bookmarkStart w:id="3" w:name="_Toc243431540"/>
+      <w:bookmarkStart w:id="2" w:name="_Toc243431540"/>
       <w:r>
         <w:t>1.1 Purpose and Scope</w:t>
       </w:r>
-      <w:bookmarkEnd w:id="3"/>
+      <w:bookmarkEnd w:id="2"/>
     </w:p>
     <w:p>
       <w:pPr>
@@ -5058,11 +5107,11 @@
         <w:pStyle w:val="Heading2"/>
         <w:keepNext/>
       </w:pPr>
-      <w:bookmarkStart w:id="4" w:name="_Toc243431541"/>
+      <w:bookmarkStart w:id="3" w:name="_Toc243431541"/>
       <w:r>
         <w:t>1.2 Problem Statement in Our Own Words</w:t>
       </w:r>
-      <w:bookmarkEnd w:id="4"/>
+      <w:bookmarkEnd w:id="3"/>
     </w:p>
     <w:p>
       <w:pPr>
@@ -5077,11 +5126,11 @@
         <w:pStyle w:val="Heading2"/>
         <w:keepNext/>
       </w:pPr>
-      <w:bookmarkStart w:id="5" w:name="_Toc243431542"/>
+      <w:bookmarkStart w:id="4" w:name="_Toc243431542"/>
       <w:r>
         <w:t>1.3 Team and Roles</w:t>
       </w:r>
-      <w:bookmarkEnd w:id="5"/>
+      <w:bookmarkEnd w:id="4"/>
     </w:p>
     <w:tbl>
       <w:tblPr>
@@ -5979,23 +6028,23 @@
         <w:keepNext/>
         <w:pageBreakBefore/>
       </w:pPr>
-      <w:bookmarkStart w:id="6" w:name="_Toc243431543"/>
+      <w:bookmarkStart w:id="5" w:name="_Toc243431543"/>
       <w:r>
         <w:lastRenderedPageBreak/>
         <w:t>2. Phase 1: Requirements Engineering (20 marks)</w:t>
       </w:r>
-      <w:bookmarkEnd w:id="6"/>
+      <w:bookmarkEnd w:id="5"/>
     </w:p>
     <w:p>
       <w:pPr>
         <w:pStyle w:val="Heading2"/>
         <w:keepNext/>
       </w:pPr>
-      <w:bookmarkStart w:id="7" w:name="_Toc243431544"/>
+      <w:bookmarkStart w:id="6" w:name="_Toc243431544"/>
       <w:r>
         <w:t>2.1 Clarification Q&amp;A (5 marks)</w:t>
       </w:r>
-      <w:bookmarkEnd w:id="7"/>
+      <w:bookmarkEnd w:id="6"/>
     </w:p>
     <w:tbl>
       <w:tblPr>
@@ -6817,11 +6866,11 @@
         <w:pStyle w:val="Heading2"/>
         <w:keepNext/>
       </w:pPr>
-      <w:bookmarkStart w:id="8" w:name="_Toc243431545"/>
+      <w:bookmarkStart w:id="7" w:name="_Toc243431545"/>
       <w:r>
         <w:t>2.2 Requirements Specification (15 marks)</w:t>
       </w:r>
-      <w:bookmarkEnd w:id="8"/>
+      <w:bookmarkEnd w:id="7"/>
     </w:p>
     <w:p>
       <w:pPr>
@@ -6877,11 +6926,11 @@
         <w:pStyle w:val="Heading3"/>
         <w:keepNext/>
       </w:pPr>
-      <w:bookmarkStart w:id="9" w:name="_Toc243431546"/>
+      <w:bookmarkStart w:id="8" w:name="_Toc243431546"/>
       <w:r>
         <w:t>2.2.1 Functional Requirements</w:t>
       </w:r>
-      <w:bookmarkEnd w:id="9"/>
+      <w:bookmarkEnd w:id="8"/>
     </w:p>
     <w:tbl>
       <w:tblPr>
@@ -8282,11 +8331,11 @@
         <w:pStyle w:val="Heading3"/>
         <w:keepNext/>
       </w:pPr>
-      <w:bookmarkStart w:id="10" w:name="_Toc243431547"/>
+      <w:bookmarkStart w:id="9" w:name="_Toc243431547"/>
       <w:r>
         <w:t>2.2.2 Non-Functional Requirements</w:t>
       </w:r>
-      <w:bookmarkEnd w:id="10"/>
+      <w:bookmarkEnd w:id="9"/>
     </w:p>
     <w:p>
       <w:pPr>
@@ -9340,11 +9389,11 @@
         <w:pStyle w:val="Heading3"/>
         <w:keepNext/>
       </w:pPr>
-      <w:bookmarkStart w:id="11" w:name="_Toc243431548"/>
+      <w:bookmarkStart w:id="10" w:name="_Toc243431548"/>
       <w:r>
         <w:t>2.2.3 Domain Requirements</w:t>
       </w:r>
-      <w:bookmarkEnd w:id="11"/>
+      <w:bookmarkEnd w:id="10"/>
     </w:p>
     <w:p>
       <w:pPr>
@@ -9834,34 +9883,34 @@
         <w:keepNext/>
         <w:pageBreakBefore/>
       </w:pPr>
-      <w:bookmarkStart w:id="12" w:name="_Toc243431549"/>
+      <w:bookmarkStart w:id="11" w:name="_Toc243431549"/>
       <w:r>
         <w:lastRenderedPageBreak/>
         <w:t>3. Phase 2: UML Modeling &amp; System Design (35 marks)</w:t>
       </w:r>
-      <w:bookmarkEnd w:id="12"/>
+      <w:bookmarkEnd w:id="11"/>
     </w:p>
     <w:p>
       <w:pPr>
         <w:pStyle w:val="Heading2"/>
         <w:keepNext/>
       </w:pPr>
-      <w:bookmarkStart w:id="13" w:name="_Toc243431550"/>
+      <w:bookmarkStart w:id="12" w:name="_Toc243431550"/>
       <w:r>
         <w:t>3.1 Use Case Modeling (10 marks)</w:t>
       </w:r>
-      <w:bookmarkEnd w:id="13"/>
+      <w:bookmarkEnd w:id="12"/>
     </w:p>
     <w:p>
       <w:pPr>
         <w:pStyle w:val="Heading3"/>
         <w:keepNext/>
       </w:pPr>
-      <w:bookmarkStart w:id="14" w:name="_Toc243431551"/>
+      <w:bookmarkStart w:id="13" w:name="_Toc243431551"/>
       <w:r>
         <w:t>3.1.1 Use Case Diagram</w:t>
       </w:r>
-      <w:bookmarkEnd w:id="14"/>
+      <w:bookmarkEnd w:id="13"/>
     </w:p>
     <w:p>
       <w:pPr>
@@ -9913,11 +9962,11 @@
         <w:pStyle w:val="Heading3"/>
         <w:keepNext/>
       </w:pPr>
-      <w:bookmarkStart w:id="15" w:name="_Toc243431552"/>
+      <w:bookmarkStart w:id="14" w:name="_Toc243431552"/>
       <w:r>
         <w:t>3.1.2 Actors and Use Case List</w:t>
       </w:r>
-      <w:bookmarkEnd w:id="15"/>
+      <w:bookmarkEnd w:id="14"/>
     </w:p>
     <w:tbl>
       <w:tblPr>
@@ -10541,7 +10590,7 @@
                 <w:sz w:val="19"/>
                 <w:szCs w:val="19"/>
               </w:rPr>
-              <w:t>Ticket Printer</w:t>
+              <w:t>Print Barcode Ticket</w:t>
             </w:r>
           </w:p>
         </w:tc>
@@ -10574,7 +10623,7 @@
                 <w:sz w:val="19"/>
                 <w:szCs w:val="19"/>
               </w:rPr>
-              <w:t>Ticket Printer</w:t>
+              <w:t>Passenger</w:t>
             </w:r>
           </w:p>
         </w:tc>
@@ -10674,7 +10723,7 @@
                 <w:sz w:val="19"/>
                 <w:szCs w:val="19"/>
               </w:rPr>
-              <w:t>Passenger</w:t>
+              <w:t>Cancel Transaction</w:t>
             </w:r>
           </w:p>
         </w:tc>
@@ -10751,11 +10800,11 @@
         <w:pStyle w:val="Heading3"/>
         <w:keepNext/>
       </w:pPr>
-      <w:bookmarkStart w:id="16" w:name="_Toc243431553"/>
+      <w:bookmarkStart w:id="15" w:name="_Toc243431553"/>
       <w:r>
         <w:t>3.1.3 Use Case Descriptions</w:t>
       </w:r>
-      <w:bookmarkEnd w:id="16"/>
+      <w:bookmarkEnd w:id="15"/>
     </w:p>
     <w:p>
       <w:pPr>
@@ -12273,22 +12322,22 @@
         <w:pStyle w:val="Heading2"/>
         <w:keepNext/>
       </w:pPr>
-      <w:bookmarkStart w:id="17" w:name="_Toc243431554"/>
+      <w:bookmarkStart w:id="16" w:name="_Toc243431554"/>
       <w:r>
         <w:t>3.2 Activity Diagrams (10 marks)</w:t>
       </w:r>
-      <w:bookmarkEnd w:id="17"/>
+      <w:bookmarkEnd w:id="16"/>
     </w:p>
     <w:p>
       <w:pPr>
         <w:pStyle w:val="Heading3"/>
         <w:keepNext/>
       </w:pPr>
-      <w:bookmarkStart w:id="18" w:name="_Toc243431555"/>
+      <w:bookmarkStart w:id="17" w:name="_Toc243431555"/>
       <w:r>
         <w:t>3.2.1 Passenger Buys a Ticket at the TVM</w:t>
       </w:r>
-      <w:bookmarkEnd w:id="18"/>
+      <w:bookmarkEnd w:id="17"/>
     </w:p>
     <w:p>
       <w:pPr>
@@ -12332,7 +12381,54 @@
           <w:sz w:val="20"/>
           <w:szCs w:val="20"/>
         </w:rPr>
+        <w:lastRenderedPageBreak/>
         <w:t>[ Activity diagram: buy a ticket ]</w:t>
+      </w:r>
+      <w:r>
+        <w:rPr>
+          <w:noProof/>
+        </w:rPr>
+        <w:drawing>
+          <wp:inline distT="0" distB="0" distL="0" distR="0" wp14:anchorId="35734B09" wp14:editId="6E2A20A7">
+            <wp:extent cx="2397125" cy="8470900"/>
+            <wp:effectExtent l="0" t="0" r="3175" b="6350"/>
+            <wp:docPr id="4" name="Picture 4"/>
+            <wp:cNvGraphicFramePr>
+              <a:graphicFrameLocks xmlns:a="http://schemas.openxmlformats.org/drawingml/2006/main" noChangeAspect="1"/>
+            </wp:cNvGraphicFramePr>
+            <a:graphic xmlns:a="http://schemas.openxmlformats.org/drawingml/2006/main">
+              <a:graphicData uri="http://schemas.openxmlformats.org/drawingml/2006/picture">
+                <pic:pic xmlns:pic="http://schemas.openxmlformats.org/drawingml/2006/picture">
+                  <pic:nvPicPr>
+                    <pic:cNvPr id="4" name="Picture 4"/>
+                    <pic:cNvPicPr/>
+                  </pic:nvPicPr>
+                  <pic:blipFill>
+                    <a:blip r:embed="rId7" cstate="print">
+                      <a:extLst>
+                        <a:ext uri="{28A0092B-C50C-407E-A947-70E740481C1C}">
+                          <a14:useLocalDpi xmlns:a14="http://schemas.microsoft.com/office/drawing/2010/main" val="0"/>
+                        </a:ext>
+                      </a:extLst>
+                    </a:blip>
+                    <a:stretch>
+                      <a:fillRect/>
+                    </a:stretch>
+                  </pic:blipFill>
+                  <pic:spPr>
+                    <a:xfrm>
+                      <a:off x="0" y="0"/>
+                      <a:ext cx="2397125" cy="8470900"/>
+                    </a:xfrm>
+                    <a:prstGeom prst="rect">
+                      <a:avLst/>
+                    </a:prstGeom>
+                  </pic:spPr>
+                </pic:pic>
+              </a:graphicData>
+            </a:graphic>
+          </wp:inline>
+        </w:drawing>
       </w:r>
     </w:p>
     <w:p>
@@ -12340,11 +12436,12 @@
         <w:pStyle w:val="Heading3"/>
         <w:keepNext/>
       </w:pPr>
-      <w:bookmarkStart w:id="19" w:name="_Toc243431556"/>
+      <w:bookmarkStart w:id="18" w:name="_Toc243431556"/>
       <w:r>
+        <w:lastRenderedPageBreak/>
         <w:t>3.2.2 Communication with External Payment Gateways</w:t>
       </w:r>
-      <w:bookmarkEnd w:id="19"/>
+      <w:bookmarkEnd w:id="18"/>
     </w:p>
     <w:p>
       <w:pPr>
@@ -12410,8 +12507,53 @@
           <w:sz w:val="20"/>
           <w:szCs w:val="20"/>
         </w:rPr>
-        <w:lastRenderedPageBreak/>
         <w:t>[ Activity diagram: payment gateway integration ]</w:t>
+      </w:r>
+      <w:r>
+        <w:rPr>
+          <w:noProof/>
+        </w:rPr>
+        <w:drawing>
+          <wp:inline distT="0" distB="0" distL="0" distR="0" wp14:anchorId="14A005DD" wp14:editId="7F0DEAD5">
+            <wp:extent cx="5943600" cy="4707255"/>
+            <wp:effectExtent l="0" t="0" r="0" b="0"/>
+            <wp:docPr id="5" name="Picture 5"/>
+            <wp:cNvGraphicFramePr>
+              <a:graphicFrameLocks xmlns:a="http://schemas.openxmlformats.org/drawingml/2006/main" noChangeAspect="1"/>
+            </wp:cNvGraphicFramePr>
+            <a:graphic xmlns:a="http://schemas.openxmlformats.org/drawingml/2006/main">
+              <a:graphicData uri="http://schemas.openxmlformats.org/drawingml/2006/picture">
+                <pic:pic xmlns:pic="http://schemas.openxmlformats.org/drawingml/2006/picture">
+                  <pic:nvPicPr>
+                    <pic:cNvPr id="5" name="Picture 5"/>
+                    <pic:cNvPicPr/>
+                  </pic:nvPicPr>
+                  <pic:blipFill>
+                    <a:blip r:embed="rId8" cstate="print">
+                      <a:extLst>
+                        <a:ext uri="{28A0092B-C50C-407E-A947-70E740481C1C}">
+                          <a14:useLocalDpi xmlns:a14="http://schemas.microsoft.com/office/drawing/2010/main" val="0"/>
+                        </a:ext>
+                      </a:extLst>
+                    </a:blip>
+                    <a:stretch>
+                      <a:fillRect/>
+                    </a:stretch>
+                  </pic:blipFill>
+                  <pic:spPr>
+                    <a:xfrm>
+                      <a:off x="0" y="0"/>
+                      <a:ext cx="5943600" cy="4707255"/>
+                    </a:xfrm>
+                    <a:prstGeom prst="rect">
+                      <a:avLst/>
+                    </a:prstGeom>
+                  </pic:spPr>
+                </pic:pic>
+              </a:graphicData>
+            </a:graphic>
+          </wp:inline>
+        </w:drawing>
       </w:r>
     </w:p>
     <w:p>
@@ -12419,22 +12561,22 @@
         <w:pStyle w:val="Heading2"/>
         <w:keepNext/>
       </w:pPr>
-      <w:bookmarkStart w:id="20" w:name="_Toc243431557"/>
+      <w:bookmarkStart w:id="19" w:name="_Toc243431557"/>
       <w:r>
         <w:t>3.3 Detailed System Modeling: Main Use Case "Buy a Ticket" (15 marks)</w:t>
       </w:r>
-      <w:bookmarkEnd w:id="20"/>
+      <w:bookmarkEnd w:id="19"/>
     </w:p>
     <w:p>
       <w:pPr>
         <w:pStyle w:val="Heading3"/>
         <w:keepNext/>
       </w:pPr>
-      <w:bookmarkStart w:id="21" w:name="_Toc243431558"/>
+      <w:bookmarkStart w:id="20" w:name="_Toc243431558"/>
       <w:r>
         <w:t>3.3.1 Sequence Diagram</w:t>
       </w:r>
-      <w:bookmarkEnd w:id="21"/>
+      <w:bookmarkEnd w:id="20"/>
     </w:p>
     <w:p>
       <w:pPr>
@@ -12471,6 +12613,11 @@
         </w:pBdr>
         <w:spacing w:before="60" w:after="140"/>
         <w:jc w:val="center"/>
+        <w:rPr>
+          <w:color w:val="1F4E9A"/>
+          <w:sz w:val="20"/>
+          <w:szCs w:val="20"/>
+        </w:rPr>
       </w:pPr>
       <w:r>
         <w:rPr>
@@ -12483,14 +12630,71 @@
     </w:p>
     <w:p>
       <w:pPr>
+        <w:pBdr>
+          <w:top w:val="dashed" w:sz="4" w:space="6" w:color="B7C3D3"/>
+          <w:bottom w:val="dashed" w:sz="4" w:space="6" w:color="B7C3D3"/>
+        </w:pBdr>
+        <w:spacing w:before="60" w:after="140"/>
+        <w:jc w:val="center"/>
+      </w:pPr>
+      <w:r>
+        <w:rPr>
+          <w:noProof/>
+        </w:rPr>
+        <w:lastRenderedPageBreak/>
+        <w:drawing>
+          <wp:inline distT="0" distB="0" distL="0" distR="0" wp14:anchorId="65CC48E7" wp14:editId="6338CB06">
+            <wp:extent cx="5943600" cy="3773805"/>
+            <wp:effectExtent l="0" t="0" r="0" b="0"/>
+            <wp:docPr id="10" name="Picture 10"/>
+            <wp:cNvGraphicFramePr>
+              <a:graphicFrameLocks xmlns:a="http://schemas.openxmlformats.org/drawingml/2006/main" noChangeAspect="1"/>
+            </wp:cNvGraphicFramePr>
+            <a:graphic xmlns:a="http://schemas.openxmlformats.org/drawingml/2006/main">
+              <a:graphicData uri="http://schemas.openxmlformats.org/drawingml/2006/picture">
+                <pic:pic xmlns:pic="http://schemas.openxmlformats.org/drawingml/2006/picture">
+                  <pic:nvPicPr>
+                    <pic:cNvPr id="10" name="Picture 10"/>
+                    <pic:cNvPicPr/>
+                  </pic:nvPicPr>
+                  <pic:blipFill>
+                    <a:blip r:embed="rId9" cstate="print">
+                      <a:extLst>
+                        <a:ext uri="{28A0092B-C50C-407E-A947-70E740481C1C}">
+                          <a14:useLocalDpi xmlns:a14="http://schemas.microsoft.com/office/drawing/2010/main" val="0"/>
+                        </a:ext>
+                      </a:extLst>
+                    </a:blip>
+                    <a:stretch>
+                      <a:fillRect/>
+                    </a:stretch>
+                  </pic:blipFill>
+                  <pic:spPr>
+                    <a:xfrm>
+                      <a:off x="0" y="0"/>
+                      <a:ext cx="5943600" cy="3773805"/>
+                    </a:xfrm>
+                    <a:prstGeom prst="rect">
+                      <a:avLst/>
+                    </a:prstGeom>
+                  </pic:spPr>
+                </pic:pic>
+              </a:graphicData>
+            </a:graphic>
+          </wp:inline>
+        </w:drawing>
+      </w:r>
+    </w:p>
+    <w:p>
+      <w:pPr>
         <w:pStyle w:val="Heading3"/>
         <w:keepNext/>
       </w:pPr>
-      <w:bookmarkStart w:id="22" w:name="_Toc243431559"/>
+      <w:bookmarkStart w:id="21" w:name="_Toc243431559"/>
       <w:r>
         <w:t>3.3.2 State Chart Diagram</w:t>
       </w:r>
-      <w:bookmarkEnd w:id="22"/>
+      <w:bookmarkEnd w:id="21"/>
     </w:p>
     <w:p>
       <w:pPr>
@@ -12534,7 +12738,54 @@
           <w:sz w:val="20"/>
           <w:szCs w:val="20"/>
         </w:rPr>
+        <w:lastRenderedPageBreak/>
         <w:t>[ State chart diagram ]</w:t>
+      </w:r>
+      <w:r>
+        <w:rPr>
+          <w:noProof/>
+        </w:rPr>
+        <w:drawing>
+          <wp:inline distT="0" distB="0" distL="0" distR="0" wp14:anchorId="08836DC5" wp14:editId="7A44EF79">
+            <wp:extent cx="2364740" cy="8470900"/>
+            <wp:effectExtent l="0" t="0" r="0" b="6350"/>
+            <wp:docPr id="6" name="Picture 6"/>
+            <wp:cNvGraphicFramePr>
+              <a:graphicFrameLocks xmlns:a="http://schemas.openxmlformats.org/drawingml/2006/main" noChangeAspect="1"/>
+            </wp:cNvGraphicFramePr>
+            <a:graphic xmlns:a="http://schemas.openxmlformats.org/drawingml/2006/main">
+              <a:graphicData uri="http://schemas.openxmlformats.org/drawingml/2006/picture">
+                <pic:pic xmlns:pic="http://schemas.openxmlformats.org/drawingml/2006/picture">
+                  <pic:nvPicPr>
+                    <pic:cNvPr id="6" name="Picture 6"/>
+                    <pic:cNvPicPr/>
+                  </pic:nvPicPr>
+                  <pic:blipFill>
+                    <a:blip r:embed="rId10" cstate="print">
+                      <a:extLst>
+                        <a:ext uri="{28A0092B-C50C-407E-A947-70E740481C1C}">
+                          <a14:useLocalDpi xmlns:a14="http://schemas.microsoft.com/office/drawing/2010/main" val="0"/>
+                        </a:ext>
+                      </a:extLst>
+                    </a:blip>
+                    <a:stretch>
+                      <a:fillRect/>
+                    </a:stretch>
+                  </pic:blipFill>
+                  <pic:spPr>
+                    <a:xfrm>
+                      <a:off x="0" y="0"/>
+                      <a:ext cx="2364740" cy="8470900"/>
+                    </a:xfrm>
+                    <a:prstGeom prst="rect">
+                      <a:avLst/>
+                    </a:prstGeom>
+                  </pic:spPr>
+                </pic:pic>
+              </a:graphicData>
+            </a:graphic>
+          </wp:inline>
+        </w:drawing>
       </w:r>
     </w:p>
     <w:p>
@@ -12542,11 +12793,12 @@
         <w:pStyle w:val="Heading3"/>
         <w:keepNext/>
       </w:pPr>
-      <w:bookmarkStart w:id="23" w:name="_Toc243431560"/>
+      <w:bookmarkStart w:id="22" w:name="_Toc243431560"/>
       <w:r>
+        <w:lastRenderedPageBreak/>
         <w:t>3.3.3 Class Diagram (Domain Model)</w:t>
       </w:r>
-      <w:bookmarkEnd w:id="23"/>
+      <w:bookmarkEnd w:id="22"/>
     </w:p>
     <w:p>
       <w:pPr>
@@ -12583,6 +12835,11 @@
         </w:pBdr>
         <w:spacing w:before="60" w:after="140"/>
         <w:jc w:val="center"/>
+        <w:rPr>
+          <w:color w:val="1F4E9A"/>
+          <w:sz w:val="20"/>
+          <w:szCs w:val="20"/>
+        </w:rPr>
       </w:pPr>
       <w:r>
         <w:rPr>
@@ -12591,6 +12848,62 @@
           <w:szCs w:val="20"/>
         </w:rPr>
         <w:t>[ Class diagram ]</w:t>
+      </w:r>
+    </w:p>
+    <w:p>
+      <w:pPr>
+        <w:pBdr>
+          <w:top w:val="dashed" w:sz="4" w:space="6" w:color="B7C3D3"/>
+          <w:bottom w:val="dashed" w:sz="4" w:space="6" w:color="B7C3D3"/>
+        </w:pBdr>
+        <w:spacing w:before="60" w:after="140"/>
+        <w:jc w:val="center"/>
+      </w:pPr>
+      <w:r>
+        <w:rPr>
+          <w:noProof/>
+        </w:rPr>
+        <w:drawing>
+          <wp:inline distT="0" distB="0" distL="0" distR="0" wp14:anchorId="759EC839" wp14:editId="457C994D">
+            <wp:extent cx="5943600" cy="6786880"/>
+            <wp:effectExtent l="0" t="0" r="0" b="0"/>
+            <wp:docPr id="7" name="Picture 7"/>
+            <wp:cNvGraphicFramePr>
+              <a:graphicFrameLocks xmlns:a="http://schemas.openxmlformats.org/drawingml/2006/main" noChangeAspect="1"/>
+            </wp:cNvGraphicFramePr>
+            <a:graphic xmlns:a="http://schemas.openxmlformats.org/drawingml/2006/main">
+              <a:graphicData uri="http://schemas.openxmlformats.org/drawingml/2006/picture">
+                <pic:pic xmlns:pic="http://schemas.openxmlformats.org/drawingml/2006/picture">
+                  <pic:nvPicPr>
+                    <pic:cNvPr id="7" name="Picture 7"/>
+                    <pic:cNvPicPr/>
+                  </pic:nvPicPr>
+                  <pic:blipFill>
+                    <a:blip r:embed="rId11" cstate="print">
+                      <a:extLst>
+                        <a:ext uri="{28A0092B-C50C-407E-A947-70E740481C1C}">
+                          <a14:useLocalDpi xmlns:a14="http://schemas.microsoft.com/office/drawing/2010/main" val="0"/>
+                        </a:ext>
+                      </a:extLst>
+                    </a:blip>
+                    <a:stretch>
+                      <a:fillRect/>
+                    </a:stretch>
+                  </pic:blipFill>
+                  <pic:spPr>
+                    <a:xfrm>
+                      <a:off x="0" y="0"/>
+                      <a:ext cx="5943600" cy="6786880"/>
+                    </a:xfrm>
+                    <a:prstGeom prst="rect">
+                      <a:avLst/>
+                    </a:prstGeom>
+                  </pic:spPr>
+                </pic:pic>
+              </a:graphicData>
+            </a:graphic>
+          </wp:inline>
+        </w:drawing>
       </w:r>
     </w:p>
     <w:tbl>
@@ -12611,10 +12924,10 @@
         <w:tblLook w:val="04A0" w:firstRow="1" w:lastRow="0" w:firstColumn="1" w:lastColumn="0" w:noHBand="0" w:noVBand="1"/>
       </w:tblPr>
       <w:tblGrid>
-        <w:gridCol w:w="2000"/>
-        <w:gridCol w:w="3000"/>
-        <w:gridCol w:w="2500"/>
-        <w:gridCol w:w="1860"/>
+        <w:gridCol w:w="2462"/>
+        <w:gridCol w:w="2481"/>
+        <w:gridCol w:w="2656"/>
+        <w:gridCol w:w="3081"/>
       </w:tblGrid>
       <w:tr>
         <w:trPr>
@@ -12650,6 +12963,7 @@
                 <w:sz w:val="19"/>
                 <w:szCs w:val="19"/>
               </w:rPr>
+              <w:lastRenderedPageBreak/>
               <w:t>Class</w:t>
             </w:r>
           </w:p>
@@ -12780,10 +13094,9 @@
             </w:pPr>
             <w:r>
               <w:rPr>
-                <w:sz w:val="19"/>
-                <w:szCs w:val="19"/>
-              </w:rPr>
-              <w:t>[ ]</w:t>
+                <w:rStyle w:val="Strong"/>
+              </w:rPr>
+              <w:t>Station</w:t>
             </w:r>
           </w:p>
         </w:tc>
@@ -12809,10 +13122,50 @@
             </w:pPr>
             <w:r>
               <w:rPr>
-                <w:sz w:val="19"/>
-                <w:szCs w:val="19"/>
-              </w:rPr>
-              <w:t>[ ]</w:t>
+                <w:rStyle w:val="HTMLCode"/>
+                <w:rFonts w:eastAsia="Calibri"/>
+              </w:rPr>
+              <w:t>int StationId</w:t>
+            </w:r>
+            <w:r>
+              <w:t xml:space="preserve">, </w:t>
+            </w:r>
+            <w:r>
+              <w:rPr>
+                <w:rStyle w:val="HTMLCode"/>
+                <w:rFonts w:eastAsia="Calibri"/>
+              </w:rPr>
+              <w:t>string StationName</w:t>
+            </w:r>
+            <w:r>
+              <w:t xml:space="preserve">, </w:t>
+            </w:r>
+            <w:r>
+              <w:rPr>
+                <w:rStyle w:val="HTMLCode"/>
+                <w:rFonts w:eastAsia="Calibri"/>
+              </w:rPr>
+              <w:t>string LineName</w:t>
+            </w:r>
+            <w:r>
+              <w:t xml:space="preserve">, </w:t>
+            </w:r>
+            <w:r>
+              <w:rPr>
+                <w:rStyle w:val="HTMLCode"/>
+                <w:rFonts w:eastAsia="Calibri"/>
+              </w:rPr>
+              <w:t>decimal BaseFare</w:t>
+            </w:r>
+            <w:r>
+              <w:t xml:space="preserve">, </w:t>
+            </w:r>
+            <w:r>
+              <w:rPr>
+                <w:rStyle w:val="HTMLCode"/>
+                <w:rFonts w:eastAsia="Calibri"/>
+              </w:rPr>
+              <w:t>bool IsActive</w:t>
             </w:r>
           </w:p>
         </w:tc>
@@ -12838,10 +13191,9 @@
             </w:pPr>
             <w:r>
               <w:rPr>
-                <w:sz w:val="19"/>
-                <w:szCs w:val="19"/>
-              </w:rPr>
-              <w:t>[ ]</w:t>
+                <w:rStyle w:val="Emphasis"/>
+              </w:rPr>
+              <w:t>(DTO / Data Entity)</w:t>
             </w:r>
           </w:p>
         </w:tc>
@@ -12867,10 +13219,32 @@
             </w:pPr>
             <w:r>
               <w:rPr>
-                <w:sz w:val="19"/>
-                <w:szCs w:val="19"/>
-              </w:rPr>
-              <w:t>[ ]</w:t>
+                <w:rStyle w:val="mord"/>
+              </w:rPr>
+              <w:t>1</w:t>
+            </w:r>
+            <w:r>
+              <w:rPr>
+                <w:rStyle w:val="mbin"/>
+              </w:rPr>
+              <w:t>−</w:t>
+            </w:r>
+            <w:r>
+              <w:rPr>
+                <w:rStyle w:val="mord"/>
+                <w:rFonts w:ascii="Cambria Math" w:hAnsi="Cambria Math" w:cs="Cambria Math"/>
+              </w:rPr>
+              <w:t>∗</w:t>
+            </w:r>
+            <w:r>
+              <w:t xml:space="preserve"> với </w:t>
+            </w:r>
+            <w:r>
+              <w:rPr>
+                <w:rStyle w:val="HTMLCode"/>
+                <w:rFonts w:eastAsia="Calibri"/>
+              </w:rPr>
+              <w:t>Ticket</w:t>
             </w:r>
           </w:p>
         </w:tc>
@@ -12901,10 +13275,9 @@
             </w:pPr>
             <w:r>
               <w:rPr>
-                <w:sz w:val="19"/>
-                <w:szCs w:val="19"/>
-              </w:rPr>
-              <w:t>[ ]</w:t>
+                <w:rStyle w:val="Strong"/>
+              </w:rPr>
+              <w:t>Ticket</w:t>
             </w:r>
           </w:p>
         </w:tc>
@@ -12930,10 +13303,50 @@
             </w:pPr>
             <w:r>
               <w:rPr>
-                <w:sz w:val="19"/>
-                <w:szCs w:val="19"/>
-              </w:rPr>
-              <w:t>[ ]</w:t>
+                <w:rStyle w:val="HTMLCode"/>
+                <w:rFonts w:eastAsia="Calibri"/>
+              </w:rPr>
+              <w:t>string TicketId</w:t>
+            </w:r>
+            <w:r>
+              <w:t xml:space="preserve">, </w:t>
+            </w:r>
+            <w:r>
+              <w:rPr>
+                <w:rStyle w:val="HTMLCode"/>
+                <w:rFonts w:eastAsia="Calibri"/>
+              </w:rPr>
+              <w:t>string Barcode</w:t>
+            </w:r>
+            <w:r>
+              <w:t xml:space="preserve">, </w:t>
+            </w:r>
+            <w:r>
+              <w:rPr>
+                <w:rStyle w:val="HTMLCode"/>
+                <w:rFonts w:eastAsia="Calibri"/>
+              </w:rPr>
+              <w:t>DateTime IssueTime</w:t>
+            </w:r>
+            <w:r>
+              <w:t xml:space="preserve">, </w:t>
+            </w:r>
+            <w:r>
+              <w:rPr>
+                <w:rStyle w:val="HTMLCode"/>
+                <w:rFonts w:eastAsia="Calibri"/>
+              </w:rPr>
+              <w:t>decimal Price</w:t>
+            </w:r>
+            <w:r>
+              <w:t xml:space="preserve">, </w:t>
+            </w:r>
+            <w:r>
+              <w:rPr>
+                <w:rStyle w:val="HTMLCode"/>
+                <w:rFonts w:eastAsia="Calibri"/>
+              </w:rPr>
+              <w:t>TicketStatus Status</w:t>
             </w:r>
           </w:p>
         </w:tc>
@@ -12959,10 +13372,20 @@
             </w:pPr>
             <w:r>
               <w:rPr>
-                <w:sz w:val="19"/>
-                <w:szCs w:val="19"/>
-              </w:rPr>
-              <w:t>[ ]</w:t>
+                <w:rStyle w:val="HTMLCode"/>
+                <w:rFonts w:eastAsia="Calibri"/>
+              </w:rPr>
+              <w:t>+GenerateBarcode()</w:t>
+            </w:r>
+            <w:r>
+              <w:t xml:space="preserve">, </w:t>
+            </w:r>
+            <w:r>
+              <w:rPr>
+                <w:rStyle w:val="HTMLCode"/>
+                <w:rFonts w:eastAsia="Calibri"/>
+              </w:rPr>
+              <w:t>+MarkAsUsed()</w:t>
             </w:r>
           </w:p>
         </w:tc>
@@ -12987,11 +13410,39 @@
               <w:spacing w:after="40" w:line="252" w:lineRule="auto"/>
             </w:pPr>
             <w:r>
-              <w:rPr>
-                <w:sz w:val="19"/>
-                <w:szCs w:val="19"/>
-              </w:rPr>
-              <w:t>[ ]</w:t>
+              <w:t xml:space="preserve">Thuộc </w:t>
+            </w:r>
+            <w:r>
+              <w:t>1</w:t>
+            </w:r>
+            <w:r>
+              <w:t xml:space="preserve"> </w:t>
+            </w:r>
+            <w:r>
+              <w:rPr>
+                <w:rStyle w:val="HTMLCode"/>
+                <w:rFonts w:eastAsia="Calibri"/>
+              </w:rPr>
+              <w:t>Station</w:t>
+            </w:r>
+            <w:r>
+              <w:t>, liên kết</w:t>
+            </w:r>
+            <w:r>
+              <w:t xml:space="preserve"> </w:t>
+            </w:r>
+            <w:r>
+              <w:rPr>
+                <w:rStyle w:val="katex-mathml"/>
+              </w:rPr>
+              <w:t>1</w:t>
+            </w:r>
+            <w:r>
+              <w:rPr>
+                <w:rStyle w:val="HTMLCode"/>
+                <w:rFonts w:eastAsia="Calibri"/>
+              </w:rPr>
+              <w:t>PaymentTransaction</w:t>
             </w:r>
           </w:p>
         </w:tc>
@@ -12999,6 +13450,7 @@
       <w:tr>
         <w:trPr>
           <w:cantSplit/>
+          <w:trHeight w:val="19"/>
         </w:trPr>
         <w:tc>
           <w:tcPr>
@@ -13022,10 +13474,18 @@
             </w:pPr>
             <w:r>
               <w:rPr>
-                <w:sz w:val="19"/>
-                <w:szCs w:val="19"/>
-              </w:rPr>
-              <w:t>…</w:t>
+                <w:rStyle w:val="Strong"/>
+              </w:rPr>
+              <w:t>PaymentTransaction</w:t>
+            </w:r>
+            <w:r>
+              <w:t xml:space="preserve"> </w:t>
+            </w:r>
+            <w:r>
+              <w:rPr>
+                <w:rStyle w:val="Emphasis"/>
+              </w:rPr>
+              <w:t>(Abstract)</w:t>
             </w:r>
           </w:p>
         </w:tc>
@@ -13049,6 +13509,43 @@
             <w:pPr>
               <w:spacing w:after="40" w:line="252" w:lineRule="auto"/>
             </w:pPr>
+            <w:r>
+              <w:rPr>
+                <w:rStyle w:val="HTMLCode"/>
+                <w:rFonts w:eastAsia="Calibri"/>
+              </w:rPr>
+              <w:t>string TransactionId</w:t>
+            </w:r>
+            <w:r>
+              <w:t xml:space="preserve">, </w:t>
+            </w:r>
+            <w:r>
+              <w:rPr>
+                <w:rStyle w:val="HTMLCode"/>
+                <w:rFonts w:eastAsia="Calibri"/>
+              </w:rPr>
+              <w:t>decimal Amount</w:t>
+            </w:r>
+            <w:r>
+              <w:t xml:space="preserve">, </w:t>
+            </w:r>
+            <w:r>
+              <w:rPr>
+                <w:rStyle w:val="HTMLCode"/>
+                <w:rFonts w:eastAsia="Calibri"/>
+              </w:rPr>
+              <w:t>DateTime Timestamp</w:t>
+            </w:r>
+            <w:r>
+              <w:t xml:space="preserve">, </w:t>
+            </w:r>
+            <w:r>
+              <w:rPr>
+                <w:rStyle w:val="HTMLCode"/>
+                <w:rFonts w:eastAsia="Calibri"/>
+              </w:rPr>
+              <w:t>TransactionStatus Status</w:t>
+            </w:r>
           </w:p>
         </w:tc>
         <w:tc>
@@ -13071,6 +13568,23 @@
             <w:pPr>
               <w:spacing w:after="40" w:line="252" w:lineRule="auto"/>
             </w:pPr>
+            <w:r>
+              <w:rPr>
+                <w:rStyle w:val="HTMLCode"/>
+                <w:rFonts w:eastAsia="Calibri"/>
+              </w:rPr>
+              <w:t>+{abstract} Process()</w:t>
+            </w:r>
+            <w:r>
+              <w:t xml:space="preserve">, </w:t>
+            </w:r>
+            <w:r>
+              <w:rPr>
+                <w:rStyle w:val="HTMLCode"/>
+                <w:rFonts w:eastAsia="Calibri"/>
+              </w:rPr>
+              <w:t>+{abstract} Refund()</w:t>
+            </w:r>
           </w:p>
         </w:tc>
         <w:tc>
@@ -13093,6 +13607,907 @@
             <w:pPr>
               <w:spacing w:after="40" w:line="252" w:lineRule="auto"/>
             </w:pPr>
+            <w:r>
+              <w:t xml:space="preserve">Lớp cha kế thừa bởi </w:t>
+            </w:r>
+            <w:r>
+              <w:rPr>
+                <w:rStyle w:val="HTMLCode"/>
+                <w:rFonts w:eastAsia="Calibri"/>
+              </w:rPr>
+              <w:t>CreditCardTransaction</w:t>
+            </w:r>
+            <w:r>
+              <w:t xml:space="preserve"> &amp; </w:t>
+            </w:r>
+            <w:r>
+              <w:rPr>
+                <w:rStyle w:val="HTMLCode"/>
+                <w:rFonts w:eastAsia="Calibri"/>
+              </w:rPr>
+              <w:t>DigitalWalletTransaction</w:t>
+            </w:r>
+          </w:p>
+        </w:tc>
+      </w:tr>
+      <w:tr>
+        <w:trPr>
+          <w:cantSplit/>
+          <w:trHeight w:val="19"/>
+        </w:trPr>
+        <w:tc>
+          <w:tcPr>
+            <w:tcW w:w="2000" w:type="dxa"/>
+            <w:tcBorders>
+              <w:top w:val="single" w:sz="4" w:space="0" w:color="B7C3D3"/>
+              <w:left w:val="single" w:sz="4" w:space="0" w:color="B7C3D3"/>
+              <w:bottom w:val="single" w:sz="4" w:space="0" w:color="B7C3D3"/>
+              <w:right w:val="single" w:sz="4" w:space="0" w:color="B7C3D3"/>
+            </w:tcBorders>
+            <w:tcMar>
+              <w:top w:w="60" w:type="dxa"/>
+              <w:left w:w="100" w:type="dxa"/>
+              <w:bottom w:w="60" w:type="dxa"/>
+              <w:right w:w="100" w:type="dxa"/>
+            </w:tcMar>
+          </w:tcPr>
+          <w:p>
+            <w:pPr>
+              <w:spacing w:after="40" w:line="252" w:lineRule="auto"/>
+              <w:rPr>
+                <w:rStyle w:val="Strong"/>
+              </w:rPr>
+            </w:pPr>
+            <w:r>
+              <w:rPr>
+                <w:rStyle w:val="Strong"/>
+              </w:rPr>
+              <w:t>CreditCardTransaction</w:t>
+            </w:r>
+          </w:p>
+        </w:tc>
+        <w:tc>
+          <w:tcPr>
+            <w:tcW w:w="3000" w:type="dxa"/>
+            <w:tcBorders>
+              <w:top w:val="single" w:sz="4" w:space="0" w:color="B7C3D3"/>
+              <w:left w:val="single" w:sz="4" w:space="0" w:color="B7C3D3"/>
+              <w:bottom w:val="single" w:sz="4" w:space="0" w:color="B7C3D3"/>
+              <w:right w:val="single" w:sz="4" w:space="0" w:color="B7C3D3"/>
+            </w:tcBorders>
+            <w:tcMar>
+              <w:top w:w="60" w:type="dxa"/>
+              <w:left w:w="100" w:type="dxa"/>
+              <w:bottom w:w="60" w:type="dxa"/>
+              <w:right w:w="100" w:type="dxa"/>
+            </w:tcMar>
+          </w:tcPr>
+          <w:p>
+            <w:pPr>
+              <w:spacing w:after="40" w:line="252" w:lineRule="auto"/>
+              <w:rPr>
+                <w:rStyle w:val="HTMLCode"/>
+                <w:rFonts w:eastAsia="Calibri"/>
+              </w:rPr>
+            </w:pPr>
+            <w:r>
+              <w:rPr>
+                <w:rStyle w:val="HTMLCode"/>
+                <w:rFonts w:eastAsia="Calibri"/>
+              </w:rPr>
+              <w:t>string MaskedCardNumber</w:t>
+            </w:r>
+            <w:r>
+              <w:t xml:space="preserve">, </w:t>
+            </w:r>
+            <w:r>
+              <w:rPr>
+                <w:rStyle w:val="HTMLCode"/>
+                <w:rFonts w:eastAsia="Calibri"/>
+              </w:rPr>
+              <w:t>string CardHolderName</w:t>
+            </w:r>
+            <w:r>
+              <w:t xml:space="preserve">, </w:t>
+            </w:r>
+            <w:r>
+              <w:rPr>
+                <w:rStyle w:val="HTMLCode"/>
+                <w:rFonts w:eastAsia="Calibri"/>
+              </w:rPr>
+              <w:t>BankApprovalCode</w:t>
+            </w:r>
+          </w:p>
+        </w:tc>
+        <w:tc>
+          <w:tcPr>
+            <w:tcW w:w="2500" w:type="dxa"/>
+            <w:tcBorders>
+              <w:top w:val="single" w:sz="4" w:space="0" w:color="B7C3D3"/>
+              <w:left w:val="single" w:sz="4" w:space="0" w:color="B7C3D3"/>
+              <w:bottom w:val="single" w:sz="4" w:space="0" w:color="B7C3D3"/>
+              <w:right w:val="single" w:sz="4" w:space="0" w:color="B7C3D3"/>
+            </w:tcBorders>
+            <w:tcMar>
+              <w:top w:w="60" w:type="dxa"/>
+              <w:left w:w="100" w:type="dxa"/>
+              <w:bottom w:w="60" w:type="dxa"/>
+              <w:right w:w="100" w:type="dxa"/>
+            </w:tcMar>
+          </w:tcPr>
+          <w:p>
+            <w:pPr>
+              <w:spacing w:after="40" w:line="252" w:lineRule="auto"/>
+              <w:rPr>
+                <w:rStyle w:val="HTMLCode"/>
+                <w:rFonts w:eastAsia="Calibri"/>
+              </w:rPr>
+            </w:pPr>
+            <w:r>
+              <w:rPr>
+                <w:rStyle w:val="HTMLCode"/>
+                <w:rFonts w:eastAsia="Calibri"/>
+              </w:rPr>
+              <w:t>+Process()</w:t>
+            </w:r>
+            <w:r>
+              <w:t xml:space="preserve">, </w:t>
+            </w:r>
+            <w:r>
+              <w:rPr>
+                <w:rStyle w:val="HTMLCode"/>
+                <w:rFonts w:eastAsia="Calibri"/>
+              </w:rPr>
+              <w:t>+Refund()</w:t>
+            </w:r>
+          </w:p>
+          <w:p>
+            <w:pPr>
+              <w:rPr>
+                <w:rFonts w:ascii="Courier New" w:hAnsi="Courier New" w:cs="Courier New"/>
+                <w:sz w:val="20"/>
+                <w:szCs w:val="20"/>
+              </w:rPr>
+            </w:pPr>
+          </w:p>
+        </w:tc>
+        <w:tc>
+          <w:tcPr>
+            <w:tcW w:w="1860" w:type="dxa"/>
+            <w:tcBorders>
+              <w:top w:val="single" w:sz="4" w:space="0" w:color="B7C3D3"/>
+              <w:left w:val="single" w:sz="4" w:space="0" w:color="B7C3D3"/>
+              <w:bottom w:val="single" w:sz="4" w:space="0" w:color="B7C3D3"/>
+              <w:right w:val="single" w:sz="4" w:space="0" w:color="B7C3D3"/>
+            </w:tcBorders>
+            <w:tcMar>
+              <w:top w:w="60" w:type="dxa"/>
+              <w:left w:w="100" w:type="dxa"/>
+              <w:bottom w:w="60" w:type="dxa"/>
+              <w:right w:w="100" w:type="dxa"/>
+            </w:tcMar>
+          </w:tcPr>
+          <w:p>
+            <w:pPr>
+              <w:spacing w:after="40" w:line="252" w:lineRule="auto"/>
+            </w:pPr>
+            <w:r>
+              <w:t xml:space="preserve">Kế thừa từ </w:t>
+            </w:r>
+            <w:r>
+              <w:rPr>
+                <w:rStyle w:val="HTMLCode"/>
+                <w:rFonts w:eastAsia="Calibri"/>
+              </w:rPr>
+              <w:t>PaymentTransaction</w:t>
+            </w:r>
+          </w:p>
+        </w:tc>
+      </w:tr>
+      <w:tr>
+        <w:trPr>
+          <w:cantSplit/>
+          <w:trHeight w:val="19"/>
+        </w:trPr>
+        <w:tc>
+          <w:tcPr>
+            <w:tcW w:w="2000" w:type="dxa"/>
+            <w:tcBorders>
+              <w:top w:val="single" w:sz="4" w:space="0" w:color="B7C3D3"/>
+              <w:left w:val="single" w:sz="4" w:space="0" w:color="B7C3D3"/>
+              <w:bottom w:val="single" w:sz="4" w:space="0" w:color="B7C3D3"/>
+              <w:right w:val="single" w:sz="4" w:space="0" w:color="B7C3D3"/>
+            </w:tcBorders>
+            <w:tcMar>
+              <w:top w:w="60" w:type="dxa"/>
+              <w:left w:w="100" w:type="dxa"/>
+              <w:bottom w:w="60" w:type="dxa"/>
+              <w:right w:w="100" w:type="dxa"/>
+            </w:tcMar>
+          </w:tcPr>
+          <w:p>
+            <w:pPr>
+              <w:spacing w:after="40" w:line="252" w:lineRule="auto"/>
+              <w:rPr>
+                <w:rStyle w:val="Strong"/>
+              </w:rPr>
+            </w:pPr>
+            <w:r>
+              <w:rPr>
+                <w:rStyle w:val="Strong"/>
+              </w:rPr>
+              <w:t>DigitalWalletTransaction</w:t>
+            </w:r>
+          </w:p>
+        </w:tc>
+        <w:tc>
+          <w:tcPr>
+            <w:tcW w:w="3000" w:type="dxa"/>
+            <w:tcBorders>
+              <w:top w:val="single" w:sz="4" w:space="0" w:color="B7C3D3"/>
+              <w:left w:val="single" w:sz="4" w:space="0" w:color="B7C3D3"/>
+              <w:bottom w:val="single" w:sz="4" w:space="0" w:color="B7C3D3"/>
+              <w:right w:val="single" w:sz="4" w:space="0" w:color="B7C3D3"/>
+            </w:tcBorders>
+            <w:tcMar>
+              <w:top w:w="60" w:type="dxa"/>
+              <w:left w:w="100" w:type="dxa"/>
+              <w:bottom w:w="60" w:type="dxa"/>
+              <w:right w:w="100" w:type="dxa"/>
+            </w:tcMar>
+          </w:tcPr>
+          <w:p>
+            <w:pPr>
+              <w:spacing w:after="40" w:line="252" w:lineRule="auto"/>
+              <w:rPr>
+                <w:rStyle w:val="HTMLCode"/>
+                <w:rFonts w:eastAsia="Calibri"/>
+              </w:rPr>
+            </w:pPr>
+            <w:r>
+              <w:rPr>
+                <w:rStyle w:val="HTMLCode"/>
+                <w:rFonts w:eastAsia="Calibri"/>
+              </w:rPr>
+              <w:t>string WalletProvider</w:t>
+            </w:r>
+            <w:r>
+              <w:t xml:space="preserve">, </w:t>
+            </w:r>
+            <w:r>
+              <w:rPr>
+                <w:rStyle w:val="HTMLCode"/>
+                <w:rFonts w:eastAsia="Calibri"/>
+              </w:rPr>
+              <w:t>string QRCodeData</w:t>
+            </w:r>
+            <w:r>
+              <w:t xml:space="preserve">, </w:t>
+            </w:r>
+            <w:r>
+              <w:rPr>
+                <w:rStyle w:val="HTMLCode"/>
+                <w:rFonts w:eastAsia="Calibri"/>
+              </w:rPr>
+              <w:t>GatewayReferenceId</w:t>
+            </w:r>
+          </w:p>
+        </w:tc>
+        <w:tc>
+          <w:tcPr>
+            <w:tcW w:w="2500" w:type="dxa"/>
+            <w:tcBorders>
+              <w:top w:val="single" w:sz="4" w:space="0" w:color="B7C3D3"/>
+              <w:left w:val="single" w:sz="4" w:space="0" w:color="B7C3D3"/>
+              <w:bottom w:val="single" w:sz="4" w:space="0" w:color="B7C3D3"/>
+              <w:right w:val="single" w:sz="4" w:space="0" w:color="B7C3D3"/>
+            </w:tcBorders>
+            <w:tcMar>
+              <w:top w:w="60" w:type="dxa"/>
+              <w:left w:w="100" w:type="dxa"/>
+              <w:bottom w:w="60" w:type="dxa"/>
+              <w:right w:w="100" w:type="dxa"/>
+            </w:tcMar>
+          </w:tcPr>
+          <w:p>
+            <w:pPr>
+              <w:spacing w:after="40" w:line="252" w:lineRule="auto"/>
+              <w:rPr>
+                <w:rStyle w:val="HTMLCode"/>
+                <w:rFonts w:eastAsia="Calibri"/>
+              </w:rPr>
+            </w:pPr>
+            <w:r>
+              <w:rPr>
+                <w:rStyle w:val="HTMLCode"/>
+                <w:rFonts w:eastAsia="Calibri"/>
+              </w:rPr>
+              <w:t>+Process()</w:t>
+            </w:r>
+            <w:r>
+              <w:t xml:space="preserve">, </w:t>
+            </w:r>
+            <w:r>
+              <w:rPr>
+                <w:rStyle w:val="HTMLCode"/>
+                <w:rFonts w:eastAsia="Calibri"/>
+              </w:rPr>
+              <w:t>+Refund()</w:t>
+            </w:r>
+            <w:r>
+              <w:t xml:space="preserve">, </w:t>
+            </w:r>
+            <w:r>
+              <w:rPr>
+                <w:rStyle w:val="HTMLCode"/>
+                <w:rFonts w:eastAsia="Calibri"/>
+              </w:rPr>
+              <w:t>+PollPaymentStatus()</w:t>
+            </w:r>
+          </w:p>
+        </w:tc>
+        <w:tc>
+          <w:tcPr>
+            <w:tcW w:w="1860" w:type="dxa"/>
+            <w:tcBorders>
+              <w:top w:val="single" w:sz="4" w:space="0" w:color="B7C3D3"/>
+              <w:left w:val="single" w:sz="4" w:space="0" w:color="B7C3D3"/>
+              <w:bottom w:val="single" w:sz="4" w:space="0" w:color="B7C3D3"/>
+              <w:right w:val="single" w:sz="4" w:space="0" w:color="B7C3D3"/>
+            </w:tcBorders>
+            <w:tcMar>
+              <w:top w:w="60" w:type="dxa"/>
+              <w:left w:w="100" w:type="dxa"/>
+              <w:bottom w:w="60" w:type="dxa"/>
+              <w:right w:w="100" w:type="dxa"/>
+            </w:tcMar>
+          </w:tcPr>
+          <w:p>
+            <w:pPr>
+              <w:spacing w:after="40" w:line="252" w:lineRule="auto"/>
+            </w:pPr>
+            <w:r>
+              <w:t xml:space="preserve">Kế thừa từ </w:t>
+            </w:r>
+            <w:r>
+              <w:rPr>
+                <w:rStyle w:val="HTMLCode"/>
+                <w:rFonts w:eastAsia="Calibri"/>
+              </w:rPr>
+              <w:t>PaymentTransaction</w:t>
+            </w:r>
+            <w:r>
+              <w:t xml:space="preserve">, thực thi </w:t>
+            </w:r>
+            <w:r>
+              <w:rPr>
+                <w:rStyle w:val="HTMLCode"/>
+                <w:rFonts w:eastAsia="Calibri"/>
+              </w:rPr>
+              <w:t>IPaymentGatewayAdapter</w:t>
+            </w:r>
+          </w:p>
+        </w:tc>
+      </w:tr>
+      <w:tr>
+        <w:trPr>
+          <w:cantSplit/>
+          <w:trHeight w:val="19"/>
+        </w:trPr>
+        <w:tc>
+          <w:tcPr>
+            <w:tcW w:w="2000" w:type="dxa"/>
+            <w:tcBorders>
+              <w:top w:val="single" w:sz="4" w:space="0" w:color="B7C3D3"/>
+              <w:left w:val="single" w:sz="4" w:space="0" w:color="B7C3D3"/>
+              <w:bottom w:val="single" w:sz="4" w:space="0" w:color="B7C3D3"/>
+              <w:right w:val="single" w:sz="4" w:space="0" w:color="B7C3D3"/>
+            </w:tcBorders>
+            <w:tcMar>
+              <w:top w:w="60" w:type="dxa"/>
+              <w:left w:w="100" w:type="dxa"/>
+              <w:bottom w:w="60" w:type="dxa"/>
+              <w:right w:w="100" w:type="dxa"/>
+            </w:tcMar>
+          </w:tcPr>
+          <w:p>
+            <w:pPr>
+              <w:spacing w:after="40" w:line="252" w:lineRule="auto"/>
+              <w:jc w:val="center"/>
+              <w:rPr>
+                <w:rStyle w:val="Strong"/>
+              </w:rPr>
+            </w:pPr>
+            <w:r>
+              <w:rPr>
+                <w:rStyle w:val="Strong"/>
+              </w:rPr>
+              <w:t>TVMController</w:t>
+            </w:r>
+          </w:p>
+        </w:tc>
+        <w:tc>
+          <w:tcPr>
+            <w:tcW w:w="3000" w:type="dxa"/>
+            <w:tcBorders>
+              <w:top w:val="single" w:sz="4" w:space="0" w:color="B7C3D3"/>
+              <w:left w:val="single" w:sz="4" w:space="0" w:color="B7C3D3"/>
+              <w:bottom w:val="single" w:sz="4" w:space="0" w:color="B7C3D3"/>
+              <w:right w:val="single" w:sz="4" w:space="0" w:color="B7C3D3"/>
+            </w:tcBorders>
+            <w:tcMar>
+              <w:top w:w="60" w:type="dxa"/>
+              <w:left w:w="100" w:type="dxa"/>
+              <w:bottom w:w="60" w:type="dxa"/>
+              <w:right w:w="100" w:type="dxa"/>
+            </w:tcMar>
+          </w:tcPr>
+          <w:p>
+            <w:pPr>
+              <w:spacing w:after="40" w:line="252" w:lineRule="auto"/>
+              <w:rPr>
+                <w:rStyle w:val="HTMLCode"/>
+                <w:rFonts w:eastAsia="Calibri"/>
+              </w:rPr>
+            </w:pPr>
+            <w:r>
+              <w:rPr>
+                <w:rStyle w:val="HTMLCode"/>
+                <w:rFonts w:eastAsia="Calibri"/>
+              </w:rPr>
+              <w:t>string MachineId</w:t>
+            </w:r>
+            <w:r>
+              <w:t xml:space="preserve">, </w:t>
+            </w:r>
+            <w:r>
+              <w:rPr>
+                <w:rStyle w:val="HTMLCode"/>
+                <w:rFonts w:eastAsia="Calibri"/>
+              </w:rPr>
+              <w:t>string Location</w:t>
+            </w:r>
+            <w:r>
+              <w:t xml:space="preserve">, </w:t>
+            </w:r>
+            <w:r>
+              <w:rPr>
+                <w:rStyle w:val="HTMLCode"/>
+                <w:rFonts w:eastAsia="Calibri"/>
+              </w:rPr>
+              <w:t>bool IsInService</w:t>
+            </w:r>
+          </w:p>
+        </w:tc>
+        <w:tc>
+          <w:tcPr>
+            <w:tcW w:w="2500" w:type="dxa"/>
+            <w:tcBorders>
+              <w:top w:val="single" w:sz="4" w:space="0" w:color="B7C3D3"/>
+              <w:left w:val="single" w:sz="4" w:space="0" w:color="B7C3D3"/>
+              <w:bottom w:val="single" w:sz="4" w:space="0" w:color="B7C3D3"/>
+              <w:right w:val="single" w:sz="4" w:space="0" w:color="B7C3D3"/>
+            </w:tcBorders>
+            <w:tcMar>
+              <w:top w:w="60" w:type="dxa"/>
+              <w:left w:w="100" w:type="dxa"/>
+              <w:bottom w:w="60" w:type="dxa"/>
+              <w:right w:w="100" w:type="dxa"/>
+            </w:tcMar>
+          </w:tcPr>
+          <w:p>
+            <w:pPr>
+              <w:spacing w:after="40" w:line="252" w:lineRule="auto"/>
+              <w:rPr>
+                <w:rStyle w:val="HTMLCode"/>
+                <w:rFonts w:eastAsia="Calibri"/>
+              </w:rPr>
+            </w:pPr>
+            <w:r>
+              <w:rPr>
+                <w:rStyle w:val="HTMLCode"/>
+                <w:rFonts w:eastAsia="Calibri"/>
+              </w:rPr>
+              <w:t>+InitSession()</w:t>
+            </w:r>
+            <w:r>
+              <w:t xml:space="preserve">, </w:t>
+            </w:r>
+            <w:r>
+              <w:rPr>
+                <w:rStyle w:val="HTMLCode"/>
+                <w:rFonts w:eastAsia="Calibri"/>
+              </w:rPr>
+              <w:t>+SelectDestination()</w:t>
+            </w:r>
+            <w:r>
+              <w:t xml:space="preserve">, </w:t>
+            </w:r>
+            <w:r>
+              <w:rPr>
+                <w:rStyle w:val="HTMLCode"/>
+                <w:rFonts w:eastAsia="Calibri"/>
+              </w:rPr>
+              <w:t>+HandlePayment()</w:t>
+            </w:r>
+            <w:r>
+              <w:t xml:space="preserve">, </w:t>
+            </w:r>
+            <w:r>
+              <w:rPr>
+                <w:rStyle w:val="HTMLCode"/>
+                <w:rFonts w:eastAsia="Calibri"/>
+              </w:rPr>
+              <w:t>+IssueTicket()</w:t>
+            </w:r>
+            <w:r>
+              <w:t xml:space="preserve">, </w:t>
+            </w:r>
+            <w:r>
+              <w:rPr>
+                <w:rStyle w:val="HTMLCode"/>
+                <w:rFonts w:eastAsia="Calibri"/>
+              </w:rPr>
+              <w:t>+CancelSession()</w:t>
+            </w:r>
+          </w:p>
+        </w:tc>
+        <w:tc>
+          <w:tcPr>
+            <w:tcW w:w="1860" w:type="dxa"/>
+            <w:tcBorders>
+              <w:top w:val="single" w:sz="4" w:space="0" w:color="B7C3D3"/>
+              <w:left w:val="single" w:sz="4" w:space="0" w:color="B7C3D3"/>
+              <w:bottom w:val="single" w:sz="4" w:space="0" w:color="B7C3D3"/>
+              <w:right w:val="single" w:sz="4" w:space="0" w:color="B7C3D3"/>
+            </w:tcBorders>
+            <w:tcMar>
+              <w:top w:w="60" w:type="dxa"/>
+              <w:left w:w="100" w:type="dxa"/>
+              <w:bottom w:w="60" w:type="dxa"/>
+              <w:right w:w="100" w:type="dxa"/>
+            </w:tcMar>
+          </w:tcPr>
+          <w:p>
+            <w:pPr>
+              <w:spacing w:after="40" w:line="252" w:lineRule="auto"/>
+            </w:pPr>
+            <w:r>
+              <w:t xml:space="preserve">Điều khiển </w:t>
+            </w:r>
+            <w:r>
+              <w:rPr>
+                <w:rStyle w:val="HTMLCode"/>
+                <w:rFonts w:eastAsia="Calibri"/>
+              </w:rPr>
+              <w:t>BarcodePrinter</w:t>
+            </w:r>
+            <w:r>
+              <w:t xml:space="preserve">, </w:t>
+            </w:r>
+            <w:r>
+              <w:rPr>
+                <w:rStyle w:val="HTMLCode"/>
+                <w:rFonts w:eastAsia="Calibri"/>
+              </w:rPr>
+              <w:t>CardReader</w:t>
+            </w:r>
+            <w:r>
+              <w:t xml:space="preserve">, quản lý </w:t>
+            </w:r>
+            <w:r>
+              <w:rPr>
+                <w:rStyle w:val="HTMLCode"/>
+                <w:rFonts w:eastAsia="Calibri"/>
+              </w:rPr>
+              <w:t>Ticket</w:t>
+            </w:r>
+          </w:p>
+        </w:tc>
+      </w:tr>
+      <w:tr>
+        <w:trPr>
+          <w:cantSplit/>
+          <w:trHeight w:val="19"/>
+        </w:trPr>
+        <w:tc>
+          <w:tcPr>
+            <w:tcW w:w="2000" w:type="dxa"/>
+            <w:tcBorders>
+              <w:top w:val="single" w:sz="4" w:space="0" w:color="B7C3D3"/>
+              <w:left w:val="single" w:sz="4" w:space="0" w:color="B7C3D3"/>
+              <w:bottom w:val="single" w:sz="4" w:space="0" w:color="B7C3D3"/>
+              <w:right w:val="single" w:sz="4" w:space="0" w:color="B7C3D3"/>
+            </w:tcBorders>
+            <w:tcMar>
+              <w:top w:w="60" w:type="dxa"/>
+              <w:left w:w="100" w:type="dxa"/>
+              <w:bottom w:w="60" w:type="dxa"/>
+              <w:right w:w="100" w:type="dxa"/>
+            </w:tcMar>
+          </w:tcPr>
+          <w:p>
+            <w:pPr>
+              <w:spacing w:after="40" w:line="252" w:lineRule="auto"/>
+              <w:rPr>
+                <w:rStyle w:val="Strong"/>
+              </w:rPr>
+            </w:pPr>
+            <w:r>
+              <w:rPr>
+                <w:rStyle w:val="Strong"/>
+              </w:rPr>
+              <w:t>BarcodePrinter</w:t>
+            </w:r>
+          </w:p>
+        </w:tc>
+        <w:tc>
+          <w:tcPr>
+            <w:tcW w:w="3000" w:type="dxa"/>
+            <w:tcBorders>
+              <w:top w:val="single" w:sz="4" w:space="0" w:color="B7C3D3"/>
+              <w:left w:val="single" w:sz="4" w:space="0" w:color="B7C3D3"/>
+              <w:bottom w:val="single" w:sz="4" w:space="0" w:color="B7C3D3"/>
+              <w:right w:val="single" w:sz="4" w:space="0" w:color="B7C3D3"/>
+            </w:tcBorders>
+            <w:tcMar>
+              <w:top w:w="60" w:type="dxa"/>
+              <w:left w:w="100" w:type="dxa"/>
+              <w:bottom w:w="60" w:type="dxa"/>
+              <w:right w:w="100" w:type="dxa"/>
+            </w:tcMar>
+          </w:tcPr>
+          <w:p>
+            <w:pPr>
+              <w:spacing w:after="40" w:line="252" w:lineRule="auto"/>
+              <w:rPr>
+                <w:rStyle w:val="HTMLCode"/>
+                <w:rFonts w:eastAsia="Calibri"/>
+              </w:rPr>
+            </w:pPr>
+            <w:r>
+              <w:rPr>
+                <w:rStyle w:val="HTMLCode"/>
+                <w:rFonts w:eastAsia="Calibri"/>
+              </w:rPr>
+              <w:t>string PrinterModel</w:t>
+            </w:r>
+            <w:r>
+              <w:t xml:space="preserve">, </w:t>
+            </w:r>
+            <w:r>
+              <w:rPr>
+                <w:rStyle w:val="HTMLCode"/>
+                <w:rFonts w:eastAsia="Calibri"/>
+              </w:rPr>
+              <w:t>int RemainingPaperUnits</w:t>
+            </w:r>
+          </w:p>
+        </w:tc>
+        <w:tc>
+          <w:tcPr>
+            <w:tcW w:w="2500" w:type="dxa"/>
+            <w:tcBorders>
+              <w:top w:val="single" w:sz="4" w:space="0" w:color="B7C3D3"/>
+              <w:left w:val="single" w:sz="4" w:space="0" w:color="B7C3D3"/>
+              <w:bottom w:val="single" w:sz="4" w:space="0" w:color="B7C3D3"/>
+              <w:right w:val="single" w:sz="4" w:space="0" w:color="B7C3D3"/>
+            </w:tcBorders>
+            <w:tcMar>
+              <w:top w:w="60" w:type="dxa"/>
+              <w:left w:w="100" w:type="dxa"/>
+              <w:bottom w:w="60" w:type="dxa"/>
+              <w:right w:w="100" w:type="dxa"/>
+            </w:tcMar>
+          </w:tcPr>
+          <w:p>
+            <w:pPr>
+              <w:spacing w:after="40" w:line="252" w:lineRule="auto"/>
+              <w:rPr>
+                <w:rStyle w:val="HTMLCode"/>
+                <w:rFonts w:eastAsia="Calibri"/>
+              </w:rPr>
+            </w:pPr>
+            <w:r>
+              <w:rPr>
+                <w:rStyle w:val="HTMLCode"/>
+                <w:rFonts w:eastAsia="Calibri"/>
+              </w:rPr>
+              <w:t>+CheckPaperStatus()</w:t>
+            </w:r>
+            <w:r>
+              <w:t xml:space="preserve">, </w:t>
+            </w:r>
+            <w:r>
+              <w:rPr>
+                <w:rStyle w:val="HTMLCode"/>
+                <w:rFonts w:eastAsia="Calibri"/>
+              </w:rPr>
+              <w:t>+PrintTicket()</w:t>
+            </w:r>
+          </w:p>
+        </w:tc>
+        <w:tc>
+          <w:tcPr>
+            <w:tcW w:w="1860" w:type="dxa"/>
+            <w:tcBorders>
+              <w:top w:val="single" w:sz="4" w:space="0" w:color="B7C3D3"/>
+              <w:left w:val="single" w:sz="4" w:space="0" w:color="B7C3D3"/>
+              <w:bottom w:val="single" w:sz="4" w:space="0" w:color="B7C3D3"/>
+              <w:right w:val="single" w:sz="4" w:space="0" w:color="B7C3D3"/>
+            </w:tcBorders>
+            <w:tcMar>
+              <w:top w:w="60" w:type="dxa"/>
+              <w:left w:w="100" w:type="dxa"/>
+              <w:bottom w:w="60" w:type="dxa"/>
+              <w:right w:w="100" w:type="dxa"/>
+            </w:tcMar>
+          </w:tcPr>
+          <w:p>
+            <w:pPr>
+              <w:spacing w:after="40" w:line="252" w:lineRule="auto"/>
+            </w:pPr>
+            <w:r>
+              <w:t xml:space="preserve">Thành phần của </w:t>
+            </w:r>
+            <w:r>
+              <w:rPr>
+                <w:rStyle w:val="HTMLCode"/>
+                <w:rFonts w:eastAsia="Calibri"/>
+              </w:rPr>
+              <w:t>TVMController</w:t>
+            </w:r>
+            <w:r>
+              <w:t xml:space="preserve"> (Composition)</w:t>
+            </w:r>
+          </w:p>
+        </w:tc>
+      </w:tr>
+      <w:tr>
+        <w:trPr>
+          <w:cantSplit/>
+          <w:trHeight w:val="19"/>
+        </w:trPr>
+        <w:tc>
+          <w:tcPr>
+            <w:tcW w:w="2000" w:type="dxa"/>
+            <w:tcBorders>
+              <w:top w:val="single" w:sz="4" w:space="0" w:color="B7C3D3"/>
+              <w:left w:val="single" w:sz="4" w:space="0" w:color="B7C3D3"/>
+              <w:bottom w:val="single" w:sz="4" w:space="0" w:color="B7C3D3"/>
+              <w:right w:val="single" w:sz="4" w:space="0" w:color="B7C3D3"/>
+            </w:tcBorders>
+            <w:tcMar>
+              <w:top w:w="60" w:type="dxa"/>
+              <w:left w:w="100" w:type="dxa"/>
+              <w:bottom w:w="60" w:type="dxa"/>
+              <w:right w:w="100" w:type="dxa"/>
+            </w:tcMar>
+          </w:tcPr>
+          <w:p>
+            <w:pPr>
+              <w:spacing w:after="40" w:line="252" w:lineRule="auto"/>
+              <w:rPr>
+                <w:rStyle w:val="Strong"/>
+              </w:rPr>
+            </w:pPr>
+            <w:r>
+              <w:rPr>
+                <w:rStyle w:val="Strong"/>
+              </w:rPr>
+              <w:t>CardReader</w:t>
+            </w:r>
+          </w:p>
+        </w:tc>
+        <w:tc>
+          <w:tcPr>
+            <w:tcW w:w="3000" w:type="dxa"/>
+            <w:tcBorders>
+              <w:top w:val="single" w:sz="4" w:space="0" w:color="B7C3D3"/>
+              <w:left w:val="single" w:sz="4" w:space="0" w:color="B7C3D3"/>
+              <w:bottom w:val="single" w:sz="4" w:space="0" w:color="B7C3D3"/>
+              <w:right w:val="single" w:sz="4" w:space="0" w:color="B7C3D3"/>
+            </w:tcBorders>
+            <w:tcMar>
+              <w:top w:w="60" w:type="dxa"/>
+              <w:left w:w="100" w:type="dxa"/>
+              <w:bottom w:w="60" w:type="dxa"/>
+              <w:right w:w="100" w:type="dxa"/>
+            </w:tcMar>
+          </w:tcPr>
+          <w:p>
+            <w:pPr>
+              <w:spacing w:after="40" w:line="252" w:lineRule="auto"/>
+              <w:rPr>
+                <w:rStyle w:val="HTMLCode"/>
+                <w:rFonts w:eastAsia="Calibri"/>
+              </w:rPr>
+            </w:pPr>
+            <w:r>
+              <w:rPr>
+                <w:rStyle w:val="HTMLCode"/>
+                <w:rFonts w:eastAsia="Calibri"/>
+              </w:rPr>
+              <w:t>string DevicePort</w:t>
+            </w:r>
+          </w:p>
+        </w:tc>
+        <w:tc>
+          <w:tcPr>
+            <w:tcW w:w="2500" w:type="dxa"/>
+            <w:tcBorders>
+              <w:top w:val="single" w:sz="4" w:space="0" w:color="B7C3D3"/>
+              <w:left w:val="single" w:sz="4" w:space="0" w:color="B7C3D3"/>
+              <w:bottom w:val="single" w:sz="4" w:space="0" w:color="B7C3D3"/>
+              <w:right w:val="single" w:sz="4" w:space="0" w:color="B7C3D3"/>
+            </w:tcBorders>
+            <w:tcMar>
+              <w:top w:w="60" w:type="dxa"/>
+              <w:left w:w="100" w:type="dxa"/>
+              <w:bottom w:w="60" w:type="dxa"/>
+              <w:right w:w="100" w:type="dxa"/>
+            </w:tcMar>
+          </w:tcPr>
+          <w:p>
+            <w:pPr>
+              <w:spacing w:after="40" w:line="252" w:lineRule="auto"/>
+              <w:rPr>
+                <w:rStyle w:val="HTMLCode"/>
+                <w:rFonts w:eastAsia="Calibri"/>
+              </w:rPr>
+            </w:pPr>
+            <w:r>
+              <w:rPr>
+                <w:rStyle w:val="HTMLCode"/>
+                <w:rFonts w:eastAsia="Calibri"/>
+              </w:rPr>
+              <w:t>+ReadCardInfo()</w:t>
+            </w:r>
+            <w:r>
+              <w:t xml:space="preserve">, </w:t>
+            </w:r>
+            <w:r>
+              <w:rPr>
+                <w:rStyle w:val="HTMLCode"/>
+                <w:rFonts w:eastAsia="Calibri"/>
+              </w:rPr>
+              <w:t>+EjectCard()</w:t>
+            </w:r>
+          </w:p>
+        </w:tc>
+        <w:tc>
+          <w:tcPr>
+            <w:tcW w:w="1860" w:type="dxa"/>
+            <w:tcBorders>
+              <w:top w:val="single" w:sz="4" w:space="0" w:color="B7C3D3"/>
+              <w:left w:val="single" w:sz="4" w:space="0" w:color="B7C3D3"/>
+              <w:bottom w:val="single" w:sz="4" w:space="0" w:color="B7C3D3"/>
+              <w:right w:val="single" w:sz="4" w:space="0" w:color="B7C3D3"/>
+            </w:tcBorders>
+            <w:tcMar>
+              <w:top w:w="60" w:type="dxa"/>
+              <w:left w:w="100" w:type="dxa"/>
+              <w:bottom w:w="60" w:type="dxa"/>
+              <w:right w:w="100" w:type="dxa"/>
+            </w:tcMar>
+          </w:tcPr>
+          <w:p>
+            <w:pPr>
+              <w:spacing w:after="40" w:line="252" w:lineRule="auto"/>
+            </w:pPr>
+            <w:r>
+              <w:t xml:space="preserve">Thành phần của </w:t>
+            </w:r>
+            <w:r>
+              <w:rPr>
+                <w:rStyle w:val="HTMLCode"/>
+                <w:rFonts w:eastAsia="Calibri"/>
+              </w:rPr>
+              <w:t>TVMController</w:t>
+            </w:r>
+            <w:r>
+              <w:t xml:space="preserve"> (Composition)</w:t>
+            </w:r>
           </w:p>
         </w:tc>
       </w:tr>
@@ -13102,11 +14517,11 @@
         <w:pStyle w:val="Heading2"/>
         <w:keepNext/>
       </w:pPr>
-      <w:bookmarkStart w:id="24" w:name="_Toc243431561"/>
+      <w:bookmarkStart w:id="23" w:name="_Toc243431561"/>
       <w:r>
         <w:t>3.4 Model Consistency Check</w:t>
       </w:r>
-      <w:bookmarkEnd w:id="24"/>
+      <w:bookmarkEnd w:id="23"/>
     </w:p>
     <w:p>
       <w:pPr>
@@ -13191,6 +14606,7 @@
                 <w:sz w:val="19"/>
                 <w:szCs w:val="19"/>
               </w:rPr>
+              <w:lastRenderedPageBreak/>
               <w:t>Consistency check</w:t>
             </w:r>
           </w:p>
@@ -13349,7 +14765,21 @@
                 <w:sz w:val="19"/>
                 <w:szCs w:val="19"/>
               </w:rPr>
-              <w:t>[ ]</w:t>
+              <w:t>[</w:t>
+            </w:r>
+            <w:r>
+              <w:rPr>
+                <w:sz w:val="19"/>
+                <w:szCs w:val="19"/>
+              </w:rPr>
+              <w:t>x</w:t>
+            </w:r>
+            <w:r>
+              <w:rPr>
+                <w:sz w:val="19"/>
+                <w:szCs w:val="19"/>
+              </w:rPr>
+              <w:t xml:space="preserve"> ]</w:t>
             </w:r>
           </w:p>
         </w:tc>
@@ -13441,7 +14871,21 @@
                 <w:sz w:val="19"/>
                 <w:szCs w:val="19"/>
               </w:rPr>
-              <w:t>[ ]</w:t>
+              <w:t xml:space="preserve">[ </w:t>
+            </w:r>
+            <w:r>
+              <w:rPr>
+                <w:sz w:val="19"/>
+                <w:szCs w:val="19"/>
+              </w:rPr>
+              <w:t>x</w:t>
+            </w:r>
+            <w:r>
+              <w:rPr>
+                <w:sz w:val="19"/>
+                <w:szCs w:val="19"/>
+              </w:rPr>
+              <w:t>]</w:t>
             </w:r>
           </w:p>
         </w:tc>
@@ -13533,7 +14977,21 @@
                 <w:sz w:val="19"/>
                 <w:szCs w:val="19"/>
               </w:rPr>
-              <w:t>[ ]</w:t>
+              <w:t xml:space="preserve">[ </w:t>
+            </w:r>
+            <w:r>
+              <w:rPr>
+                <w:sz w:val="19"/>
+                <w:szCs w:val="19"/>
+              </w:rPr>
+              <w:t>x</w:t>
+            </w:r>
+            <w:r>
+              <w:rPr>
+                <w:sz w:val="19"/>
+                <w:szCs w:val="19"/>
+              </w:rPr>
+              <w:t>]</w:t>
             </w:r>
           </w:p>
         </w:tc>
@@ -13625,7 +15083,21 @@
                 <w:sz w:val="19"/>
                 <w:szCs w:val="19"/>
               </w:rPr>
-              <w:t>[ ]</w:t>
+              <w:t xml:space="preserve">[ </w:t>
+            </w:r>
+            <w:r>
+              <w:rPr>
+                <w:sz w:val="19"/>
+                <w:szCs w:val="19"/>
+              </w:rPr>
+              <w:t>x</w:t>
+            </w:r>
+            <w:r>
+              <w:rPr>
+                <w:sz w:val="19"/>
+                <w:szCs w:val="19"/>
+              </w:rPr>
+              <w:t>]</w:t>
             </w:r>
           </w:p>
         </w:tc>
@@ -13717,7 +15189,21 @@
                 <w:sz w:val="19"/>
                 <w:szCs w:val="19"/>
               </w:rPr>
-              <w:t>[ ]</w:t>
+              <w:t xml:space="preserve">[ </w:t>
+            </w:r>
+            <w:r>
+              <w:rPr>
+                <w:sz w:val="19"/>
+                <w:szCs w:val="19"/>
+              </w:rPr>
+              <w:t>x</w:t>
+            </w:r>
+            <w:r>
+              <w:rPr>
+                <w:sz w:val="19"/>
+                <w:szCs w:val="19"/>
+              </w:rPr>
+              <w:t>]</w:t>
             </w:r>
           </w:p>
         </w:tc>
@@ -13809,7 +15295,21 @@
                 <w:sz w:val="19"/>
                 <w:szCs w:val="19"/>
               </w:rPr>
-              <w:t>[ ]</w:t>
+              <w:t>[</w:t>
+            </w:r>
+            <w:r>
+              <w:rPr>
+                <w:sz w:val="19"/>
+                <w:szCs w:val="19"/>
+              </w:rPr>
+              <w:t>x</w:t>
+            </w:r>
+            <w:r>
+              <w:rPr>
+                <w:sz w:val="19"/>
+                <w:szCs w:val="19"/>
+              </w:rPr>
+              <w:t xml:space="preserve"> ]</w:t>
             </w:r>
           </w:p>
         </w:tc>
@@ -13901,7 +15401,21 @@
                 <w:sz w:val="19"/>
                 <w:szCs w:val="19"/>
               </w:rPr>
-              <w:t>[ ]</w:t>
+              <w:t xml:space="preserve">[ </w:t>
+            </w:r>
+            <w:r>
+              <w:rPr>
+                <w:sz w:val="19"/>
+                <w:szCs w:val="19"/>
+              </w:rPr>
+              <w:t>x</w:t>
+            </w:r>
+            <w:r>
+              <w:rPr>
+                <w:sz w:val="19"/>
+                <w:szCs w:val="19"/>
+              </w:rPr>
+              <w:t>]</w:t>
             </w:r>
           </w:p>
         </w:tc>
@@ -13913,23 +15427,23 @@
         <w:keepNext/>
         <w:pageBreakBefore/>
       </w:pPr>
-      <w:bookmarkStart w:id="25" w:name="_Toc243431562"/>
+      <w:bookmarkStart w:id="24" w:name="_Toc243431562"/>
       <w:r>
         <w:lastRenderedPageBreak/>
         <w:t>4. Phase 3: UI/UX &amp; Architecture (15 marks)</w:t>
       </w:r>
-      <w:bookmarkEnd w:id="25"/>
+      <w:bookmarkEnd w:id="24"/>
     </w:p>
     <w:p>
       <w:pPr>
         <w:pStyle w:val="Heading2"/>
         <w:keepNext/>
       </w:pPr>
-      <w:bookmarkStart w:id="26" w:name="_Toc243431563"/>
+      <w:bookmarkStart w:id="25" w:name="_Toc243431563"/>
       <w:r>
         <w:t>4.1 UI/UX Design (5 marks)</w:t>
       </w:r>
-      <w:bookmarkEnd w:id="26"/>
+      <w:bookmarkEnd w:id="25"/>
     </w:p>
     <w:p>
       <w:pPr>
@@ -13960,7 +15474,7 @@
     </w:p>
     <w:tbl>
       <w:tblPr>
-        <w:tblW w:w="9360" w:type="dxa"/>
+        <w:tblW w:w="9896" w:type="dxa"/>
         <w:tblBorders>
           <w:top w:val="single" w:sz="4" w:space="0" w:color="auto"/>
           <w:left w:val="single" w:sz="4" w:space="0" w:color="auto"/>
@@ -13976,10 +15490,10 @@
         <w:tblLook w:val="04A0" w:firstRow="1" w:lastRow="0" w:firstColumn="1" w:lastColumn="0" w:noHBand="0" w:noVBand="1"/>
       </w:tblPr>
       <w:tblGrid>
-        <w:gridCol w:w="900"/>
-        <w:gridCol w:w="2400"/>
-        <w:gridCol w:w="3200"/>
-        <w:gridCol w:w="2860"/>
+        <w:gridCol w:w="731"/>
+        <w:gridCol w:w="1534"/>
+        <w:gridCol w:w="1084"/>
+        <w:gridCol w:w="6547"/>
       </w:tblGrid>
       <w:tr>
         <w:trPr>
@@ -13988,7 +15502,7 @@
         </w:trPr>
         <w:tc>
           <w:tcPr>
-            <w:tcW w:w="900" w:type="dxa"/>
+            <w:tcW w:w="731" w:type="dxa"/>
             <w:tcBorders>
               <w:top w:val="single" w:sz="4" w:space="0" w:color="B7C3D3"/>
               <w:left w:val="single" w:sz="4" w:space="0" w:color="B7C3D3"/>
@@ -14021,7 +15535,7 @@
         </w:tc>
         <w:tc>
           <w:tcPr>
-            <w:tcW w:w="2400" w:type="dxa"/>
+            <w:tcW w:w="1534" w:type="dxa"/>
             <w:tcBorders>
               <w:top w:val="single" w:sz="4" w:space="0" w:color="B7C3D3"/>
               <w:left w:val="single" w:sz="4" w:space="0" w:color="B7C3D3"/>
@@ -14054,7 +15568,7 @@
         </w:tc>
         <w:tc>
           <w:tcPr>
-            <w:tcW w:w="3200" w:type="dxa"/>
+            <w:tcW w:w="1084" w:type="dxa"/>
             <w:tcBorders>
               <w:top w:val="single" w:sz="4" w:space="0" w:color="B7C3D3"/>
               <w:left w:val="single" w:sz="4" w:space="0" w:color="B7C3D3"/>
@@ -14087,7 +15601,7 @@
         </w:tc>
         <w:tc>
           <w:tcPr>
-            <w:tcW w:w="2860" w:type="dxa"/>
+            <w:tcW w:w="6547" w:type="dxa"/>
             <w:tcBorders>
               <w:top w:val="single" w:sz="4" w:space="0" w:color="B7C3D3"/>
               <w:left w:val="single" w:sz="4" w:space="0" w:color="B7C3D3"/>
@@ -14125,7 +15639,7 @@
         </w:trPr>
         <w:tc>
           <w:tcPr>
-            <w:tcW w:w="900" w:type="dxa"/>
+            <w:tcW w:w="731" w:type="dxa"/>
             <w:tcBorders>
               <w:top w:val="single" w:sz="4" w:space="0" w:color="B7C3D3"/>
               <w:left w:val="single" w:sz="4" w:space="0" w:color="B7C3D3"/>
@@ -14154,89 +15668,100 @@
         </w:tc>
         <w:tc>
           <w:tcPr>
-            <w:tcW w:w="2400" w:type="dxa"/>
-            <w:tcBorders>
-              <w:top w:val="single" w:sz="4" w:space="0" w:color="B7C3D3"/>
-              <w:left w:val="single" w:sz="4" w:space="0" w:color="B7C3D3"/>
-              <w:bottom w:val="single" w:sz="4" w:space="0" w:color="B7C3D3"/>
-              <w:right w:val="single" w:sz="4" w:space="0" w:color="B7C3D3"/>
-            </w:tcBorders>
-            <w:tcMar>
-              <w:top w:w="60" w:type="dxa"/>
-              <w:left w:w="100" w:type="dxa"/>
-              <w:bottom w:w="60" w:type="dxa"/>
-              <w:right w:w="100" w:type="dxa"/>
-            </w:tcMar>
-          </w:tcPr>
-          <w:p>
-            <w:pPr>
-              <w:spacing w:after="40" w:line="252" w:lineRule="auto"/>
-            </w:pPr>
-            <w:r>
-              <w:rPr>
-                <w:sz w:val="19"/>
-                <w:szCs w:val="19"/>
-              </w:rPr>
-              <w:t>[Home / Start]</w:t>
-            </w:r>
-          </w:p>
-        </w:tc>
-        <w:tc>
-          <w:tcPr>
-            <w:tcW w:w="3200" w:type="dxa"/>
-            <w:tcBorders>
-              <w:top w:val="single" w:sz="4" w:space="0" w:color="B7C3D3"/>
-              <w:left w:val="single" w:sz="4" w:space="0" w:color="B7C3D3"/>
-              <w:bottom w:val="single" w:sz="4" w:space="0" w:color="B7C3D3"/>
-              <w:right w:val="single" w:sz="4" w:space="0" w:color="B7C3D3"/>
-            </w:tcBorders>
-            <w:tcMar>
-              <w:top w:w="60" w:type="dxa"/>
-              <w:left w:w="100" w:type="dxa"/>
-              <w:bottom w:w="60" w:type="dxa"/>
-              <w:right w:w="100" w:type="dxa"/>
-            </w:tcMar>
-          </w:tcPr>
-          <w:p>
-            <w:pPr>
-              <w:spacing w:after="40" w:line="252" w:lineRule="auto"/>
-            </w:pPr>
-            <w:r>
-              <w:rPr>
-                <w:sz w:val="19"/>
-                <w:szCs w:val="19"/>
-              </w:rPr>
-              <w:t>[ ]</w:t>
-            </w:r>
-          </w:p>
-        </w:tc>
-        <w:tc>
-          <w:tcPr>
-            <w:tcW w:w="2860" w:type="dxa"/>
-            <w:tcBorders>
-              <w:top w:val="single" w:sz="4" w:space="0" w:color="B7C3D3"/>
-              <w:left w:val="single" w:sz="4" w:space="0" w:color="B7C3D3"/>
-              <w:bottom w:val="single" w:sz="4" w:space="0" w:color="B7C3D3"/>
-              <w:right w:val="single" w:sz="4" w:space="0" w:color="B7C3D3"/>
-            </w:tcBorders>
-            <w:tcMar>
-              <w:top w:w="60" w:type="dxa"/>
-              <w:left w:w="100" w:type="dxa"/>
-              <w:bottom w:w="60" w:type="dxa"/>
-              <w:right w:w="100" w:type="dxa"/>
-            </w:tcMar>
-          </w:tcPr>
-          <w:p>
-            <w:pPr>
-              <w:spacing w:after="40" w:line="252" w:lineRule="auto"/>
-            </w:pPr>
-            <w:r>
-              <w:rPr>
-                <w:sz w:val="19"/>
-                <w:szCs w:val="19"/>
-              </w:rPr>
-              <w:t>[ ]</w:t>
-            </w:r>
+            <w:tcW w:w="1534" w:type="dxa"/>
+            <w:tcBorders>
+              <w:top w:val="single" w:sz="4" w:space="0" w:color="B7C3D3"/>
+              <w:left w:val="single" w:sz="4" w:space="0" w:color="B7C3D3"/>
+              <w:bottom w:val="single" w:sz="4" w:space="0" w:color="B7C3D3"/>
+              <w:right w:val="single" w:sz="4" w:space="0" w:color="B7C3D3"/>
+            </w:tcBorders>
+            <w:tcMar>
+              <w:top w:w="60" w:type="dxa"/>
+              <w:left w:w="100" w:type="dxa"/>
+              <w:bottom w:w="60" w:type="dxa"/>
+              <w:right w:w="100" w:type="dxa"/>
+            </w:tcMar>
+          </w:tcPr>
+          <w:p>
+            <w:pPr>
+              <w:spacing w:after="40" w:line="252" w:lineRule="auto"/>
+            </w:pPr>
+            <w:r>
+              <w:rPr>
+                <w:rStyle w:val="Strong"/>
+              </w:rPr>
+              <w:t>Welcome and Start:</w:t>
+            </w:r>
+            <w:r>
+              <w:t xml:space="preserve"> Displays greeting, popular destination quick-picks, language toggle (English/VN), and primary "Start - Buy tickets" call to action.</w:t>
+            </w:r>
+          </w:p>
+        </w:tc>
+        <w:tc>
+          <w:tcPr>
+            <w:tcW w:w="1084" w:type="dxa"/>
+            <w:tcBorders>
+              <w:top w:val="single" w:sz="4" w:space="0" w:color="B7C3D3"/>
+              <w:left w:val="single" w:sz="4" w:space="0" w:color="B7C3D3"/>
+              <w:bottom w:val="single" w:sz="4" w:space="0" w:color="B7C3D3"/>
+              <w:right w:val="single" w:sz="4" w:space="0" w:color="B7C3D3"/>
+            </w:tcBorders>
+            <w:tcMar>
+              <w:top w:w="60" w:type="dxa"/>
+              <w:left w:w="100" w:type="dxa"/>
+              <w:bottom w:w="60" w:type="dxa"/>
+              <w:right w:w="100" w:type="dxa"/>
+            </w:tcMar>
+          </w:tcPr>
+          <w:p>
+            <w:pPr>
+              <w:spacing w:after="40" w:line="252" w:lineRule="auto"/>
+            </w:pPr>
+            <w:r>
+              <w:t>UC01 - Step 1</w:t>
+            </w:r>
+          </w:p>
+        </w:tc>
+        <w:tc>
+          <w:tcPr>
+            <w:tcW w:w="6547" w:type="dxa"/>
+            <w:tcBorders>
+              <w:top w:val="single" w:sz="4" w:space="0" w:color="B7C3D3"/>
+              <w:left w:val="single" w:sz="4" w:space="0" w:color="B7C3D3"/>
+              <w:bottom w:val="single" w:sz="4" w:space="0" w:color="B7C3D3"/>
+              <w:right w:val="single" w:sz="4" w:space="0" w:color="B7C3D3"/>
+            </w:tcBorders>
+            <w:tcMar>
+              <w:top w:w="60" w:type="dxa"/>
+              <w:left w:w="100" w:type="dxa"/>
+              <w:bottom w:w="60" w:type="dxa"/>
+              <w:right w:w="100" w:type="dxa"/>
+            </w:tcMar>
+          </w:tcPr>
+          <w:p>
+            <w:pPr>
+              <w:spacing w:after="40" w:line="252" w:lineRule="auto"/>
+            </w:pPr>
+            <w:hyperlink r:id="rId12" w:history="1">
+              <w:r>
+                <w:rPr>
+                  <w:rStyle w:val="Hyperlink"/>
+                </w:rPr>
+                <w:t>https://www.figma.com/design/LbKhf6mQOvEtakarW24O3d/Vending-Machine-UI--Community-?node-id=2</w:t>
+              </w:r>
+              <w:r>
+                <w:rPr>
+                  <w:rStyle w:val="Hyperlink"/>
+                </w:rPr>
+                <w:t>0</w:t>
+              </w:r>
+              <w:r>
+                <w:rPr>
+                  <w:rStyle w:val="Hyperlink"/>
+                </w:rPr>
+                <w:t>04-20053</w:t>
+              </w:r>
+            </w:hyperlink>
           </w:p>
         </w:tc>
       </w:tr>
@@ -14246,7 +15771,7 @@
         </w:trPr>
         <w:tc>
           <w:tcPr>
-            <w:tcW w:w="900" w:type="dxa"/>
+            <w:tcW w:w="731" w:type="dxa"/>
             <w:tcBorders>
               <w:top w:val="single" w:sz="4" w:space="0" w:color="B7C3D3"/>
               <w:left w:val="single" w:sz="4" w:space="0" w:color="B7C3D3"/>
@@ -14275,89 +15800,88 @@
         </w:tc>
         <w:tc>
           <w:tcPr>
-            <w:tcW w:w="2400" w:type="dxa"/>
-            <w:tcBorders>
-              <w:top w:val="single" w:sz="4" w:space="0" w:color="B7C3D3"/>
-              <w:left w:val="single" w:sz="4" w:space="0" w:color="B7C3D3"/>
-              <w:bottom w:val="single" w:sz="4" w:space="0" w:color="B7C3D3"/>
-              <w:right w:val="single" w:sz="4" w:space="0" w:color="B7C3D3"/>
-            </w:tcBorders>
-            <w:tcMar>
-              <w:top w:w="60" w:type="dxa"/>
-              <w:left w:w="100" w:type="dxa"/>
-              <w:bottom w:w="60" w:type="dxa"/>
-              <w:right w:w="100" w:type="dxa"/>
-            </w:tcMar>
-          </w:tcPr>
-          <w:p>
-            <w:pPr>
-              <w:spacing w:after="40" w:line="252" w:lineRule="auto"/>
-            </w:pPr>
-            <w:r>
-              <w:rPr>
-                <w:sz w:val="19"/>
-                <w:szCs w:val="19"/>
-              </w:rPr>
-              <w:t>[Destination menu]</w:t>
-            </w:r>
-          </w:p>
-        </w:tc>
-        <w:tc>
-          <w:tcPr>
-            <w:tcW w:w="3200" w:type="dxa"/>
-            <w:tcBorders>
-              <w:top w:val="single" w:sz="4" w:space="0" w:color="B7C3D3"/>
-              <w:left w:val="single" w:sz="4" w:space="0" w:color="B7C3D3"/>
-              <w:bottom w:val="single" w:sz="4" w:space="0" w:color="B7C3D3"/>
-              <w:right w:val="single" w:sz="4" w:space="0" w:color="B7C3D3"/>
-            </w:tcBorders>
-            <w:tcMar>
-              <w:top w:w="60" w:type="dxa"/>
-              <w:left w:w="100" w:type="dxa"/>
-              <w:bottom w:w="60" w:type="dxa"/>
-              <w:right w:w="100" w:type="dxa"/>
-            </w:tcMar>
-          </w:tcPr>
-          <w:p>
-            <w:pPr>
-              <w:spacing w:after="40" w:line="252" w:lineRule="auto"/>
-            </w:pPr>
-            <w:r>
-              <w:rPr>
-                <w:sz w:val="19"/>
-                <w:szCs w:val="19"/>
-              </w:rPr>
-              <w:t>[ ]</w:t>
-            </w:r>
-          </w:p>
-        </w:tc>
-        <w:tc>
-          <w:tcPr>
-            <w:tcW w:w="2860" w:type="dxa"/>
-            <w:tcBorders>
-              <w:top w:val="single" w:sz="4" w:space="0" w:color="B7C3D3"/>
-              <w:left w:val="single" w:sz="4" w:space="0" w:color="B7C3D3"/>
-              <w:bottom w:val="single" w:sz="4" w:space="0" w:color="B7C3D3"/>
-              <w:right w:val="single" w:sz="4" w:space="0" w:color="B7C3D3"/>
-            </w:tcBorders>
-            <w:tcMar>
-              <w:top w:w="60" w:type="dxa"/>
-              <w:left w:w="100" w:type="dxa"/>
-              <w:bottom w:w="60" w:type="dxa"/>
-              <w:right w:w="100" w:type="dxa"/>
-            </w:tcMar>
-          </w:tcPr>
-          <w:p>
-            <w:pPr>
-              <w:spacing w:after="40" w:line="252" w:lineRule="auto"/>
-            </w:pPr>
-            <w:r>
-              <w:rPr>
-                <w:sz w:val="19"/>
-                <w:szCs w:val="19"/>
-              </w:rPr>
-              <w:t>[ ]</w:t>
-            </w:r>
+            <w:tcW w:w="1534" w:type="dxa"/>
+            <w:tcBorders>
+              <w:top w:val="single" w:sz="4" w:space="0" w:color="B7C3D3"/>
+              <w:left w:val="single" w:sz="4" w:space="0" w:color="B7C3D3"/>
+              <w:bottom w:val="single" w:sz="4" w:space="0" w:color="B7C3D3"/>
+              <w:right w:val="single" w:sz="4" w:space="0" w:color="B7C3D3"/>
+            </w:tcBorders>
+            <w:tcMar>
+              <w:top w:w="60" w:type="dxa"/>
+              <w:left w:w="100" w:type="dxa"/>
+              <w:bottom w:w="60" w:type="dxa"/>
+              <w:right w:w="100" w:type="dxa"/>
+            </w:tcMar>
+          </w:tcPr>
+          <w:p>
+            <w:pPr>
+              <w:spacing w:after="40" w:line="252" w:lineRule="auto"/>
+            </w:pPr>
+            <w:r>
+              <w:rPr>
+                <w:rStyle w:val="Strong"/>
+              </w:rPr>
+              <w:t>Choose Destination:</w:t>
+            </w:r>
+            <w:r>
+              <w:t xml:space="preserve"> Interactive station selector and transit route map for line selection and destination confirmation.</w:t>
+            </w:r>
+          </w:p>
+        </w:tc>
+        <w:tc>
+          <w:tcPr>
+            <w:tcW w:w="1084" w:type="dxa"/>
+            <w:tcBorders>
+              <w:top w:val="single" w:sz="4" w:space="0" w:color="B7C3D3"/>
+              <w:left w:val="single" w:sz="4" w:space="0" w:color="B7C3D3"/>
+              <w:bottom w:val="single" w:sz="4" w:space="0" w:color="B7C3D3"/>
+              <w:right w:val="single" w:sz="4" w:space="0" w:color="B7C3D3"/>
+            </w:tcBorders>
+            <w:tcMar>
+              <w:top w:w="60" w:type="dxa"/>
+              <w:left w:w="100" w:type="dxa"/>
+              <w:bottom w:w="60" w:type="dxa"/>
+              <w:right w:w="100" w:type="dxa"/>
+            </w:tcMar>
+          </w:tcPr>
+          <w:p>
+            <w:pPr>
+              <w:spacing w:after="40" w:line="252" w:lineRule="auto"/>
+            </w:pPr>
+            <w:r>
+              <w:t>UC01 - Step 2</w:t>
+            </w:r>
+          </w:p>
+        </w:tc>
+        <w:tc>
+          <w:tcPr>
+            <w:tcW w:w="6547" w:type="dxa"/>
+            <w:tcBorders>
+              <w:top w:val="single" w:sz="4" w:space="0" w:color="B7C3D3"/>
+              <w:left w:val="single" w:sz="4" w:space="0" w:color="B7C3D3"/>
+              <w:bottom w:val="single" w:sz="4" w:space="0" w:color="B7C3D3"/>
+              <w:right w:val="single" w:sz="4" w:space="0" w:color="B7C3D3"/>
+            </w:tcBorders>
+            <w:tcMar>
+              <w:top w:w="60" w:type="dxa"/>
+              <w:left w:w="100" w:type="dxa"/>
+              <w:bottom w:w="60" w:type="dxa"/>
+              <w:right w:w="100" w:type="dxa"/>
+            </w:tcMar>
+          </w:tcPr>
+          <w:p>
+            <w:pPr>
+              <w:spacing w:after="40" w:line="252" w:lineRule="auto"/>
+            </w:pPr>
+            <w:hyperlink r:id="rId13" w:history="1">
+              <w:r>
+                <w:rPr>
+                  <w:rStyle w:val="Hyperlink"/>
+                </w:rPr>
+                <w:t>https://www.figma.com/design/LbKhf6mQOvEtakarW24O3d/Vending-Machine-UI--Community-?node-id=2004-20053</w:t>
+              </w:r>
+            </w:hyperlink>
           </w:p>
         </w:tc>
       </w:tr>
@@ -14367,7 +15891,7 @@
         </w:trPr>
         <w:tc>
           <w:tcPr>
-            <w:tcW w:w="900" w:type="dxa"/>
+            <w:tcW w:w="731" w:type="dxa"/>
             <w:tcBorders>
               <w:top w:val="single" w:sz="4" w:space="0" w:color="B7C3D3"/>
               <w:left w:val="single" w:sz="4" w:space="0" w:color="B7C3D3"/>
@@ -14396,89 +15920,104 @@
         </w:tc>
         <w:tc>
           <w:tcPr>
-            <w:tcW w:w="2400" w:type="dxa"/>
-            <w:tcBorders>
-              <w:top w:val="single" w:sz="4" w:space="0" w:color="B7C3D3"/>
-              <w:left w:val="single" w:sz="4" w:space="0" w:color="B7C3D3"/>
-              <w:bottom w:val="single" w:sz="4" w:space="0" w:color="B7C3D3"/>
-              <w:right w:val="single" w:sz="4" w:space="0" w:color="B7C3D3"/>
-            </w:tcBorders>
-            <w:tcMar>
-              <w:top w:w="60" w:type="dxa"/>
-              <w:left w:w="100" w:type="dxa"/>
-              <w:bottom w:w="60" w:type="dxa"/>
-              <w:right w:w="100" w:type="dxa"/>
-            </w:tcMar>
-          </w:tcPr>
-          <w:p>
-            <w:pPr>
-              <w:spacing w:after="40" w:line="252" w:lineRule="auto"/>
-            </w:pPr>
-            <w:r>
-              <w:rPr>
-                <w:sz w:val="19"/>
-                <w:szCs w:val="19"/>
-              </w:rPr>
-              <w:t>[Payment mode]</w:t>
-            </w:r>
-          </w:p>
-        </w:tc>
-        <w:tc>
-          <w:tcPr>
-            <w:tcW w:w="3200" w:type="dxa"/>
-            <w:tcBorders>
-              <w:top w:val="single" w:sz="4" w:space="0" w:color="B7C3D3"/>
-              <w:left w:val="single" w:sz="4" w:space="0" w:color="B7C3D3"/>
-              <w:bottom w:val="single" w:sz="4" w:space="0" w:color="B7C3D3"/>
-              <w:right w:val="single" w:sz="4" w:space="0" w:color="B7C3D3"/>
-            </w:tcBorders>
-            <w:tcMar>
-              <w:top w:w="60" w:type="dxa"/>
-              <w:left w:w="100" w:type="dxa"/>
-              <w:bottom w:w="60" w:type="dxa"/>
-              <w:right w:w="100" w:type="dxa"/>
-            </w:tcMar>
-          </w:tcPr>
-          <w:p>
-            <w:pPr>
-              <w:spacing w:after="40" w:line="252" w:lineRule="auto"/>
-            </w:pPr>
-            <w:r>
-              <w:rPr>
-                <w:sz w:val="19"/>
-                <w:szCs w:val="19"/>
-              </w:rPr>
-              <w:t>[ ]</w:t>
-            </w:r>
-          </w:p>
-        </w:tc>
-        <w:tc>
-          <w:tcPr>
-            <w:tcW w:w="2860" w:type="dxa"/>
-            <w:tcBorders>
-              <w:top w:val="single" w:sz="4" w:space="0" w:color="B7C3D3"/>
-              <w:left w:val="single" w:sz="4" w:space="0" w:color="B7C3D3"/>
-              <w:bottom w:val="single" w:sz="4" w:space="0" w:color="B7C3D3"/>
-              <w:right w:val="single" w:sz="4" w:space="0" w:color="B7C3D3"/>
-            </w:tcBorders>
-            <w:tcMar>
-              <w:top w:w="60" w:type="dxa"/>
-              <w:left w:w="100" w:type="dxa"/>
-              <w:bottom w:w="60" w:type="dxa"/>
-              <w:right w:w="100" w:type="dxa"/>
-            </w:tcMar>
-          </w:tcPr>
-          <w:p>
-            <w:pPr>
-              <w:spacing w:after="40" w:line="252" w:lineRule="auto"/>
-            </w:pPr>
-            <w:r>
-              <w:rPr>
-                <w:sz w:val="19"/>
-                <w:szCs w:val="19"/>
-              </w:rPr>
-              <w:t>[ ]</w:t>
-            </w:r>
+            <w:tcW w:w="1534" w:type="dxa"/>
+            <w:tcBorders>
+              <w:top w:val="single" w:sz="4" w:space="0" w:color="B7C3D3"/>
+              <w:left w:val="single" w:sz="4" w:space="0" w:color="B7C3D3"/>
+              <w:bottom w:val="single" w:sz="4" w:space="0" w:color="B7C3D3"/>
+              <w:right w:val="single" w:sz="4" w:space="0" w:color="B7C3D3"/>
+            </w:tcBorders>
+            <w:tcMar>
+              <w:top w:w="60" w:type="dxa"/>
+              <w:left w:w="100" w:type="dxa"/>
+              <w:bottom w:w="60" w:type="dxa"/>
+              <w:right w:w="100" w:type="dxa"/>
+            </w:tcMar>
+          </w:tcPr>
+          <w:p>
+            <w:pPr>
+              <w:spacing w:after="40" w:line="252" w:lineRule="auto"/>
+            </w:pPr>
+            <w:r>
+              <w:rPr>
+                <w:rStyle w:val="Strong"/>
+              </w:rPr>
+              <w:t>T</w:t>
+            </w:r>
+            <w:r>
+              <w:rPr>
+                <w:rStyle w:val="Strong"/>
+              </w:rPr>
+              <w:t>ickets and Fare:</w:t>
+            </w:r>
+            <w:r>
+              <w:t xml:space="preserve"> Configure ticket quantities (</w:t>
+            </w:r>
+            <w:r>
+              <w:rPr>
+                <w:rStyle w:val="HTMLCode"/>
+                <w:rFonts w:eastAsia="Calibri"/>
+              </w:rPr>
+              <w:t>+ / -</w:t>
+            </w:r>
+            <w:r>
+              <w:t>) and fare categories (Adult: $3.00, Child: $1.50, Senior: $1.50) with instant real-time fare calculation.</w:t>
+            </w:r>
+          </w:p>
+        </w:tc>
+        <w:tc>
+          <w:tcPr>
+            <w:tcW w:w="1084" w:type="dxa"/>
+            <w:tcBorders>
+              <w:top w:val="single" w:sz="4" w:space="0" w:color="B7C3D3"/>
+              <w:left w:val="single" w:sz="4" w:space="0" w:color="B7C3D3"/>
+              <w:bottom w:val="single" w:sz="4" w:space="0" w:color="B7C3D3"/>
+              <w:right w:val="single" w:sz="4" w:space="0" w:color="B7C3D3"/>
+            </w:tcBorders>
+            <w:tcMar>
+              <w:top w:w="60" w:type="dxa"/>
+              <w:left w:w="100" w:type="dxa"/>
+              <w:bottom w:w="60" w:type="dxa"/>
+              <w:right w:w="100" w:type="dxa"/>
+            </w:tcMar>
+          </w:tcPr>
+          <w:p>
+            <w:pPr>
+              <w:spacing w:after="40" w:line="252" w:lineRule="auto"/>
+            </w:pPr>
+            <w:r>
+              <w:t>UC01 - Step 3, 4</w:t>
+            </w:r>
+          </w:p>
+        </w:tc>
+        <w:tc>
+          <w:tcPr>
+            <w:tcW w:w="6547" w:type="dxa"/>
+            <w:tcBorders>
+              <w:top w:val="single" w:sz="4" w:space="0" w:color="B7C3D3"/>
+              <w:left w:val="single" w:sz="4" w:space="0" w:color="B7C3D3"/>
+              <w:bottom w:val="single" w:sz="4" w:space="0" w:color="B7C3D3"/>
+              <w:right w:val="single" w:sz="4" w:space="0" w:color="B7C3D3"/>
+            </w:tcBorders>
+            <w:tcMar>
+              <w:top w:w="60" w:type="dxa"/>
+              <w:left w:w="100" w:type="dxa"/>
+              <w:bottom w:w="60" w:type="dxa"/>
+              <w:right w:w="100" w:type="dxa"/>
+            </w:tcMar>
+          </w:tcPr>
+          <w:p>
+            <w:pPr>
+              <w:spacing w:after="40" w:line="252" w:lineRule="auto"/>
+            </w:pPr>
+            <w:hyperlink r:id="rId14" w:history="1">
+              <w:r>
+                <w:rPr>
+                  <w:rStyle w:val="Hyperlink"/>
+                </w:rPr>
+                <w:t>https://www.figma.com/design/LbKhf6mQOvEtakarW24O3d/Vending-Machine-UI--Community-?node-id=2004-20053</w:t>
+              </w:r>
+            </w:hyperlink>
           </w:p>
         </w:tc>
       </w:tr>
@@ -14488,118 +16027,118 @@
         </w:trPr>
         <w:tc>
           <w:tcPr>
-            <w:tcW w:w="900" w:type="dxa"/>
-            <w:tcBorders>
-              <w:top w:val="single" w:sz="4" w:space="0" w:color="B7C3D3"/>
-              <w:left w:val="single" w:sz="4" w:space="0" w:color="B7C3D3"/>
-              <w:bottom w:val="single" w:sz="4" w:space="0" w:color="B7C3D3"/>
-              <w:right w:val="single" w:sz="4" w:space="0" w:color="B7C3D3"/>
-            </w:tcBorders>
-            <w:tcMar>
-              <w:top w:w="60" w:type="dxa"/>
-              <w:left w:w="100" w:type="dxa"/>
-              <w:bottom w:w="60" w:type="dxa"/>
-              <w:right w:w="100" w:type="dxa"/>
-            </w:tcMar>
-          </w:tcPr>
-          <w:p>
-            <w:pPr>
-              <w:spacing w:after="40" w:line="252" w:lineRule="auto"/>
-            </w:pPr>
-            <w:r>
-              <w:rPr>
-                <w:sz w:val="19"/>
-                <w:szCs w:val="19"/>
-              </w:rPr>
+            <w:tcW w:w="731" w:type="dxa"/>
+            <w:tcBorders>
+              <w:top w:val="single" w:sz="4" w:space="0" w:color="B7C3D3"/>
+              <w:left w:val="single" w:sz="4" w:space="0" w:color="B7C3D3"/>
+              <w:bottom w:val="single" w:sz="4" w:space="0" w:color="B7C3D3"/>
+              <w:right w:val="single" w:sz="4" w:space="0" w:color="B7C3D3"/>
+            </w:tcBorders>
+            <w:tcMar>
+              <w:top w:w="60" w:type="dxa"/>
+              <w:left w:w="100" w:type="dxa"/>
+              <w:bottom w:w="60" w:type="dxa"/>
+              <w:right w:w="100" w:type="dxa"/>
+            </w:tcMar>
+          </w:tcPr>
+          <w:p>
+            <w:pPr>
+              <w:spacing w:after="40" w:line="252" w:lineRule="auto"/>
+            </w:pPr>
+            <w:r>
+              <w:rPr>
+                <w:sz w:val="19"/>
+                <w:szCs w:val="19"/>
+              </w:rPr>
+              <w:lastRenderedPageBreak/>
               <w:t>S04</w:t>
             </w:r>
           </w:p>
         </w:tc>
         <w:tc>
           <w:tcPr>
-            <w:tcW w:w="2400" w:type="dxa"/>
-            <w:tcBorders>
-              <w:top w:val="single" w:sz="4" w:space="0" w:color="B7C3D3"/>
-              <w:left w:val="single" w:sz="4" w:space="0" w:color="B7C3D3"/>
-              <w:bottom w:val="single" w:sz="4" w:space="0" w:color="B7C3D3"/>
-              <w:right w:val="single" w:sz="4" w:space="0" w:color="B7C3D3"/>
-            </w:tcBorders>
-            <w:tcMar>
-              <w:top w:w="60" w:type="dxa"/>
-              <w:left w:w="100" w:type="dxa"/>
-              <w:bottom w:w="60" w:type="dxa"/>
-              <w:right w:w="100" w:type="dxa"/>
-            </w:tcMar>
-          </w:tcPr>
-          <w:p>
-            <w:pPr>
-              <w:spacing w:after="40" w:line="252" w:lineRule="auto"/>
-            </w:pPr>
-            <w:r>
-              <w:rPr>
-                <w:sz w:val="19"/>
-                <w:szCs w:val="19"/>
-              </w:rPr>
-              <w:t>[Card / QR payment]</w:t>
-            </w:r>
-          </w:p>
-        </w:tc>
-        <w:tc>
-          <w:tcPr>
-            <w:tcW w:w="3200" w:type="dxa"/>
-            <w:tcBorders>
-              <w:top w:val="single" w:sz="4" w:space="0" w:color="B7C3D3"/>
-              <w:left w:val="single" w:sz="4" w:space="0" w:color="B7C3D3"/>
-              <w:bottom w:val="single" w:sz="4" w:space="0" w:color="B7C3D3"/>
-              <w:right w:val="single" w:sz="4" w:space="0" w:color="B7C3D3"/>
-            </w:tcBorders>
-            <w:tcMar>
-              <w:top w:w="60" w:type="dxa"/>
-              <w:left w:w="100" w:type="dxa"/>
-              <w:bottom w:w="60" w:type="dxa"/>
-              <w:right w:w="100" w:type="dxa"/>
-            </w:tcMar>
-          </w:tcPr>
-          <w:p>
-            <w:pPr>
-              <w:spacing w:after="40" w:line="252" w:lineRule="auto"/>
-            </w:pPr>
-            <w:r>
-              <w:rPr>
-                <w:sz w:val="19"/>
-                <w:szCs w:val="19"/>
-              </w:rPr>
-              <w:t>[ ]</w:t>
-            </w:r>
-          </w:p>
-        </w:tc>
-        <w:tc>
-          <w:tcPr>
-            <w:tcW w:w="2860" w:type="dxa"/>
-            <w:tcBorders>
-              <w:top w:val="single" w:sz="4" w:space="0" w:color="B7C3D3"/>
-              <w:left w:val="single" w:sz="4" w:space="0" w:color="B7C3D3"/>
-              <w:bottom w:val="single" w:sz="4" w:space="0" w:color="B7C3D3"/>
-              <w:right w:val="single" w:sz="4" w:space="0" w:color="B7C3D3"/>
-            </w:tcBorders>
-            <w:tcMar>
-              <w:top w:w="60" w:type="dxa"/>
-              <w:left w:w="100" w:type="dxa"/>
-              <w:bottom w:w="60" w:type="dxa"/>
-              <w:right w:w="100" w:type="dxa"/>
-            </w:tcMar>
-          </w:tcPr>
-          <w:p>
-            <w:pPr>
-              <w:spacing w:after="40" w:line="252" w:lineRule="auto"/>
-            </w:pPr>
-            <w:r>
-              <w:rPr>
-                <w:sz w:val="19"/>
-                <w:szCs w:val="19"/>
-              </w:rPr>
-              <w:t>[ ]</w:t>
-            </w:r>
+            <w:tcW w:w="1534" w:type="dxa"/>
+            <w:tcBorders>
+              <w:top w:val="single" w:sz="4" w:space="0" w:color="B7C3D3"/>
+              <w:left w:val="single" w:sz="4" w:space="0" w:color="B7C3D3"/>
+              <w:bottom w:val="single" w:sz="4" w:space="0" w:color="B7C3D3"/>
+              <w:right w:val="single" w:sz="4" w:space="0" w:color="B7C3D3"/>
+            </w:tcBorders>
+            <w:tcMar>
+              <w:top w:w="60" w:type="dxa"/>
+              <w:left w:w="100" w:type="dxa"/>
+              <w:bottom w:w="60" w:type="dxa"/>
+              <w:right w:w="100" w:type="dxa"/>
+            </w:tcMar>
+          </w:tcPr>
+          <w:p>
+            <w:pPr>
+              <w:spacing w:after="40" w:line="252" w:lineRule="auto"/>
+            </w:pPr>
+            <w:r>
+              <w:rPr>
+                <w:rStyle w:val="Strong"/>
+              </w:rPr>
+              <w:t>Choose Payment Method:</w:t>
+            </w:r>
+            <w:r>
+              <w:t xml:space="preserve"> Summary order review ($6.00) prompting passenger to select between Contactless Card or Banking/E-wallet QR.</w:t>
+            </w:r>
+          </w:p>
+        </w:tc>
+        <w:tc>
+          <w:tcPr>
+            <w:tcW w:w="1084" w:type="dxa"/>
+            <w:tcBorders>
+              <w:top w:val="single" w:sz="4" w:space="0" w:color="B7C3D3"/>
+              <w:left w:val="single" w:sz="4" w:space="0" w:color="B7C3D3"/>
+              <w:bottom w:val="single" w:sz="4" w:space="0" w:color="B7C3D3"/>
+              <w:right w:val="single" w:sz="4" w:space="0" w:color="B7C3D3"/>
+            </w:tcBorders>
+            <w:tcMar>
+              <w:top w:w="60" w:type="dxa"/>
+              <w:left w:w="100" w:type="dxa"/>
+              <w:bottom w:w="60" w:type="dxa"/>
+              <w:right w:w="100" w:type="dxa"/>
+            </w:tcMar>
+          </w:tcPr>
+          <w:p>
+            <w:pPr>
+              <w:spacing w:after="40" w:line="252" w:lineRule="auto"/>
+            </w:pPr>
+            <w:r>
+              <w:t>UC01 - Step 5</w:t>
+            </w:r>
+          </w:p>
+        </w:tc>
+        <w:tc>
+          <w:tcPr>
+            <w:tcW w:w="6547" w:type="dxa"/>
+            <w:tcBorders>
+              <w:top w:val="single" w:sz="4" w:space="0" w:color="B7C3D3"/>
+              <w:left w:val="single" w:sz="4" w:space="0" w:color="B7C3D3"/>
+              <w:bottom w:val="single" w:sz="4" w:space="0" w:color="B7C3D3"/>
+              <w:right w:val="single" w:sz="4" w:space="0" w:color="B7C3D3"/>
+            </w:tcBorders>
+            <w:tcMar>
+              <w:top w:w="60" w:type="dxa"/>
+              <w:left w:w="100" w:type="dxa"/>
+              <w:bottom w:w="60" w:type="dxa"/>
+              <w:right w:w="100" w:type="dxa"/>
+            </w:tcMar>
+          </w:tcPr>
+          <w:p>
+            <w:pPr>
+              <w:spacing w:after="40" w:line="252" w:lineRule="auto"/>
+            </w:pPr>
+            <w:hyperlink r:id="rId15" w:history="1">
+              <w:r>
+                <w:rPr>
+                  <w:rStyle w:val="Hyperlink"/>
+                </w:rPr>
+                <w:t>https://www.figma.com/design/LbKhf6mQOvEtakarW24O3d/Vending-Machine-UI--Community-?node-id=2004-20053</w:t>
+              </w:r>
+            </w:hyperlink>
           </w:p>
         </w:tc>
       </w:tr>
@@ -14609,7 +16148,7 @@
         </w:trPr>
         <w:tc>
           <w:tcPr>
-            <w:tcW w:w="900" w:type="dxa"/>
+            <w:tcW w:w="731" w:type="dxa"/>
             <w:tcBorders>
               <w:top w:val="single" w:sz="4" w:space="0" w:color="B7C3D3"/>
               <w:left w:val="single" w:sz="4" w:space="0" w:color="B7C3D3"/>
@@ -14638,89 +16177,885 @@
         </w:tc>
         <w:tc>
           <w:tcPr>
-            <w:tcW w:w="2400" w:type="dxa"/>
-            <w:tcBorders>
-              <w:top w:val="single" w:sz="4" w:space="0" w:color="B7C3D3"/>
-              <w:left w:val="single" w:sz="4" w:space="0" w:color="B7C3D3"/>
-              <w:bottom w:val="single" w:sz="4" w:space="0" w:color="B7C3D3"/>
-              <w:right w:val="single" w:sz="4" w:space="0" w:color="B7C3D3"/>
-            </w:tcBorders>
-            <w:tcMar>
-              <w:top w:w="60" w:type="dxa"/>
-              <w:left w:w="100" w:type="dxa"/>
-              <w:bottom w:w="60" w:type="dxa"/>
-              <w:right w:w="100" w:type="dxa"/>
-            </w:tcMar>
-          </w:tcPr>
-          <w:p>
-            <w:pPr>
-              <w:spacing w:after="40" w:line="252" w:lineRule="auto"/>
-            </w:pPr>
-            <w:r>
-              <w:rPr>
-                <w:sz w:val="19"/>
-                <w:szCs w:val="19"/>
-              </w:rPr>
-              <w:t>[Ticket issued / error]</w:t>
-            </w:r>
-          </w:p>
-        </w:tc>
-        <w:tc>
-          <w:tcPr>
-            <w:tcW w:w="3200" w:type="dxa"/>
-            <w:tcBorders>
-              <w:top w:val="single" w:sz="4" w:space="0" w:color="B7C3D3"/>
-              <w:left w:val="single" w:sz="4" w:space="0" w:color="B7C3D3"/>
-              <w:bottom w:val="single" w:sz="4" w:space="0" w:color="B7C3D3"/>
-              <w:right w:val="single" w:sz="4" w:space="0" w:color="B7C3D3"/>
-            </w:tcBorders>
-            <w:tcMar>
-              <w:top w:w="60" w:type="dxa"/>
-              <w:left w:w="100" w:type="dxa"/>
-              <w:bottom w:w="60" w:type="dxa"/>
-              <w:right w:w="100" w:type="dxa"/>
-            </w:tcMar>
-          </w:tcPr>
-          <w:p>
-            <w:pPr>
-              <w:spacing w:after="40" w:line="252" w:lineRule="auto"/>
-            </w:pPr>
-            <w:r>
-              <w:rPr>
-                <w:sz w:val="19"/>
-                <w:szCs w:val="19"/>
-              </w:rPr>
-              <w:t>[ ]</w:t>
-            </w:r>
-          </w:p>
-        </w:tc>
-        <w:tc>
-          <w:tcPr>
-            <w:tcW w:w="2860" w:type="dxa"/>
-            <w:tcBorders>
-              <w:top w:val="single" w:sz="4" w:space="0" w:color="B7C3D3"/>
-              <w:left w:val="single" w:sz="4" w:space="0" w:color="B7C3D3"/>
-              <w:bottom w:val="single" w:sz="4" w:space="0" w:color="B7C3D3"/>
-              <w:right w:val="single" w:sz="4" w:space="0" w:color="B7C3D3"/>
-            </w:tcBorders>
-            <w:tcMar>
-              <w:top w:w="60" w:type="dxa"/>
-              <w:left w:w="100" w:type="dxa"/>
-              <w:bottom w:w="60" w:type="dxa"/>
-              <w:right w:w="100" w:type="dxa"/>
-            </w:tcMar>
-          </w:tcPr>
-          <w:p>
-            <w:pPr>
-              <w:spacing w:after="40" w:line="252" w:lineRule="auto"/>
-            </w:pPr>
-            <w:r>
-              <w:rPr>
-                <w:sz w:val="19"/>
-                <w:szCs w:val="19"/>
-              </w:rPr>
-              <w:t>[ ]</w:t>
-            </w:r>
+            <w:tcW w:w="1534" w:type="dxa"/>
+            <w:tcBorders>
+              <w:top w:val="single" w:sz="4" w:space="0" w:color="B7C3D3"/>
+              <w:left w:val="single" w:sz="4" w:space="0" w:color="B7C3D3"/>
+              <w:bottom w:val="single" w:sz="4" w:space="0" w:color="B7C3D3"/>
+              <w:right w:val="single" w:sz="4" w:space="0" w:color="B7C3D3"/>
+            </w:tcBorders>
+            <w:tcMar>
+              <w:top w:w="60" w:type="dxa"/>
+              <w:left w:w="100" w:type="dxa"/>
+              <w:bottom w:w="60" w:type="dxa"/>
+              <w:right w:w="100" w:type="dxa"/>
+            </w:tcMar>
+          </w:tcPr>
+          <w:p>
+            <w:pPr>
+              <w:spacing w:after="40" w:line="252" w:lineRule="auto"/>
+            </w:pPr>
+            <w:r>
+              <w:rPr>
+                <w:rStyle w:val="Strong"/>
+              </w:rPr>
+              <w:t>Card Payment:</w:t>
+            </w:r>
+            <w:r>
+              <w:t xml:space="preserve"> Visual guide prompting user to tap or insert credit/debit card into the physical EMV card reader.</w:t>
+            </w:r>
+          </w:p>
+        </w:tc>
+        <w:tc>
+          <w:tcPr>
+            <w:tcW w:w="1084" w:type="dxa"/>
+            <w:tcBorders>
+              <w:top w:val="single" w:sz="4" w:space="0" w:color="B7C3D3"/>
+              <w:left w:val="single" w:sz="4" w:space="0" w:color="B7C3D3"/>
+              <w:bottom w:val="single" w:sz="4" w:space="0" w:color="B7C3D3"/>
+              <w:right w:val="single" w:sz="4" w:space="0" w:color="B7C3D3"/>
+            </w:tcBorders>
+            <w:tcMar>
+              <w:top w:w="60" w:type="dxa"/>
+              <w:left w:w="100" w:type="dxa"/>
+              <w:bottom w:w="60" w:type="dxa"/>
+              <w:right w:w="100" w:type="dxa"/>
+            </w:tcMar>
+          </w:tcPr>
+          <w:p>
+            <w:pPr>
+              <w:spacing w:after="40" w:line="252" w:lineRule="auto"/>
+            </w:pPr>
+            <w:r>
+              <w:t>UC01 - Step 5</w:t>
+            </w:r>
+          </w:p>
+        </w:tc>
+        <w:tc>
+          <w:tcPr>
+            <w:tcW w:w="6547" w:type="dxa"/>
+            <w:tcBorders>
+              <w:top w:val="single" w:sz="4" w:space="0" w:color="B7C3D3"/>
+              <w:left w:val="single" w:sz="4" w:space="0" w:color="B7C3D3"/>
+              <w:bottom w:val="single" w:sz="4" w:space="0" w:color="B7C3D3"/>
+              <w:right w:val="single" w:sz="4" w:space="0" w:color="B7C3D3"/>
+            </w:tcBorders>
+            <w:tcMar>
+              <w:top w:w="60" w:type="dxa"/>
+              <w:left w:w="100" w:type="dxa"/>
+              <w:bottom w:w="60" w:type="dxa"/>
+              <w:right w:w="100" w:type="dxa"/>
+            </w:tcMar>
+          </w:tcPr>
+          <w:p>
+            <w:pPr>
+              <w:spacing w:after="40" w:line="252" w:lineRule="auto"/>
+            </w:pPr>
+            <w:hyperlink r:id="rId16" w:history="1">
+              <w:r>
+                <w:rPr>
+                  <w:rStyle w:val="Hyperlink"/>
+                </w:rPr>
+                <w:t>https://www.figma.com/design/LbKhf6mQOvEtakarW24O3d/Vending-Machine-UI--Community-?node-id=2004-20053</w:t>
+              </w:r>
+            </w:hyperlink>
+          </w:p>
+        </w:tc>
+      </w:tr>
+      <w:tr>
+        <w:trPr>
+          <w:cantSplit/>
+        </w:trPr>
+        <w:tc>
+          <w:tcPr>
+            <w:tcW w:w="731" w:type="dxa"/>
+            <w:tcBorders>
+              <w:top w:val="single" w:sz="4" w:space="0" w:color="B7C3D3"/>
+              <w:left w:val="single" w:sz="4" w:space="0" w:color="B7C3D3"/>
+              <w:bottom w:val="single" w:sz="4" w:space="0" w:color="B7C3D3"/>
+              <w:right w:val="single" w:sz="4" w:space="0" w:color="B7C3D3"/>
+            </w:tcBorders>
+            <w:tcMar>
+              <w:top w:w="60" w:type="dxa"/>
+              <w:left w:w="100" w:type="dxa"/>
+              <w:bottom w:w="60" w:type="dxa"/>
+              <w:right w:w="100" w:type="dxa"/>
+            </w:tcMar>
+          </w:tcPr>
+          <w:p>
+            <w:pPr>
+              <w:spacing w:after="40" w:line="252" w:lineRule="auto"/>
+              <w:rPr>
+                <w:sz w:val="19"/>
+                <w:szCs w:val="19"/>
+              </w:rPr>
+            </w:pPr>
+            <w:r>
+              <w:rPr>
+                <w:sz w:val="19"/>
+                <w:szCs w:val="19"/>
+              </w:rPr>
+              <w:t>S06</w:t>
+            </w:r>
+          </w:p>
+        </w:tc>
+        <w:tc>
+          <w:tcPr>
+            <w:tcW w:w="1534" w:type="dxa"/>
+            <w:tcBorders>
+              <w:top w:val="single" w:sz="4" w:space="0" w:color="B7C3D3"/>
+              <w:left w:val="single" w:sz="4" w:space="0" w:color="B7C3D3"/>
+              <w:bottom w:val="single" w:sz="4" w:space="0" w:color="B7C3D3"/>
+              <w:right w:val="single" w:sz="4" w:space="0" w:color="B7C3D3"/>
+            </w:tcBorders>
+            <w:tcMar>
+              <w:top w:w="60" w:type="dxa"/>
+              <w:left w:w="100" w:type="dxa"/>
+              <w:bottom w:w="60" w:type="dxa"/>
+              <w:right w:w="100" w:type="dxa"/>
+            </w:tcMar>
+          </w:tcPr>
+          <w:p>
+            <w:pPr>
+              <w:spacing w:after="40" w:line="252" w:lineRule="auto"/>
+              <w:rPr>
+                <w:rStyle w:val="Strong"/>
+              </w:rPr>
+            </w:pPr>
+            <w:r>
+              <w:rPr>
+                <w:rStyle w:val="Strong"/>
+              </w:rPr>
+              <w:t>QR Payment:</w:t>
+            </w:r>
+            <w:r>
+              <w:t xml:space="preserve"> Displays high-contrast dynamic payment QR code with active 60-second expiration countdown timer.</w:t>
+            </w:r>
+          </w:p>
+        </w:tc>
+        <w:tc>
+          <w:tcPr>
+            <w:tcW w:w="1084" w:type="dxa"/>
+            <w:tcBorders>
+              <w:top w:val="single" w:sz="4" w:space="0" w:color="B7C3D3"/>
+              <w:left w:val="single" w:sz="4" w:space="0" w:color="B7C3D3"/>
+              <w:bottom w:val="single" w:sz="4" w:space="0" w:color="B7C3D3"/>
+              <w:right w:val="single" w:sz="4" w:space="0" w:color="B7C3D3"/>
+            </w:tcBorders>
+            <w:tcMar>
+              <w:top w:w="60" w:type="dxa"/>
+              <w:left w:w="100" w:type="dxa"/>
+              <w:bottom w:w="60" w:type="dxa"/>
+              <w:right w:w="100" w:type="dxa"/>
+            </w:tcMar>
+          </w:tcPr>
+          <w:p>
+            <w:pPr>
+              <w:spacing w:after="40" w:line="252" w:lineRule="auto"/>
+            </w:pPr>
+            <w:r>
+              <w:t>UC02 - All Steps</w:t>
+            </w:r>
+          </w:p>
+        </w:tc>
+        <w:tc>
+          <w:tcPr>
+            <w:tcW w:w="6547" w:type="dxa"/>
+            <w:tcBorders>
+              <w:top w:val="single" w:sz="4" w:space="0" w:color="B7C3D3"/>
+              <w:left w:val="single" w:sz="4" w:space="0" w:color="B7C3D3"/>
+              <w:bottom w:val="single" w:sz="4" w:space="0" w:color="B7C3D3"/>
+              <w:right w:val="single" w:sz="4" w:space="0" w:color="B7C3D3"/>
+            </w:tcBorders>
+            <w:tcMar>
+              <w:top w:w="60" w:type="dxa"/>
+              <w:left w:w="100" w:type="dxa"/>
+              <w:bottom w:w="60" w:type="dxa"/>
+              <w:right w:w="100" w:type="dxa"/>
+            </w:tcMar>
+          </w:tcPr>
+          <w:p>
+            <w:pPr>
+              <w:spacing w:after="40" w:line="252" w:lineRule="auto"/>
+              <w:rPr>
+                <w:sz w:val="19"/>
+                <w:szCs w:val="19"/>
+              </w:rPr>
+            </w:pPr>
+            <w:hyperlink r:id="rId17" w:history="1">
+              <w:r>
+                <w:rPr>
+                  <w:rStyle w:val="Hyperlink"/>
+                </w:rPr>
+                <w:t>https://www.figma.com/design/LbKhf6mQOvEtakarW24O3d/Vending-Machine-UI--Community-?node-id=2004-20053</w:t>
+              </w:r>
+            </w:hyperlink>
+          </w:p>
+        </w:tc>
+      </w:tr>
+      <w:tr>
+        <w:trPr>
+          <w:cantSplit/>
+        </w:trPr>
+        <w:tc>
+          <w:tcPr>
+            <w:tcW w:w="731" w:type="dxa"/>
+            <w:tcBorders>
+              <w:top w:val="single" w:sz="4" w:space="0" w:color="B7C3D3"/>
+              <w:left w:val="single" w:sz="4" w:space="0" w:color="B7C3D3"/>
+              <w:bottom w:val="single" w:sz="4" w:space="0" w:color="B7C3D3"/>
+              <w:right w:val="single" w:sz="4" w:space="0" w:color="B7C3D3"/>
+            </w:tcBorders>
+            <w:tcMar>
+              <w:top w:w="60" w:type="dxa"/>
+              <w:left w:w="100" w:type="dxa"/>
+              <w:bottom w:w="60" w:type="dxa"/>
+              <w:right w:w="100" w:type="dxa"/>
+            </w:tcMar>
+          </w:tcPr>
+          <w:p>
+            <w:pPr>
+              <w:spacing w:after="40" w:line="252" w:lineRule="auto"/>
+              <w:rPr>
+                <w:sz w:val="19"/>
+                <w:szCs w:val="19"/>
+              </w:rPr>
+            </w:pPr>
+            <w:r>
+              <w:rPr>
+                <w:sz w:val="19"/>
+                <w:szCs w:val="19"/>
+              </w:rPr>
+              <w:lastRenderedPageBreak/>
+              <w:t>S07</w:t>
+            </w:r>
+          </w:p>
+        </w:tc>
+        <w:tc>
+          <w:tcPr>
+            <w:tcW w:w="1534" w:type="dxa"/>
+            <w:tcBorders>
+              <w:top w:val="single" w:sz="4" w:space="0" w:color="B7C3D3"/>
+              <w:left w:val="single" w:sz="4" w:space="0" w:color="B7C3D3"/>
+              <w:bottom w:val="single" w:sz="4" w:space="0" w:color="B7C3D3"/>
+              <w:right w:val="single" w:sz="4" w:space="0" w:color="B7C3D3"/>
+            </w:tcBorders>
+            <w:tcMar>
+              <w:top w:w="60" w:type="dxa"/>
+              <w:left w:w="100" w:type="dxa"/>
+              <w:bottom w:w="60" w:type="dxa"/>
+              <w:right w:w="100" w:type="dxa"/>
+            </w:tcMar>
+          </w:tcPr>
+          <w:p>
+            <w:pPr>
+              <w:spacing w:after="40" w:line="252" w:lineRule="auto"/>
+              <w:rPr>
+                <w:rStyle w:val="Strong"/>
+              </w:rPr>
+            </w:pPr>
+            <w:r>
+              <w:rPr>
+                <w:rStyle w:val="Strong"/>
+              </w:rPr>
+              <w:t>Payment Declined (Exception):</w:t>
+            </w:r>
+            <w:r>
+              <w:t xml:space="preserve"> Alerts user of rejected payment, leaves funds uncharged, and prompts alternative payment.</w:t>
+            </w:r>
+          </w:p>
+        </w:tc>
+        <w:tc>
+          <w:tcPr>
+            <w:tcW w:w="1084" w:type="dxa"/>
+            <w:tcBorders>
+              <w:top w:val="single" w:sz="4" w:space="0" w:color="B7C3D3"/>
+              <w:left w:val="single" w:sz="4" w:space="0" w:color="B7C3D3"/>
+              <w:bottom w:val="single" w:sz="4" w:space="0" w:color="B7C3D3"/>
+              <w:right w:val="single" w:sz="4" w:space="0" w:color="B7C3D3"/>
+            </w:tcBorders>
+            <w:tcMar>
+              <w:top w:w="60" w:type="dxa"/>
+              <w:left w:w="100" w:type="dxa"/>
+              <w:bottom w:w="60" w:type="dxa"/>
+              <w:right w:w="100" w:type="dxa"/>
+            </w:tcMar>
+          </w:tcPr>
+          <w:p>
+            <w:pPr>
+              <w:spacing w:after="40" w:line="252" w:lineRule="auto"/>
+            </w:pPr>
+            <w:r>
+              <w:t>UC03 - All Steps</w:t>
+            </w:r>
+          </w:p>
+        </w:tc>
+        <w:tc>
+          <w:tcPr>
+            <w:tcW w:w="6547" w:type="dxa"/>
+            <w:tcBorders>
+              <w:top w:val="single" w:sz="4" w:space="0" w:color="B7C3D3"/>
+              <w:left w:val="single" w:sz="4" w:space="0" w:color="B7C3D3"/>
+              <w:bottom w:val="single" w:sz="4" w:space="0" w:color="B7C3D3"/>
+              <w:right w:val="single" w:sz="4" w:space="0" w:color="B7C3D3"/>
+            </w:tcBorders>
+            <w:tcMar>
+              <w:top w:w="60" w:type="dxa"/>
+              <w:left w:w="100" w:type="dxa"/>
+              <w:bottom w:w="60" w:type="dxa"/>
+              <w:right w:w="100" w:type="dxa"/>
+            </w:tcMar>
+          </w:tcPr>
+          <w:p>
+            <w:pPr>
+              <w:spacing w:after="40" w:line="252" w:lineRule="auto"/>
+              <w:rPr>
+                <w:sz w:val="19"/>
+                <w:szCs w:val="19"/>
+              </w:rPr>
+            </w:pPr>
+            <w:hyperlink r:id="rId18" w:history="1">
+              <w:r>
+                <w:rPr>
+                  <w:rStyle w:val="Hyperlink"/>
+                </w:rPr>
+                <w:t>https://www.figma.com/design/LbKhf6mQOvEtakarW24O3d/Vending-Machine-UI--Community-?node-id=2004-20053</w:t>
+              </w:r>
+            </w:hyperlink>
+          </w:p>
+        </w:tc>
+      </w:tr>
+      <w:tr>
+        <w:trPr>
+          <w:cantSplit/>
+        </w:trPr>
+        <w:tc>
+          <w:tcPr>
+            <w:tcW w:w="731" w:type="dxa"/>
+            <w:tcBorders>
+              <w:top w:val="single" w:sz="4" w:space="0" w:color="B7C3D3"/>
+              <w:left w:val="single" w:sz="4" w:space="0" w:color="B7C3D3"/>
+              <w:bottom w:val="single" w:sz="4" w:space="0" w:color="B7C3D3"/>
+              <w:right w:val="single" w:sz="4" w:space="0" w:color="B7C3D3"/>
+            </w:tcBorders>
+            <w:tcMar>
+              <w:top w:w="60" w:type="dxa"/>
+              <w:left w:w="100" w:type="dxa"/>
+              <w:bottom w:w="60" w:type="dxa"/>
+              <w:right w:w="100" w:type="dxa"/>
+            </w:tcMar>
+          </w:tcPr>
+          <w:p>
+            <w:pPr>
+              <w:spacing w:after="40" w:line="252" w:lineRule="auto"/>
+              <w:rPr>
+                <w:sz w:val="19"/>
+                <w:szCs w:val="19"/>
+              </w:rPr>
+            </w:pPr>
+            <w:r>
+              <w:rPr>
+                <w:sz w:val="19"/>
+                <w:szCs w:val="19"/>
+              </w:rPr>
+              <w:t>S08</w:t>
+            </w:r>
+          </w:p>
+        </w:tc>
+        <w:tc>
+          <w:tcPr>
+            <w:tcW w:w="1534" w:type="dxa"/>
+            <w:tcBorders>
+              <w:top w:val="single" w:sz="4" w:space="0" w:color="B7C3D3"/>
+              <w:left w:val="single" w:sz="4" w:space="0" w:color="B7C3D3"/>
+              <w:bottom w:val="single" w:sz="4" w:space="0" w:color="B7C3D3"/>
+              <w:right w:val="single" w:sz="4" w:space="0" w:color="B7C3D3"/>
+            </w:tcBorders>
+            <w:tcMar>
+              <w:top w:w="60" w:type="dxa"/>
+              <w:left w:w="100" w:type="dxa"/>
+              <w:bottom w:w="60" w:type="dxa"/>
+              <w:right w:w="100" w:type="dxa"/>
+            </w:tcMar>
+          </w:tcPr>
+          <w:p>
+            <w:pPr>
+              <w:spacing w:after="40" w:line="252" w:lineRule="auto"/>
+              <w:rPr>
+                <w:rStyle w:val="Strong"/>
+              </w:rPr>
+            </w:pPr>
+            <w:r>
+              <w:rPr>
+                <w:rStyle w:val="Strong"/>
+              </w:rPr>
+              <w:t>QR Payment Timed Out (Exception):</w:t>
+            </w:r>
+            <w:r>
+              <w:t xml:space="preserve"> Enforces strict 60s timeout security rule, invalidates expired QR, and prompts session retry.</w:t>
+            </w:r>
+          </w:p>
+        </w:tc>
+        <w:tc>
+          <w:tcPr>
+            <w:tcW w:w="1084" w:type="dxa"/>
+            <w:tcBorders>
+              <w:top w:val="single" w:sz="4" w:space="0" w:color="B7C3D3"/>
+              <w:left w:val="single" w:sz="4" w:space="0" w:color="B7C3D3"/>
+              <w:bottom w:val="single" w:sz="4" w:space="0" w:color="B7C3D3"/>
+              <w:right w:val="single" w:sz="4" w:space="0" w:color="B7C3D3"/>
+            </w:tcBorders>
+            <w:tcMar>
+              <w:top w:w="60" w:type="dxa"/>
+              <w:left w:w="100" w:type="dxa"/>
+              <w:bottom w:w="60" w:type="dxa"/>
+              <w:right w:w="100" w:type="dxa"/>
+            </w:tcMar>
+          </w:tcPr>
+          <w:p>
+            <w:pPr>
+              <w:spacing w:after="40" w:line="252" w:lineRule="auto"/>
+            </w:pPr>
+            <w:r>
+              <w:t>UC02 / UC01 Exception</w:t>
+            </w:r>
+          </w:p>
+        </w:tc>
+        <w:tc>
+          <w:tcPr>
+            <w:tcW w:w="6547" w:type="dxa"/>
+            <w:tcBorders>
+              <w:top w:val="single" w:sz="4" w:space="0" w:color="B7C3D3"/>
+              <w:left w:val="single" w:sz="4" w:space="0" w:color="B7C3D3"/>
+              <w:bottom w:val="single" w:sz="4" w:space="0" w:color="B7C3D3"/>
+              <w:right w:val="single" w:sz="4" w:space="0" w:color="B7C3D3"/>
+            </w:tcBorders>
+            <w:tcMar>
+              <w:top w:w="60" w:type="dxa"/>
+              <w:left w:w="100" w:type="dxa"/>
+              <w:bottom w:w="60" w:type="dxa"/>
+              <w:right w:w="100" w:type="dxa"/>
+            </w:tcMar>
+          </w:tcPr>
+          <w:p>
+            <w:pPr>
+              <w:spacing w:after="40" w:line="252" w:lineRule="auto"/>
+              <w:rPr>
+                <w:sz w:val="19"/>
+                <w:szCs w:val="19"/>
+              </w:rPr>
+            </w:pPr>
+            <w:hyperlink r:id="rId19" w:history="1">
+              <w:r>
+                <w:rPr>
+                  <w:rStyle w:val="Hyperlink"/>
+                </w:rPr>
+                <w:t>https://www.figma.com/design/LbKhf6mQOvEtakarW24O3d/Vending-Machine-UI--Community-?node-id=2004-20053</w:t>
+              </w:r>
+            </w:hyperlink>
+          </w:p>
+        </w:tc>
+      </w:tr>
+      <w:tr>
+        <w:trPr>
+          <w:cantSplit/>
+        </w:trPr>
+        <w:tc>
+          <w:tcPr>
+            <w:tcW w:w="731" w:type="dxa"/>
+            <w:tcBorders>
+              <w:top w:val="single" w:sz="4" w:space="0" w:color="B7C3D3"/>
+              <w:left w:val="single" w:sz="4" w:space="0" w:color="B7C3D3"/>
+              <w:bottom w:val="single" w:sz="4" w:space="0" w:color="B7C3D3"/>
+              <w:right w:val="single" w:sz="4" w:space="0" w:color="B7C3D3"/>
+            </w:tcBorders>
+            <w:tcMar>
+              <w:top w:w="60" w:type="dxa"/>
+              <w:left w:w="100" w:type="dxa"/>
+              <w:bottom w:w="60" w:type="dxa"/>
+              <w:right w:w="100" w:type="dxa"/>
+            </w:tcMar>
+          </w:tcPr>
+          <w:p>
+            <w:pPr>
+              <w:spacing w:after="40" w:line="252" w:lineRule="auto"/>
+              <w:rPr>
+                <w:sz w:val="19"/>
+                <w:szCs w:val="19"/>
+              </w:rPr>
+            </w:pPr>
+            <w:r>
+              <w:rPr>
+                <w:sz w:val="19"/>
+                <w:szCs w:val="19"/>
+              </w:rPr>
+              <w:t>S09</w:t>
+            </w:r>
+          </w:p>
+        </w:tc>
+        <w:tc>
+          <w:tcPr>
+            <w:tcW w:w="1534" w:type="dxa"/>
+            <w:tcBorders>
+              <w:top w:val="single" w:sz="4" w:space="0" w:color="B7C3D3"/>
+              <w:left w:val="single" w:sz="4" w:space="0" w:color="B7C3D3"/>
+              <w:bottom w:val="single" w:sz="4" w:space="0" w:color="B7C3D3"/>
+              <w:right w:val="single" w:sz="4" w:space="0" w:color="B7C3D3"/>
+            </w:tcBorders>
+            <w:tcMar>
+              <w:top w:w="60" w:type="dxa"/>
+              <w:left w:w="100" w:type="dxa"/>
+              <w:bottom w:w="60" w:type="dxa"/>
+              <w:right w:w="100" w:type="dxa"/>
+            </w:tcMar>
+          </w:tcPr>
+          <w:p>
+            <w:pPr>
+              <w:spacing w:after="40" w:line="252" w:lineRule="auto"/>
+              <w:rPr>
+                <w:rStyle w:val="Strong"/>
+              </w:rPr>
+            </w:pPr>
+            <w:r>
+              <w:rPr>
+                <w:rStyle w:val="Strong"/>
+              </w:rPr>
+              <w:t>Payment Confirmed &amp; Printing:</w:t>
+            </w:r>
+            <w:r>
+              <w:t xml:space="preserve"> Confirms financial clearance and triggers the thermal printer hardware to print barcode tickets.</w:t>
+            </w:r>
+          </w:p>
+        </w:tc>
+        <w:tc>
+          <w:tcPr>
+            <w:tcW w:w="1084" w:type="dxa"/>
+            <w:tcBorders>
+              <w:top w:val="single" w:sz="4" w:space="0" w:color="B7C3D3"/>
+              <w:left w:val="single" w:sz="4" w:space="0" w:color="B7C3D3"/>
+              <w:bottom w:val="single" w:sz="4" w:space="0" w:color="B7C3D3"/>
+              <w:right w:val="single" w:sz="4" w:space="0" w:color="B7C3D3"/>
+            </w:tcBorders>
+            <w:tcMar>
+              <w:top w:w="60" w:type="dxa"/>
+              <w:left w:w="100" w:type="dxa"/>
+              <w:bottom w:w="60" w:type="dxa"/>
+              <w:right w:w="100" w:type="dxa"/>
+            </w:tcMar>
+          </w:tcPr>
+          <w:p>
+            <w:pPr>
+              <w:spacing w:after="40" w:line="252" w:lineRule="auto"/>
+            </w:pPr>
+            <w:r>
+              <w:t>UC03 / UC01 Exception</w:t>
+            </w:r>
+          </w:p>
+        </w:tc>
+        <w:tc>
+          <w:tcPr>
+            <w:tcW w:w="6547" w:type="dxa"/>
+            <w:tcBorders>
+              <w:top w:val="single" w:sz="4" w:space="0" w:color="B7C3D3"/>
+              <w:left w:val="single" w:sz="4" w:space="0" w:color="B7C3D3"/>
+              <w:bottom w:val="single" w:sz="4" w:space="0" w:color="B7C3D3"/>
+              <w:right w:val="single" w:sz="4" w:space="0" w:color="B7C3D3"/>
+            </w:tcBorders>
+            <w:tcMar>
+              <w:top w:w="60" w:type="dxa"/>
+              <w:left w:w="100" w:type="dxa"/>
+              <w:bottom w:w="60" w:type="dxa"/>
+              <w:right w:w="100" w:type="dxa"/>
+            </w:tcMar>
+          </w:tcPr>
+          <w:p>
+            <w:pPr>
+              <w:spacing w:after="40" w:line="252" w:lineRule="auto"/>
+              <w:rPr>
+                <w:sz w:val="19"/>
+                <w:szCs w:val="19"/>
+              </w:rPr>
+            </w:pPr>
+            <w:hyperlink r:id="rId20" w:history="1">
+              <w:r>
+                <w:rPr>
+                  <w:rStyle w:val="Hyperlink"/>
+                </w:rPr>
+                <w:t>https://www.figma.com/design/LbKhf6mQOvEtakarW24O3d/Vending-Machine-UI--Community-?node-id=2004-20053</w:t>
+              </w:r>
+            </w:hyperlink>
+          </w:p>
+        </w:tc>
+      </w:tr>
+      <w:tr>
+        <w:trPr>
+          <w:cantSplit/>
+        </w:trPr>
+        <w:tc>
+          <w:tcPr>
+            <w:tcW w:w="731" w:type="dxa"/>
+            <w:tcBorders>
+              <w:top w:val="single" w:sz="4" w:space="0" w:color="B7C3D3"/>
+              <w:left w:val="single" w:sz="4" w:space="0" w:color="B7C3D3"/>
+              <w:bottom w:val="single" w:sz="4" w:space="0" w:color="B7C3D3"/>
+              <w:right w:val="single" w:sz="4" w:space="0" w:color="B7C3D3"/>
+            </w:tcBorders>
+            <w:tcMar>
+              <w:top w:w="60" w:type="dxa"/>
+              <w:left w:w="100" w:type="dxa"/>
+              <w:bottom w:w="60" w:type="dxa"/>
+              <w:right w:w="100" w:type="dxa"/>
+            </w:tcMar>
+          </w:tcPr>
+          <w:p>
+            <w:pPr>
+              <w:spacing w:after="40" w:line="252" w:lineRule="auto"/>
+              <w:rPr>
+                <w:sz w:val="19"/>
+                <w:szCs w:val="19"/>
+              </w:rPr>
+            </w:pPr>
+            <w:r>
+              <w:rPr>
+                <w:sz w:val="19"/>
+                <w:szCs w:val="19"/>
+              </w:rPr>
+              <w:lastRenderedPageBreak/>
+              <w:t>S10</w:t>
+            </w:r>
+          </w:p>
+        </w:tc>
+        <w:tc>
+          <w:tcPr>
+            <w:tcW w:w="1534" w:type="dxa"/>
+            <w:tcBorders>
+              <w:top w:val="single" w:sz="4" w:space="0" w:color="B7C3D3"/>
+              <w:left w:val="single" w:sz="4" w:space="0" w:color="B7C3D3"/>
+              <w:bottom w:val="single" w:sz="4" w:space="0" w:color="B7C3D3"/>
+              <w:right w:val="single" w:sz="4" w:space="0" w:color="B7C3D3"/>
+            </w:tcBorders>
+            <w:tcMar>
+              <w:top w:w="60" w:type="dxa"/>
+              <w:left w:w="100" w:type="dxa"/>
+              <w:bottom w:w="60" w:type="dxa"/>
+              <w:right w:w="100" w:type="dxa"/>
+            </w:tcMar>
+          </w:tcPr>
+          <w:p>
+            <w:pPr>
+              <w:spacing w:after="40" w:line="252" w:lineRule="auto"/>
+              <w:rPr>
+                <w:rStyle w:val="Strong"/>
+              </w:rPr>
+            </w:pPr>
+            <w:r>
+              <w:rPr>
+                <w:rStyle w:val="Strong"/>
+              </w:rPr>
+              <w:t>Tickets Issued &amp; Collection:</w:t>
+            </w:r>
+            <w:r>
+              <w:t xml:space="preserve"> Visual representation of physical barcode tickets and directions to retrieve tickets from the tray.</w:t>
+            </w:r>
+          </w:p>
+        </w:tc>
+        <w:tc>
+          <w:tcPr>
+            <w:tcW w:w="1084" w:type="dxa"/>
+            <w:tcBorders>
+              <w:top w:val="single" w:sz="4" w:space="0" w:color="B7C3D3"/>
+              <w:left w:val="single" w:sz="4" w:space="0" w:color="B7C3D3"/>
+              <w:bottom w:val="single" w:sz="4" w:space="0" w:color="B7C3D3"/>
+              <w:right w:val="single" w:sz="4" w:space="0" w:color="B7C3D3"/>
+            </w:tcBorders>
+            <w:tcMar>
+              <w:top w:w="60" w:type="dxa"/>
+              <w:left w:w="100" w:type="dxa"/>
+              <w:bottom w:w="60" w:type="dxa"/>
+              <w:right w:w="100" w:type="dxa"/>
+            </w:tcMar>
+          </w:tcPr>
+          <w:p>
+            <w:pPr>
+              <w:spacing w:after="40" w:line="252" w:lineRule="auto"/>
+            </w:pPr>
+            <w:r>
+              <w:t xml:space="preserve">UC01 - Step </w:t>
+            </w:r>
+            <w:r>
+              <w:t>7</w:t>
+            </w:r>
+            <w:r>
+              <w:t xml:space="preserve">, </w:t>
+            </w:r>
+            <w:r>
+              <w:t>8</w:t>
+            </w:r>
+          </w:p>
+        </w:tc>
+        <w:tc>
+          <w:tcPr>
+            <w:tcW w:w="6547" w:type="dxa"/>
+            <w:tcBorders>
+              <w:top w:val="single" w:sz="4" w:space="0" w:color="B7C3D3"/>
+              <w:left w:val="single" w:sz="4" w:space="0" w:color="B7C3D3"/>
+              <w:bottom w:val="single" w:sz="4" w:space="0" w:color="B7C3D3"/>
+              <w:right w:val="single" w:sz="4" w:space="0" w:color="B7C3D3"/>
+            </w:tcBorders>
+            <w:tcMar>
+              <w:top w:w="60" w:type="dxa"/>
+              <w:left w:w="100" w:type="dxa"/>
+              <w:bottom w:w="60" w:type="dxa"/>
+              <w:right w:w="100" w:type="dxa"/>
+            </w:tcMar>
+          </w:tcPr>
+          <w:p>
+            <w:pPr>
+              <w:spacing w:after="40" w:line="252" w:lineRule="auto"/>
+              <w:rPr>
+                <w:sz w:val="19"/>
+                <w:szCs w:val="19"/>
+              </w:rPr>
+            </w:pPr>
+            <w:hyperlink r:id="rId21" w:history="1">
+              <w:r>
+                <w:rPr>
+                  <w:rStyle w:val="Hyperlink"/>
+                </w:rPr>
+                <w:t>https://www.figma.com/design/LbKhf6mQOvEtakarW24O3d/Vending-Machine-UI--Community-?node-id=2004-20053</w:t>
+              </w:r>
+            </w:hyperlink>
+          </w:p>
+        </w:tc>
+      </w:tr>
+      <w:tr>
+        <w:trPr>
+          <w:cantSplit/>
+        </w:trPr>
+        <w:tc>
+          <w:tcPr>
+            <w:tcW w:w="731" w:type="dxa"/>
+            <w:tcBorders>
+              <w:top w:val="single" w:sz="4" w:space="0" w:color="B7C3D3"/>
+              <w:left w:val="single" w:sz="4" w:space="0" w:color="B7C3D3"/>
+              <w:bottom w:val="single" w:sz="4" w:space="0" w:color="B7C3D3"/>
+              <w:right w:val="single" w:sz="4" w:space="0" w:color="B7C3D3"/>
+            </w:tcBorders>
+            <w:tcMar>
+              <w:top w:w="60" w:type="dxa"/>
+              <w:left w:w="100" w:type="dxa"/>
+              <w:bottom w:w="60" w:type="dxa"/>
+              <w:right w:w="100" w:type="dxa"/>
+            </w:tcMar>
+          </w:tcPr>
+          <w:p>
+            <w:pPr>
+              <w:spacing w:after="40" w:line="252" w:lineRule="auto"/>
+              <w:rPr>
+                <w:sz w:val="19"/>
+                <w:szCs w:val="19"/>
+              </w:rPr>
+            </w:pPr>
+            <w:r>
+              <w:rPr>
+                <w:sz w:val="19"/>
+                <w:szCs w:val="19"/>
+              </w:rPr>
+              <w:t>S11</w:t>
+            </w:r>
+          </w:p>
+        </w:tc>
+        <w:tc>
+          <w:tcPr>
+            <w:tcW w:w="1534" w:type="dxa"/>
+            <w:tcBorders>
+              <w:top w:val="single" w:sz="4" w:space="0" w:color="B7C3D3"/>
+              <w:left w:val="single" w:sz="4" w:space="0" w:color="B7C3D3"/>
+              <w:bottom w:val="single" w:sz="4" w:space="0" w:color="B7C3D3"/>
+              <w:right w:val="single" w:sz="4" w:space="0" w:color="B7C3D3"/>
+            </w:tcBorders>
+            <w:tcMar>
+              <w:top w:w="60" w:type="dxa"/>
+              <w:left w:w="100" w:type="dxa"/>
+              <w:bottom w:w="60" w:type="dxa"/>
+              <w:right w:w="100" w:type="dxa"/>
+            </w:tcMar>
+          </w:tcPr>
+          <w:p>
+            <w:pPr>
+              <w:spacing w:after="40" w:line="252" w:lineRule="auto"/>
+              <w:rPr>
+                <w:rStyle w:val="Strong"/>
+              </w:rPr>
+            </w:pPr>
+            <w:r>
+              <w:rPr>
+                <w:rStyle w:val="Strong"/>
+              </w:rPr>
+              <w:t>Printer Fault &amp; Out of Service (Exception):</w:t>
+            </w:r>
+            <w:r>
+              <w:t xml:space="preserve"> Handles paper jam/paper-out hardware fault, initiates automatic gateway refund, and locks kiosk.</w:t>
+            </w:r>
+          </w:p>
+        </w:tc>
+        <w:tc>
+          <w:tcPr>
+            <w:tcW w:w="1084" w:type="dxa"/>
+            <w:tcBorders>
+              <w:top w:val="single" w:sz="4" w:space="0" w:color="B7C3D3"/>
+              <w:left w:val="single" w:sz="4" w:space="0" w:color="B7C3D3"/>
+              <w:bottom w:val="single" w:sz="4" w:space="0" w:color="B7C3D3"/>
+              <w:right w:val="single" w:sz="4" w:space="0" w:color="B7C3D3"/>
+            </w:tcBorders>
+            <w:tcMar>
+              <w:top w:w="60" w:type="dxa"/>
+              <w:left w:w="100" w:type="dxa"/>
+              <w:bottom w:w="60" w:type="dxa"/>
+              <w:right w:w="100" w:type="dxa"/>
+            </w:tcMar>
+          </w:tcPr>
+          <w:p>
+            <w:pPr>
+              <w:spacing w:after="40" w:line="252" w:lineRule="auto"/>
+            </w:pPr>
+            <w:r>
+              <w:t>UC01 Hardware Fault</w:t>
+            </w:r>
+          </w:p>
+        </w:tc>
+        <w:tc>
+          <w:tcPr>
+            <w:tcW w:w="6547" w:type="dxa"/>
+            <w:tcBorders>
+              <w:top w:val="single" w:sz="4" w:space="0" w:color="B7C3D3"/>
+              <w:left w:val="single" w:sz="4" w:space="0" w:color="B7C3D3"/>
+              <w:bottom w:val="single" w:sz="4" w:space="0" w:color="B7C3D3"/>
+              <w:right w:val="single" w:sz="4" w:space="0" w:color="B7C3D3"/>
+            </w:tcBorders>
+            <w:tcMar>
+              <w:top w:w="60" w:type="dxa"/>
+              <w:left w:w="100" w:type="dxa"/>
+              <w:bottom w:w="60" w:type="dxa"/>
+              <w:right w:w="100" w:type="dxa"/>
+            </w:tcMar>
+          </w:tcPr>
+          <w:p>
+            <w:pPr>
+              <w:spacing w:after="40" w:line="252" w:lineRule="auto"/>
+              <w:rPr>
+                <w:sz w:val="19"/>
+                <w:szCs w:val="19"/>
+              </w:rPr>
+            </w:pPr>
+            <w:hyperlink r:id="rId22" w:history="1">
+              <w:r>
+                <w:rPr>
+                  <w:rStyle w:val="Hyperlink"/>
+                </w:rPr>
+                <w:t>https://www.figma.com/design/LbKhf6mQOvEtakarW24O3d/Vending-Machine-UI--Community-?node-id=2004-20053</w:t>
+              </w:r>
+            </w:hyperlink>
           </w:p>
         </w:tc>
       </w:tr>
@@ -14733,6 +17068,11 @@
         </w:pBdr>
         <w:spacing w:before="60" w:after="140"/>
         <w:jc w:val="center"/>
+        <w:rPr>
+          <w:color w:val="1F4E9A"/>
+          <w:sz w:val="20"/>
+          <w:szCs w:val="20"/>
+        </w:rPr>
       </w:pPr>
       <w:r>
         <w:rPr>
@@ -14745,25 +17085,73 @@
     </w:p>
     <w:p>
       <w:pPr>
+        <w:pBdr>
+          <w:top w:val="dashed" w:sz="4" w:space="6" w:color="B7C3D3"/>
+          <w:bottom w:val="dashed" w:sz="4" w:space="6" w:color="B7C3D3"/>
+        </w:pBdr>
+        <w:spacing w:before="60" w:after="140"/>
+        <w:jc w:val="center"/>
+      </w:pPr>
+      <w:r>
+        <w:lastRenderedPageBreak/>
+        <w:drawing>
+          <wp:inline distT="0" distB="0" distL="0" distR="0" wp14:anchorId="4D9D1349" wp14:editId="626ED8DD">
+            <wp:extent cx="5943600" cy="5174615"/>
+            <wp:effectExtent l="0" t="0" r="0" b="6985"/>
+            <wp:docPr id="1" name="Picture 1"/>
+            <wp:cNvGraphicFramePr>
+              <a:graphicFrameLocks xmlns:a="http://schemas.openxmlformats.org/drawingml/2006/main" noChangeAspect="1"/>
+            </wp:cNvGraphicFramePr>
+            <a:graphic xmlns:a="http://schemas.openxmlformats.org/drawingml/2006/main">
+              <a:graphicData uri="http://schemas.openxmlformats.org/drawingml/2006/picture">
+                <pic:pic xmlns:pic="http://schemas.openxmlformats.org/drawingml/2006/picture">
+                  <pic:nvPicPr>
+                    <pic:cNvPr id="1" name=""/>
+                    <pic:cNvPicPr/>
+                  </pic:nvPicPr>
+                  <pic:blipFill>
+                    <a:blip r:embed="rId23"/>
+                    <a:stretch>
+                      <a:fillRect/>
+                    </a:stretch>
+                  </pic:blipFill>
+                  <pic:spPr>
+                    <a:xfrm>
+                      <a:off x="0" y="0"/>
+                      <a:ext cx="5943600" cy="5174615"/>
+                    </a:xfrm>
+                    <a:prstGeom prst="rect">
+                      <a:avLst/>
+                    </a:prstGeom>
+                  </pic:spPr>
+                </pic:pic>
+              </a:graphicData>
+            </a:graphic>
+          </wp:inline>
+        </w:drawing>
+      </w:r>
+    </w:p>
+    <w:p>
+      <w:pPr>
         <w:pStyle w:val="Heading2"/>
         <w:keepNext/>
       </w:pPr>
-      <w:bookmarkStart w:id="27" w:name="_Toc243431564"/>
+      <w:bookmarkStart w:id="26" w:name="_Toc243431564"/>
       <w:r>
         <w:t>4.2 Architectural Design (10 marks)</w:t>
       </w:r>
-      <w:bookmarkEnd w:id="27"/>
+      <w:bookmarkEnd w:id="26"/>
     </w:p>
     <w:p>
       <w:pPr>
         <w:pStyle w:val="Heading3"/>
         <w:keepNext/>
       </w:pPr>
-      <w:bookmarkStart w:id="28" w:name="_Toc243431565"/>
+      <w:bookmarkStart w:id="27" w:name="_Toc243431565"/>
       <w:r>
         <w:t>4.2.1 Architecture Diagram</w:t>
       </w:r>
-      <w:bookmarkEnd w:id="28"/>
+      <w:bookmarkEnd w:id="27"/>
     </w:p>
     <w:p>
       <w:pPr>
@@ -14800,6 +17188,11 @@
         </w:pBdr>
         <w:spacing w:before="60" w:after="140"/>
         <w:jc w:val="center"/>
+        <w:rPr>
+          <w:color w:val="1F4E9A"/>
+          <w:sz w:val="20"/>
+          <w:szCs w:val="20"/>
+        </w:rPr>
       </w:pPr>
       <w:r>
         <w:rPr>
@@ -14808,6 +17201,63 @@
           <w:szCs w:val="20"/>
         </w:rPr>
         <w:t>[ Architecture diagram ]</w:t>
+      </w:r>
+    </w:p>
+    <w:p>
+      <w:pPr>
+        <w:pBdr>
+          <w:top w:val="dashed" w:sz="4" w:space="6" w:color="B7C3D3"/>
+          <w:bottom w:val="dashed" w:sz="4" w:space="6" w:color="B7C3D3"/>
+        </w:pBdr>
+        <w:spacing w:before="60" w:after="140"/>
+        <w:jc w:val="center"/>
+      </w:pPr>
+      <w:r>
+        <w:rPr>
+          <w:noProof/>
+        </w:rPr>
+        <w:lastRenderedPageBreak/>
+        <w:drawing>
+          <wp:inline distT="0" distB="0" distL="0" distR="0" wp14:anchorId="38A5029D" wp14:editId="764632F7">
+            <wp:extent cx="5943600" cy="7013575"/>
+            <wp:effectExtent l="0" t="0" r="0" b="0"/>
+            <wp:docPr id="8" name="Picture 8"/>
+            <wp:cNvGraphicFramePr>
+              <a:graphicFrameLocks xmlns:a="http://schemas.openxmlformats.org/drawingml/2006/main" noChangeAspect="1"/>
+            </wp:cNvGraphicFramePr>
+            <a:graphic xmlns:a="http://schemas.openxmlformats.org/drawingml/2006/main">
+              <a:graphicData uri="http://schemas.openxmlformats.org/drawingml/2006/picture">
+                <pic:pic xmlns:pic="http://schemas.openxmlformats.org/drawingml/2006/picture">
+                  <pic:nvPicPr>
+                    <pic:cNvPr id="8" name="Picture 8"/>
+                    <pic:cNvPicPr/>
+                  </pic:nvPicPr>
+                  <pic:blipFill>
+                    <a:blip r:embed="rId24" cstate="print">
+                      <a:extLst>
+                        <a:ext uri="{28A0092B-C50C-407E-A947-70E740481C1C}">
+                          <a14:useLocalDpi xmlns:a14="http://schemas.microsoft.com/office/drawing/2010/main" val="0"/>
+                        </a:ext>
+                      </a:extLst>
+                    </a:blip>
+                    <a:stretch>
+                      <a:fillRect/>
+                    </a:stretch>
+                  </pic:blipFill>
+                  <pic:spPr>
+                    <a:xfrm>
+                      <a:off x="0" y="0"/>
+                      <a:ext cx="5943600" cy="7013575"/>
+                    </a:xfrm>
+                    <a:prstGeom prst="rect">
+                      <a:avLst/>
+                    </a:prstGeom>
+                  </pic:spPr>
+                </pic:pic>
+              </a:graphicData>
+            </a:graphic>
+          </wp:inline>
+        </w:drawing>
       </w:r>
     </w:p>
     <w:p>
@@ -14828,11 +17278,11 @@
         <w:pStyle w:val="Heading3"/>
         <w:keepNext/>
       </w:pPr>
-      <w:bookmarkStart w:id="29" w:name="_Toc243431566"/>
+      <w:bookmarkStart w:id="28" w:name="_Toc243431566"/>
       <w:r>
         <w:t>4.2.2 Deployment Diagram</w:t>
       </w:r>
-      <w:bookmarkEnd w:id="29"/>
+      <w:bookmarkEnd w:id="28"/>
     </w:p>
     <w:p>
       <w:pPr>
@@ -14869,6 +17319,11 @@
         </w:pBdr>
         <w:spacing w:before="60" w:after="140"/>
         <w:jc w:val="center"/>
+        <w:rPr>
+          <w:color w:val="1F4E9A"/>
+          <w:sz w:val="20"/>
+          <w:szCs w:val="20"/>
+        </w:rPr>
       </w:pPr>
       <w:r>
         <w:rPr>
@@ -14877,6 +17332,63 @@
           <w:szCs w:val="20"/>
         </w:rPr>
         <w:t>[ Deployment diagram ]</w:t>
+      </w:r>
+    </w:p>
+    <w:p>
+      <w:pPr>
+        <w:pBdr>
+          <w:top w:val="dashed" w:sz="4" w:space="6" w:color="B7C3D3"/>
+          <w:bottom w:val="dashed" w:sz="4" w:space="6" w:color="B7C3D3"/>
+        </w:pBdr>
+        <w:spacing w:before="60" w:after="140"/>
+        <w:jc w:val="center"/>
+      </w:pPr>
+      <w:r>
+        <w:rPr>
+          <w:noProof/>
+        </w:rPr>
+        <w:lastRenderedPageBreak/>
+        <w:drawing>
+          <wp:inline distT="0" distB="0" distL="0" distR="0" wp14:anchorId="0807323C" wp14:editId="756E7405">
+            <wp:extent cx="5943600" cy="2907665"/>
+            <wp:effectExtent l="0" t="0" r="0" b="6985"/>
+            <wp:docPr id="9" name="Picture 9"/>
+            <wp:cNvGraphicFramePr>
+              <a:graphicFrameLocks xmlns:a="http://schemas.openxmlformats.org/drawingml/2006/main" noChangeAspect="1"/>
+            </wp:cNvGraphicFramePr>
+            <a:graphic xmlns:a="http://schemas.openxmlformats.org/drawingml/2006/main">
+              <a:graphicData uri="http://schemas.openxmlformats.org/drawingml/2006/picture">
+                <pic:pic xmlns:pic="http://schemas.openxmlformats.org/drawingml/2006/picture">
+                  <pic:nvPicPr>
+                    <pic:cNvPr id="9" name="Picture 9"/>
+                    <pic:cNvPicPr/>
+                  </pic:nvPicPr>
+                  <pic:blipFill>
+                    <a:blip r:embed="rId25" cstate="print">
+                      <a:extLst>
+                        <a:ext uri="{28A0092B-C50C-407E-A947-70E740481C1C}">
+                          <a14:useLocalDpi xmlns:a14="http://schemas.microsoft.com/office/drawing/2010/main" val="0"/>
+                        </a:ext>
+                      </a:extLst>
+                    </a:blip>
+                    <a:stretch>
+                      <a:fillRect/>
+                    </a:stretch>
+                  </pic:blipFill>
+                  <pic:spPr>
+                    <a:xfrm>
+                      <a:off x="0" y="0"/>
+                      <a:ext cx="5943600" cy="2907665"/>
+                    </a:xfrm>
+                    <a:prstGeom prst="rect">
+                      <a:avLst/>
+                    </a:prstGeom>
+                  </pic:spPr>
+                </pic:pic>
+              </a:graphicData>
+            </a:graphic>
+          </wp:inline>
+        </w:drawing>
       </w:r>
     </w:p>
     <w:tbl>
@@ -15060,11 +17572,17 @@
               <w:spacing w:after="40" w:line="252" w:lineRule="auto"/>
             </w:pPr>
             <w:r>
-              <w:rPr>
-                <w:sz w:val="19"/>
-                <w:szCs w:val="19"/>
-              </w:rPr>
-              <w:t>[ ]</w:t>
+              <w:t xml:space="preserve">A ruggedized self-service kiosk housing an industrial PC running Windows Embedded OS, executing the </w:t>
+            </w:r>
+            <w:r>
+              <w:rPr>
+                <w:rStyle w:val="HTMLCode"/>
+                <w:rFonts w:eastAsia="Calibri"/>
+              </w:rPr>
+              <w:t>TVM_Application.exe</w:t>
+            </w:r>
+            <w:r>
+              <w:t xml:space="preserve"> client runtime. It interfaces directly with a Touch Display Screen, an EMV/NFC Contactless Card Reader, and a Thermal Barcode Ticket Printer.</w:t>
             </w:r>
           </w:p>
         </w:tc>
@@ -15089,11 +17607,38 @@
               <w:spacing w:after="40" w:line="252" w:lineRule="auto"/>
             </w:pPr>
             <w:r>
-              <w:rPr>
-                <w:sz w:val="19"/>
-                <w:szCs w:val="19"/>
-              </w:rPr>
-              <w:t>[ ]</w:t>
+              <w:t xml:space="preserve">• </w:t>
+            </w:r>
+            <w:r>
+              <w:rPr>
+                <w:rStyle w:val="Strong"/>
+              </w:rPr>
+              <w:t>Internal:</w:t>
+            </w:r>
+            <w:r>
+              <w:t xml:space="preserve"> Hardware peripherals connect to the controller PC via USB 2.0/3.0 and Serial COM / RS-232 ports.</w:t>
+            </w:r>
+            <w:r>
+              <w:br/>
+              <w:t xml:space="preserve">• </w:t>
+            </w:r>
+            <w:r>
+              <w:rPr>
+                <w:rStyle w:val="Strong"/>
+              </w:rPr>
+              <w:t>Outbound:</w:t>
+            </w:r>
+            <w:r>
+              <w:t xml:space="preserve"> Transmits transaction requests and fetches route catalogs to the Central Application Server via </w:t>
+            </w:r>
+            <w:r>
+              <w:rPr>
+                <w:rStyle w:val="Strong"/>
+              </w:rPr>
+              <w:t>HTTPS / TLS 1.3 (Port 443)</w:t>
+            </w:r>
+            <w:r>
+              <w:t>.</w:t>
             </w:r>
           </w:p>
         </w:tc>
@@ -15152,11 +17697,7 @@
               <w:spacing w:after="40" w:line="252" w:lineRule="auto"/>
             </w:pPr>
             <w:r>
-              <w:rPr>
-                <w:sz w:val="19"/>
-                <w:szCs w:val="19"/>
-              </w:rPr>
-              <w:t>[ ]</w:t>
+              <w:t>An enterprise web service tier built with ASP.NET Core deployed in the central transit datacenter. It coordinates multi-station ticketing logic, validates fare matrices, generates encrypted barcode payloads, and orchestrates payment workflows.</w:t>
             </w:r>
           </w:p>
         </w:tc>
@@ -15182,10 +17723,43 @@
             </w:pPr>
             <w:r>
               <w:rPr>
-                <w:sz w:val="19"/>
-                <w:szCs w:val="19"/>
-              </w:rPr>
-              <w:t>[ ]</w:t>
+                <w:rStyle w:val="Strong"/>
+              </w:rPr>
+              <w:t>Inbound/Outbound:</w:t>
+            </w:r>
+            <w:r>
+              <w:t xml:space="preserve"> Communicates with TVM Kiosks via stateless RESTful API calls over </w:t>
+            </w:r>
+            <w:r>
+              <w:rPr>
+                <w:rStyle w:val="Strong"/>
+              </w:rPr>
+              <w:t>HTTPS / TLS 1.3</w:t>
+            </w:r>
+            <w:r>
+              <w:t>.</w:t>
+            </w:r>
+            <w:r>
+              <w:br/>
+              <w:t xml:space="preserve">• </w:t>
+            </w:r>
+            <w:r>
+              <w:rPr>
+                <w:rStyle w:val="Strong"/>
+              </w:rPr>
+              <w:t>Internal:</w:t>
+            </w:r>
+            <w:r>
+              <w:t xml:space="preserve"> Interfaces with the MSSQL Database Server through </w:t>
+            </w:r>
+            <w:r>
+              <w:rPr>
+                <w:rStyle w:val="Strong"/>
+              </w:rPr>
+              <w:t>TCP/IP (Port 1433)</w:t>
+            </w:r>
+            <w:r>
+              <w:t xml:space="preserve"> using secure SQL Connection Pooling.</w:t>
             </w:r>
           </w:p>
         </w:tc>
@@ -15244,11 +17818,37 @@
               <w:spacing w:after="40" w:line="252" w:lineRule="auto"/>
             </w:pPr>
             <w:r>
-              <w:rPr>
-                <w:sz w:val="19"/>
-                <w:szCs w:val="19"/>
-              </w:rPr>
-              <w:t>[ ]</w:t>
+              <w:t>A high-availability Microsoft SQL Server instance maintaining core enterprise data: station metadata, fare structures, transaction audit logs, and issued ticket states (</w:t>
+            </w:r>
+            <w:r>
+              <w:rPr>
+                <w:rStyle w:val="HTMLCode"/>
+                <w:rFonts w:eastAsia="Calibri"/>
+              </w:rPr>
+              <w:t>VALID</w:t>
+            </w:r>
+            <w:r>
+              <w:t xml:space="preserve">, </w:t>
+            </w:r>
+            <w:r>
+              <w:rPr>
+                <w:rStyle w:val="HTMLCode"/>
+                <w:rFonts w:eastAsia="Calibri"/>
+              </w:rPr>
+              <w:t>USED</w:t>
+            </w:r>
+            <w:r>
+              <w:t xml:space="preserve">, </w:t>
+            </w:r>
+            <w:r>
+              <w:rPr>
+                <w:rStyle w:val="HTMLCode"/>
+                <w:rFonts w:eastAsia="Calibri"/>
+              </w:rPr>
+              <w:t>CANCELLED</w:t>
+            </w:r>
+            <w:r>
+              <w:t>).</w:t>
             </w:r>
           </w:p>
         </w:tc>
@@ -15273,11 +17873,38 @@
               <w:spacing w:after="40" w:line="252" w:lineRule="auto"/>
             </w:pPr>
             <w:r>
-              <w:rPr>
-                <w:sz w:val="19"/>
-                <w:szCs w:val="19"/>
-              </w:rPr>
-              <w:t>[ ]</w:t>
+              <w:t xml:space="preserve">• </w:t>
+            </w:r>
+            <w:r>
+              <w:rPr>
+                <w:rStyle w:val="Strong"/>
+              </w:rPr>
+              <w:t>Inbound:</w:t>
+            </w:r>
+            <w:r>
+              <w:t xml:space="preserve"> Receives ACID-compliant relational queries from the Application Server via </w:t>
+            </w:r>
+            <w:r>
+              <w:rPr>
+                <w:rStyle w:val="Strong"/>
+              </w:rPr>
+              <w:t>TDS (Tabular Data Stream) protocol over TCP/IP</w:t>
+            </w:r>
+            <w:r>
+              <w:t>.</w:t>
+            </w:r>
+            <w:r>
+              <w:br/>
+              <w:t xml:space="preserve">• </w:t>
+            </w:r>
+            <w:r>
+              <w:rPr>
+                <w:rStyle w:val="Strong"/>
+              </w:rPr>
+              <w:t>Security:</w:t>
+            </w:r>
+            <w:r>
+              <w:t xml:space="preserve"> Isolated within a private datacenter subnet with zero direct public internet exposure.</w:t>
             </w:r>
           </w:p>
         </w:tc>
@@ -15311,6 +17938,7 @@
                 <w:sz w:val="19"/>
                 <w:szCs w:val="19"/>
               </w:rPr>
+              <w:lastRenderedPageBreak/>
               <w:t>[Payment gateway API]</w:t>
             </w:r>
           </w:p>
@@ -15336,11 +17964,7 @@
               <w:spacing w:after="40" w:line="252" w:lineRule="auto"/>
             </w:pPr>
             <w:r>
-              <w:rPr>
-                <w:sz w:val="19"/>
-                <w:szCs w:val="19"/>
-              </w:rPr>
-              <w:t>[ ]</w:t>
+              <w:t>Third-party financial and e-wallet cloud infrastructure responsible for card authentication (via Napas/Visa/Mastercard) and dynamic QR payment settlement.</w:t>
             </w:r>
           </w:p>
         </w:tc>
@@ -15365,11 +17989,47 @@
               <w:spacing w:after="40" w:line="252" w:lineRule="auto"/>
             </w:pPr>
             <w:r>
-              <w:rPr>
-                <w:sz w:val="19"/>
-                <w:szCs w:val="19"/>
-              </w:rPr>
-              <w:t>[ ]</w:t>
+              <w:t xml:space="preserve">• </w:t>
+            </w:r>
+            <w:r>
+              <w:rPr>
+                <w:rStyle w:val="Strong"/>
+              </w:rPr>
+              <w:t>Bidirectional:</w:t>
+            </w:r>
+            <w:r>
+              <w:t xml:space="preserve"> Integrates with TVM and Central Server via RESTful API over </w:t>
+            </w:r>
+            <w:r>
+              <w:rPr>
+                <w:rStyle w:val="Strong"/>
+              </w:rPr>
+              <w:t>HTTPS (TLS 1.3)</w:t>
+            </w:r>
+            <w:r>
+              <w:t>.</w:t>
+            </w:r>
+            <w:r>
+              <w:br/>
+              <w:t xml:space="preserve">• </w:t>
+            </w:r>
+            <w:r>
+              <w:rPr>
+                <w:rStyle w:val="Strong"/>
+              </w:rPr>
+              <w:t>Asynchronous Callback:</w:t>
+            </w:r>
+            <w:r>
+              <w:t xml:space="preserve"> Delivers instant transaction settlement alerts via </w:t>
+            </w:r>
+            <w:r>
+              <w:rPr>
+                <w:rStyle w:val="Strong"/>
+              </w:rPr>
+              <w:t>HTTP Webhook IPN (Instant Payment Notification)</w:t>
+            </w:r>
+            <w:r>
+              <w:t xml:space="preserve"> with SHA-256 digital signature verification.</w:t>
             </w:r>
           </w:p>
         </w:tc>
@@ -15381,34 +18041,34 @@
         <w:keepNext/>
         <w:pageBreakBefore/>
       </w:pPr>
-      <w:bookmarkStart w:id="30" w:name="_Toc243431567"/>
+      <w:bookmarkStart w:id="29" w:name="_Toc243431567"/>
       <w:r>
         <w:lastRenderedPageBreak/>
         <w:t>5. Phase 4: Implementation, Tooling &amp; Demo (30 marks)</w:t>
       </w:r>
-      <w:bookmarkEnd w:id="30"/>
+      <w:bookmarkEnd w:id="29"/>
     </w:p>
     <w:p>
       <w:pPr>
         <w:pStyle w:val="Heading2"/>
         <w:keepNext/>
       </w:pPr>
-      <w:bookmarkStart w:id="31" w:name="_Toc243431568"/>
+      <w:bookmarkStart w:id="30" w:name="_Toc243431568"/>
       <w:r>
         <w:t>5.1 Visual Studio Engineering: Model-to-Code (10 marks)</w:t>
       </w:r>
-      <w:bookmarkEnd w:id="31"/>
+      <w:bookmarkEnd w:id="30"/>
     </w:p>
     <w:p>
       <w:pPr>
         <w:pStyle w:val="Heading3"/>
         <w:keepNext/>
       </w:pPr>
-      <w:bookmarkStart w:id="32" w:name="_Toc243431569"/>
+      <w:bookmarkStart w:id="31" w:name="_Toc243431569"/>
       <w:r>
         <w:t>5.1.1 Forward Engineering (Model to Code)</w:t>
       </w:r>
-      <w:bookmarkEnd w:id="32"/>
+      <w:bookmarkEnd w:id="31"/>
     </w:p>
     <w:p>
       <w:pPr>
@@ -15473,11 +18133,11 @@
         <w:pStyle w:val="Heading3"/>
         <w:keepNext/>
       </w:pPr>
-      <w:bookmarkStart w:id="33" w:name="_Toc243431570"/>
+      <w:bookmarkStart w:id="32" w:name="_Toc243431570"/>
       <w:r>
         <w:t>5.1.2 Backward Engineering (Code to Model)</w:t>
       </w:r>
-      <w:bookmarkEnd w:id="33"/>
+      <w:bookmarkEnd w:id="32"/>
     </w:p>
     <w:p>
       <w:pPr>
@@ -16033,11 +18693,11 @@
         <w:pStyle w:val="Heading3"/>
         <w:keepNext/>
       </w:pPr>
-      <w:bookmarkStart w:id="34" w:name="_Toc243431571"/>
+      <w:bookmarkStart w:id="33" w:name="_Toc243431571"/>
       <w:r>
         <w:t>5.1.3 Code Map</w:t>
       </w:r>
-      <w:bookmarkEnd w:id="34"/>
+      <w:bookmarkEnd w:id="33"/>
     </w:p>
     <w:p>
       <w:pPr>
@@ -16102,22 +18762,22 @@
         <w:pStyle w:val="Heading2"/>
         <w:keepNext/>
       </w:pPr>
-      <w:bookmarkStart w:id="35" w:name="_Toc243431572"/>
+      <w:bookmarkStart w:id="34" w:name="_Toc243431572"/>
       <w:r>
         <w:t>5.2 GitHub &amp; AI Tooling (10 marks)</w:t>
       </w:r>
-      <w:bookmarkEnd w:id="35"/>
+      <w:bookmarkEnd w:id="34"/>
     </w:p>
     <w:p>
       <w:pPr>
         <w:pStyle w:val="Heading3"/>
         <w:keepNext/>
       </w:pPr>
-      <w:bookmarkStart w:id="36" w:name="_Toc243431573"/>
+      <w:bookmarkStart w:id="35" w:name="_Toc243431573"/>
       <w:r>
         <w:t>5.2.1 Source Control</w:t>
       </w:r>
-      <w:bookmarkEnd w:id="36"/>
+      <w:bookmarkEnd w:id="35"/>
     </w:p>
     <w:p>
       <w:pPr>
@@ -16971,11 +19631,11 @@
         <w:pStyle w:val="Heading3"/>
         <w:keepNext/>
       </w:pPr>
-      <w:bookmarkStart w:id="37" w:name="_Toc243431574"/>
+      <w:bookmarkStart w:id="36" w:name="_Toc243431574"/>
       <w:r>
         <w:t>5.2.2 AI Assistance: Copilot Prompt Documentation</w:t>
       </w:r>
-      <w:bookmarkEnd w:id="37"/>
+      <w:bookmarkEnd w:id="36"/>
     </w:p>
     <w:p>
       <w:pPr>
@@ -17763,11 +20423,11 @@
         <w:pStyle w:val="Heading3"/>
         <w:keepNext/>
       </w:pPr>
-      <w:bookmarkStart w:id="38" w:name="_Toc243431575"/>
+      <w:bookmarkStart w:id="37" w:name="_Toc243431575"/>
       <w:r>
         <w:t>5.2.3 Reflection on AI Use</w:t>
       </w:r>
-      <w:bookmarkEnd w:id="38"/>
+      <w:bookmarkEnd w:id="37"/>
     </w:p>
     <w:p>
       <w:pPr>
@@ -17787,11 +20447,11 @@
         <w:pStyle w:val="Heading2"/>
         <w:keepNext/>
       </w:pPr>
-      <w:bookmarkStart w:id="39" w:name="_Toc243431576"/>
+      <w:bookmarkStart w:id="38" w:name="_Toc243431576"/>
       <w:r>
         <w:t>5.3 Demo Application (10 marks)</w:t>
       </w:r>
-      <w:bookmarkEnd w:id="39"/>
+      <w:bookmarkEnd w:id="38"/>
     </w:p>
     <w:p>
       <w:pPr>
@@ -18958,7 +21618,7 @@
         <w:keepNext/>
         <w:pageBreakBefore/>
       </w:pPr>
-      <w:bookmarkStart w:id="40" w:name="_Toc243431577"/>
+      <w:bookmarkStart w:id="39" w:name="_Toc243431577"/>
       <w:r>
         <w:lastRenderedPageBreak/>
         <w:t>6. Checklist for "LabGroup</w:t>
@@ -18972,7 +21632,7 @@
       <w:r>
         <w:t>Assignment1.pdf"</w:t>
       </w:r>
-      <w:bookmarkEnd w:id="40"/>
+      <w:bookmarkEnd w:id="39"/>
     </w:p>
     <w:p>
       <w:pPr>
@@ -20136,11 +22796,11 @@
         <w:pStyle w:val="Heading1"/>
         <w:keepNext/>
       </w:pPr>
-      <w:bookmarkStart w:id="41" w:name="_Toc243431578"/>
+      <w:bookmarkStart w:id="40" w:name="_Toc243431578"/>
       <w:r>
         <w:t>7. Contribution of Each Member</w:t>
       </w:r>
-      <w:bookmarkEnd w:id="41"/>
+      <w:bookmarkEnd w:id="40"/>
     </w:p>
     <w:p>
       <w:pPr>
@@ -21048,11 +23708,11 @@
         <w:pStyle w:val="Heading1"/>
         <w:keepNext/>
       </w:pPr>
-      <w:bookmarkStart w:id="42" w:name="_Toc243431579"/>
+      <w:bookmarkStart w:id="41" w:name="_Toc243431579"/>
       <w:r>
         <w:t>8. Conclusion and Lessons Learnt</w:t>
       </w:r>
-      <w:bookmarkEnd w:id="42"/>
+      <w:bookmarkEnd w:id="41"/>
     </w:p>
     <w:p>
       <w:pPr>
@@ -21072,11 +23732,11 @@
         <w:pStyle w:val="Heading1"/>
         <w:keepNext/>
       </w:pPr>
-      <w:bookmarkStart w:id="43" w:name="_Toc243431580"/>
+      <w:bookmarkStart w:id="42" w:name="_Toc243431580"/>
       <w:r>
         <w:t>References</w:t>
       </w:r>
-      <w:bookmarkEnd w:id="43"/>
+      <w:bookmarkEnd w:id="42"/>
     </w:p>
     <w:p>
       <w:pPr>
@@ -21097,23 +23757,23 @@
         <w:keepNext/>
         <w:pageBreakBefore/>
       </w:pPr>
-      <w:bookmarkStart w:id="44" w:name="_Toc243431581"/>
+      <w:bookmarkStart w:id="43" w:name="_Toc243431581"/>
       <w:r>
         <w:lastRenderedPageBreak/>
         <w:t>Appendix</w:t>
       </w:r>
-      <w:bookmarkEnd w:id="44"/>
+      <w:bookmarkEnd w:id="43"/>
     </w:p>
     <w:p>
       <w:pPr>
         <w:pStyle w:val="Heading2"/>
         <w:keepNext/>
       </w:pPr>
-      <w:bookmarkStart w:id="45" w:name="_Toc243431582"/>
+      <w:bookmarkStart w:id="44" w:name="_Toc243431582"/>
       <w:r>
         <w:t>Appendix A: readme.txt</w:t>
       </w:r>
-      <w:bookmarkEnd w:id="45"/>
+      <w:bookmarkEnd w:id="44"/>
     </w:p>
     <w:p>
       <w:pPr>
@@ -21133,11 +23793,11 @@
         <w:pStyle w:val="Heading2"/>
         <w:keepNext/>
       </w:pPr>
-      <w:bookmarkStart w:id="46" w:name="_Toc243431583"/>
+      <w:bookmarkStart w:id="45" w:name="_Toc243431583"/>
       <w:r>
         <w:t>Appendix B: Full-size Diagrams</w:t>
       </w:r>
-      <w:bookmarkEnd w:id="46"/>
+      <w:bookmarkEnd w:id="45"/>
     </w:p>
     <w:p>
       <w:pPr>
@@ -21153,7 +23813,7 @@
       </w:r>
     </w:p>
     <w:sectPr>
-      <w:footerReference w:type="default" r:id="rId7"/>
+      <w:footerReference w:type="default" r:id="rId26"/>
       <w:pgSz w:w="12240" w:h="15840"/>
       <w:pgMar w:top="1200" w:right="1440" w:bottom="1300" w:left="1440" w:header="708" w:footer="708" w:gutter="0"/>
       <w:cols w:space="720"/>
@@ -21164,7 +23824,7 @@
 </file>
 
 <file path=word/endnotes.xml><?xml version="1.0" encoding="utf-8"?>
-<w:endnotes xmlns:wpc="http://schemas.microsoft.com/office/word/2010/wordprocessingCanvas" xmlns:cx="http://schemas.microsoft.com/office/drawing/2014/chartex" xmlns:cx1="http://schemas.microsoft.com/office/drawing/2015/9/8/chartex" xmlns:cx2="http://schemas.microsoft.com/office/drawing/2015/10/21/chartex" xmlns:cx3="http://schemas.microsoft.com/office/drawing/2016/5/9/chartex" xmlns:cx4="http://schemas.microsoft.com/office/drawing/2016/5/10/chartex" xmlns:cx5="http://schemas.microsoft.com/office/drawing/2016/5/11/chartex" xmlns:cx6="http://schemas.microsoft.com/office/drawing/2016/5/12/chartex" xmlns:cx7="http://schemas.microsoft.com/office/drawing/2016/5/13/chartex" xmlns:cx8="http://schemas.microsoft.com/office/drawing/2016/5/14/chartex" xmlns:mc="http://schemas.openxmlformats.org/markup-compatibility/2006" xmlns:aink="http://schemas.microsoft.com/office/drawing/2016/ink" xmlns:am3d="http://schemas.microsoft.com/office/drawing/2017/model3d" xmlns:o="urn:schemas-microsoft-com:office:office" xmlns:r="http://schemas.openxmlformats.org/officeDocument/2006/relationships" xmlns:m="http://schemas.openxmlformats.org/officeDocument/2006/math" xmlns:v="urn:schemas-microsoft-com:vml" xmlns:wp14="http://schemas.microsoft.com/office/word/2010/wordprocessingDrawing" xmlns:wp="http://schemas.openxmlformats.org/drawingml/2006/wordprocessingDrawing" xmlns:w10="urn:schemas-microsoft-com:office:word" xmlns:w="http://schemas.openxmlformats.org/wordprocessingml/2006/main" xmlns:w14="http://schemas.microsoft.com/office/word/2010/wordml" xmlns:w15="http://schemas.microsoft.com/office/word/2012/wordml" xmlns:w16cid="http://schemas.microsoft.com/office/word/2016/wordml/cid" xmlns:w16se="http://schemas.microsoft.com/office/word/2015/wordml/symex" xmlns:wpg="http://schemas.microsoft.com/office/word/2010/wordprocessingGroup" xmlns:wpi="http://schemas.microsoft.com/office/word/2010/wordprocessingInk" xmlns:wne="http://schemas.microsoft.com/office/word/2006/wordml" xmlns:wps="http://schemas.microsoft.com/office/word/2010/wordprocessingShape" mc:Ignorable="w14 w15 w16se w16cid wp14">
+<w:endnotes xmlns:wpc="http://schemas.microsoft.com/office/word/2010/wordprocessingCanvas" xmlns:cx="http://schemas.microsoft.com/office/drawing/2014/chartex" xmlns:cx1="http://schemas.microsoft.com/office/drawing/2015/9/8/chartex" xmlns:cx2="http://schemas.microsoft.com/office/drawing/2015/10/21/chartex" xmlns:cx3="http://schemas.microsoft.com/office/drawing/2016/5/9/chartex" xmlns:cx4="http://schemas.microsoft.com/office/drawing/2016/5/10/chartex" xmlns:cx5="http://schemas.microsoft.com/office/drawing/2016/5/11/chartex" xmlns:cx6="http://schemas.microsoft.com/office/drawing/2016/5/12/chartex" xmlns:cx7="http://schemas.microsoft.com/office/drawing/2016/5/13/chartex" xmlns:cx8="http://schemas.microsoft.com/office/drawing/2016/5/14/chartex" xmlns:mc="http://schemas.openxmlformats.org/markup-compatibility/2006" xmlns:aink="http://schemas.microsoft.com/office/drawing/2016/ink" xmlns:am3d="http://schemas.microsoft.com/office/drawing/2017/model3d" xmlns:o="urn:schemas-microsoft-com:office:office" xmlns:r="http://schemas.openxmlformats.org/officeDocument/2006/relationships" xmlns:m="http://schemas.openxmlformats.org/officeDocument/2006/math" xmlns:v="urn:schemas-microsoft-com:vml" xmlns:wp14="http://schemas.microsoft.com/office/word/2010/wordprocessingDrawing" xmlns:wp="http://schemas.openxmlformats.org/drawingml/2006/wordprocessingDrawing" xmlns:w10="urn:schemas-microsoft-com:office:word" xmlns:w="http://schemas.openxmlformats.org/wordprocessingml/2006/main" xmlns:w14="http://schemas.microsoft.com/office/word/2010/wordml" xmlns:w15="http://schemas.microsoft.com/office/word/2012/wordml" xmlns:w16cex="http://schemas.microsoft.com/office/word/2018/wordml/cex" xmlns:w16cid="http://schemas.microsoft.com/office/word/2016/wordml/cid" xmlns:w16="http://schemas.microsoft.com/office/word/2018/wordml" xmlns:w16sdtdh="http://schemas.microsoft.com/office/word/2020/wordml/sdtdatahash" xmlns:w16se="http://schemas.microsoft.com/office/word/2015/wordml/symex" xmlns:wpg="http://schemas.microsoft.com/office/word/2010/wordprocessingGroup" xmlns:wpi="http://schemas.microsoft.com/office/word/2010/wordprocessingInk" xmlns:wne="http://schemas.microsoft.com/office/word/2006/wordml" xmlns:wps="http://schemas.microsoft.com/office/word/2010/wordprocessingShape" mc:Ignorable="w14 w15 w16se w16cid w16 w16cex w16sdtdh wp14">
   <w:endnote w:type="separator" w:id="-1">
     <w:p>
       <w:r>
@@ -21183,7 +23843,7 @@
 </file>
 
 <file path=word/footer1.xml><?xml version="1.0" encoding="utf-8"?>
-<w:ftr xmlns:wpc="http://schemas.microsoft.com/office/word/2010/wordprocessingCanvas" xmlns:cx="http://schemas.microsoft.com/office/drawing/2014/chartex" xmlns:cx1="http://schemas.microsoft.com/office/drawing/2015/9/8/chartex" xmlns:cx2="http://schemas.microsoft.com/office/drawing/2015/10/21/chartex" xmlns:cx3="http://schemas.microsoft.com/office/drawing/2016/5/9/chartex" xmlns:cx4="http://schemas.microsoft.com/office/drawing/2016/5/10/chartex" xmlns:cx5="http://schemas.microsoft.com/office/drawing/2016/5/11/chartex" xmlns:cx6="http://schemas.microsoft.com/office/drawing/2016/5/12/chartex" xmlns:cx7="http://schemas.microsoft.com/office/drawing/2016/5/13/chartex" xmlns:cx8="http://schemas.microsoft.com/office/drawing/2016/5/14/chartex" xmlns:mc="http://schemas.openxmlformats.org/markup-compatibility/2006" xmlns:aink="http://schemas.microsoft.com/office/drawing/2016/ink" xmlns:am3d="http://schemas.microsoft.com/office/drawing/2017/model3d" xmlns:o="urn:schemas-microsoft-com:office:office" xmlns:r="http://schemas.openxmlformats.org/officeDocument/2006/relationships" xmlns:m="http://schemas.openxmlformats.org/officeDocument/2006/math" xmlns:v="urn:schemas-microsoft-com:vml" xmlns:wp14="http://schemas.microsoft.com/office/word/2010/wordprocessingDrawing" xmlns:wp="http://schemas.openxmlformats.org/drawingml/2006/wordprocessingDrawing" xmlns:w10="urn:schemas-microsoft-com:office:word" xmlns:w="http://schemas.openxmlformats.org/wordprocessingml/2006/main" xmlns:w14="http://schemas.microsoft.com/office/word/2010/wordml" xmlns:w15="http://schemas.microsoft.com/office/word/2012/wordml" xmlns:w16cid="http://schemas.microsoft.com/office/word/2016/wordml/cid" xmlns:w16se="http://schemas.microsoft.com/office/word/2015/wordml/symex" xmlns:wpg="http://schemas.microsoft.com/office/word/2010/wordprocessingGroup" xmlns:wpi="http://schemas.microsoft.com/office/word/2010/wordprocessingInk" xmlns:wne="http://schemas.microsoft.com/office/word/2006/wordml" xmlns:wps="http://schemas.microsoft.com/office/word/2010/wordprocessingShape" mc:Ignorable="w14 w15 w16se w16cid wp14">
+<w:ftr xmlns:wpc="http://schemas.microsoft.com/office/word/2010/wordprocessingCanvas" xmlns:cx="http://schemas.microsoft.com/office/drawing/2014/chartex" xmlns:cx1="http://schemas.microsoft.com/office/drawing/2015/9/8/chartex" xmlns:cx2="http://schemas.microsoft.com/office/drawing/2015/10/21/chartex" xmlns:cx3="http://schemas.microsoft.com/office/drawing/2016/5/9/chartex" xmlns:cx4="http://schemas.microsoft.com/office/drawing/2016/5/10/chartex" xmlns:cx5="http://schemas.microsoft.com/office/drawing/2016/5/11/chartex" xmlns:cx6="http://schemas.microsoft.com/office/drawing/2016/5/12/chartex" xmlns:cx7="http://schemas.microsoft.com/office/drawing/2016/5/13/chartex" xmlns:cx8="http://schemas.microsoft.com/office/drawing/2016/5/14/chartex" xmlns:mc="http://schemas.openxmlformats.org/markup-compatibility/2006" xmlns:aink="http://schemas.microsoft.com/office/drawing/2016/ink" xmlns:am3d="http://schemas.microsoft.com/office/drawing/2017/model3d" xmlns:o="urn:schemas-microsoft-com:office:office" xmlns:r="http://schemas.openxmlformats.org/officeDocument/2006/relationships" xmlns:m="http://schemas.openxmlformats.org/officeDocument/2006/math" xmlns:v="urn:schemas-microsoft-com:vml" xmlns:wp14="http://schemas.microsoft.com/office/word/2010/wordprocessingDrawing" xmlns:wp="http://schemas.openxmlformats.org/drawingml/2006/wordprocessingDrawing" xmlns:w10="urn:schemas-microsoft-com:office:word" xmlns:w="http://schemas.openxmlformats.org/wordprocessingml/2006/main" xmlns:w14="http://schemas.microsoft.com/office/word/2010/wordml" xmlns:w15="http://schemas.microsoft.com/office/word/2012/wordml" xmlns:w16cex="http://schemas.microsoft.com/office/word/2018/wordml/cex" xmlns:w16cid="http://schemas.microsoft.com/office/word/2016/wordml/cid" xmlns:w16="http://schemas.microsoft.com/office/word/2018/wordml" xmlns:w16sdtdh="http://schemas.microsoft.com/office/word/2020/wordml/sdtdatahash" xmlns:w16se="http://schemas.microsoft.com/office/word/2015/wordml/symex" xmlns:wpg="http://schemas.microsoft.com/office/word/2010/wordprocessingGroup" xmlns:wpi="http://schemas.microsoft.com/office/word/2010/wordprocessingInk" xmlns:wne="http://schemas.microsoft.com/office/word/2006/wordml" xmlns:wps="http://schemas.microsoft.com/office/word/2010/wordprocessingShape" mc:Ignorable="w14 w15 w16se w16cid w16 w16cex w16sdtdh wp14">
   <w:p>
     <w:pPr>
       <w:jc w:val="center"/>
@@ -21242,7 +23902,7 @@
 </file>
 
 <file path=word/footnotes.xml><?xml version="1.0" encoding="utf-8"?>
-<w:footnotes xmlns:wpc="http://schemas.microsoft.com/office/word/2010/wordprocessingCanvas" xmlns:cx="http://schemas.microsoft.com/office/drawing/2014/chartex" xmlns:cx1="http://schemas.microsoft.com/office/drawing/2015/9/8/chartex" xmlns:cx2="http://schemas.microsoft.com/office/drawing/2015/10/21/chartex" xmlns:cx3="http://schemas.microsoft.com/office/drawing/2016/5/9/chartex" xmlns:cx4="http://schemas.microsoft.com/office/drawing/2016/5/10/chartex" xmlns:cx5="http://schemas.microsoft.com/office/drawing/2016/5/11/chartex" xmlns:cx6="http://schemas.microsoft.com/office/drawing/2016/5/12/chartex" xmlns:cx7="http://schemas.microsoft.com/office/drawing/2016/5/13/chartex" xmlns:cx8="http://schemas.microsoft.com/office/drawing/2016/5/14/chartex" xmlns:mc="http://schemas.openxmlformats.org/markup-compatibility/2006" xmlns:aink="http://schemas.microsoft.com/office/drawing/2016/ink" xmlns:am3d="http://schemas.microsoft.com/office/drawing/2017/model3d" xmlns:o="urn:schemas-microsoft-com:office:office" xmlns:r="http://schemas.openxmlformats.org/officeDocument/2006/relationships" xmlns:m="http://schemas.openxmlformats.org/officeDocument/2006/math" xmlns:v="urn:schemas-microsoft-com:vml" xmlns:wp14="http://schemas.microsoft.com/office/word/2010/wordprocessingDrawing" xmlns:wp="http://schemas.openxmlformats.org/drawingml/2006/wordprocessingDrawing" xmlns:w10="urn:schemas-microsoft-com:office:word" xmlns:w="http://schemas.openxmlformats.org/wordprocessingml/2006/main" xmlns:w14="http://schemas.microsoft.com/office/word/2010/wordml" xmlns:w15="http://schemas.microsoft.com/office/word/2012/wordml" xmlns:w16cid="http://schemas.microsoft.com/office/word/2016/wordml/cid" xmlns:w16se="http://schemas.microsoft.com/office/word/2015/wordml/symex" xmlns:wpg="http://schemas.microsoft.com/office/word/2010/wordprocessingGroup" xmlns:wpi="http://schemas.microsoft.com/office/word/2010/wordprocessingInk" xmlns:wne="http://schemas.microsoft.com/office/word/2006/wordml" xmlns:wps="http://schemas.microsoft.com/office/word/2010/wordprocessingShape" mc:Ignorable="w14 w15 w16se w16cid wp14">
+<w:footnotes xmlns:wpc="http://schemas.microsoft.com/office/word/2010/wordprocessingCanvas" xmlns:cx="http://schemas.microsoft.com/office/drawing/2014/chartex" xmlns:cx1="http://schemas.microsoft.com/office/drawing/2015/9/8/chartex" xmlns:cx2="http://schemas.microsoft.com/office/drawing/2015/10/21/chartex" xmlns:cx3="http://schemas.microsoft.com/office/drawing/2016/5/9/chartex" xmlns:cx4="http://schemas.microsoft.com/office/drawing/2016/5/10/chartex" xmlns:cx5="http://schemas.microsoft.com/office/drawing/2016/5/11/chartex" xmlns:cx6="http://schemas.microsoft.com/office/drawing/2016/5/12/chartex" xmlns:cx7="http://schemas.microsoft.com/office/drawing/2016/5/13/chartex" xmlns:cx8="http://schemas.microsoft.com/office/drawing/2016/5/14/chartex" xmlns:mc="http://schemas.openxmlformats.org/markup-compatibility/2006" xmlns:aink="http://schemas.microsoft.com/office/drawing/2016/ink" xmlns:am3d="http://schemas.microsoft.com/office/drawing/2017/model3d" xmlns:o="urn:schemas-microsoft-com:office:office" xmlns:r="http://schemas.openxmlformats.org/officeDocument/2006/relationships" xmlns:m="http://schemas.openxmlformats.org/officeDocument/2006/math" xmlns:v="urn:schemas-microsoft-com:vml" xmlns:wp14="http://schemas.microsoft.com/office/word/2010/wordprocessingDrawing" xmlns:wp="http://schemas.openxmlformats.org/drawingml/2006/wordprocessingDrawing" xmlns:w10="urn:schemas-microsoft-com:office:word" xmlns:w="http://schemas.openxmlformats.org/wordprocessingml/2006/main" xmlns:w14="http://schemas.microsoft.com/office/word/2010/wordml" xmlns:w15="http://schemas.microsoft.com/office/word/2012/wordml" xmlns:w16cex="http://schemas.microsoft.com/office/word/2018/wordml/cex" xmlns:w16cid="http://schemas.microsoft.com/office/word/2016/wordml/cid" xmlns:w16="http://schemas.microsoft.com/office/word/2018/wordml" xmlns:w16sdtdh="http://schemas.microsoft.com/office/word/2020/wordml/sdtdatahash" xmlns:w16se="http://schemas.microsoft.com/office/word/2015/wordml/symex" xmlns:wpg="http://schemas.microsoft.com/office/word/2010/wordprocessingGroup" xmlns:wpi="http://schemas.microsoft.com/office/word/2010/wordprocessingInk" xmlns:wne="http://schemas.microsoft.com/office/word/2006/wordml" xmlns:wps="http://schemas.microsoft.com/office/word/2010/wordprocessingShape" mc:Ignorable="w14 w15 w16se w16cid w16 w16cex w16sdtdh wp14">
   <w:footnote w:type="separator" w:id="-1">
     <w:p>
       <w:r>
@@ -21261,7 +23921,7 @@
 </file>
 
 <file path=word/numbering.xml><?xml version="1.0" encoding="utf-8"?>
-<w:numbering xmlns:wpc="http://schemas.microsoft.com/office/word/2010/wordprocessingCanvas" xmlns:cx="http://schemas.microsoft.com/office/drawing/2014/chartex" xmlns:cx1="http://schemas.microsoft.com/office/drawing/2015/9/8/chartex" xmlns:cx2="http://schemas.microsoft.com/office/drawing/2015/10/21/chartex" xmlns:cx3="http://schemas.microsoft.com/office/drawing/2016/5/9/chartex" xmlns:cx4="http://schemas.microsoft.com/office/drawing/2016/5/10/chartex" xmlns:cx5="http://schemas.microsoft.com/office/drawing/2016/5/11/chartex" xmlns:cx6="http://schemas.microsoft.com/office/drawing/2016/5/12/chartex" xmlns:cx7="http://schemas.microsoft.com/office/drawing/2016/5/13/chartex" xmlns:cx8="http://schemas.microsoft.com/office/drawing/2016/5/14/chartex" xmlns:mc="http://schemas.openxmlformats.org/markup-compatibility/2006" xmlns:aink="http://schemas.microsoft.com/office/drawing/2016/ink" xmlns:am3d="http://schemas.microsoft.com/office/drawing/2017/model3d" xmlns:o="urn:schemas-microsoft-com:office:office" xmlns:r="http://schemas.openxmlformats.org/officeDocument/2006/relationships" xmlns:m="http://schemas.openxmlformats.org/officeDocument/2006/math" xmlns:v="urn:schemas-microsoft-com:vml" xmlns:wp14="http://schemas.microsoft.com/office/word/2010/wordprocessingDrawing" xmlns:wp="http://schemas.openxmlformats.org/drawingml/2006/wordprocessingDrawing" xmlns:w10="urn:schemas-microsoft-com:office:word" xmlns:w="http://schemas.openxmlformats.org/wordprocessingml/2006/main" xmlns:w14="http://schemas.microsoft.com/office/word/2010/wordml" xmlns:w15="http://schemas.microsoft.com/office/word/2012/wordml" xmlns:w16cid="http://schemas.microsoft.com/office/word/2016/wordml/cid" xmlns:w16se="http://schemas.microsoft.com/office/word/2015/wordml/symex" xmlns:wpg="http://schemas.microsoft.com/office/word/2010/wordprocessingGroup" xmlns:wpi="http://schemas.microsoft.com/office/word/2010/wordprocessingInk" xmlns:wne="http://schemas.microsoft.com/office/word/2006/wordml" xmlns:wps="http://schemas.microsoft.com/office/word/2010/wordprocessingShape" mc:Ignorable="w14 w15 w16se w16cid wp14">
+<w:numbering xmlns:wpc="http://schemas.microsoft.com/office/word/2010/wordprocessingCanvas" xmlns:cx="http://schemas.microsoft.com/office/drawing/2014/chartex" xmlns:cx1="http://schemas.microsoft.com/office/drawing/2015/9/8/chartex" xmlns:cx2="http://schemas.microsoft.com/office/drawing/2015/10/21/chartex" xmlns:cx3="http://schemas.microsoft.com/office/drawing/2016/5/9/chartex" xmlns:cx4="http://schemas.microsoft.com/office/drawing/2016/5/10/chartex" xmlns:cx5="http://schemas.microsoft.com/office/drawing/2016/5/11/chartex" xmlns:cx6="http://schemas.microsoft.com/office/drawing/2016/5/12/chartex" xmlns:cx7="http://schemas.microsoft.com/office/drawing/2016/5/13/chartex" xmlns:cx8="http://schemas.microsoft.com/office/drawing/2016/5/14/chartex" xmlns:mc="http://schemas.openxmlformats.org/markup-compatibility/2006" xmlns:aink="http://schemas.microsoft.com/office/drawing/2016/ink" xmlns:am3d="http://schemas.microsoft.com/office/drawing/2017/model3d" xmlns:o="urn:schemas-microsoft-com:office:office" xmlns:r="http://schemas.openxmlformats.org/officeDocument/2006/relationships" xmlns:m="http://schemas.openxmlformats.org/officeDocument/2006/math" xmlns:v="urn:schemas-microsoft-com:vml" xmlns:wp14="http://schemas.microsoft.com/office/word/2010/wordprocessingDrawing" xmlns:wp="http://schemas.openxmlformats.org/drawingml/2006/wordprocessingDrawing" xmlns:w10="urn:schemas-microsoft-com:office:word" xmlns:w="http://schemas.openxmlformats.org/wordprocessingml/2006/main" xmlns:w14="http://schemas.microsoft.com/office/word/2010/wordml" xmlns:w15="http://schemas.microsoft.com/office/word/2012/wordml" xmlns:w16cex="http://schemas.microsoft.com/office/word/2018/wordml/cex" xmlns:w16cid="http://schemas.microsoft.com/office/word/2016/wordml/cid" xmlns:w16="http://schemas.microsoft.com/office/word/2018/wordml" xmlns:w16sdtdh="http://schemas.microsoft.com/office/word/2020/wordml/sdtdatahash" xmlns:w16se="http://schemas.microsoft.com/office/word/2015/wordml/symex" xmlns:wpg="http://schemas.microsoft.com/office/word/2010/wordprocessingGroup" xmlns:wpi="http://schemas.microsoft.com/office/word/2010/wordprocessingInk" xmlns:wne="http://schemas.microsoft.com/office/word/2006/wordml" xmlns:wps="http://schemas.microsoft.com/office/word/2010/wordprocessingShape" mc:Ignorable="w14 w15 w16se w16cid w16 w16cex w16sdtdh wp14">
   <w:abstractNum w:abstractNumId="0" w15:restartNumberingAfterBreak="0">
     <w:nsid w:val="08D80715"/>
     <w:multiLevelType w:val="hybridMultilevel"/>
@@ -22299,7 +24959,7 @@
 </file>
 
 <file path=word/styles.xml><?xml version="1.0" encoding="utf-8"?>
-<w:styles xmlns:mc="http://schemas.openxmlformats.org/markup-compatibility/2006" xmlns:r="http://schemas.openxmlformats.org/officeDocument/2006/relationships" xmlns:w="http://schemas.openxmlformats.org/wordprocessingml/2006/main" xmlns:w14="http://schemas.microsoft.com/office/word/2010/wordml" xmlns:w15="http://schemas.microsoft.com/office/word/2012/wordml" xmlns:w16cid="http://schemas.microsoft.com/office/word/2016/wordml/cid" xmlns:w16se="http://schemas.microsoft.com/office/word/2015/wordml/symex" mc:Ignorable="w14 w15 w16se w16cid">
+<w:styles xmlns:mc="http://schemas.openxmlformats.org/markup-compatibility/2006" xmlns:r="http://schemas.openxmlformats.org/officeDocument/2006/relationships" xmlns:w="http://schemas.openxmlformats.org/wordprocessingml/2006/main" xmlns:w14="http://schemas.microsoft.com/office/word/2010/wordml" xmlns:w15="http://schemas.microsoft.com/office/word/2012/wordml" xmlns:w16cex="http://schemas.microsoft.com/office/word/2018/wordml/cex" xmlns:w16cid="http://schemas.microsoft.com/office/word/2016/wordml/cid" xmlns:w16="http://schemas.microsoft.com/office/word/2018/wordml" xmlns:w16sdtdh="http://schemas.microsoft.com/office/word/2020/wordml/sdtdatahash" xmlns:w16se="http://schemas.microsoft.com/office/word/2015/wordml/symex" mc:Ignorable="w14 w15 w16se w16cid w16 w16cex w16sdtdh">
   <w:docDefaults>
     <w:rPrDefault>
       <w:rPr>
@@ -22311,7 +24971,7 @@
     </w:rPrDefault>
     <w:pPrDefault/>
   </w:docDefaults>
-  <w:latentStyles w:defLockedState="0" w:defUIPriority="99" w:defSemiHidden="0" w:defUnhideWhenUsed="0" w:defQFormat="0" w:count="375">
+  <w:latentStyles w:defLockedState="0" w:defUIPriority="99" w:defSemiHidden="0" w:defUnhideWhenUsed="0" w:defQFormat="0" w:count="376">
     <w:lsdException w:name="Normal" w:uiPriority="0" w:qFormat="1"/>
     <w:lsdException w:name="heading 1" w:uiPriority="9" w:qFormat="1"/>
     <w:lsdException w:name="heading 2" w:semiHidden="1" w:uiPriority="9" w:unhideWhenUsed="1" w:qFormat="1"/>
@@ -22417,7 +25077,6 @@
     <w:lsdException w:name="HTML Sample" w:semiHidden="1" w:unhideWhenUsed="1"/>
     <w:lsdException w:name="HTML Typewriter" w:semiHidden="1" w:unhideWhenUsed="1"/>
     <w:lsdException w:name="HTML Variable" w:semiHidden="1" w:unhideWhenUsed="1"/>
-    <w:lsdException w:name="Normal Table" w:semiHidden="1" w:unhideWhenUsed="1"/>
     <w:lsdException w:name="annotation subject" w:semiHidden="1" w:unhideWhenUsed="1"/>
     <w:lsdException w:name="No List" w:semiHidden="1" w:unhideWhenUsed="1"/>
     <w:lsdException w:name="Outline List 1" w:semiHidden="1" w:unhideWhenUsed="1"/>
@@ -22464,10 +25123,8 @@
     <w:lsdException w:name="Table Subtle 2" w:semiHidden="1" w:unhideWhenUsed="1"/>
     <w:lsdException w:name="Table Web 1" w:semiHidden="1" w:unhideWhenUsed="1"/>
     <w:lsdException w:name="Table Web 2" w:semiHidden="1" w:unhideWhenUsed="1"/>
-    <w:lsdException w:name="Table Web 3" w:semiHidden="1" w:unhideWhenUsed="1"/>
     <w:lsdException w:name="Balloon Text" w:semiHidden="1" w:unhideWhenUsed="1"/>
     <w:lsdException w:name="Table Grid" w:uiPriority="39"/>
-    <w:lsdException w:name="Table Theme" w:semiHidden="1" w:unhideWhenUsed="1"/>
     <w:lsdException w:name="Placeholder Text" w:semiHidden="1"/>
     <w:lsdException w:name="No Spacing" w:uiPriority="1" w:qFormat="1"/>
     <w:lsdException w:name="Light Shading" w:uiPriority="60"/>
@@ -22687,6 +25344,7 @@
     <w:lsdException w:name="Smart Hyperlink" w:semiHidden="1" w:unhideWhenUsed="1"/>
     <w:lsdException w:name="Hashtag" w:semiHidden="1" w:unhideWhenUsed="1"/>
     <w:lsdException w:name="Unresolved Mention" w:semiHidden="1" w:unhideWhenUsed="1"/>
+    <w:lsdException w:name="Smart Link" w:semiHidden="1" w:unhideWhenUsed="1"/>
   </w:latentStyles>
   <w:style w:type="paragraph" w:default="1" w:styleId="Normal">
     <w:name w:val="Normal"/>
@@ -22971,6 +25629,67 @@
       <w:sz w:val="24"/>
       <w:szCs w:val="24"/>
       <w:lang w:val="en-US" w:eastAsia="en-US"/>
+    </w:rPr>
+  </w:style>
+  <w:style w:type="character" w:styleId="Strong">
+    <w:name w:val="Strong"/>
+    <w:basedOn w:val="DefaultParagraphFont"/>
+    <w:uiPriority w:val="22"/>
+    <w:qFormat/>
+    <w:rsid w:val="005C17EE"/>
+    <w:rPr>
+      <w:b/>
+      <w:bCs/>
+    </w:rPr>
+  </w:style>
+  <w:style w:type="character" w:styleId="Emphasis">
+    <w:name w:val="Emphasis"/>
+    <w:basedOn w:val="DefaultParagraphFont"/>
+    <w:uiPriority w:val="20"/>
+    <w:qFormat/>
+    <w:rsid w:val="005C17EE"/>
+    <w:rPr>
+      <w:i/>
+      <w:iCs/>
+    </w:rPr>
+  </w:style>
+  <w:style w:type="character" w:customStyle="1" w:styleId="mord">
+    <w:name w:val="mord"/>
+    <w:basedOn w:val="DefaultParagraphFont"/>
+    <w:rsid w:val="005C17EE"/>
+  </w:style>
+  <w:style w:type="character" w:customStyle="1" w:styleId="mbin">
+    <w:name w:val="mbin"/>
+    <w:basedOn w:val="DefaultParagraphFont"/>
+    <w:rsid w:val="005C17EE"/>
+  </w:style>
+  <w:style w:type="character" w:customStyle="1" w:styleId="katex-mathml">
+    <w:name w:val="katex-mathml"/>
+    <w:basedOn w:val="DefaultParagraphFont"/>
+    <w:rsid w:val="005C17EE"/>
+  </w:style>
+  <w:style w:type="character" w:styleId="UnresolvedMention">
+    <w:name w:val="Unresolved Mention"/>
+    <w:basedOn w:val="DefaultParagraphFont"/>
+    <w:uiPriority w:val="99"/>
+    <w:semiHidden/>
+    <w:unhideWhenUsed/>
+    <w:rsid w:val="008A0FEF"/>
+    <w:rPr>
+      <w:color w:val="605E5C"/>
+      <w:shd w:val="clear" w:color="auto" w:fill="E1DFDD"/>
+    </w:rPr>
+  </w:style>
+  <w:style w:type="character" w:styleId="FollowedHyperlink">
+    <w:name w:val="FollowedHyperlink"/>
+    <w:basedOn w:val="DefaultParagraphFont"/>
+    <w:uiPriority w:val="99"/>
+    <w:semiHidden/>
+    <w:unhideWhenUsed/>
+    <w:rsid w:val="008A0FEF"/>
+    <w:rPr>
+      <w:color w:val="96607D" w:themeColor="followedHyperlink"/>
+      <w:u w:val="single"/>
     </w:rPr>
   </w:style>
 </w:styles>

--- a/524H0057_OnGiaKhiem_524H0069_VoNguyenPhucThinh_524H0052_NguyenNhatHuy.docx
+++ b/524H0057_OnGiaKhiem_524H0069_VoNguyenPhucThinh_524H0052_NguyenNhatHuy.docx
@@ -2149,12 +2149,13 @@
           </w:tcPr>
           <w:p>
             <w:pPr>
-              <w:spacing w:after="40" w:line="252" w:lineRule="auto"/>
-            </w:pPr>
-            <w:r>
-              <w:rPr>
-                <w:sz w:val="19"/>
-                <w:szCs w:val="19"/>
+              <w:spacing w:before="60" w:after="60" w:line="276" w:lineRule="auto"/>
+            </w:pPr>
+            <w:r>
+              <w:rPr>
+                <w:rFonts w:ascii="Segoe UI" w:hAnsi="Segoe UI"/>
+                <w:b w:val="0"/>
+                <w:sz w:val="19"/>
               </w:rPr>
               <w:t>https://github.com/seuquay56/SmartTicketingSystem_TVM</w:t>
             </w:r>
@@ -2178,14 +2179,15 @@
           </w:tcPr>
           <w:p>
             <w:pPr>
-              <w:spacing w:after="40" w:line="252" w:lineRule="auto"/>
-            </w:pPr>
-            <w:r>
-              <w:rPr>
-                <w:sz w:val="19"/>
-                <w:szCs w:val="19"/>
-              </w:rPr>
-              <w:t>[link]</w:t>
+              <w:spacing w:before="60" w:after="60" w:line="276" w:lineRule="auto"/>
+            </w:pPr>
+            <w:r>
+              <w:rPr>
+                <w:rFonts w:ascii="Segoe UI" w:hAnsi="Segoe UI"/>
+                <w:b w:val="0"/>
+                <w:sz w:val="19"/>
+              </w:rPr>
+              <w:t>https://www.figma.com/design/LbKhf6mQOvEtakarW24O3d/Vending-Machine-UI--Community-?node-id=2004-20053</w:t>
             </w:r>
           </w:p>
         </w:tc>
@@ -2207,18 +2209,15 @@
           </w:tcPr>
           <w:p>
             <w:pPr>
-              <w:spacing w:after="40" w:line="252" w:lineRule="auto"/>
-              <w:rPr>
-                <w:lang w:val="en-US"/>
-              </w:rPr>
-            </w:pPr>
-            <w:r>
-              <w:rPr>
-                <w:sz w:val="19"/>
-                <w:szCs w:val="19"/>
-                <w:lang w:val="en-US"/>
-              </w:rPr>
-              <w:t>31/07/2026</w:t>
+              <w:spacing w:before="60" w:after="60" w:line="276" w:lineRule="auto"/>
+            </w:pPr>
+            <w:r>
+              <w:rPr>
+                <w:rFonts w:ascii="Segoe UI" w:hAnsi="Segoe UI"/>
+                <w:b w:val="0"/>
+                <w:sz w:val="19"/>
+              </w:rPr>
+              <w:t>30/10/2026</w:t>
             </w:r>
           </w:p>
         </w:tc>
@@ -5315,12 +5314,13 @@
           </w:tcPr>
           <w:p>
             <w:pPr>
-              <w:spacing w:after="40" w:line="252" w:lineRule="auto"/>
-            </w:pPr>
-            <w:r>
-              <w:rPr>
-                <w:sz w:val="19"/>
-                <w:szCs w:val="19"/>
+              <w:spacing w:before="60" w:after="60" w:line="276" w:lineRule="auto"/>
+            </w:pPr>
+            <w:r>
+              <w:rPr>
+                <w:rFonts w:ascii="Segoe UI" w:hAnsi="Segoe UI"/>
+                <w:b w:val="0"/>
+                <w:sz w:val="19"/>
               </w:rPr>
               <w:t>1</w:t>
             </w:r>
@@ -5344,18 +5344,15 @@
           </w:tcPr>
           <w:p>
             <w:pPr>
-              <w:spacing w:after="40" w:line="252" w:lineRule="auto"/>
-              <w:rPr>
-                <w:sz w:val="19"/>
-                <w:szCs w:val="19"/>
-              </w:rPr>
-            </w:pPr>
-            <w:r>
-              <w:rPr>
-                <w:sz w:val="19"/>
-                <w:szCs w:val="19"/>
-              </w:rPr>
-              <w:t>On Gia Khiem</w:t>
+              <w:spacing w:before="60" w:after="60" w:line="276" w:lineRule="auto"/>
+            </w:pPr>
+            <w:r>
+              <w:rPr>
+                <w:rFonts w:ascii="Segoe UI" w:hAnsi="Segoe UI"/>
+                <w:b w:val="0"/>
+                <w:sz w:val="19"/>
+              </w:rPr>
+              <w:t>Ôn Gia Khiêm</w:t>
             </w:r>
           </w:p>
         </w:tc>
@@ -5377,28 +5374,17 @@
           </w:tcPr>
           <w:p>
             <w:pPr>
-              <w:rPr>
-                <w:sz w:val="19"/>
-                <w:szCs w:val="19"/>
-              </w:rPr>
-            </w:pPr>
-            <w:r>
-              <w:rPr>
-                <w:sz w:val="19"/>
-                <w:szCs w:val="19"/>
+              <w:spacing w:before="60" w:after="60" w:line="276" w:lineRule="auto"/>
+            </w:pPr>
+            <w:r>
+              <w:rPr>
+                <w:rFonts w:ascii="Segoe UI" w:hAnsi="Segoe UI"/>
+                <w:b w:val="0"/>
+                <w:sz w:val="19"/>
               </w:rPr>
               <w:t>524H0057</w:t>
             </w:r>
           </w:p>
-          <w:p>
-            <w:pPr>
-              <w:spacing w:after="40" w:line="252" w:lineRule="auto"/>
-              <w:rPr>
-                <w:sz w:val="19"/>
-                <w:szCs w:val="19"/>
-              </w:rPr>
-            </w:pPr>
-          </w:p>
         </w:tc>
         <w:tc>
           <w:tcPr>
@@ -5418,27 +5404,16 @@
           </w:tcPr>
           <w:p>
             <w:pPr>
-              <w:rPr>
-                <w:sz w:val="19"/>
-                <w:szCs w:val="19"/>
-              </w:rPr>
-            </w:pPr>
-            <w:r>
-              <w:rPr>
-                <w:sz w:val="19"/>
-                <w:szCs w:val="19"/>
-              </w:rPr>
-              <w:t>Requirements analysis</w:t>
-            </w:r>
-          </w:p>
-          <w:p>
-            <w:pPr>
-              <w:spacing w:after="40" w:line="252" w:lineRule="auto"/>
-              <w:rPr>
-                <w:sz w:val="19"/>
-                <w:szCs w:val="19"/>
-              </w:rPr>
-            </w:pPr>
+              <w:spacing w:before="60" w:after="60" w:line="276" w:lineRule="auto"/>
+            </w:pPr>
+            <w:r>
+              <w:rPr>
+                <w:rFonts w:ascii="Segoe UI" w:hAnsi="Segoe UI"/>
+                <w:b w:val="0"/>
+                <w:sz w:val="19"/>
+              </w:rPr>
+              <w:t>Phase 1 Requirements Engineering (2.1, 2.2), Use Case UC01 Modeling (3.1), Initial GitHub repository setup &amp; Workbook Q&amp;A.</w:t>
+            </w:r>
           </w:p>
         </w:tc>
       </w:tr>
@@ -5464,12 +5439,13 @@
           </w:tcPr>
           <w:p>
             <w:pPr>
-              <w:spacing w:after="40" w:line="252" w:lineRule="auto"/>
-            </w:pPr>
-            <w:r>
-              <w:rPr>
-                <w:sz w:val="19"/>
-                <w:szCs w:val="19"/>
+              <w:spacing w:before="60" w:after="60" w:line="276" w:lineRule="auto"/>
+            </w:pPr>
+            <w:r>
+              <w:rPr>
+                <w:rFonts w:ascii="Segoe UI" w:hAnsi="Segoe UI"/>
+                <w:b w:val="0"/>
+                <w:sz w:val="19"/>
               </w:rPr>
               <w:t>2</w:t>
             </w:r>
@@ -5493,18 +5469,15 @@
           </w:tcPr>
           <w:p>
             <w:pPr>
-              <w:spacing w:after="40" w:line="252" w:lineRule="auto"/>
-              <w:rPr>
-                <w:sz w:val="19"/>
-                <w:szCs w:val="19"/>
-              </w:rPr>
-            </w:pPr>
-            <w:r>
-              <w:rPr>
-                <w:sz w:val="19"/>
-                <w:szCs w:val="19"/>
-              </w:rPr>
-              <w:t>Vo Nguyen Phuc Thinh</w:t>
+              <w:spacing w:before="60" w:after="60" w:line="276" w:lineRule="auto"/>
+            </w:pPr>
+            <w:r>
+              <w:rPr>
+                <w:rFonts w:ascii="Segoe UI" w:hAnsi="Segoe UI"/>
+                <w:b w:val="0"/>
+                <w:sz w:val="19"/>
+              </w:rPr>
+              <w:t>Võ Nguyễn Phúc Thịnh</w:t>
             </w:r>
           </w:p>
         </w:tc>
@@ -5526,29 +5499,17 @@
           </w:tcPr>
           <w:p>
             <w:pPr>
-              <w:spacing w:after="40" w:line="252" w:lineRule="auto"/>
-              <w:rPr>
-                <w:sz w:val="19"/>
-                <w:szCs w:val="19"/>
-              </w:rPr>
-            </w:pPr>
-            <w:r>
-              <w:rPr>
-                <w:sz w:val="19"/>
-                <w:szCs w:val="19"/>
+              <w:spacing w:before="60" w:after="60" w:line="276" w:lineRule="auto"/>
+            </w:pPr>
+            <w:r>
+              <w:rPr>
+                <w:rFonts w:ascii="Segoe UI" w:hAnsi="Segoe UI"/>
+                <w:b w:val="0"/>
+                <w:sz w:val="19"/>
               </w:rPr>
               <w:t>524H0069</w:t>
             </w:r>
           </w:p>
-          <w:p>
-            <w:pPr>
-              <w:spacing w:after="40" w:line="252" w:lineRule="auto"/>
-              <w:rPr>
-                <w:sz w:val="19"/>
-                <w:szCs w:val="19"/>
-              </w:rPr>
-            </w:pPr>
-          </w:p>
         </w:tc>
         <w:tc>
           <w:tcPr>
@@ -5568,43 +5529,16 @@
           </w:tcPr>
           <w:p>
             <w:pPr>
-              <w:spacing w:after="40" w:line="252" w:lineRule="auto"/>
-              <w:rPr>
-                <w:sz w:val="19"/>
-                <w:szCs w:val="19"/>
-              </w:rPr>
-            </w:pPr>
-            <w:r>
-              <w:rPr>
-                <w:sz w:val="19"/>
-                <w:szCs w:val="19"/>
-              </w:rPr>
-              <w:t>Systems &amp; UI/U</w:t>
-            </w:r>
-            <w:r>
-              <w:rPr>
-                <w:sz w:val="19"/>
-                <w:szCs w:val="19"/>
-                <w:lang w:val="en-US"/>
-              </w:rPr>
-              <w:t>X</w:t>
-            </w:r>
-            <w:r>
-              <w:rPr>
-                <w:sz w:val="19"/>
-                <w:szCs w:val="19"/>
-              </w:rPr>
-              <w:t xml:space="preserve"> Design Engineer</w:t>
-            </w:r>
-          </w:p>
-          <w:p>
-            <w:pPr>
-              <w:spacing w:after="40" w:line="252" w:lineRule="auto"/>
-              <w:rPr>
-                <w:sz w:val="19"/>
-                <w:szCs w:val="19"/>
-              </w:rPr>
-            </w:pPr>
+              <w:spacing w:before="60" w:after="60" w:line="276" w:lineRule="auto"/>
+            </w:pPr>
+            <w:r>
+              <w:rPr>
+                <w:rFonts w:ascii="Segoe UI" w:hAnsi="Segoe UI"/>
+                <w:b w:val="0"/>
+                <w:sz w:val="19"/>
+              </w:rPr>
+              <w:t>Phase 2 Activity &amp; Detailed System Modeling (3.2, 3.3), Phase 3 UI/UX Figma Design (4.1) &amp; Architecture/Deployment Diagrams (4.2).</w:t>
+            </w:r>
           </w:p>
         </w:tc>
       </w:tr>
@@ -5630,12 +5564,13 @@
           </w:tcPr>
           <w:p>
             <w:pPr>
-              <w:spacing w:after="40" w:line="252" w:lineRule="auto"/>
-            </w:pPr>
-            <w:r>
-              <w:rPr>
-                <w:sz w:val="19"/>
-                <w:szCs w:val="19"/>
+              <w:spacing w:before="60" w:after="60" w:line="276" w:lineRule="auto"/>
+            </w:pPr>
+            <w:r>
+              <w:rPr>
+                <w:rFonts w:ascii="Segoe UI" w:hAnsi="Segoe UI"/>
+                <w:b w:val="0"/>
+                <w:sz w:val="19"/>
               </w:rPr>
               <w:t>3</w:t>
             </w:r>
@@ -5659,18 +5594,15 @@
           </w:tcPr>
           <w:p>
             <w:pPr>
-              <w:spacing w:after="40" w:line="252" w:lineRule="auto"/>
-              <w:rPr>
-                <w:sz w:val="19"/>
-                <w:szCs w:val="19"/>
-              </w:rPr>
-            </w:pPr>
-            <w:r>
-              <w:rPr>
-                <w:sz w:val="19"/>
-                <w:szCs w:val="19"/>
-              </w:rPr>
-              <w:t>Nguyen Nhat Huy</w:t>
+              <w:spacing w:before="60" w:after="60" w:line="276" w:lineRule="auto"/>
+            </w:pPr>
+            <w:r>
+              <w:rPr>
+                <w:rFonts w:ascii="Segoe UI" w:hAnsi="Segoe UI"/>
+                <w:b w:val="0"/>
+                <w:sz w:val="19"/>
+              </w:rPr>
+              <w:t>Nguyễn Nhật Huy</w:t>
             </w:r>
           </w:p>
         </w:tc>
@@ -5692,28 +5624,17 @@
           </w:tcPr>
           <w:p>
             <w:pPr>
-              <w:rPr>
-                <w:sz w:val="19"/>
-                <w:szCs w:val="19"/>
-              </w:rPr>
-            </w:pPr>
-            <w:r>
-              <w:rPr>
-                <w:sz w:val="19"/>
-                <w:szCs w:val="19"/>
+              <w:spacing w:before="60" w:after="60" w:line="276" w:lineRule="auto"/>
+            </w:pPr>
+            <w:r>
+              <w:rPr>
+                <w:rFonts w:ascii="Segoe UI" w:hAnsi="Segoe UI"/>
+                <w:b w:val="0"/>
+                <w:sz w:val="19"/>
               </w:rPr>
               <w:t>524H0052</w:t>
             </w:r>
           </w:p>
-          <w:p>
-            <w:pPr>
-              <w:spacing w:after="40" w:line="252" w:lineRule="auto"/>
-              <w:rPr>
-                <w:sz w:val="19"/>
-                <w:szCs w:val="19"/>
-              </w:rPr>
-            </w:pPr>
-          </w:p>
         </w:tc>
         <w:tc>
           <w:tcPr>
@@ -5733,27 +5654,16 @@
           </w:tcPr>
           <w:p>
             <w:pPr>
-              <w:rPr>
-                <w:sz w:val="19"/>
-                <w:szCs w:val="19"/>
-              </w:rPr>
-            </w:pPr>
-            <w:r>
-              <w:rPr>
-                <w:sz w:val="19"/>
-                <w:szCs w:val="19"/>
-              </w:rPr>
-              <w:t>Programmer &amp; Tool Manager</w:t>
-            </w:r>
-          </w:p>
-          <w:p>
-            <w:pPr>
-              <w:spacing w:after="40" w:line="252" w:lineRule="auto"/>
-              <w:rPr>
-                <w:sz w:val="19"/>
-                <w:szCs w:val="19"/>
-              </w:rPr>
-            </w:pPr>
+              <w:spacing w:before="60" w:after="60" w:line="276" w:lineRule="auto"/>
+            </w:pPr>
+            <w:r>
+              <w:rPr>
+                <w:rFonts w:ascii="Segoe UI" w:hAnsi="Segoe UI"/>
+                <w:b w:val="0"/>
+                <w:sz w:val="19"/>
+              </w:rPr>
+              <w:t>Phase 4 Visual Studio Engineering (5.1), GitHub &amp; AI Tooling (5.2), C# &amp; MSSQL Demo Application (5.3), Final Checklist &amp; Report Integration.</w:t>
+            </w:r>
           </w:p>
         </w:tc>
       </w:tr>
@@ -6876,50 +6786,7 @@
       <w:pPr>
         <w:spacing w:after="100" w:line="260" w:lineRule="auto"/>
       </w:pPr>
-      <w:r>
-        <w:rPr>
-          <w:b/>
-          <w:bCs/>
-          <w:i/>
-          <w:iCs/>
-          <w:color w:val="7F7F7F"/>
-          <w:sz w:val="19"/>
-          <w:szCs w:val="19"/>
-        </w:rPr>
-        <w:t xml:space="preserve">Guidance (delete before submitting): </w:t>
-      </w:r>
-      <w:r>
-        <w:rPr>
-          <w:i/>
-          <w:iCs/>
-          <w:color w:val="7F7F7F"/>
-          <w:sz w:val="19"/>
-          <w:szCs w:val="19"/>
-        </w:rPr>
-        <w:t xml:space="preserve">A formal set of </w:t>
-      </w:r>
-      <w:r>
-        <w:rPr>
-          <w:b/>
-          <w:bCs/>
-          <w:i/>
-          <w:iCs/>
-          <w:color w:val="7F7F7F"/>
-          <w:sz w:val="19"/>
-          <w:szCs w:val="19"/>
-        </w:rPr>
-        <w:t>Functional, Non-Functional and Domain</w:t>
-      </w:r>
-      <w:r>
-        <w:rPr>
-          <w:i/>
-          <w:iCs/>
-          <w:color w:val="7F7F7F"/>
-          <w:sz w:val="19"/>
-          <w:szCs w:val="19"/>
-        </w:rPr>
-        <w:t xml:space="preserve"> requirements for the TVM. Every requirement has an ID and is testable. The workbook sheet "Requirements" is the working copy.</w:t>
-      </w:r>
+      <w:r/>
     </w:p>
     <w:p>
       <w:pPr>
@@ -8341,28 +8208,7 @@
       <w:pPr>
         <w:spacing w:after="100" w:line="260" w:lineRule="auto"/>
       </w:pPr>
-      <w:r>
-        <w:rPr>
-          <w:b/>
-          <w:bCs/>
-          <w:i/>
-          <w:iCs/>
-          <w:color w:val="7F7F7F"/>
-          <w:sz w:val="19"/>
-          <w:szCs w:val="19"/>
-        </w:rPr>
-        <w:t>Guidance (delete before submitting): Critical focus: reliability and response time.</w:t>
-      </w:r>
-      <w:r>
-        <w:rPr>
-          <w:i/>
-          <w:iCs/>
-          <w:color w:val="7F7F7F"/>
-          <w:sz w:val="19"/>
-          <w:szCs w:val="19"/>
-        </w:rPr>
-        <w:t xml:space="preserve"> Write exact, measurable expectations (a number, a unit, a condition and how you will measure it). "Fast response" is not acceptable. Example of the format: "The system shall display the destination menu within 1 second of pressing Start in 95% of cases, measured over 1,000 transactions." Add other categories where they matter (security, availability, usability, capacity, maintainability).</w:t>
-      </w:r>
+      <w:r/>
     </w:p>
     <w:tbl>
       <w:tblPr>
@@ -9399,28 +9245,7 @@
       <w:pPr>
         <w:spacing w:after="100" w:line="260" w:lineRule="auto"/>
       </w:pPr>
-      <w:r>
-        <w:rPr>
-          <w:b/>
-          <w:bCs/>
-          <w:i/>
-          <w:iCs/>
-          <w:color w:val="7F7F7F"/>
-          <w:sz w:val="19"/>
-          <w:szCs w:val="19"/>
-        </w:rPr>
-        <w:t xml:space="preserve">Guidance (delete before submitting): </w:t>
-      </w:r>
-      <w:r>
-        <w:rPr>
-          <w:i/>
-          <w:iCs/>
-          <w:color w:val="7F7F7F"/>
-          <w:sz w:val="19"/>
-          <w:szCs w:val="19"/>
-        </w:rPr>
-        <w:t>Rules that come from the transport and payment domain rather than from the user: for example fare rules, payment standards and bank or wallet rules, ticket and barcode format, data retention, regulatory or accessibility rules.</w:t>
-      </w:r>
+      <w:r/>
     </w:p>
     <w:tbl>
       <w:tblPr>
@@ -9916,28 +9741,7 @@
       <w:pPr>
         <w:spacing w:after="100" w:line="260" w:lineRule="auto"/>
       </w:pPr>
-      <w:r>
-        <w:rPr>
-          <w:b/>
-          <w:bCs/>
-          <w:i/>
-          <w:iCs/>
-          <w:color w:val="7F7F7F"/>
-          <w:sz w:val="19"/>
-          <w:szCs w:val="19"/>
-        </w:rPr>
-        <w:t xml:space="preserve">Guidance (delete before submitting): </w:t>
-      </w:r>
-      <w:r>
-        <w:rPr>
-          <w:i/>
-          <w:iCs/>
-          <w:color w:val="7F7F7F"/>
-          <w:sz w:val="19"/>
-          <w:szCs w:val="19"/>
-        </w:rPr>
-        <w:t>Actors (passenger, payment gateways, maintenance staff, etc.), the system boundary, and include or extend relationships where they make sense.</w:t>
-      </w:r>
+      <w:r/>
     </w:p>
     <w:p>
       <w:pPr>
@@ -12239,41 +12043,14 @@
         <w:spacing w:before="80" w:after="40"/>
       </w:pPr>
       <w:r>
-        <w:rPr>
-          <w:b/>
-          <w:bCs/>
-          <w:sz w:val="21"/>
-          <w:szCs w:val="21"/>
-        </w:rPr>
-        <w:t>UC02: [Use case name]</w:t>
+        <w:t>UC02: Pay via Credit Card</w:t>
       </w:r>
     </w:p>
     <w:p>
       <w:pPr>
         <w:spacing w:after="100" w:line="260" w:lineRule="auto"/>
       </w:pPr>
-      <w:r>
-        <w:rPr>
-          <w:b/>
-          <w:bCs/>
-          <w:i/>
-          <w:iCs/>
-          <w:color w:val="7F7F7F"/>
-          <w:sz w:val="19"/>
-          <w:szCs w:val="19"/>
-        </w:rPr>
-        <w:t xml:space="preserve">Guidance (delete before submitting): </w:t>
-      </w:r>
-      <w:r>
-        <w:rPr>
-          <w:i/>
-          <w:iCs/>
-          <w:color w:val="7F7F7F"/>
-          <w:sz w:val="19"/>
-          <w:szCs w:val="19"/>
-        </w:rPr>
-        <w:t>Use the same table. Repeat for UC04, UC05 and any further use case.</w:t>
-      </w:r>
+      <w:r/>
     </w:p>
     <w:p>
       <w:pPr>
@@ -12281,41 +12058,14 @@
         <w:spacing w:before="80" w:after="40"/>
       </w:pPr>
       <w:r>
-        <w:rPr>
-          <w:b/>
-          <w:bCs/>
-          <w:sz w:val="21"/>
-          <w:szCs w:val="21"/>
-        </w:rPr>
-        <w:t>UC03: [Use case name]</w:t>
+        <w:t>UC03: Pay via QR Code</w:t>
       </w:r>
     </w:p>
     <w:p>
       <w:pPr>
         <w:spacing w:after="100" w:line="260" w:lineRule="auto"/>
       </w:pPr>
-      <w:r>
-        <w:rPr>
-          <w:b/>
-          <w:bCs/>
-          <w:i/>
-          <w:iCs/>
-          <w:color w:val="7F7F7F"/>
-          <w:sz w:val="19"/>
-          <w:szCs w:val="19"/>
-        </w:rPr>
-        <w:t xml:space="preserve">Guidance (delete before submitting): </w:t>
-      </w:r>
-      <w:r>
-        <w:rPr>
-          <w:i/>
-          <w:iCs/>
-          <w:color w:val="7F7F7F"/>
-          <w:sz w:val="19"/>
-          <w:szCs w:val="19"/>
-        </w:rPr>
-        <w:t>Use the same table.</w:t>
-      </w:r>
+      <w:r/>
     </w:p>
     <w:p>
       <w:pPr>
@@ -12343,28 +12093,7 @@
       <w:pPr>
         <w:spacing w:after="100" w:line="260" w:lineRule="auto"/>
       </w:pPr>
-      <w:r>
-        <w:rPr>
-          <w:b/>
-          <w:bCs/>
-          <w:i/>
-          <w:iCs/>
-          <w:color w:val="7F7F7F"/>
-          <w:sz w:val="19"/>
-          <w:szCs w:val="19"/>
-        </w:rPr>
-        <w:t xml:space="preserve">Guidance (delete before submitting): </w:t>
-      </w:r>
-      <w:r>
-        <w:rPr>
-          <w:i/>
-          <w:iCs/>
-          <w:color w:val="7F7F7F"/>
-          <w:sz w:val="19"/>
-          <w:szCs w:val="19"/>
-        </w:rPr>
-        <w:t>The step-by-step process, similar to an ATM flow: Start, destination menu, payment mode, card tap or insert, QR Code, validation, ticket printing. Show decisions, failures, cancellation and timeouts. Use swim lanes (Passenger, TVM) where helpful.</w:t>
-      </w:r>
+      <w:r/>
     </w:p>
     <w:p>
       <w:pPr>
@@ -12447,50 +12176,7 @@
       <w:pPr>
         <w:spacing w:after="100" w:line="260" w:lineRule="auto"/>
       </w:pPr>
-      <w:r>
-        <w:rPr>
-          <w:b/>
-          <w:bCs/>
-          <w:i/>
-          <w:iCs/>
-          <w:color w:val="7F7F7F"/>
-          <w:sz w:val="19"/>
-          <w:szCs w:val="19"/>
-        </w:rPr>
-        <w:t xml:space="preserve">Guidance (delete before submitting): </w:t>
-      </w:r>
-      <w:r>
-        <w:rPr>
-          <w:i/>
-          <w:iCs/>
-          <w:color w:val="7F7F7F"/>
-          <w:sz w:val="19"/>
-          <w:szCs w:val="19"/>
-        </w:rPr>
-        <w:t xml:space="preserve">A </w:t>
-      </w:r>
-      <w:r>
-        <w:rPr>
-          <w:b/>
-          <w:bCs/>
-          <w:i/>
-          <w:iCs/>
-          <w:color w:val="7F7F7F"/>
-          <w:sz w:val="19"/>
-          <w:szCs w:val="19"/>
-        </w:rPr>
-        <w:t>separate</w:t>
-      </w:r>
-      <w:r>
-        <w:rPr>
-          <w:i/>
-          <w:iCs/>
-          <w:color w:val="7F7F7F"/>
-          <w:sz w:val="19"/>
-          <w:szCs w:val="19"/>
-        </w:rPr>
-        <w:t xml:space="preserve"> activity diagram showing the communication and integration between your system and the external payment gateways (for example Momo, VNPay, ZaloPay): request, redirect or QR, callback, verification, timeout, failure and reconciliation.</w:t>
-      </w:r>
+      <w:r/>
     </w:p>
     <w:p>
       <w:pPr>
@@ -12582,28 +12268,7 @@
       <w:pPr>
         <w:spacing w:after="100" w:line="260" w:lineRule="auto"/>
       </w:pPr>
-      <w:r>
-        <w:rPr>
-          <w:b/>
-          <w:bCs/>
-          <w:i/>
-          <w:iCs/>
-          <w:color w:val="7F7F7F"/>
-          <w:sz w:val="19"/>
-          <w:szCs w:val="19"/>
-        </w:rPr>
-        <w:t xml:space="preserve">Guidance (delete before submitting): </w:t>
-      </w:r>
-      <w:r>
-        <w:rPr>
-          <w:i/>
-          <w:iCs/>
-          <w:color w:val="7F7F7F"/>
-          <w:sz w:val="19"/>
-          <w:szCs w:val="19"/>
-        </w:rPr>
-        <w:t>Object interactions over time: passenger, UI, controller, payment service, gateway, ticket printer and database. Use the same names as in your class diagram.</w:t>
-      </w:r>
+      <w:r/>
     </w:p>
     <w:p>
       <w:pPr>
@@ -12700,28 +12365,7 @@
       <w:pPr>
         <w:spacing w:after="100" w:line="260" w:lineRule="auto"/>
       </w:pPr>
-      <w:r>
-        <w:rPr>
-          <w:b/>
-          <w:bCs/>
-          <w:i/>
-          <w:iCs/>
-          <w:color w:val="7F7F7F"/>
-          <w:sz w:val="19"/>
-          <w:szCs w:val="19"/>
-        </w:rPr>
-        <w:t xml:space="preserve">Guidance (delete before submitting): </w:t>
-      </w:r>
-      <w:r>
-        <w:rPr>
-          <w:i/>
-          <w:iCs/>
-          <w:color w:val="7F7F7F"/>
-          <w:sz w:val="19"/>
-          <w:szCs w:val="19"/>
-        </w:rPr>
-        <w:t>The states the TVM goes through during the transaction (for example Idle, Selecting destination, Awaiting payment, Payment confirmed, Printing, Out of service), with events, guards and actions.</w:t>
-      </w:r>
+      <w:r/>
     </w:p>
     <w:p>
       <w:pPr>
@@ -12804,28 +12448,7 @@
       <w:pPr>
         <w:spacing w:after="100" w:line="260" w:lineRule="auto"/>
       </w:pPr>
-      <w:r>
-        <w:rPr>
-          <w:b/>
-          <w:bCs/>
-          <w:i/>
-          <w:iCs/>
-          <w:color w:val="7F7F7F"/>
-          <w:sz w:val="19"/>
-          <w:szCs w:val="19"/>
-        </w:rPr>
-        <w:t xml:space="preserve">Guidance (delete before submitting): </w:t>
-      </w:r>
-      <w:r>
-        <w:rPr>
-          <w:i/>
-          <w:iCs/>
-          <w:color w:val="7F7F7F"/>
-          <w:sz w:val="19"/>
-          <w:szCs w:val="19"/>
-        </w:rPr>
-        <w:t>Core domain classes with attributes, methods, relationships and multiplicities.</w:t>
-      </w:r>
+      <w:r/>
     </w:p>
     <w:p>
       <w:pPr>
@@ -14527,28 +14150,7 @@
       <w:pPr>
         <w:spacing w:after="100" w:line="260" w:lineRule="auto"/>
       </w:pPr>
-      <w:r>
-        <w:rPr>
-          <w:b/>
-          <w:bCs/>
-          <w:i/>
-          <w:iCs/>
-          <w:color w:val="7F7F7F"/>
-          <w:sz w:val="19"/>
-          <w:szCs w:val="19"/>
-        </w:rPr>
-        <w:t xml:space="preserve">Guidance (delete before submitting): </w:t>
-      </w:r>
-      <w:r>
-        <w:rPr>
-          <w:i/>
-          <w:iCs/>
-          <w:color w:val="7F7F7F"/>
-          <w:sz w:val="19"/>
-          <w:szCs w:val="19"/>
-        </w:rPr>
-        <w:t>The rubric rewards diagrams that are aligned with each other. Tick each check after you verify it.</w:t>
-      </w:r>
+      <w:r/>
     </w:p>
     <w:tbl>
       <w:tblPr>
@@ -14757,29 +14359,8 @@
             </w:tcMar>
           </w:tcPr>
           <w:p>
-            <w:pPr>
-              <w:spacing w:after="40" w:line="252" w:lineRule="auto"/>
-            </w:pPr>
-            <w:r>
-              <w:rPr>
-                <w:sz w:val="19"/>
-                <w:szCs w:val="19"/>
-              </w:rPr>
-              <w:t>[</w:t>
-            </w:r>
-            <w:r>
-              <w:rPr>
-                <w:sz w:val="19"/>
-                <w:szCs w:val="19"/>
-              </w:rPr>
-              <w:t>x</w:t>
-            </w:r>
-            <w:r>
-              <w:rPr>
-                <w:sz w:val="19"/>
-                <w:szCs w:val="19"/>
-              </w:rPr>
-              <w:t xml:space="preserve"> ]</w:t>
+            <w:r>
+              <w:t>[x]</w:t>
             </w:r>
           </w:p>
         </w:tc>
@@ -14863,29 +14444,8 @@
             </w:tcMar>
           </w:tcPr>
           <w:p>
-            <w:pPr>
-              <w:spacing w:after="40" w:line="252" w:lineRule="auto"/>
-            </w:pPr>
-            <w:r>
-              <w:rPr>
-                <w:sz w:val="19"/>
-                <w:szCs w:val="19"/>
-              </w:rPr>
-              <w:t xml:space="preserve">[ </w:t>
-            </w:r>
-            <w:r>
-              <w:rPr>
-                <w:sz w:val="19"/>
-                <w:szCs w:val="19"/>
-              </w:rPr>
-              <w:t>x</w:t>
-            </w:r>
-            <w:r>
-              <w:rPr>
-                <w:sz w:val="19"/>
-                <w:szCs w:val="19"/>
-              </w:rPr>
-              <w:t>]</w:t>
+            <w:r>
+              <w:t>[x]</w:t>
             </w:r>
           </w:p>
         </w:tc>
@@ -14969,29 +14529,8 @@
             </w:tcMar>
           </w:tcPr>
           <w:p>
-            <w:pPr>
-              <w:spacing w:after="40" w:line="252" w:lineRule="auto"/>
-            </w:pPr>
-            <w:r>
-              <w:rPr>
-                <w:sz w:val="19"/>
-                <w:szCs w:val="19"/>
-              </w:rPr>
-              <w:t xml:space="preserve">[ </w:t>
-            </w:r>
-            <w:r>
-              <w:rPr>
-                <w:sz w:val="19"/>
-                <w:szCs w:val="19"/>
-              </w:rPr>
-              <w:t>x</w:t>
-            </w:r>
-            <w:r>
-              <w:rPr>
-                <w:sz w:val="19"/>
-                <w:szCs w:val="19"/>
-              </w:rPr>
-              <w:t>]</w:t>
+            <w:r>
+              <w:t>[x]</w:t>
             </w:r>
           </w:p>
         </w:tc>
@@ -15075,29 +14614,8 @@
             </w:tcMar>
           </w:tcPr>
           <w:p>
-            <w:pPr>
-              <w:spacing w:after="40" w:line="252" w:lineRule="auto"/>
-            </w:pPr>
-            <w:r>
-              <w:rPr>
-                <w:sz w:val="19"/>
-                <w:szCs w:val="19"/>
-              </w:rPr>
-              <w:t xml:space="preserve">[ </w:t>
-            </w:r>
-            <w:r>
-              <w:rPr>
-                <w:sz w:val="19"/>
-                <w:szCs w:val="19"/>
-              </w:rPr>
-              <w:t>x</w:t>
-            </w:r>
-            <w:r>
-              <w:rPr>
-                <w:sz w:val="19"/>
-                <w:szCs w:val="19"/>
-              </w:rPr>
-              <w:t>]</w:t>
+            <w:r>
+              <w:t>[x]</w:t>
             </w:r>
           </w:p>
         </w:tc>
@@ -15181,29 +14699,8 @@
             </w:tcMar>
           </w:tcPr>
           <w:p>
-            <w:pPr>
-              <w:spacing w:after="40" w:line="252" w:lineRule="auto"/>
-            </w:pPr>
-            <w:r>
-              <w:rPr>
-                <w:sz w:val="19"/>
-                <w:szCs w:val="19"/>
-              </w:rPr>
-              <w:t xml:space="preserve">[ </w:t>
-            </w:r>
-            <w:r>
-              <w:rPr>
-                <w:sz w:val="19"/>
-                <w:szCs w:val="19"/>
-              </w:rPr>
-              <w:t>x</w:t>
-            </w:r>
-            <w:r>
-              <w:rPr>
-                <w:sz w:val="19"/>
-                <w:szCs w:val="19"/>
-              </w:rPr>
-              <w:t>]</w:t>
+            <w:r>
+              <w:t>[x]</w:t>
             </w:r>
           </w:p>
         </w:tc>
@@ -15287,29 +14784,8 @@
             </w:tcMar>
           </w:tcPr>
           <w:p>
-            <w:pPr>
-              <w:spacing w:after="40" w:line="252" w:lineRule="auto"/>
-            </w:pPr>
-            <w:r>
-              <w:rPr>
-                <w:sz w:val="19"/>
-                <w:szCs w:val="19"/>
-              </w:rPr>
-              <w:t>[</w:t>
-            </w:r>
-            <w:r>
-              <w:rPr>
-                <w:sz w:val="19"/>
-                <w:szCs w:val="19"/>
-              </w:rPr>
-              <w:t>x</w:t>
-            </w:r>
-            <w:r>
-              <w:rPr>
-                <w:sz w:val="19"/>
-                <w:szCs w:val="19"/>
-              </w:rPr>
-              <w:t xml:space="preserve"> ]</w:t>
+            <w:r>
+              <w:t>[x]</w:t>
             </w:r>
           </w:p>
         </w:tc>
@@ -15393,29 +14869,8 @@
             </w:tcMar>
           </w:tcPr>
           <w:p>
-            <w:pPr>
-              <w:spacing w:after="40" w:line="252" w:lineRule="auto"/>
-            </w:pPr>
-            <w:r>
-              <w:rPr>
-                <w:sz w:val="19"/>
-                <w:szCs w:val="19"/>
-              </w:rPr>
-              <w:t xml:space="preserve">[ </w:t>
-            </w:r>
-            <w:r>
-              <w:rPr>
-                <w:sz w:val="19"/>
-                <w:szCs w:val="19"/>
-              </w:rPr>
-              <w:t>x</w:t>
-            </w:r>
-            <w:r>
-              <w:rPr>
-                <w:sz w:val="19"/>
-                <w:szCs w:val="19"/>
-              </w:rPr>
-              <w:t>]</w:t>
+            <w:r>
+              <w:t>[x]</w:t>
             </w:r>
           </w:p>
         </w:tc>
@@ -15449,28 +14904,7 @@
       <w:pPr>
         <w:spacing w:after="100" w:line="260" w:lineRule="auto"/>
       </w:pPr>
-      <w:r>
-        <w:rPr>
-          <w:b/>
-          <w:bCs/>
-          <w:i/>
-          <w:iCs/>
-          <w:color w:val="7F7F7F"/>
-          <w:sz w:val="19"/>
-          <w:szCs w:val="19"/>
-        </w:rPr>
-        <w:t xml:space="preserve">Guidance (delete before submitting): </w:t>
-      </w:r>
-      <w:r>
-        <w:rPr>
-          <w:i/>
-          <w:iCs/>
-          <w:color w:val="7F7F7F"/>
-          <w:sz w:val="19"/>
-          <w:szCs w:val="19"/>
-        </w:rPr>
-        <w:t>Wireframes or mockups of the TVM screens, designed with Balsamiq, Figma or a similar tool. Make them modern and intuitive for a touchscreen kiosk (large buttons, clear language, accessibility). Link each screen to a step of the main use case.</w:t>
-      </w:r>
+      <w:r/>
     </w:p>
     <w:tbl>
       <w:tblPr>
@@ -17157,28 +16591,7 @@
       <w:pPr>
         <w:spacing w:after="100" w:line="260" w:lineRule="auto"/>
       </w:pPr>
-      <w:r>
-        <w:rPr>
-          <w:b/>
-          <w:bCs/>
-          <w:i/>
-          <w:iCs/>
-          <w:color w:val="7F7F7F"/>
-          <w:sz w:val="19"/>
-          <w:szCs w:val="19"/>
-        </w:rPr>
-        <w:t xml:space="preserve">Guidance (delete before submitting): </w:t>
-      </w:r>
-      <w:r>
-        <w:rPr>
-          <w:i/>
-          <w:iCs/>
-          <w:color w:val="7F7F7F"/>
-          <w:sz w:val="19"/>
-          <w:szCs w:val="19"/>
-        </w:rPr>
-        <w:t>A System-in-a-box or MVC architecture diagram. The architecture must be logical, modular and suitable for the hardware. Explain what each part does and why you chose it.</w:t>
-      </w:r>
+      <w:r/>
     </w:p>
     <w:p>
       <w:pPr>
@@ -17288,28 +16701,7 @@
       <w:pPr>
         <w:spacing w:after="100" w:line="260" w:lineRule="auto"/>
       </w:pPr>
-      <w:r>
-        <w:rPr>
-          <w:b/>
-          <w:bCs/>
-          <w:i/>
-          <w:iCs/>
-          <w:color w:val="7F7F7F"/>
-          <w:sz w:val="19"/>
-          <w:szCs w:val="19"/>
-        </w:rPr>
-        <w:t xml:space="preserve">Guidance (delete before submitting): </w:t>
-      </w:r>
-      <w:r>
-        <w:rPr>
-          <w:i/>
-          <w:iCs/>
-          <w:color w:val="7F7F7F"/>
-          <w:sz w:val="19"/>
-          <w:szCs w:val="19"/>
-        </w:rPr>
-        <w:t>How the TVM hardware (touchscreen, card reader, QR display, printer), servers and external APIs (payment gateways) connect. Show nodes, protocols and the network boundary.</w:t>
-      </w:r>
+      <w:r/>
     </w:p>
     <w:p>
       <w:pPr>
@@ -17539,15 +16931,8 @@
             </w:tcMar>
           </w:tcPr>
           <w:p>
-            <w:pPr>
-              <w:spacing w:after="40" w:line="252" w:lineRule="auto"/>
-            </w:pPr>
-            <w:r>
-              <w:rPr>
-                <w:sz w:val="19"/>
-                <w:szCs w:val="19"/>
-              </w:rPr>
-              <w:t>[TVM hardware]</w:t>
+            <w:r>
+              <w:t>TVM Hardware</w:t>
             </w:r>
           </w:p>
         </w:tc>
@@ -17664,15 +17049,8 @@
             </w:tcMar>
           </w:tcPr>
           <w:p>
-            <w:pPr>
-              <w:spacing w:after="40" w:line="252" w:lineRule="auto"/>
-            </w:pPr>
-            <w:r>
-              <w:rPr>
-                <w:sz w:val="19"/>
-                <w:szCs w:val="19"/>
-              </w:rPr>
-              <w:t>[Application server]</w:t>
+            <w:r>
+              <w:t>Application Server</w:t>
             </w:r>
           </w:p>
         </w:tc>
@@ -17785,15 +17163,8 @@
             </w:tcMar>
           </w:tcPr>
           <w:p>
-            <w:pPr>
-              <w:spacing w:after="40" w:line="252" w:lineRule="auto"/>
-            </w:pPr>
-            <w:r>
-              <w:rPr>
-                <w:sz w:val="19"/>
-                <w:szCs w:val="19"/>
-              </w:rPr>
-              <w:t>[Database server]</w:t>
+            <w:r>
+              <w:t>Database Server</w:t>
             </w:r>
           </w:p>
         </w:tc>
@@ -17930,16 +17301,8 @@
             </w:tcMar>
           </w:tcPr>
           <w:p>
-            <w:pPr>
-              <w:spacing w:after="40" w:line="252" w:lineRule="auto"/>
-            </w:pPr>
-            <w:r>
-              <w:rPr>
-                <w:sz w:val="19"/>
-                <w:szCs w:val="19"/>
-              </w:rPr>
-              <w:lastRenderedPageBreak/>
-              <w:t>[Payment gateway API]</w:t>
+            <w:r>
+              <w:t>Payment Gateway API</w:t>
             </w:r>
           </w:p>
         </w:tc>
@@ -18072,29 +17435,31 @@
     </w:p>
     <w:p>
       <w:pPr>
-        <w:spacing w:after="100" w:line="260" w:lineRule="auto"/>
+        <w:spacing w:after="80" w:line="276" w:lineRule="auto" w:before="80"/>
       </w:pPr>
       <w:r>
         <w:rPr>
-          <w:b/>
-          <w:bCs/>
-          <w:i/>
-          <w:iCs/>
-          <w:color w:val="7F7F7F"/>
-          <w:sz w:val="19"/>
-          <w:szCs w:val="19"/>
+          <w:rFonts w:ascii="Segoe UI" w:hAnsi="Segoe UI"/>
+          <w:b w:val="0"/>
+          <w:i w:val="0"/>
+          <w:sz w:val="20"/>
         </w:rPr>
-        <w:t xml:space="preserve">Guidance (delete before submitting): </w:t>
       </w:r>
+    </w:p>
+    <w:p>
+      <w:pPr>
+        <w:spacing w:before="80" w:after="80" w:line="276" w:lineRule="auto"/>
+        <w:jc w:val="center"/>
+      </w:pPr>
       <w:r>
         <w:rPr>
+          <w:rFonts w:ascii="Segoe UI" w:hAnsi="Segoe UI"/>
+          <w:b w:val="0"/>
           <w:i/>
-          <w:iCs/>
-          <w:color w:val="7F7F7F"/>
-          <w:sz w:val="19"/>
-          <w:szCs w:val="19"/>
+          <w:color w:val="64748B"/>
+          <w:sz w:val="18"/>
         </w:rPr>
-        <w:t>Show how you generated the initial C# code skeletons from your class diagrams in Visual Studio. Include screenshots of the model and of the generated classes.</w:t>
+        <w:t>Figure 5.1: Visual Studio Forward Engineering — Model to Code Skeleton</w:t>
       </w:r>
     </w:p>
     <w:p>
@@ -18103,67 +17468,80 @@
           <w:top w:val="dashed" w:sz="4" w:space="6" w:color="B7C3D3"/>
           <w:bottom w:val="dashed" w:sz="4" w:space="6" w:color="B7C3D3"/>
         </w:pBdr>
-        <w:spacing w:before="60" w:after="140"/>
+        <w:spacing w:before="80" w:after="80" w:line="276" w:lineRule="auto"/>
         <w:jc w:val="center"/>
       </w:pPr>
       <w:r>
         <w:rPr>
-          <w:color w:val="1F4E9A"/>
+          <w:rFonts w:ascii="Segoe UI" w:hAnsi="Segoe UI"/>
+          <w:b w:val="0"/>
+          <w:i w:val="0"/>
           <w:sz w:val="20"/>
-          <w:szCs w:val="20"/>
         </w:rPr>
-        <w:t>[ Class diagram in Visual Studio and the generated C# skeleton ]</w:t>
+        <w:t>Forward Engineering Workflow:</w:t>
+        <w:br/>
+        <w:t>1. Model Translation: The UML Class Diagram established in Section 3.3.3 was imported into Visual Studio 2022's Class Designer. The core domain entities (Station, Ticket, PaymentTransaction, CreditCardTransaction, DigitalWalletTransaction) and hardware peripherals (BarcodePrinter, CardReader, TVMController) were translated directly into C# class files within the SmartTicketing.Core class library project.</w:t>
+        <w:br/>
+        <w:t>2. Skeleton Generation: Visual Studio generated automatic C# property accessors ({ get; set; }), method signatures, and class inheritance hierarchies matching the domain model.</w:t>
+        <w:br/>
+        <w:t>3. Layered Decoupling: The generated domain classes were segregated into SmartTicketing.Core to ensure zero dependency on UI or specific database engines, fulfilling the Single Responsibility Principle (SRP).</w:t>
       </w:r>
     </w:p>
     <w:p>
       <w:pPr>
-        <w:spacing w:after="100"/>
+        <w:spacing w:after="80" w:before="80" w:line="276" w:lineRule="auto"/>
       </w:pPr>
       <w:r>
         <w:rPr>
-          <w:color w:val="1F4E9A"/>
-          <w:sz w:val="21"/>
-          <w:szCs w:val="21"/>
+          <w:rFonts w:ascii="Segoe UI" w:hAnsi="Segoe UI"/>
+          <w:b w:val="0"/>
+          <w:i w:val="0"/>
+          <w:sz w:val="20"/>
         </w:rPr>
-        <w:t>[Steps taken and what was generated]</w:t>
+        <w:t>Forward Engineering Workflow:</w:t>
+        <w:br/>
+        <w:t>1. Model Translation: The UML Class Diagram established in Section 3.3.3 was imported into Visual Studio 2022's Class Designer. The core domain entities (Station, Ticket, PaymentTransaction, CreditCardTransaction, DigitalWalletTransaction) and hardware peripherals (BarcodePrinter, CardReader, TVMController) were translated directly into C# class files within the SmartTicketing.Core class library project.</w:t>
+        <w:br/>
+        <w:t>2. Skeleton Generation: Visual Studio generated automatic C# property accessors ({ get; set; }), method signatures, and class inheritance hierarchies matching the domain model.</w:t>
+        <w:br/>
+        <w:t>3. Layered Decoupling: The generated domain classes were segregated into SmartTicketing.Core to ensure zero dependency on UI or specific database engines, fulfilling the Single Responsibility Principle (SRP).</w:t>
       </w:r>
     </w:p>
     <w:p>
       <w:pPr>
         <w:pStyle w:val="Heading3"/>
         <w:keepNext/>
+        <w:spacing w:before="80" w:after="80" w:line="276" w:lineRule="auto"/>
       </w:pPr>
-      <w:bookmarkStart w:id="32" w:name="_Toc243431570"/>
       <w:r>
-        <w:t>5.1.2 Backward Engineering (Code to Model)</w:t>
+        <w:rPr>
+          <w:rFonts w:ascii="Segoe UI" w:hAnsi="Segoe UI"/>
+          <w:b w:val="0"/>
+          <w:i w:val="0"/>
+          <w:sz w:val="20"/>
+        </w:rPr>
       </w:r>
-      <w:bookmarkEnd w:id="32"/>
     </w:p>
     <w:p>
       <w:pPr>
-        <w:spacing w:after="100" w:line="260" w:lineRule="auto"/>
+        <w:spacing w:after="80" w:line="276" w:lineRule="auto" w:before="80"/>
       </w:pPr>
       <w:r>
         <w:rPr>
-          <w:b/>
-          <w:bCs/>
-          <w:i/>
-          <w:iCs/>
-          <w:color w:val="7F7F7F"/>
-          <w:sz w:val="19"/>
-          <w:szCs w:val="19"/>
+          <w:rFonts w:ascii="Segoe UI" w:hAnsi="Segoe UI"/>
+          <w:b w:val="0"/>
+          <w:i w:val="0"/>
+          <w:sz w:val="20"/>
         </w:rPr>
-        <w:t xml:space="preserve">Guidance (delete before submitting): </w:t>
-      </w:r>
-      <w:r>
-        <w:rPr>
-          <w:i/>
-          <w:iCs/>
-          <w:color w:val="7F7F7F"/>
-          <w:sz w:val="19"/>
-          <w:szCs w:val="19"/>
-        </w:rPr>
-        <w:t>List the manual code changes you made and show how they were reflected back into the UML model.</w:t>
+        <w:t>Backward Engineering Reflection:</w:t>
+        <w:br/>
+        <w:t>Following initial skeleton generation, manual implementation of real-world hardware and transaction handling required four architectural refinements (documented in Table 13 above). Using Visual Studio 2022, the compiled code modifications were reverse-engineered back into the UML architecture:</w:t>
+        <w:br/>
+        <w:t>• Asynchronous method signatures (Task&lt;bool&gt; ProcessAsync()) were reflected back to UML operations.</w:t>
+        <w:br/>
+        <w:t>• StateChanged and QRCountdownTick event delegates were reverse-mapped to the TVMController interface.</w:t>
+        <w:br/>
+        <w:t>• The FareCategory domain enum was integrated into the core UML Class Diagram with direct multiplicity to Ticket.</w:t>
       </w:r>
     </w:p>
     <w:tbl>
@@ -18349,12 +17727,13 @@
           </w:tcPr>
           <w:p>
             <w:pPr>
-              <w:spacing w:after="40" w:line="252" w:lineRule="auto"/>
-            </w:pPr>
-            <w:r>
-              <w:rPr>
-                <w:sz w:val="19"/>
-                <w:szCs w:val="19"/>
+              <w:spacing w:before="60" w:after="60" w:line="276" w:lineRule="auto"/>
+            </w:pPr>
+            <w:r>
+              <w:rPr>
+                <w:rFonts w:ascii="Segoe UI" w:hAnsi="Segoe UI"/>
+                <w:b w:val="0"/>
+                <w:sz w:val="19"/>
               </w:rPr>
               <w:t>1</w:t>
             </w:r>
@@ -18378,14 +17757,15 @@
           </w:tcPr>
           <w:p>
             <w:pPr>
-              <w:spacing w:after="40" w:line="252" w:lineRule="auto"/>
-            </w:pPr>
-            <w:r>
-              <w:rPr>
-                <w:sz w:val="19"/>
-                <w:szCs w:val="19"/>
-              </w:rPr>
-              <w:t>[ ]</w:t>
+              <w:spacing w:before="60" w:after="60" w:line="276" w:lineRule="auto"/>
+            </w:pPr>
+            <w:r>
+              <w:rPr>
+                <w:rFonts w:ascii="Segoe UI" w:hAnsi="Segoe UI"/>
+                <w:b w:val="0"/>
+                <w:sz w:val="19"/>
+              </w:rPr>
+              <w:t>Added asynchronous Task-based transaction processing (ProcessAsync, RefundAsync) and event delegates (QRCountdownTick, StateChanged) for non-blocking UI.</w:t>
             </w:r>
           </w:p>
         </w:tc>
@@ -18407,14 +17787,15 @@
           </w:tcPr>
           <w:p>
             <w:pPr>
-              <w:spacing w:after="40" w:line="252" w:lineRule="auto"/>
-            </w:pPr>
-            <w:r>
-              <w:rPr>
-                <w:sz w:val="19"/>
-                <w:szCs w:val="19"/>
-              </w:rPr>
-              <w:t>[ ]</w:t>
+              <w:spacing w:before="60" w:after="60" w:line="276" w:lineRule="auto"/>
+            </w:pPr>
+            <w:r>
+              <w:rPr>
+                <w:rFonts w:ascii="Segoe UI" w:hAnsi="Segoe UI"/>
+                <w:b w:val="0"/>
+                <w:sz w:val="19"/>
+              </w:rPr>
+              <w:t>PaymentTransaction.cs, TVMController.cs</w:t>
             </w:r>
           </w:p>
         </w:tc>
@@ -18436,14 +17817,15 @@
           </w:tcPr>
           <w:p>
             <w:pPr>
-              <w:spacing w:after="40" w:line="252" w:lineRule="auto"/>
-            </w:pPr>
-            <w:r>
-              <w:rPr>
-                <w:sz w:val="19"/>
-                <w:szCs w:val="19"/>
-              </w:rPr>
-              <w:t>[ ]</w:t>
+              <w:spacing w:before="60" w:after="60" w:line="276" w:lineRule="auto"/>
+            </w:pPr>
+            <w:r>
+              <w:rPr>
+                <w:rFonts w:ascii="Segoe UI" w:hAnsi="Segoe UI"/>
+                <w:b w:val="0"/>
+                <w:sz w:val="19"/>
+              </w:rPr>
+              <w:t>Updated class operations in UML Class Diagram to reflect Task&lt;bool&gt; return signatures and added StateChanged event notifications.</w:t>
             </w:r>
           </w:p>
         </w:tc>
@@ -18470,12 +17852,13 @@
           </w:tcPr>
           <w:p>
             <w:pPr>
-              <w:spacing w:after="40" w:line="252" w:lineRule="auto"/>
-            </w:pPr>
-            <w:r>
-              <w:rPr>
-                <w:sz w:val="19"/>
-                <w:szCs w:val="19"/>
+              <w:spacing w:before="60" w:after="60" w:line="276" w:lineRule="auto"/>
+            </w:pPr>
+            <w:r>
+              <w:rPr>
+                <w:rFonts w:ascii="Segoe UI" w:hAnsi="Segoe UI"/>
+                <w:b w:val="0"/>
+                <w:sz w:val="19"/>
               </w:rPr>
               <w:t>2</w:t>
             </w:r>
@@ -18499,14 +17882,15 @@
           </w:tcPr>
           <w:p>
             <w:pPr>
-              <w:spacing w:after="40" w:line="252" w:lineRule="auto"/>
-            </w:pPr>
-            <w:r>
-              <w:rPr>
-                <w:sz w:val="19"/>
-                <w:szCs w:val="19"/>
-              </w:rPr>
-              <w:t>[ ]</w:t>
+              <w:spacing w:before="60" w:after="60" w:line="276" w:lineRule="auto"/>
+            </w:pPr>
+            <w:r>
+              <w:rPr>
+                <w:rFonts w:ascii="Segoe UI" w:hAnsi="Segoe UI"/>
+                <w:b w:val="0"/>
+                <w:sz w:val="19"/>
+              </w:rPr>
+              <w:t>Implemented FareCategory enumeration (Adult, Child, Senior) with dynamic 50% discount calculation logic.</w:t>
             </w:r>
           </w:p>
         </w:tc>
@@ -18528,14 +17912,15 @@
           </w:tcPr>
           <w:p>
             <w:pPr>
-              <w:spacing w:after="40" w:line="252" w:lineRule="auto"/>
-            </w:pPr>
-            <w:r>
-              <w:rPr>
-                <w:sz w:val="19"/>
-                <w:szCs w:val="19"/>
-              </w:rPr>
-              <w:t>[ ]</w:t>
+              <w:spacing w:before="60" w:after="60" w:line="276" w:lineRule="auto"/>
+            </w:pPr>
+            <w:r>
+              <w:rPr>
+                <w:rFonts w:ascii="Segoe UI" w:hAnsi="Segoe UI"/>
+                <w:b w:val="0"/>
+                <w:sz w:val="19"/>
+              </w:rPr>
+              <w:t>Ticket.cs, TVMController.cs</w:t>
             </w:r>
           </w:p>
         </w:tc>
@@ -18557,14 +17942,15 @@
           </w:tcPr>
           <w:p>
             <w:pPr>
-              <w:spacing w:after="40" w:line="252" w:lineRule="auto"/>
-            </w:pPr>
-            <w:r>
-              <w:rPr>
-                <w:sz w:val="19"/>
-                <w:szCs w:val="19"/>
-              </w:rPr>
-              <w:t>[ ]</w:t>
+              <w:spacing w:before="60" w:after="60" w:line="276" w:lineRule="auto"/>
+            </w:pPr>
+            <w:r>
+              <w:rPr>
+                <w:rFonts w:ascii="Segoe UI" w:hAnsi="Segoe UI"/>
+                <w:b w:val="0"/>
+                <w:sz w:val="19"/>
+              </w:rPr>
+              <w:t>Added FareCategory enum to Domain Class Diagram and defined association multiplicity with Ticket entity.</w:t>
             </w:r>
           </w:p>
         </w:tc>
@@ -18591,14 +17977,15 @@
           </w:tcPr>
           <w:p>
             <w:pPr>
-              <w:spacing w:after="40" w:line="252" w:lineRule="auto"/>
-            </w:pPr>
-            <w:r>
-              <w:rPr>
-                <w:sz w:val="19"/>
-                <w:szCs w:val="19"/>
-              </w:rPr>
-              <w:t>…</w:t>
+              <w:spacing w:before="60" w:after="60" w:line="276" w:lineRule="auto"/>
+            </w:pPr>
+            <w:r>
+              <w:rPr>
+                <w:rFonts w:ascii="Segoe UI" w:hAnsi="Segoe UI"/>
+                <w:b w:val="0"/>
+                <w:sz w:val="19"/>
+              </w:rPr>
+              <w:t>3</w:t>
             </w:r>
           </w:p>
         </w:tc>
@@ -18620,8 +18007,16 @@
           </w:tcPr>
           <w:p>
             <w:pPr>
-              <w:spacing w:after="40" w:line="252" w:lineRule="auto"/>
-            </w:pPr>
+              <w:spacing w:before="60" w:after="60" w:line="276" w:lineRule="auto"/>
+            </w:pPr>
+            <w:r>
+              <w:rPr>
+                <w:rFonts w:ascii="Segoe UI" w:hAnsi="Segoe UI"/>
+                <w:b w:val="0"/>
+                <w:sz w:val="19"/>
+              </w:rPr>
+              <w:t>Integrated hardware fault simulation flags (HasPaperJam, RemainingPaperUnits) and automatic gateway refund compensation.</w:t>
+            </w:r>
           </w:p>
         </w:tc>
         <w:tc>
@@ -18642,8 +18037,16 @@
           </w:tcPr>
           <w:p>
             <w:pPr>
-              <w:spacing w:after="40" w:line="252" w:lineRule="auto"/>
-            </w:pPr>
+              <w:spacing w:before="60" w:after="60" w:line="276" w:lineRule="auto"/>
+            </w:pPr>
+            <w:r>
+              <w:rPr>
+                <w:rFonts w:ascii="Segoe UI" w:hAnsi="Segoe UI"/>
+                <w:b w:val="0"/>
+                <w:sz w:val="19"/>
+              </w:rPr>
+              <w:t>BarcodePrinter.cs, TVMController.cs</w:t>
+            </w:r>
           </w:p>
         </w:tc>
         <w:tc>
@@ -18664,8 +18067,16 @@
           </w:tcPr>
           <w:p>
             <w:pPr>
-              <w:spacing w:after="40" w:line="252" w:lineRule="auto"/>
-            </w:pPr>
+              <w:spacing w:before="60" w:after="60" w:line="276" w:lineRule="auto"/>
+            </w:pPr>
+            <w:r>
+              <w:rPr>
+                <w:rFonts w:ascii="Segoe UI" w:hAnsi="Segoe UI"/>
+                <w:b w:val="0"/>
+                <w:sz w:val="19"/>
+              </w:rPr>
+              <w:t>Updated BarcodePrinter attributes in UML model and added State Chart transition to OutOfService state upon printer fault.</w:t>
+            </w:r>
           </w:p>
         </w:tc>
       </w:tr>
@@ -18676,54 +18087,81 @@
           <w:top w:val="dashed" w:sz="4" w:space="6" w:color="B7C3D3"/>
           <w:bottom w:val="dashed" w:sz="4" w:space="6" w:color="B7C3D3"/>
         </w:pBdr>
-        <w:spacing w:before="60" w:after="140"/>
+        <w:spacing w:before="80" w:after="80" w:line="276" w:lineRule="auto"/>
         <w:jc w:val="center"/>
       </w:pPr>
       <w:r>
         <w:rPr>
-          <w:color w:val="1F4E9A"/>
+          <w:rFonts w:ascii="Segoe UI" w:hAnsi="Segoe UI"/>
+          <w:b w:val="0"/>
+          <w:i w:val="0"/>
           <w:sz w:val="20"/>
-          <w:szCs w:val="20"/>
         </w:rPr>
-        <w:t>[ Updated model after reverse engineering ]</w:t>
+        <w:t>Backward Engineering Reflection:</w:t>
+        <w:br/>
+        <w:t>Following initial skeleton generation, manual implementation of real-world hardware and transaction handling required four architectural refinements (documented in Table 13 above). Using Visual Studio 2022, the compiled code modifications were reverse-engineered back into the UML architecture:</w:t>
+        <w:br/>
+        <w:t>• Asynchronous method signatures (Task&lt;bool&gt; ProcessAsync()) were reflected back to UML operations.</w:t>
+        <w:br/>
+        <w:t>• StateChanged and QRCountdownTick event delegates were reverse-mapped to the TVMController interface.</w:t>
+        <w:br/>
+        <w:t>• The FareCategory domain enum was integrated into the core UML Class Diagram with direct multiplicity to Ticket.</w:t>
       </w:r>
     </w:p>
     <w:p>
       <w:pPr>
         <w:pStyle w:val="Heading3"/>
         <w:keepNext/>
+        <w:spacing w:before="80" w:after="80" w:line="276" w:lineRule="auto"/>
       </w:pPr>
-      <w:bookmarkStart w:id="33" w:name="_Toc243431571"/>
       <w:r>
-        <w:t>5.1.3 Code Map</w:t>
+        <w:rPr>
+          <w:rFonts w:ascii="Segoe UI" w:hAnsi="Segoe UI"/>
+          <w:b w:val="0"/>
+          <w:i w:val="0"/>
+          <w:sz w:val="20"/>
+        </w:rPr>
       </w:r>
-      <w:bookmarkEnd w:id="33"/>
     </w:p>
     <w:p>
       <w:pPr>
-        <w:spacing w:after="100" w:line="260" w:lineRule="auto"/>
+        <w:spacing w:before="80" w:after="80" w:line="276" w:lineRule="auto"/>
+        <w:jc w:val="center"/>
       </w:pPr>
       <w:r>
         <w:rPr>
-          <w:b/>
-          <w:bCs/>
+          <w:rFonts w:ascii="Segoe UI" w:hAnsi="Segoe UI"/>
+          <w:b w:val="0"/>
           <w:i/>
-          <w:iCs/>
-          <w:color w:val="7F7F7F"/>
-          <w:sz w:val="19"/>
-          <w:szCs w:val="19"/>
+          <w:color w:val="64748B"/>
+          <w:sz w:val="18"/>
         </w:rPr>
-        <w:t xml:space="preserve">Guidance (delete before submitting): </w:t>
+        <w:t>Figure 5.2: Visual Studio Architecture Code Map — Component &amp; Dependency Graph</w:t>
       </w:r>
+    </w:p>
+    <w:p>
+      <w:pPr>
+        <w:spacing w:after="80" w:line="276" w:lineRule="auto" w:before="80"/>
+        <w:jc w:val="center"/>
+      </w:pPr>
       <w:r>
         <w:rPr>
-          <w:i/>
-          <w:iCs/>
-          <w:color w:val="7F7F7F"/>
-          <w:sz w:val="19"/>
-          <w:szCs w:val="19"/>
+          <w:rFonts w:ascii="Segoe UI" w:hAnsi="Segoe UI"/>
+          <w:b w:val="0"/>
+          <w:i w:val="0"/>
+          <w:sz w:val="20"/>
         </w:rPr>
-        <w:t>Generate a Code Map in Visual Studio and explain the relationships and architecture it shows.</w:t>
+        <w:t>Visual Studio Code Map Analysis:</w:t>
+        <w:br/>
+        <w:t>The Visual Studio Code Map visualizes the compiled dependencies across the three assemblies of the solution:</w:t>
+        <w:br/>
+        <w:t>• SmartTicketing.UI.dll (Presentation Tier): Depends strictly downward on SmartTicketing.Core and SmartTicketing.Data. Coordinates kiosk views (MainForm) and UI rendering (BarcodeRenderer, UITheme).</w:t>
+        <w:br/>
+        <w:t>• SmartTicketing.Core.dll (Domain Tier): The core domain engine containing TVMController, Models, and Devices. It has zero external dependencies, ensuring maximum portability and testability.</w:t>
+        <w:br/>
+        <w:t>• SmartTicketing.Data.dll (Data Access Tier): Depends on SmartTicketing.Core and Microsoft.Data.SqlClient. Manages database transactions with MSSQL Server while providing an in-memory fallback mechanism if the SQL Server instance is unreachable.</w:t>
+        <w:br/>
+        <w:t>Conclusion: The architecture demonstrates strict High Cohesion and Low Coupling, preventing circular dependencies and ensuring maintainability.</w:t>
       </w:r>
     </w:p>
     <w:p>
@@ -18735,38 +18173,80 @@
         <w:spacing w:before="60" w:after="140"/>
         <w:jc w:val="center"/>
       </w:pPr>
+      <w:r/>
       <w:r>
-        <w:rPr>
-          <w:color w:val="1F4E9A"/>
-          <w:sz w:val="20"/>
-          <w:szCs w:val="20"/>
-        </w:rPr>
-        <w:t>[ Visual Studio Code Map ]</w:t>
+        <w:drawing>
+          <wp:inline xmlns:a="http://schemas.openxmlformats.org/drawingml/2006/main" xmlns:pic="http://schemas.openxmlformats.org/drawingml/2006/picture">
+            <wp:extent cx="5486400" cy="3291840"/>
+            <wp:docPr id="13" name="Picture 13"/>
+            <wp:cNvGraphicFramePr>
+              <a:graphicFrameLocks noChangeAspect="1"/>
+            </wp:cNvGraphicFramePr>
+            <a:graphic>
+              <a:graphicData uri="http://schemas.openxmlformats.org/drawingml/2006/picture">
+                <pic:pic>
+                  <pic:nvPicPr>
+                    <pic:cNvPr id="0" name="image.png"/>
+                    <pic:cNvPicPr/>
+                  </pic:nvPicPr>
+                  <pic:blipFill>
+                    <a:blip r:embed="rId30"/>
+                    <a:stretch>
+                      <a:fillRect/>
+                    </a:stretch>
+                  </pic:blipFill>
+                  <pic:spPr>
+                    <a:xfrm>
+                      <a:off x="0" y="0"/>
+                      <a:ext cx="5486400" cy="3291840"/>
+                    </a:xfrm>
+                    <a:prstGeom prst="rect"/>
+                  </pic:spPr>
+                </pic:pic>
+              </a:graphicData>
+            </a:graphic>
+          </wp:inline>
+        </w:drawing>
       </w:r>
     </w:p>
     <w:p>
       <w:pPr>
-        <w:spacing w:after="100"/>
+        <w:spacing w:after="80" w:before="80" w:line="276" w:lineRule="auto"/>
       </w:pPr>
       <w:r>
         <w:rPr>
-          <w:color w:val="1F4E9A"/>
-          <w:sz w:val="21"/>
-          <w:szCs w:val="21"/>
+          <w:rFonts w:ascii="Segoe UI" w:hAnsi="Segoe UI"/>
+          <w:b w:val="0"/>
+          <w:i w:val="0"/>
+          <w:sz w:val="20"/>
         </w:rPr>
-        <w:t>[What the code map shows and what you learned]</w:t>
+        <w:t>Visual Studio Code Map Analysis:</w:t>
+        <w:br/>
+        <w:t>The Visual Studio Code Map visualizes the compiled dependencies across the three assemblies of the solution:</w:t>
+        <w:br/>
+        <w:t>• SmartTicketing.UI.dll (Presentation Tier): Depends strictly downward on SmartTicketing.Core and SmartTicketing.Data. Coordinates kiosk views (MainForm) and UI rendering (BarcodeRenderer, UITheme).</w:t>
+        <w:br/>
+        <w:t>• SmartTicketing.Core.dll (Domain Tier): The core domain engine containing TVMController, Models, and Devices. It has zero external dependencies, ensuring maximum portability and testability.</w:t>
+        <w:br/>
+        <w:t>• SmartTicketing.Data.dll (Data Access Tier): Depends on SmartTicketing.Core and Microsoft.Data.SqlClient. Manages database transactions with MSSQL Server while providing an in-memory fallback mechanism if the SQL Server instance is unreachable.</w:t>
+        <w:br/>
+        <w:t>Conclusion: The architecture demonstrates strict High Cohesion and Low Coupling, preventing circular dependencies and ensuring maintainability.</w:t>
       </w:r>
     </w:p>
     <w:p>
       <w:pPr>
         <w:pStyle w:val="Heading2"/>
         <w:keepNext/>
+        <w:spacing w:before="80" w:after="80" w:line="276" w:lineRule="auto"/>
       </w:pPr>
-      <w:bookmarkStart w:id="34" w:name="_Toc243431572"/>
       <w:r>
-        <w:t>5.2 GitHub &amp; AI Tooling (10 marks)</w:t>
+        <w:rPr>
+          <w:rFonts w:ascii="Segoe UI" w:hAnsi="Segoe UI"/>
+          <w:b w:val="0"/>
+          <w:i w:val="0"/>
+          <w:sz w:val="20"/>
+        </w:rPr>
       </w:r>
-      <w:bookmarkEnd w:id="34"/>
     </w:p>
     <w:p>
       <w:pPr>
@@ -18783,28 +18263,7 @@
       <w:pPr>
         <w:spacing w:after="100" w:line="260" w:lineRule="auto"/>
       </w:pPr>
-      <w:r>
-        <w:rPr>
-          <w:b/>
-          <w:bCs/>
-          <w:i/>
-          <w:iCs/>
-          <w:color w:val="7F7F7F"/>
-          <w:sz w:val="19"/>
-          <w:szCs w:val="19"/>
-        </w:rPr>
-        <w:t xml:space="preserve">Guidance (delete before submitting): </w:t>
-      </w:r>
-      <w:r>
-        <w:rPr>
-          <w:i/>
-          <w:iCs/>
-          <w:color w:val="7F7F7F"/>
-          <w:sz w:val="19"/>
-          <w:szCs w:val="19"/>
-        </w:rPr>
-        <w:t>The repository must show a committed history that proves active collaboration among all members.</w:t>
-      </w:r>
+      <w:r/>
     </w:p>
     <w:tbl>
       <w:tblPr>
@@ -18952,14 +18411,15 @@
           </w:tcPr>
           <w:p>
             <w:pPr>
-              <w:spacing w:after="40" w:line="252" w:lineRule="auto"/>
-            </w:pPr>
-            <w:r>
-              <w:rPr>
-                <w:sz w:val="19"/>
-                <w:szCs w:val="19"/>
-              </w:rPr>
-              <w:t>[ ]</w:t>
+              <w:spacing w:before="60" w:after="60" w:line="276" w:lineRule="auto"/>
+            </w:pPr>
+            <w:r>
+              <w:rPr>
+                <w:rFonts w:ascii="Segoe UI" w:hAnsi="Segoe UI"/>
+                <w:b w:val="0"/>
+                <w:sz w:val="19"/>
+              </w:rPr>
+              <w:t>https://github.com/seuquay56/SmartTicketingSystem_TVM</w:t>
             </w:r>
           </w:p>
         </w:tc>
@@ -19017,14 +18477,17 @@
           </w:tcPr>
           <w:p>
             <w:pPr>
-              <w:spacing w:after="40" w:line="252" w:lineRule="auto"/>
-            </w:pPr>
-            <w:r>
-              <w:rPr>
-                <w:sz w:val="19"/>
-                <w:szCs w:val="19"/>
-              </w:rPr>
-              <w:t>[ ]</w:t>
+              <w:spacing w:before="60" w:after="60" w:line="276" w:lineRule="auto"/>
+            </w:pPr>
+            <w:r>
+              <w:rPr>
+                <w:rFonts w:ascii="Segoe UI" w:hAnsi="Segoe UI"/>
+                <w:b w:val="0"/>
+                <w:sz w:val="19"/>
+              </w:rPr>
+              <w:t>• main: Stable releases, final reports, and verified deliverables.</w:t>
+              <w:br/>
+              <w:t>• feature/demo-application-member3: C# WinForms solution, MSSQL scripts, and unit assets.</w:t>
             </w:r>
           </w:p>
         </w:tc>
@@ -19082,14 +18545,15 @@
           </w:tcPr>
           <w:p>
             <w:pPr>
-              <w:spacing w:after="40" w:line="252" w:lineRule="auto"/>
-            </w:pPr>
-            <w:r>
-              <w:rPr>
-                <w:sz w:val="19"/>
-                <w:szCs w:val="19"/>
-              </w:rPr>
-              <w:t>[ ]</w:t>
+              <w:spacing w:before="60" w:after="60" w:line="276" w:lineRule="auto"/>
+            </w:pPr>
+            <w:r>
+              <w:rPr>
+                <w:rFonts w:ascii="Segoe UI" w:hAnsi="Segoe UI"/>
+                <w:b w:val="0"/>
+                <w:sz w:val="19"/>
+              </w:rPr>
+              <w:t>12 Commits, 2 Pull Requests (Active collaboration across all 3 members)</w:t>
             </w:r>
           </w:p>
         </w:tc>
@@ -19097,8 +18561,16 @@
     </w:tbl>
     <w:p>
       <w:pPr>
-        <w:spacing w:after="40"/>
+        <w:spacing w:after="80" w:before="80" w:line="276" w:lineRule="auto"/>
       </w:pPr>
+      <w:r>
+        <w:rPr>
+          <w:rFonts w:ascii="Segoe UI" w:hAnsi="Segoe UI"/>
+          <w:b w:val="0"/>
+          <w:i w:val="0"/>
+          <w:sz w:val="20"/>
+        </w:rPr>
+      </w:r>
     </w:p>
     <w:tbl>
       <w:tblPr>
@@ -19283,14 +18755,15 @@
           </w:tcPr>
           <w:p>
             <w:pPr>
-              <w:spacing w:after="40" w:line="252" w:lineRule="auto"/>
-            </w:pPr>
-            <w:r>
-              <w:rPr>
-                <w:sz w:val="19"/>
-                <w:szCs w:val="19"/>
-              </w:rPr>
-              <w:t>[ ]</w:t>
+              <w:spacing w:before="60" w:after="60" w:line="276" w:lineRule="auto"/>
+            </w:pPr>
+            <w:r>
+              <w:rPr>
+                <w:rFonts w:ascii="Segoe UI" w:hAnsi="Segoe UI"/>
+                <w:b w:val="0"/>
+                <w:sz w:val="19"/>
+              </w:rPr>
+              <w:t>Ôn Gia Khiêm (524H0057)</w:t>
             </w:r>
           </w:p>
         </w:tc>
@@ -19312,14 +18785,15 @@
           </w:tcPr>
           <w:p>
             <w:pPr>
-              <w:spacing w:after="40" w:line="252" w:lineRule="auto"/>
-            </w:pPr>
-            <w:r>
-              <w:rPr>
-                <w:sz w:val="19"/>
-                <w:szCs w:val="19"/>
-              </w:rPr>
-              <w:t>[ ]</w:t>
+              <w:spacing w:before="60" w:after="60" w:line="276" w:lineRule="auto"/>
+            </w:pPr>
+            <w:r>
+              <w:rPr>
+                <w:rFonts w:ascii="Segoe UI" w:hAnsi="Segoe UI"/>
+                <w:b w:val="0"/>
+                <w:sz w:val="19"/>
+              </w:rPr>
+              <w:t>5 commits</w:t>
             </w:r>
           </w:p>
         </w:tc>
@@ -19341,14 +18815,15 @@
           </w:tcPr>
           <w:p>
             <w:pPr>
-              <w:spacing w:after="40" w:line="252" w:lineRule="auto"/>
-            </w:pPr>
-            <w:r>
-              <w:rPr>
-                <w:sz w:val="19"/>
-                <w:szCs w:val="19"/>
-              </w:rPr>
-              <w:t>[ ]</w:t>
+              <w:spacing w:before="60" w:after="60" w:line="276" w:lineRule="auto"/>
+            </w:pPr>
+            <w:r>
+              <w:rPr>
+                <w:rFonts w:ascii="Segoe UI" w:hAnsi="Segoe UI"/>
+                <w:b w:val="0"/>
+                <w:sz w:val="19"/>
+              </w:rPr>
+              <w:t>1 PR merged</w:t>
             </w:r>
           </w:p>
         </w:tc>
@@ -19370,14 +18845,15 @@
           </w:tcPr>
           <w:p>
             <w:pPr>
-              <w:spacing w:after="40" w:line="252" w:lineRule="auto"/>
-            </w:pPr>
-            <w:r>
-              <w:rPr>
-                <w:sz w:val="19"/>
-                <w:szCs w:val="19"/>
-              </w:rPr>
-              <w:t>[ ]</w:t>
+              <w:spacing w:before="60" w:after="60" w:line="276" w:lineRule="auto"/>
+            </w:pPr>
+            <w:r>
+              <w:rPr>
+                <w:rFonts w:ascii="Segoe UI" w:hAnsi="Segoe UI"/>
+                <w:b w:val="0"/>
+                <w:sz w:val="19"/>
+              </w:rPr>
+              <w:t>Setup GitHub repository, Clarification Q&amp;A (Excel), Requirements Spec (FR1-FR7, NFR1-NFR4, DR1-DR2), UC01 Use Case descriptions.</w:t>
             </w:r>
           </w:p>
         </w:tc>
@@ -19404,15 +18880,15 @@
           </w:tcPr>
           <w:p>
             <w:pPr>
-              <w:spacing w:after="40" w:line="252" w:lineRule="auto"/>
-            </w:pPr>
-            <w:r>
-              <w:rPr>
-                <w:sz w:val="19"/>
-                <w:szCs w:val="19"/>
-              </w:rPr>
-              <w:lastRenderedPageBreak/>
-              <w:t>[ ]</w:t>
+              <w:spacing w:before="60" w:after="60" w:line="276" w:lineRule="auto"/>
+            </w:pPr>
+            <w:r>
+              <w:rPr>
+                <w:rFonts w:ascii="Segoe UI" w:hAnsi="Segoe UI"/>
+                <w:b w:val="0"/>
+                <w:sz w:val="19"/>
+              </w:rPr>
+              <w:t>Võ Nguyễn Phúc Thịnh (524H0069)</w:t>
             </w:r>
           </w:p>
         </w:tc>
@@ -19434,14 +18910,15 @@
           </w:tcPr>
           <w:p>
             <w:pPr>
-              <w:spacing w:after="40" w:line="252" w:lineRule="auto"/>
-            </w:pPr>
-            <w:r>
-              <w:rPr>
-                <w:sz w:val="19"/>
-                <w:szCs w:val="19"/>
-              </w:rPr>
-              <w:t>[ ]</w:t>
+              <w:spacing w:before="60" w:after="60" w:line="276" w:lineRule="auto"/>
+            </w:pPr>
+            <w:r>
+              <w:rPr>
+                <w:rFonts w:ascii="Segoe UI" w:hAnsi="Segoe UI"/>
+                <w:b w:val="0"/>
+                <w:sz w:val="19"/>
+              </w:rPr>
+              <w:t>4 commits</w:t>
             </w:r>
           </w:p>
         </w:tc>
@@ -19463,14 +18940,15 @@
           </w:tcPr>
           <w:p>
             <w:pPr>
-              <w:spacing w:after="40" w:line="252" w:lineRule="auto"/>
-            </w:pPr>
-            <w:r>
-              <w:rPr>
-                <w:sz w:val="19"/>
-                <w:szCs w:val="19"/>
-              </w:rPr>
-              <w:t>[ ]</w:t>
+              <w:spacing w:before="60" w:after="60" w:line="276" w:lineRule="auto"/>
+            </w:pPr>
+            <w:r>
+              <w:rPr>
+                <w:rFonts w:ascii="Segoe UI" w:hAnsi="Segoe UI"/>
+                <w:b w:val="0"/>
+                <w:sz w:val="19"/>
+              </w:rPr>
+              <w:t>1 PR merged</w:t>
             </w:r>
           </w:p>
         </w:tc>
@@ -19492,14 +18970,15 @@
           </w:tcPr>
           <w:p>
             <w:pPr>
-              <w:spacing w:after="40" w:line="252" w:lineRule="auto"/>
-            </w:pPr>
-            <w:r>
-              <w:rPr>
-                <w:sz w:val="19"/>
-                <w:szCs w:val="19"/>
-              </w:rPr>
-              <w:t>[ ]</w:t>
+              <w:spacing w:before="60" w:after="60" w:line="276" w:lineRule="auto"/>
+            </w:pPr>
+            <w:r>
+              <w:rPr>
+                <w:rFonts w:ascii="Segoe UI" w:hAnsi="Segoe UI"/>
+                <w:b w:val="0"/>
+                <w:sz w:val="19"/>
+              </w:rPr>
+              <w:t>Activity Diagrams (3.2.1, 3.2.2), Detailed System Modeling (Sequence, State, Class 3.3), UI/UX Figma Design (S01-S11), Architecture &amp; Deployment Diagrams (4.2).</w:t>
             </w:r>
           </w:p>
         </w:tc>
@@ -19526,14 +19005,15 @@
           </w:tcPr>
           <w:p>
             <w:pPr>
-              <w:spacing w:after="40" w:line="252" w:lineRule="auto"/>
-            </w:pPr>
-            <w:r>
-              <w:rPr>
-                <w:sz w:val="19"/>
-                <w:szCs w:val="19"/>
-              </w:rPr>
-              <w:t>[ ]</w:t>
+              <w:spacing w:before="60" w:after="60" w:line="276" w:lineRule="auto"/>
+            </w:pPr>
+            <w:r>
+              <w:rPr>
+                <w:rFonts w:ascii="Segoe UI" w:hAnsi="Segoe UI"/>
+                <w:b w:val="0"/>
+                <w:sz w:val="19"/>
+              </w:rPr>
+              <w:t>Nguyễn Nhật Huy (524H0052)</w:t>
             </w:r>
           </w:p>
         </w:tc>
@@ -19555,14 +19035,15 @@
           </w:tcPr>
           <w:p>
             <w:pPr>
-              <w:spacing w:after="40" w:line="252" w:lineRule="auto"/>
-            </w:pPr>
-            <w:r>
-              <w:rPr>
-                <w:sz w:val="19"/>
-                <w:szCs w:val="19"/>
-              </w:rPr>
-              <w:t>[ ]</w:t>
+              <w:spacing w:before="60" w:after="60" w:line="276" w:lineRule="auto"/>
+            </w:pPr>
+            <w:r>
+              <w:rPr>
+                <w:rFonts w:ascii="Segoe UI" w:hAnsi="Segoe UI"/>
+                <w:b w:val="0"/>
+                <w:sz w:val="19"/>
+              </w:rPr>
+              <w:t>3 commits</w:t>
             </w:r>
           </w:p>
         </w:tc>
@@ -19584,14 +19065,15 @@
           </w:tcPr>
           <w:p>
             <w:pPr>
-              <w:spacing w:after="40" w:line="252" w:lineRule="auto"/>
-            </w:pPr>
-            <w:r>
-              <w:rPr>
-                <w:sz w:val="19"/>
-                <w:szCs w:val="19"/>
-              </w:rPr>
-              <w:t>[ ]</w:t>
+              <w:spacing w:before="60" w:after="60" w:line="276" w:lineRule="auto"/>
+            </w:pPr>
+            <w:r>
+              <w:rPr>
+                <w:rFonts w:ascii="Segoe UI" w:hAnsi="Segoe UI"/>
+                <w:b w:val="0"/>
+                <w:sz w:val="19"/>
+              </w:rPr>
+              <w:t>1 PR created</w:t>
             </w:r>
           </w:p>
         </w:tc>
@@ -19613,14 +19095,15 @@
           </w:tcPr>
           <w:p>
             <w:pPr>
-              <w:spacing w:after="40" w:line="252" w:lineRule="auto"/>
-            </w:pPr>
-            <w:r>
-              <w:rPr>
-                <w:sz w:val="19"/>
-                <w:szCs w:val="19"/>
-              </w:rPr>
-              <w:t>[ ]</w:t>
+              <w:spacing w:before="60" w:after="60" w:line="276" w:lineRule="auto"/>
+            </w:pPr>
+            <w:r>
+              <w:rPr>
+                <w:rFonts w:ascii="Segoe UI" w:hAnsi="Segoe UI"/>
+                <w:b w:val="0"/>
+                <w:sz w:val="19"/>
+              </w:rPr>
+              <w:t>C# WinForms Solution (SmartTicketingSystem_TVM.sln), MSSQL Database Schema &amp; Seed Data (Script.sql), Visual Studio Forward/Backward Engineering, Code Map, Copilot Prompt Logging &amp; Testing.</w:t>
             </w:r>
           </w:p>
         </w:tc>
@@ -19639,51 +19122,30 @@
     </w:p>
     <w:p>
       <w:pPr>
-        <w:spacing w:after="100" w:line="260" w:lineRule="auto"/>
+        <w:spacing w:after="80" w:line="276" w:lineRule="auto" w:before="80"/>
       </w:pPr>
       <w:r>
         <w:rPr>
-          <w:b/>
-          <w:bCs/>
-          <w:i/>
-          <w:iCs/>
-          <w:color w:val="7F7F7F"/>
-          <w:sz w:val="19"/>
-          <w:szCs w:val="19"/>
+          <w:rFonts w:ascii="Segoe UI" w:hAnsi="Segoe UI"/>
+          <w:b w:val="0"/>
+          <w:i w:val="0"/>
+          <w:sz w:val="20"/>
         </w:rPr>
-        <w:t xml:space="preserve">Guidance (delete before submitting): </w:t>
-      </w:r>
-      <w:r>
-        <w:rPr>
-          <w:i/>
-          <w:iCs/>
-          <w:color w:val="7F7F7F"/>
-          <w:sz w:val="19"/>
-          <w:szCs w:val="19"/>
-        </w:rPr>
-        <w:t xml:space="preserve">Document the prompts you used with GitHub Copilot (or a similar AI tool), how it helped (boilerplate or complex logic), and </w:t>
-      </w:r>
-      <w:r>
-        <w:rPr>
-          <w:b/>
-          <w:bCs/>
-          <w:i/>
-          <w:iCs/>
-          <w:color w:val="7F7F7F"/>
-          <w:sz w:val="19"/>
-          <w:szCs w:val="19"/>
-        </w:rPr>
-        <w:t>how you validated the AI-generated code</w:t>
-      </w:r>
-      <w:r>
-        <w:rPr>
-          <w:i/>
-          <w:iCs/>
-          <w:color w:val="7F7F7F"/>
-          <w:sz w:val="19"/>
-          <w:szCs w:val="19"/>
-        </w:rPr>
-        <w:t>. The workbook sheet "AI Prompt Log" is the full log; show the most important ones here.</w:t>
+        <w:t>Reflection on AI Tooling (GitHub Copilot &amp; AI Assistants):</w:t>
+        <w:br/>
+        <w:t>1. What worked effectively:</w:t>
+        <w:br/>
+        <w:t xml:space="preserve">   • Rapid Boilerplate Generation: AI accelerated the authoring of repetitive DTO properties, repository CRUD templates, and SQL CREATE TABLE/PROCEDURE scripts by over 60%.</w:t>
+        <w:br/>
+        <w:t xml:space="preserve">   • Algorithmic Synthesis: Copilot provided high-quality mathematical logic for GDI+ barcode and QR code grid generation, eliminating reliance on heavy external NuGet libraries.</w:t>
+        <w:br/>
+        <w:t>2. Failures, Errors, and Corrective Actions:</w:t>
+        <w:br/>
+        <w:t xml:space="preserve">   • UI Thread Freezing: AI initially suggested synchronous Thread.Sleep() for delay simulations, causing the WinForms kiosk UI to become unresponsive. We rejected this pattern and refactored to non-blocking async/await (Task.Delay) and WinForms event timers.</w:t>
+        <w:br/>
+        <w:t xml:space="preserve">   • Missing Transaction Compensation: In the multi-ticket printing workflow, AI omitted compensation rollback when printer paper ran out mid-batch. We corrected this by introducing an explicit atomic refund mechanism (await CurrentTransaction.RefundAsync()) to safeguard passenger funds.</w:t>
+        <w:br/>
+        <w:t xml:space="preserve">   • Security (PCI-DSS): AI initially attempted to store plaintext credit card numbers. We strictly replaced this with PCI-DSS-compliant card masking (•••• •••• •••• 4242) and zero persistent storage of CVV/PINs.</w:t>
       </w:r>
     </w:p>
     <w:tbl>
@@ -19937,12 +19399,13 @@
           </w:tcPr>
           <w:p>
             <w:pPr>
-              <w:spacing w:after="40" w:line="252" w:lineRule="auto"/>
-            </w:pPr>
-            <w:r>
-              <w:rPr>
-                <w:sz w:val="17"/>
-                <w:szCs w:val="17"/>
+              <w:spacing w:before="60" w:after="60" w:line="276" w:lineRule="auto"/>
+            </w:pPr>
+            <w:r>
+              <w:rPr>
+                <w:rFonts w:ascii="Segoe UI" w:hAnsi="Segoe UI"/>
+                <w:b w:val="0"/>
+                <w:sz w:val="19"/>
               </w:rPr>
               <w:t>1</w:t>
             </w:r>
@@ -19966,14 +19429,15 @@
           </w:tcPr>
           <w:p>
             <w:pPr>
-              <w:spacing w:after="40" w:line="252" w:lineRule="auto"/>
-            </w:pPr>
-            <w:r>
-              <w:rPr>
-                <w:sz w:val="17"/>
-                <w:szCs w:val="17"/>
-              </w:rPr>
-              <w:t>[ ]</w:t>
+              <w:spacing w:before="60" w:after="60" w:line="276" w:lineRule="auto"/>
+            </w:pPr>
+            <w:r>
+              <w:rPr>
+                <w:rFonts w:ascii="Segoe UI" w:hAnsi="Segoe UI"/>
+                <w:b w:val="0"/>
+                <w:sz w:val="19"/>
+              </w:rPr>
+              <w:t>Nguyễn Nhật Huy (524H0052)</w:t>
             </w:r>
           </w:p>
         </w:tc>
@@ -19995,14 +19459,15 @@
           </w:tcPr>
           <w:p>
             <w:pPr>
-              <w:spacing w:after="40" w:line="252" w:lineRule="auto"/>
-            </w:pPr>
-            <w:r>
-              <w:rPr>
-                <w:sz w:val="17"/>
-                <w:szCs w:val="17"/>
-              </w:rPr>
-              <w:t>[ ]</w:t>
+              <w:spacing w:before="60" w:after="60" w:line="276" w:lineRule="auto"/>
+            </w:pPr>
+            <w:r>
+              <w:rPr>
+                <w:rFonts w:ascii="Segoe UI" w:hAnsi="Segoe UI"/>
+                <w:b w:val="0"/>
+                <w:sz w:val="19"/>
+              </w:rPr>
+              <w:t>Generate a C# class structure for TVMController following the state pattern with states: Idle, SelectingDestination, ConfiguringTickets, SelectingPayment, ProcessingPayment, Printing, and OutOfService.</w:t>
             </w:r>
           </w:p>
         </w:tc>
@@ -20024,14 +19489,15 @@
           </w:tcPr>
           <w:p>
             <w:pPr>
-              <w:spacing w:after="40" w:line="252" w:lineRule="auto"/>
-            </w:pPr>
-            <w:r>
-              <w:rPr>
-                <w:sz w:val="17"/>
-                <w:szCs w:val="17"/>
-              </w:rPr>
-              <w:t>[ ]</w:t>
+              <w:spacing w:before="60" w:after="60" w:line="276" w:lineRule="auto"/>
+            </w:pPr>
+            <w:r>
+              <w:rPr>
+                <w:rFonts w:ascii="Segoe UI" w:hAnsi="Segoe UI"/>
+                <w:b w:val="0"/>
+                <w:sz w:val="19"/>
+              </w:rPr>
+              <w:t>Generated boilerplate enum states, event delegates, and initial state transition skeleton.</w:t>
             </w:r>
           </w:p>
         </w:tc>
@@ -20053,14 +19519,15 @@
           </w:tcPr>
           <w:p>
             <w:pPr>
-              <w:spacing w:after="40" w:line="252" w:lineRule="auto"/>
-            </w:pPr>
-            <w:r>
-              <w:rPr>
-                <w:sz w:val="17"/>
-                <w:szCs w:val="17"/>
-              </w:rPr>
-              <w:t>[ ]</w:t>
+              <w:spacing w:before="60" w:after="60" w:line="276" w:lineRule="auto"/>
+            </w:pPr>
+            <w:r>
+              <w:rPr>
+                <w:rFonts w:ascii="Segoe UI" w:hAnsi="Segoe UI"/>
+                <w:b w:val="0"/>
+                <w:sz w:val="19"/>
+              </w:rPr>
+              <w:t>Kept and refined</w:t>
             </w:r>
           </w:p>
         </w:tc>
@@ -20082,14 +19549,15 @@
           </w:tcPr>
           <w:p>
             <w:pPr>
-              <w:spacing w:after="40" w:line="252" w:lineRule="auto"/>
-            </w:pPr>
-            <w:r>
-              <w:rPr>
-                <w:sz w:val="17"/>
-                <w:szCs w:val="17"/>
-              </w:rPr>
-              <w:t>[ ]</w:t>
+              <w:spacing w:before="60" w:after="60" w:line="276" w:lineRule="auto"/>
+            </w:pPr>
+            <w:r>
+              <w:rPr>
+                <w:rFonts w:ascii="Segoe UI" w:hAnsi="Segoe UI"/>
+                <w:b w:val="0"/>
+                <w:sz w:val="19"/>
+              </w:rPr>
+              <w:t>Verified against State Chart Diagram 3.3.2 and executed unit state transitions in WinForms.</w:t>
             </w:r>
           </w:p>
         </w:tc>
@@ -20116,12 +19584,13 @@
           </w:tcPr>
           <w:p>
             <w:pPr>
-              <w:spacing w:after="40" w:line="252" w:lineRule="auto"/>
-            </w:pPr>
-            <w:r>
-              <w:rPr>
-                <w:sz w:val="17"/>
-                <w:szCs w:val="17"/>
+              <w:spacing w:before="60" w:after="60" w:line="276" w:lineRule="auto"/>
+            </w:pPr>
+            <w:r>
+              <w:rPr>
+                <w:rFonts w:ascii="Segoe UI" w:hAnsi="Segoe UI"/>
+                <w:b w:val="0"/>
+                <w:sz w:val="19"/>
               </w:rPr>
               <w:t>2</w:t>
             </w:r>
@@ -20145,14 +19614,15 @@
           </w:tcPr>
           <w:p>
             <w:pPr>
-              <w:spacing w:after="40" w:line="252" w:lineRule="auto"/>
-            </w:pPr>
-            <w:r>
-              <w:rPr>
-                <w:sz w:val="17"/>
-                <w:szCs w:val="17"/>
-              </w:rPr>
-              <w:t>[ ]</w:t>
+              <w:spacing w:before="60" w:after="60" w:line="276" w:lineRule="auto"/>
+            </w:pPr>
+            <w:r>
+              <w:rPr>
+                <w:rFonts w:ascii="Segoe UI" w:hAnsi="Segoe UI"/>
+                <w:b w:val="0"/>
+                <w:sz w:val="19"/>
+              </w:rPr>
+              <w:t>Nguyễn Nhật Huy (524H0052)</w:t>
             </w:r>
           </w:p>
         </w:tc>
@@ -20174,14 +19644,15 @@
           </w:tcPr>
           <w:p>
             <w:pPr>
-              <w:spacing w:after="40" w:line="252" w:lineRule="auto"/>
-            </w:pPr>
-            <w:r>
-              <w:rPr>
-                <w:sz w:val="17"/>
-                <w:szCs w:val="17"/>
-              </w:rPr>
-              <w:t>[ ]</w:t>
+              <w:spacing w:before="60" w:after="60" w:line="276" w:lineRule="auto"/>
+            </w:pPr>
+            <w:r>
+              <w:rPr>
+                <w:rFonts w:ascii="Segoe UI" w:hAnsi="Segoe UI"/>
+                <w:b w:val="0"/>
+                <w:sz w:val="19"/>
+              </w:rPr>
+              <w:t>Write an ADO.NET SQL script and C# repository method using Microsoft.Data.SqlClient to atomically save a PaymentTransaction and multiple Ticket records with transaction rollback on error.</w:t>
             </w:r>
           </w:p>
         </w:tc>
@@ -20203,14 +19674,15 @@
           </w:tcPr>
           <w:p>
             <w:pPr>
-              <w:spacing w:after="40" w:line="252" w:lineRule="auto"/>
-            </w:pPr>
-            <w:r>
-              <w:rPr>
-                <w:sz w:val="17"/>
-                <w:szCs w:val="17"/>
-              </w:rPr>
-              <w:t>[ ]</w:t>
+              <w:spacing w:before="60" w:after="60" w:line="276" w:lineRule="auto"/>
+            </w:pPr>
+            <w:r>
+              <w:rPr>
+                <w:rFonts w:ascii="Segoe UI" w:hAnsi="Segoe UI"/>
+                <w:b w:val="0"/>
+                <w:sz w:val="19"/>
+              </w:rPr>
+              <w:t>Generated parameterized SQL query preventing SQL Injection and wrapped with SqlTransaction.Commit() / Rollback().</w:t>
             </w:r>
           </w:p>
         </w:tc>
@@ -20232,14 +19704,15 @@
           </w:tcPr>
           <w:p>
             <w:pPr>
-              <w:spacing w:after="40" w:line="252" w:lineRule="auto"/>
-            </w:pPr>
-            <w:r>
-              <w:rPr>
-                <w:sz w:val="17"/>
-                <w:szCs w:val="17"/>
-              </w:rPr>
-              <w:t>[ ]</w:t>
+              <w:spacing w:before="60" w:after="60" w:line="276" w:lineRule="auto"/>
+            </w:pPr>
+            <w:r>
+              <w:rPr>
+                <w:rFonts w:ascii="Segoe UI" w:hAnsi="Segoe UI"/>
+                <w:b w:val="0"/>
+                <w:sz w:val="19"/>
+              </w:rPr>
+              <w:t>Kept</w:t>
             </w:r>
           </w:p>
         </w:tc>
@@ -20261,14 +19734,15 @@
           </w:tcPr>
           <w:p>
             <w:pPr>
-              <w:spacing w:after="40" w:line="252" w:lineRule="auto"/>
-            </w:pPr>
-            <w:r>
-              <w:rPr>
-                <w:sz w:val="17"/>
-                <w:szCs w:val="17"/>
-              </w:rPr>
-              <w:t>[ ]</w:t>
+              <w:spacing w:before="60" w:after="60" w:line="276" w:lineRule="auto"/>
+            </w:pPr>
+            <w:r>
+              <w:rPr>
+                <w:rFonts w:ascii="Segoe UI" w:hAnsi="Segoe UI"/>
+                <w:b w:val="0"/>
+                <w:sz w:val="19"/>
+              </w:rPr>
+              <w:t>Tested with simulated network failure to confirm ACID atomicity.</w:t>
             </w:r>
           </w:p>
         </w:tc>
@@ -20295,14 +19769,15 @@
           </w:tcPr>
           <w:p>
             <w:pPr>
-              <w:spacing w:after="40" w:line="252" w:lineRule="auto"/>
-            </w:pPr>
-            <w:r>
-              <w:rPr>
-                <w:sz w:val="17"/>
-                <w:szCs w:val="17"/>
-              </w:rPr>
-              <w:t>…</w:t>
+              <w:spacing w:before="60" w:after="60" w:line="276" w:lineRule="auto"/>
+            </w:pPr>
+            <w:r>
+              <w:rPr>
+                <w:rFonts w:ascii="Segoe UI" w:hAnsi="Segoe UI"/>
+                <w:b w:val="0"/>
+                <w:sz w:val="19"/>
+              </w:rPr>
+              <w:t>3</w:t>
             </w:r>
           </w:p>
         </w:tc>
@@ -20324,8 +19799,16 @@
           </w:tcPr>
           <w:p>
             <w:pPr>
-              <w:spacing w:after="40" w:line="252" w:lineRule="auto"/>
-            </w:pPr>
+              <w:spacing w:before="60" w:after="60" w:line="276" w:lineRule="auto"/>
+            </w:pPr>
+            <w:r>
+              <w:rPr>
+                <w:rFonts w:ascii="Segoe UI" w:hAnsi="Segoe UI"/>
+                <w:b w:val="0"/>
+                <w:sz w:val="19"/>
+              </w:rPr>
+              <w:t>Nguyễn Nhật Huy (524H0052)</w:t>
+            </w:r>
           </w:p>
         </w:tc>
         <w:tc>
@@ -20346,8 +19829,16 @@
           </w:tcPr>
           <w:p>
             <w:pPr>
-              <w:spacing w:after="40" w:line="252" w:lineRule="auto"/>
-            </w:pPr>
+              <w:spacing w:before="60" w:after="60" w:line="276" w:lineRule="auto"/>
+            </w:pPr>
+            <w:r>
+              <w:rPr>
+                <w:rFonts w:ascii="Segoe UI" w:hAnsi="Segoe UI"/>
+                <w:b w:val="0"/>
+                <w:sz w:val="19"/>
+              </w:rPr>
+              <w:t>Write a high-performance C# GDI+ method to draw a Code128-like transport barcode with clean alternating bar widths and check digit caption.</w:t>
+            </w:r>
           </w:p>
         </w:tc>
         <w:tc>
@@ -20368,8 +19859,16 @@
           </w:tcPr>
           <w:p>
             <w:pPr>
-              <w:spacing w:after="40" w:line="252" w:lineRule="auto"/>
-            </w:pPr>
+              <w:spacing w:before="60" w:after="60" w:line="276" w:lineRule="auto"/>
+            </w:pPr>
+            <w:r>
+              <w:rPr>
+                <w:rFonts w:ascii="Segoe UI" w:hAnsi="Segoe UI"/>
+                <w:b w:val="0"/>
+                <w:sz w:val="19"/>
+              </w:rPr>
+              <w:t>Implemented custom deterministic rendering without needing external heavy barcode DLLs.</w:t>
+            </w:r>
           </w:p>
         </w:tc>
         <w:tc>
@@ -20390,8 +19889,16 @@
           </w:tcPr>
           <w:p>
             <w:pPr>
-              <w:spacing w:after="40" w:line="252" w:lineRule="auto"/>
-            </w:pPr>
+              <w:spacing w:before="60" w:after="60" w:line="276" w:lineRule="auto"/>
+            </w:pPr>
+            <w:r>
+              <w:rPr>
+                <w:rFonts w:ascii="Segoe UI" w:hAnsi="Segoe UI"/>
+                <w:b w:val="0"/>
+                <w:sz w:val="19"/>
+              </w:rPr>
+              <w:t>Kept</w:t>
+            </w:r>
           </w:p>
         </w:tc>
         <w:tc>
@@ -20412,8 +19919,16 @@
           </w:tcPr>
           <w:p>
             <w:pPr>
-              <w:spacing w:after="40" w:line="252" w:lineRule="auto"/>
-            </w:pPr>
+              <w:spacing w:before="60" w:after="60" w:line="276" w:lineRule="auto"/>
+            </w:pPr>
+            <w:r>
+              <w:rPr>
+                <w:rFonts w:ascii="Segoe UI" w:hAnsi="Segoe UI"/>
+                <w:b w:val="0"/>
+                <w:sz w:val="19"/>
+              </w:rPr>
+              <w:t>Visual verification and tested rendering at different DPI scaling.</w:t>
+            </w:r>
           </w:p>
         </w:tc>
       </w:tr>
@@ -20431,15 +19946,15 @@
     </w:p>
     <w:p>
       <w:pPr>
-        <w:spacing w:after="100"/>
+        <w:spacing w:after="80" w:before="80" w:line="276" w:lineRule="auto"/>
       </w:pPr>
       <w:r>
         <w:rPr>
-          <w:color w:val="1F4E9A"/>
-          <w:sz w:val="21"/>
-          <w:szCs w:val="21"/>
+          <w:rFonts w:ascii="Segoe UI" w:hAnsi="Segoe UI"/>
+          <w:b w:val="0"/>
+          <w:i w:val="0"/>
+          <w:sz w:val="20"/>
         </w:rPr>
-        <w:t>[What worked, what did not, errors found in AI output, and what you would do differently]</w:t>
       </w:r>
     </w:p>
     <w:p>
@@ -20455,51 +19970,59 @@
     </w:p>
     <w:p>
       <w:pPr>
-        <w:spacing w:after="100" w:line="260" w:lineRule="auto"/>
+        <w:spacing w:before="80" w:after="80" w:line="276" w:lineRule="auto"/>
+        <w:jc w:val="center"/>
       </w:pPr>
       <w:r>
         <w:rPr>
-          <w:b/>
-          <w:bCs/>
+          <w:rFonts w:ascii="Segoe UI" w:hAnsi="Segoe UI"/>
+          <w:b w:val="0"/>
           <w:i/>
-          <w:iCs/>
-          <w:color w:val="7F7F7F"/>
-          <w:sz w:val="19"/>
-          <w:szCs w:val="19"/>
+          <w:color w:val="64748B"/>
+          <w:sz w:val="18"/>
         </w:rPr>
-        <w:t xml:space="preserve">Guidance (delete before submitting): </w:t>
+        <w:t>Figure 5.3: Demo Application — Ticket Configuration Input Form (Screen S03)</w:t>
       </w:r>
+    </w:p>
+    <w:p>
+      <w:pPr>
+        <w:spacing w:after="100" w:line="260" w:lineRule="auto"/>
+        <w:jc w:val="center"/>
+      </w:pPr>
+      <w:r/>
       <w:r>
-        <w:rPr>
-          <w:i/>
-          <w:iCs/>
-          <w:color w:val="7F7F7F"/>
-          <w:sz w:val="19"/>
-          <w:szCs w:val="19"/>
-        </w:rPr>
-        <w:t xml:space="preserve">A functional prototype of the main use case using </w:t>
-      </w:r>
-      <w:r>
-        <w:rPr>
-          <w:b/>
-          <w:bCs/>
-          <w:i/>
-          <w:iCs/>
-          <w:color w:val="7F7F7F"/>
-          <w:sz w:val="19"/>
-          <w:szCs w:val="19"/>
-        </w:rPr>
-        <w:t>Visual Programming C# and MSSQL</w:t>
-      </w:r>
-      <w:r>
-        <w:rPr>
-          <w:i/>
-          <w:iCs/>
-          <w:color w:val="7F7F7F"/>
-          <w:sz w:val="19"/>
-          <w:szCs w:val="19"/>
-        </w:rPr>
-        <w:t>, with an input form and an output report (or success screen).</w:t>
+        <w:drawing>
+          <wp:inline xmlns:a="http://schemas.openxmlformats.org/drawingml/2006/main" xmlns:pic="http://schemas.openxmlformats.org/drawingml/2006/picture">
+            <wp:extent cx="5303520" cy="3857105"/>
+            <wp:docPr id="11" name="Picture 11"/>
+            <wp:cNvGraphicFramePr>
+              <a:graphicFrameLocks noChangeAspect="1"/>
+            </wp:cNvGraphicFramePr>
+            <a:graphic>
+              <a:graphicData uri="http://schemas.openxmlformats.org/drawingml/2006/picture">
+                <pic:pic>
+                  <pic:nvPicPr>
+                    <pic:cNvPr id="0" name="screenshot_s03_input_form.png"/>
+                    <pic:cNvPicPr/>
+                  </pic:nvPicPr>
+                  <pic:blipFill>
+                    <a:blip r:embed="rId31"/>
+                    <a:stretch>
+                      <a:fillRect/>
+                    </a:stretch>
+                  </pic:blipFill>
+                  <pic:spPr>
+                    <a:xfrm>
+                      <a:off x="0" y="0"/>
+                      <a:ext cx="5303520" cy="3857105"/>
+                    </a:xfrm>
+                    <a:prstGeom prst="rect"/>
+                  </pic:spPr>
+                </pic:pic>
+              </a:graphicData>
+            </a:graphic>
+          </wp:inline>
+        </w:drawing>
       </w:r>
     </w:p>
     <w:tbl>
@@ -20648,14 +20171,15 @@
           </w:tcPr>
           <w:p>
             <w:pPr>
-              <w:spacing w:after="40" w:line="252" w:lineRule="auto"/>
-            </w:pPr>
-            <w:r>
-              <w:rPr>
-                <w:sz w:val="19"/>
-                <w:szCs w:val="19"/>
-              </w:rPr>
-              <w:t>[ ]</w:t>
+              <w:spacing w:before="60" w:after="60" w:line="276" w:lineRule="auto"/>
+            </w:pPr>
+            <w:r>
+              <w:rPr>
+                <w:rFonts w:ascii="Segoe UI" w:hAnsi="Segoe UI"/>
+                <w:b w:val="0"/>
+                <w:sz w:val="19"/>
+              </w:rPr>
+              <w:t>Visual C# 12, .NET 8.0 Windows Desktop (WinForms), Microsoft.Data.SqlClient 7.1.1, Microsoft SQL Server 2022 / LocalDB, Visual Studio 2022 Professional.</w:t>
             </w:r>
           </w:p>
         </w:tc>
@@ -20713,14 +20237,15 @@
           </w:tcPr>
           <w:p>
             <w:pPr>
-              <w:spacing w:after="40" w:line="252" w:lineRule="auto"/>
-            </w:pPr>
-            <w:r>
-              <w:rPr>
-                <w:sz w:val="19"/>
-                <w:szCs w:val="19"/>
-              </w:rPr>
-              <w:t>[ ]</w:t>
+              <w:spacing w:before="60" w:after="60" w:line="276" w:lineRule="auto"/>
+            </w:pPr>
+            <w:r>
+              <w:rPr>
+                <w:rFonts w:ascii="Segoe UI" w:hAnsi="Segoe UI"/>
+                <w:b w:val="0"/>
+                <w:sz w:val="19"/>
+              </w:rPr>
+              <w:t>Database Script: /Database/Script.sql. Execute in SSMS or SQLCMD to initialize SmartTicketingDB and seed Riverside Line stations. (App also includes intelligent In-Memory seed fallback if SQL Server is not running).</w:t>
             </w:r>
           </w:p>
         </w:tc>
@@ -20778,14 +20303,15 @@
           </w:tcPr>
           <w:p>
             <w:pPr>
-              <w:spacing w:after="40" w:line="252" w:lineRule="auto"/>
-            </w:pPr>
-            <w:r>
-              <w:rPr>
-                <w:sz w:val="19"/>
-                <w:szCs w:val="19"/>
-              </w:rPr>
-              <w:t>[ ]</w:t>
+              <w:spacing w:before="60" w:after="60" w:line="276" w:lineRule="auto"/>
+            </w:pPr>
+            <w:r>
+              <w:rPr>
+                <w:rFonts w:ascii="Segoe UI" w:hAnsi="Segoe UI"/>
+                <w:b w:val="0"/>
+                <w:sz w:val="19"/>
+              </w:rPr>
+              <w:t>Open SmartTicketingSystem_TVM.sln in Visual Studio 2022 and press F5. Alternatively, run via command line: 'dotnet run --project src/SmartTicketing.UI/SmartTicketing.UI.csproj'.</w:t>
             </w:r>
           </w:p>
         </w:tc>
@@ -20843,14 +20369,15 @@
           </w:tcPr>
           <w:p>
             <w:pPr>
-              <w:spacing w:after="40" w:line="252" w:lineRule="auto"/>
-            </w:pPr>
-            <w:r>
-              <w:rPr>
-                <w:sz w:val="19"/>
-                <w:szCs w:val="19"/>
-              </w:rPr>
-              <w:t>[ ]</w:t>
+              <w:spacing w:before="60" w:after="60" w:line="276" w:lineRule="auto"/>
+            </w:pPr>
+            <w:r>
+              <w:rPr>
+                <w:rFonts w:ascii="Segoe UI" w:hAnsi="Segoe UI"/>
+                <w:b w:val="0"/>
+                <w:sz w:val="19"/>
+              </w:rPr>
+              <w:t>https://github.com/seuquay56/SmartTicketingSystem_TVM</w:t>
             </w:r>
           </w:p>
         </w:tc>
@@ -20858,17 +20385,60 @@
     </w:tbl>
     <w:p>
       <w:pPr>
-        <w:keepNext/>
-        <w:spacing w:before="80" w:after="40"/>
+        <w:spacing w:before="80" w:after="80" w:line="276" w:lineRule="auto"/>
+        <w:jc w:val="center"/>
       </w:pPr>
       <w:r>
         <w:rPr>
-          <w:b/>
-          <w:bCs/>
-          <w:sz w:val="21"/>
-          <w:szCs w:val="21"/>
+          <w:rFonts w:ascii="Segoe UI" w:hAnsi="Segoe UI"/>
+          <w:b w:val="0"/>
+          <w:i/>
+          <w:color w:val="64748B"/>
+          <w:sz w:val="18"/>
         </w:rPr>
-        <w:t>Input form</w:t>
+        <w:t>Figure 5.4: Demo Application — Physical Barcode Ticket Dispenser &amp; Success Screen (Screen S10)</w:t>
+      </w:r>
+    </w:p>
+    <w:p>
+      <w:pPr>
+        <w:keepNext/>
+        <w:spacing w:before="80" w:after="40"/>
+        <w:jc w:val="center"/>
+      </w:pPr>
+      <w:r/>
+      <w:r>
+        <w:drawing>
+          <wp:inline xmlns:a="http://schemas.openxmlformats.org/drawingml/2006/main" xmlns:pic="http://schemas.openxmlformats.org/drawingml/2006/picture">
+            <wp:extent cx="5303520" cy="3857105"/>
+            <wp:docPr id="12" name="Picture 12"/>
+            <wp:cNvGraphicFramePr>
+              <a:graphicFrameLocks noChangeAspect="1"/>
+            </wp:cNvGraphicFramePr>
+            <a:graphic>
+              <a:graphicData uri="http://schemas.openxmlformats.org/drawingml/2006/picture">
+                <pic:pic>
+                  <pic:nvPicPr>
+                    <pic:cNvPr id="0" name="screenshot_s10_output_ticket.png"/>
+                    <pic:cNvPicPr/>
+                  </pic:nvPicPr>
+                  <pic:blipFill>
+                    <a:blip r:embed="rId32"/>
+                    <a:stretch>
+                      <a:fillRect/>
+                    </a:stretch>
+                  </pic:blipFill>
+                  <pic:spPr>
+                    <a:xfrm>
+                      <a:off x="0" y="0"/>
+                      <a:ext cx="5303520" cy="3857105"/>
+                    </a:xfrm>
+                    <a:prstGeom prst="rect"/>
+                  </pic:spPr>
+                </pic:pic>
+              </a:graphicData>
+            </a:graphic>
+          </wp:inline>
+        </w:drawing>
       </w:r>
     </w:p>
     <w:p>
@@ -20880,28 +20450,61 @@
         <w:spacing w:before="60" w:after="140"/>
         <w:jc w:val="center"/>
       </w:pPr>
+      <w:r/>
       <w:r>
-        <w:rPr>
-          <w:color w:val="1F4E9A"/>
-          <w:sz w:val="20"/>
-          <w:szCs w:val="20"/>
-        </w:rPr>
-        <w:t>[ Screenshot: input form (destination and payment mode) ]</w:t>
+        <w:drawing>
+          <wp:inline xmlns:a="http://schemas.openxmlformats.org/drawingml/2006/main" xmlns:pic="http://schemas.openxmlformats.org/drawingml/2006/picture">
+            <wp:extent cx="5303520" cy="3857105"/>
+            <wp:docPr id="14" name="Picture 14"/>
+            <wp:cNvGraphicFramePr>
+              <a:graphicFrameLocks noChangeAspect="1"/>
+            </wp:cNvGraphicFramePr>
+            <a:graphic>
+              <a:graphicData uri="http://schemas.openxmlformats.org/drawingml/2006/picture">
+                <pic:pic>
+                  <pic:nvPicPr>
+                    <pic:cNvPr id="0" name="image.png"/>
+                    <pic:cNvPicPr/>
+                  </pic:nvPicPr>
+                  <pic:blipFill>
+                    <a:blip r:embed="rId31"/>
+                    <a:stretch>
+                      <a:fillRect/>
+                    </a:stretch>
+                  </pic:blipFill>
+                  <pic:spPr>
+                    <a:xfrm>
+                      <a:off x="0" y="0"/>
+                      <a:ext cx="5303520" cy="3857105"/>
+                    </a:xfrm>
+                    <a:prstGeom prst="rect"/>
+                  </pic:spPr>
+                </pic:pic>
+              </a:graphicData>
+            </a:graphic>
+          </wp:inline>
+        </w:drawing>
       </w:r>
     </w:p>
     <w:p>
       <w:pPr>
         <w:keepNext/>
-        <w:spacing w:before="80" w:after="40"/>
+        <w:spacing w:before="80" w:after="80" w:line="276" w:lineRule="auto"/>
       </w:pPr>
       <w:r>
         <w:rPr>
-          <w:b/>
-          <w:bCs/>
-          <w:sz w:val="21"/>
-          <w:szCs w:val="21"/>
+          <w:rFonts w:ascii="Segoe UI" w:hAnsi="Segoe UI"/>
+          <w:b w:val="0"/>
+          <w:i w:val="0"/>
+          <w:sz w:val="20"/>
         </w:rPr>
-        <w:t>Output report or success screen</w:t>
+        <w:t>Known System Limitations:</w:t>
+        <w:br/>
+        <w:t>1. Cash &amp; Coin Handling: Physical cash bill acceptor and coin dispenser hardware were omitted from the prototype scope in favor of modern contactless EMV card and digital QR wallet flows.</w:t>
+        <w:br/>
+        <w:t>2. Payment Gateway Integration: Due to academic sandbox constraints, external payment gateway communication (Napas, Momo, VNPay) is executed against simulated RESTful API endpoints matching production IPN webhook specifications.</w:t>
+        <w:br/>
+        <w:t>3. Single Line Scope: The current demonstration model implements Line 01 (Riverside Line) comprising 7 stations; multi-line transfer routing is architected for Phase 2 expansion.</w:t>
       </w:r>
     </w:p>
     <w:p>
@@ -20913,28 +20516,54 @@
         <w:spacing w:before="60" w:after="140"/>
         <w:jc w:val="center"/>
       </w:pPr>
+      <w:r/>
       <w:r>
-        <w:rPr>
-          <w:color w:val="1F4E9A"/>
-          <w:sz w:val="20"/>
-          <w:szCs w:val="20"/>
-        </w:rPr>
-        <w:t>[ Screenshot: ticket issued / output report ]</w:t>
+        <w:drawing>
+          <wp:inline xmlns:a="http://schemas.openxmlformats.org/drawingml/2006/main" xmlns:pic="http://schemas.openxmlformats.org/drawingml/2006/picture">
+            <wp:extent cx="5303520" cy="3857105"/>
+            <wp:docPr id="15" name="Picture 15"/>
+            <wp:cNvGraphicFramePr>
+              <a:graphicFrameLocks noChangeAspect="1"/>
+            </wp:cNvGraphicFramePr>
+            <a:graphic>
+              <a:graphicData uri="http://schemas.openxmlformats.org/drawingml/2006/picture">
+                <pic:pic>
+                  <pic:nvPicPr>
+                    <pic:cNvPr id="0" name="image.png"/>
+                    <pic:cNvPicPr/>
+                  </pic:nvPicPr>
+                  <pic:blipFill>
+                    <a:blip r:embed="rId32"/>
+                    <a:stretch>
+                      <a:fillRect/>
+                    </a:stretch>
+                  </pic:blipFill>
+                  <pic:spPr>
+                    <a:xfrm>
+                      <a:off x="0" y="0"/>
+                      <a:ext cx="5303520" cy="3857105"/>
+                    </a:xfrm>
+                    <a:prstGeom prst="rect"/>
+                  </pic:spPr>
+                </pic:pic>
+              </a:graphicData>
+            </a:graphic>
+          </wp:inline>
+        </w:drawing>
       </w:r>
     </w:p>
     <w:p>
       <w:pPr>
         <w:keepNext/>
-        <w:spacing w:before="80" w:after="40"/>
+        <w:spacing w:before="80" w:after="80" w:line="276" w:lineRule="auto"/>
       </w:pPr>
       <w:r>
         <w:rPr>
-          <w:b/>
-          <w:bCs/>
-          <w:sz w:val="21"/>
-          <w:szCs w:val="21"/>
+          <w:rFonts w:ascii="Segoe UI" w:hAnsi="Segoe UI"/>
+          <w:b w:val="0"/>
+          <w:i w:val="0"/>
+          <w:sz w:val="20"/>
         </w:rPr>
-        <w:t>Test scenarios</w:t>
       </w:r>
     </w:p>
     <w:tbl>
@@ -21154,12 +20783,13 @@
           </w:tcPr>
           <w:p>
             <w:pPr>
-              <w:spacing w:after="40" w:line="252" w:lineRule="auto"/>
-            </w:pPr>
-            <w:r>
-              <w:rPr>
-                <w:sz w:val="19"/>
-                <w:szCs w:val="19"/>
+              <w:spacing w:before="60" w:after="60" w:line="276" w:lineRule="auto"/>
+            </w:pPr>
+            <w:r>
+              <w:rPr>
+                <w:rFonts w:ascii="Segoe UI" w:hAnsi="Segoe UI"/>
+                <w:b w:val="0"/>
+                <w:sz w:val="19"/>
               </w:rPr>
               <w:t>1</w:t>
             </w:r>
@@ -21183,14 +20813,15 @@
           </w:tcPr>
           <w:p>
             <w:pPr>
-              <w:spacing w:after="40" w:line="252" w:lineRule="auto"/>
-            </w:pPr>
-            <w:r>
-              <w:rPr>
-                <w:sz w:val="19"/>
-                <w:szCs w:val="19"/>
-              </w:rPr>
-              <w:t>[Successful purchase]</w:t>
+              <w:spacing w:before="60" w:after="60" w:line="276" w:lineRule="auto"/>
+            </w:pPr>
+            <w:r>
+              <w:rPr>
+                <w:rFonts w:ascii="Segoe UI" w:hAnsi="Segoe UI"/>
+                <w:b w:val="0"/>
+                <w:sz w:val="19"/>
+              </w:rPr>
+              <w:t>Successful purchase via Contactless Credit Card</w:t>
             </w:r>
           </w:p>
         </w:tc>
@@ -21212,14 +20843,15 @@
           </w:tcPr>
           <w:p>
             <w:pPr>
-              <w:spacing w:after="40" w:line="252" w:lineRule="auto"/>
-            </w:pPr>
-            <w:r>
-              <w:rPr>
-                <w:sz w:val="19"/>
-                <w:szCs w:val="19"/>
-              </w:rPr>
-              <w:t>[ ]</w:t>
+              <w:spacing w:before="60" w:after="60" w:line="276" w:lineRule="auto"/>
+            </w:pPr>
+            <w:r>
+              <w:rPr>
+                <w:rFonts w:ascii="Segoe UI" w:hAnsi="Segoe UI"/>
+                <w:b w:val="0"/>
+                <w:sz w:val="19"/>
+              </w:rPr>
+              <w:t>Select destination 'Riverside', 2 Adult tickets ($6.00), tap credit card.</w:t>
             </w:r>
           </w:p>
         </w:tc>
@@ -21241,14 +20873,15 @@
           </w:tcPr>
           <w:p>
             <w:pPr>
-              <w:spacing w:after="40" w:line="252" w:lineRule="auto"/>
-            </w:pPr>
-            <w:r>
-              <w:rPr>
-                <w:sz w:val="19"/>
-                <w:szCs w:val="19"/>
-              </w:rPr>
-              <w:t>[ ]</w:t>
+              <w:spacing w:before="60" w:after="60" w:line="276" w:lineRule="auto"/>
+            </w:pPr>
+            <w:r>
+              <w:rPr>
+                <w:rFonts w:ascii="Segoe UI" w:hAnsi="Segoe UI"/>
+                <w:b w:val="0"/>
+                <w:sz w:val="19"/>
+              </w:rPr>
+              <w:t>Card authorized, auth code generated, 2 physical barcode tickets printed and dispensed, transaction saved to DB.</w:t>
             </w:r>
           </w:p>
         </w:tc>
@@ -21270,14 +20903,15 @@
           </w:tcPr>
           <w:p>
             <w:pPr>
-              <w:spacing w:after="40" w:line="252" w:lineRule="auto"/>
-            </w:pPr>
-            <w:r>
-              <w:rPr>
-                <w:sz w:val="19"/>
-                <w:szCs w:val="19"/>
-              </w:rPr>
-              <w:t>[ ]</w:t>
+              <w:spacing w:before="60" w:after="60" w:line="276" w:lineRule="auto"/>
+            </w:pPr>
+            <w:r>
+              <w:rPr>
+                <w:rFonts w:ascii="Segoe UI" w:hAnsi="Segoe UI"/>
+                <w:b w:val="0"/>
+                <w:sz w:val="19"/>
+              </w:rPr>
+              <w:t>PASS (Status: SUCCESS, tickets rendered with valid barcode)</w:t>
             </w:r>
           </w:p>
         </w:tc>
@@ -21304,12 +20938,13 @@
           </w:tcPr>
           <w:p>
             <w:pPr>
-              <w:spacing w:after="40" w:line="252" w:lineRule="auto"/>
-            </w:pPr>
-            <w:r>
-              <w:rPr>
-                <w:sz w:val="19"/>
-                <w:szCs w:val="19"/>
+              <w:spacing w:before="60" w:after="60" w:line="276" w:lineRule="auto"/>
+            </w:pPr>
+            <w:r>
+              <w:rPr>
+                <w:rFonts w:ascii="Segoe UI" w:hAnsi="Segoe UI"/>
+                <w:b w:val="0"/>
+                <w:sz w:val="19"/>
               </w:rPr>
               <w:t>2</w:t>
             </w:r>
@@ -21333,14 +20968,15 @@
           </w:tcPr>
           <w:p>
             <w:pPr>
-              <w:spacing w:after="40" w:line="252" w:lineRule="auto"/>
-            </w:pPr>
-            <w:r>
-              <w:rPr>
-                <w:sz w:val="19"/>
-                <w:szCs w:val="19"/>
-              </w:rPr>
-              <w:t>[Payment declined]</w:t>
+              <w:spacing w:before="60" w:after="60" w:line="276" w:lineRule="auto"/>
+            </w:pPr>
+            <w:r>
+              <w:rPr>
+                <w:rFonts w:ascii="Segoe UI" w:hAnsi="Segoe UI"/>
+                <w:b w:val="0"/>
+                <w:sz w:val="19"/>
+              </w:rPr>
+              <w:t>Payment declined by Bank</w:t>
             </w:r>
           </w:p>
         </w:tc>
@@ -21362,14 +20998,15 @@
           </w:tcPr>
           <w:p>
             <w:pPr>
-              <w:spacing w:after="40" w:line="252" w:lineRule="auto"/>
-            </w:pPr>
-            <w:r>
-              <w:rPr>
-                <w:sz w:val="19"/>
-                <w:szCs w:val="19"/>
-              </w:rPr>
-              <w:t>[ ]</w:t>
+              <w:spacing w:before="60" w:after="60" w:line="276" w:lineRule="auto"/>
+            </w:pPr>
+            <w:r>
+              <w:rPr>
+                <w:rFonts w:ascii="Segoe UI" w:hAnsi="Segoe UI"/>
+                <w:b w:val="0"/>
+                <w:sz w:val="19"/>
+              </w:rPr>
+              <w:t>Select destination 'Riverside', choose Card payment, trigger card decline.</w:t>
             </w:r>
           </w:p>
         </w:tc>
@@ -21391,14 +21028,15 @@
           </w:tcPr>
           <w:p>
             <w:pPr>
-              <w:spacing w:after="40" w:line="252" w:lineRule="auto"/>
-            </w:pPr>
-            <w:r>
-              <w:rPr>
-                <w:sz w:val="19"/>
-                <w:szCs w:val="19"/>
-              </w:rPr>
-              <w:t>[ ]</w:t>
+              <w:spacing w:before="60" w:after="60" w:line="276" w:lineRule="auto"/>
+            </w:pPr>
+            <w:r>
+              <w:rPr>
+                <w:rFonts w:ascii="Segoe UI" w:hAnsi="Segoe UI"/>
+                <w:b w:val="0"/>
+                <w:sz w:val="19"/>
+              </w:rPr>
+              <w:t>Display 'Card Declined' warning screen, no funds deducted, allow retry or change payment method.</w:t>
             </w:r>
           </w:p>
         </w:tc>
@@ -21420,14 +21058,15 @@
           </w:tcPr>
           <w:p>
             <w:pPr>
-              <w:spacing w:after="40" w:line="252" w:lineRule="auto"/>
-            </w:pPr>
-            <w:r>
-              <w:rPr>
-                <w:sz w:val="19"/>
-                <w:szCs w:val="19"/>
-              </w:rPr>
-              <w:t>[ ]</w:t>
+              <w:spacing w:before="60" w:after="60" w:line="276" w:lineRule="auto"/>
+            </w:pPr>
+            <w:r>
+              <w:rPr>
+                <w:rFonts w:ascii="Segoe UI" w:hAnsi="Segoe UI"/>
+                <w:b w:val="0"/>
+                <w:sz w:val="19"/>
+              </w:rPr>
+              <w:t>PASS (Status: DECLINED, station selection preserved)</w:t>
             </w:r>
           </w:p>
         </w:tc>
@@ -21454,12 +21093,13 @@
           </w:tcPr>
           <w:p>
             <w:pPr>
-              <w:spacing w:after="40" w:line="252" w:lineRule="auto"/>
-            </w:pPr>
-            <w:r>
-              <w:rPr>
-                <w:sz w:val="19"/>
-                <w:szCs w:val="19"/>
+              <w:spacing w:before="60" w:after="60" w:line="276" w:lineRule="auto"/>
+            </w:pPr>
+            <w:r>
+              <w:rPr>
+                <w:rFonts w:ascii="Segoe UI" w:hAnsi="Segoe UI"/>
+                <w:b w:val="0"/>
+                <w:sz w:val="19"/>
               </w:rPr>
               <w:t>3</w:t>
             </w:r>
@@ -21483,14 +21123,15 @@
           </w:tcPr>
           <w:p>
             <w:pPr>
-              <w:spacing w:after="40" w:line="252" w:lineRule="auto"/>
-            </w:pPr>
-            <w:r>
-              <w:rPr>
-                <w:sz w:val="19"/>
-                <w:szCs w:val="19"/>
-              </w:rPr>
-              <w:t>[ ]</w:t>
+              <w:spacing w:before="60" w:after="60" w:line="276" w:lineRule="auto"/>
+            </w:pPr>
+            <w:r>
+              <w:rPr>
+                <w:rFonts w:ascii="Segoe UI" w:hAnsi="Segoe UI"/>
+                <w:b w:val="0"/>
+                <w:sz w:val="19"/>
+              </w:rPr>
+              <w:t>QR Payment 60-second Timeout</w:t>
             </w:r>
           </w:p>
         </w:tc>
@@ -21512,14 +21153,15 @@
           </w:tcPr>
           <w:p>
             <w:pPr>
-              <w:spacing w:after="40" w:line="252" w:lineRule="auto"/>
-            </w:pPr>
-            <w:r>
-              <w:rPr>
-                <w:sz w:val="19"/>
-                <w:szCs w:val="19"/>
-              </w:rPr>
-              <w:t>[ ]</w:t>
+              <w:spacing w:before="60" w:after="60" w:line="276" w:lineRule="auto"/>
+            </w:pPr>
+            <w:r>
+              <w:rPr>
+                <w:rFonts w:ascii="Segoe UI" w:hAnsi="Segoe UI"/>
+                <w:b w:val="0"/>
+                <w:sz w:val="19"/>
+              </w:rPr>
+              <w:t>Select destination 'Riverside', choose Banking QR, let 60s countdown reach 00:00.</w:t>
             </w:r>
           </w:p>
         </w:tc>
@@ -21541,14 +21183,15 @@
           </w:tcPr>
           <w:p>
             <w:pPr>
-              <w:spacing w:after="40" w:line="252" w:lineRule="auto"/>
-            </w:pPr>
-            <w:r>
-              <w:rPr>
-                <w:sz w:val="19"/>
-                <w:szCs w:val="19"/>
-              </w:rPr>
-              <w:t>[ ]</w:t>
+              <w:spacing w:before="60" w:after="60" w:line="276" w:lineRule="auto"/>
+            </w:pPr>
+            <w:r>
+              <w:rPr>
+                <w:rFonts w:ascii="Segoe UI" w:hAnsi="Segoe UI"/>
+                <w:b w:val="0"/>
+                <w:sz w:val="19"/>
+              </w:rPr>
+              <w:t>Timer reaches 00:00, QR code invalidated, transition to Timeout screen with 'Create new QR' option.</w:t>
             </w:r>
           </w:p>
         </w:tc>
@@ -21570,14 +21213,15 @@
           </w:tcPr>
           <w:p>
             <w:pPr>
-              <w:spacing w:after="40" w:line="252" w:lineRule="auto"/>
-            </w:pPr>
-            <w:r>
-              <w:rPr>
-                <w:sz w:val="19"/>
-                <w:szCs w:val="19"/>
-              </w:rPr>
-              <w:t>[ ]</w:t>
+              <w:spacing w:before="60" w:after="60" w:line="276" w:lineRule="auto"/>
+            </w:pPr>
+            <w:r>
+              <w:rPr>
+                <w:rFonts w:ascii="Segoe UI" w:hAnsi="Segoe UI"/>
+                <w:b w:val="0"/>
+                <w:sz w:val="19"/>
+              </w:rPr>
+              <w:t>PASS (Status: TIMEOUT, security timeout enforced)</w:t>
             </w:r>
           </w:p>
         </w:tc>
@@ -21601,15 +21245,15 @@
     </w:p>
     <w:p>
       <w:pPr>
-        <w:spacing w:after="100"/>
+        <w:spacing w:after="80" w:before="80" w:line="276" w:lineRule="auto"/>
       </w:pPr>
       <w:r>
         <w:rPr>
-          <w:color w:val="1F4E9A"/>
-          <w:sz w:val="21"/>
-          <w:szCs w:val="21"/>
+          <w:rFonts w:ascii="Segoe UI" w:hAnsi="Segoe UI"/>
+          <w:b w:val="0"/>
+          <w:i w:val="0"/>
+          <w:sz w:val="20"/>
         </w:rPr>
-        <w:t>[ ]</w:t>
       </w:r>
     </w:p>
     <w:p>
@@ -21636,29 +21280,28 @@
     </w:p>
     <w:p>
       <w:pPr>
-        <w:spacing w:after="100" w:line="260" w:lineRule="auto"/>
+        <w:spacing w:after="80" w:line="276" w:lineRule="auto" w:before="80"/>
       </w:pPr>
       <w:r>
         <w:rPr>
-          <w:b/>
-          <w:bCs/>
-          <w:i/>
-          <w:iCs/>
-          <w:color w:val="7F7F7F"/>
-          <w:sz w:val="19"/>
-          <w:szCs w:val="19"/>
+          <w:rFonts w:ascii="Segoe UI" w:hAnsi="Segoe UI"/>
+          <w:b w:val="0"/>
+          <w:i w:val="0"/>
+          <w:sz w:val="20"/>
         </w:rPr>
-        <w:t xml:space="preserve">Guidance (delete before submitting): </w:t>
-      </w:r>
-      <w:r>
-        <w:rPr>
-          <w:i/>
-          <w:iCs/>
-          <w:color w:val="7F7F7F"/>
-          <w:sz w:val="19"/>
-          <w:szCs w:val="19"/>
-        </w:rPr>
-        <w:t>The submission must address the content of LabGroupAssignment1.pdf (initial context and submission guidelines). List each item of that document, where this report covers it, and tick it.</w:t>
+        <w:t>Conclusion and Lessons Learnt:</w:t>
+        <w:br/>
+        <w:t>Through Group Assignment 1, Group 14 successfully executed the complete software engineering lifecycle for the Ticket Vendor Machine (TVM) of the Smart Ticketing System:</w:t>
+        <w:br/>
+        <w:t>• Thorough Requirements Engineering: Ambiguities in transit fare and hardware timeout rules were systematically resolved through structured Q&amp;A, producing measurable NFR metrics (&lt; 1.0s station list rendering, &lt; 2.0s QR generation, 99.9% uptime).</w:t>
+        <w:br/>
+        <w:t>• Rigorous UML Design: Activity, Sequence, State Chart, and Class diagrams were fully aligned, guaranteeing behavioral and structural consistency.</w:t>
+        <w:br/>
+        <w:t>• Bidirectional Visual Studio Engineering: Forward and backward model-to-code transformations were successfully demonstrated using Visual Studio 2022.</w:t>
+        <w:br/>
+        <w:t>• Professional Prototype Demo: A production-quality C# WinForms application and MSSQL Server schema were developed, faithfully replicating the modern Figma MetroLink kiosk experience with comprehensive exception handling.</w:t>
+        <w:br/>
+        <w:t>• Collaboration: The project was managed collaboratively via GitHub, leveraging modern AI tooling while maintaining strict software engineering discipline.</w:t>
       </w:r>
     </w:p>
     <w:tbl>
@@ -21844,12 +21487,13 @@
           </w:tcPr>
           <w:p>
             <w:pPr>
-              <w:spacing w:after="40" w:line="252" w:lineRule="auto"/>
-            </w:pPr>
-            <w:r>
-              <w:rPr>
-                <w:sz w:val="19"/>
-                <w:szCs w:val="19"/>
+              <w:spacing w:before="60" w:after="60" w:line="276" w:lineRule="auto"/>
+            </w:pPr>
+            <w:r>
+              <w:rPr>
+                <w:rFonts w:ascii="Segoe UI" w:hAnsi="Segoe UI"/>
+                <w:b w:val="0"/>
+                <w:sz w:val="19"/>
               </w:rPr>
               <w:t>1</w:t>
             </w:r>
@@ -21873,14 +21517,15 @@
           </w:tcPr>
           <w:p>
             <w:pPr>
-              <w:spacing w:after="40" w:line="252" w:lineRule="auto"/>
-            </w:pPr>
-            <w:r>
-              <w:rPr>
-                <w:sz w:val="19"/>
-                <w:szCs w:val="19"/>
-              </w:rPr>
-              <w:t>[ ]</w:t>
+              <w:spacing w:before="60" w:after="60" w:line="276" w:lineRule="auto"/>
+            </w:pPr>
+            <w:r>
+              <w:rPr>
+                <w:rFonts w:ascii="Segoe UI" w:hAnsi="Segoe UI"/>
+                <w:b w:val="0"/>
+                <w:sz w:val="19"/>
+              </w:rPr>
+              <w:t>Clarification Q&amp;A (Excel)</w:t>
             </w:r>
           </w:p>
         </w:tc>
@@ -21902,14 +21547,15 @@
           </w:tcPr>
           <w:p>
             <w:pPr>
-              <w:spacing w:after="40" w:line="252" w:lineRule="auto"/>
-            </w:pPr>
-            <w:r>
-              <w:rPr>
-                <w:sz w:val="19"/>
-                <w:szCs w:val="19"/>
-              </w:rPr>
-              <w:t>[Section ]</w:t>
+              <w:spacing w:before="60" w:after="60" w:line="276" w:lineRule="auto"/>
+            </w:pPr>
+            <w:r>
+              <w:rPr>
+                <w:rFonts w:ascii="Segoe UI" w:hAnsi="Segoe UI"/>
+                <w:b w:val="0"/>
+                <w:sz w:val="19"/>
+              </w:rPr>
+              <w:t>Section 2.1</w:t>
             </w:r>
           </w:p>
         </w:tc>
@@ -21931,14 +21577,15 @@
           </w:tcPr>
           <w:p>
             <w:pPr>
-              <w:spacing w:after="40" w:line="252" w:lineRule="auto"/>
-            </w:pPr>
-            <w:r>
-              <w:rPr>
-                <w:sz w:val="19"/>
-                <w:szCs w:val="19"/>
-              </w:rPr>
-              <w:t>[ ]</w:t>
+              <w:spacing w:before="60" w:after="60" w:line="276" w:lineRule="auto"/>
+            </w:pPr>
+            <w:r>
+              <w:rPr>
+                <w:rFonts w:ascii="Segoe UI" w:hAnsi="Segoe UI"/>
+                <w:b w:val="0"/>
+                <w:sz w:val="19"/>
+              </w:rPr>
+              <w:t>Done [x]</w:t>
             </w:r>
           </w:p>
         </w:tc>
@@ -21965,12 +21612,13 @@
           </w:tcPr>
           <w:p>
             <w:pPr>
-              <w:spacing w:after="40" w:line="252" w:lineRule="auto"/>
-            </w:pPr>
-            <w:r>
-              <w:rPr>
-                <w:sz w:val="19"/>
-                <w:szCs w:val="19"/>
+              <w:spacing w:before="60" w:after="60" w:line="276" w:lineRule="auto"/>
+            </w:pPr>
+            <w:r>
+              <w:rPr>
+                <w:rFonts w:ascii="Segoe UI" w:hAnsi="Segoe UI"/>
+                <w:b w:val="0"/>
+                <w:sz w:val="19"/>
               </w:rPr>
               <w:t>2</w:t>
             </w:r>
@@ -21994,14 +21642,15 @@
           </w:tcPr>
           <w:p>
             <w:pPr>
-              <w:spacing w:after="40" w:line="252" w:lineRule="auto"/>
-            </w:pPr>
-            <w:r>
-              <w:rPr>
-                <w:sz w:val="19"/>
-                <w:szCs w:val="19"/>
-              </w:rPr>
-              <w:t>[ ]</w:t>
+              <w:spacing w:before="60" w:after="60" w:line="276" w:lineRule="auto"/>
+            </w:pPr>
+            <w:r>
+              <w:rPr>
+                <w:rFonts w:ascii="Segoe UI" w:hAnsi="Segoe UI"/>
+                <w:b w:val="0"/>
+                <w:sz w:val="19"/>
+              </w:rPr>
+              <w:t>Requirements Specification (FR, NFR with metrics, Domain)</w:t>
             </w:r>
           </w:p>
         </w:tc>
@@ -22023,14 +21672,15 @@
           </w:tcPr>
           <w:p>
             <w:pPr>
-              <w:spacing w:after="40" w:line="252" w:lineRule="auto"/>
-            </w:pPr>
-            <w:r>
-              <w:rPr>
-                <w:sz w:val="19"/>
-                <w:szCs w:val="19"/>
-              </w:rPr>
-              <w:t>[Section ]</w:t>
+              <w:spacing w:before="60" w:after="60" w:line="276" w:lineRule="auto"/>
+            </w:pPr>
+            <w:r>
+              <w:rPr>
+                <w:rFonts w:ascii="Segoe UI" w:hAnsi="Segoe UI"/>
+                <w:b w:val="0"/>
+                <w:sz w:val="19"/>
+              </w:rPr>
+              <w:t>Section 2.2</w:t>
             </w:r>
           </w:p>
         </w:tc>
@@ -22052,14 +21702,15 @@
           </w:tcPr>
           <w:p>
             <w:pPr>
-              <w:spacing w:after="40" w:line="252" w:lineRule="auto"/>
-            </w:pPr>
-            <w:r>
-              <w:rPr>
-                <w:sz w:val="19"/>
-                <w:szCs w:val="19"/>
-              </w:rPr>
-              <w:t>[ ]</w:t>
+              <w:spacing w:before="60" w:after="60" w:line="276" w:lineRule="auto"/>
+            </w:pPr>
+            <w:r>
+              <w:rPr>
+                <w:rFonts w:ascii="Segoe UI" w:hAnsi="Segoe UI"/>
+                <w:b w:val="0"/>
+                <w:sz w:val="19"/>
+              </w:rPr>
+              <w:t>Done [x]</w:t>
             </w:r>
           </w:p>
         </w:tc>
@@ -22086,12 +21737,13 @@
           </w:tcPr>
           <w:p>
             <w:pPr>
-              <w:spacing w:after="40" w:line="252" w:lineRule="auto"/>
-            </w:pPr>
-            <w:r>
-              <w:rPr>
-                <w:sz w:val="19"/>
-                <w:szCs w:val="19"/>
+              <w:spacing w:before="60" w:after="60" w:line="276" w:lineRule="auto"/>
+            </w:pPr>
+            <w:r>
+              <w:rPr>
+                <w:rFonts w:ascii="Segoe UI" w:hAnsi="Segoe UI"/>
+                <w:b w:val="0"/>
+                <w:sz w:val="19"/>
               </w:rPr>
               <w:t>3</w:t>
             </w:r>
@@ -22115,14 +21767,15 @@
           </w:tcPr>
           <w:p>
             <w:pPr>
-              <w:spacing w:after="40" w:line="252" w:lineRule="auto"/>
-            </w:pPr>
-            <w:r>
-              <w:rPr>
-                <w:sz w:val="19"/>
-                <w:szCs w:val="19"/>
-              </w:rPr>
-              <w:t>[ ]</w:t>
+              <w:spacing w:before="60" w:after="60" w:line="276" w:lineRule="auto"/>
+            </w:pPr>
+            <w:r>
+              <w:rPr>
+                <w:rFonts w:ascii="Segoe UI" w:hAnsi="Segoe UI"/>
+                <w:b w:val="0"/>
+                <w:sz w:val="19"/>
+              </w:rPr>
+              <w:t>Use Case Modeling (Diagram &amp; Descriptions)</w:t>
             </w:r>
           </w:p>
         </w:tc>
@@ -22144,14 +21797,15 @@
           </w:tcPr>
           <w:p>
             <w:pPr>
-              <w:spacing w:after="40" w:line="252" w:lineRule="auto"/>
-            </w:pPr>
-            <w:r>
-              <w:rPr>
-                <w:sz w:val="19"/>
-                <w:szCs w:val="19"/>
-              </w:rPr>
-              <w:t>[Section ]</w:t>
+              <w:spacing w:before="60" w:after="60" w:line="276" w:lineRule="auto"/>
+            </w:pPr>
+            <w:r>
+              <w:rPr>
+                <w:rFonts w:ascii="Segoe UI" w:hAnsi="Segoe UI"/>
+                <w:b w:val="0"/>
+                <w:sz w:val="19"/>
+              </w:rPr>
+              <w:t>Section 3.1</w:t>
             </w:r>
           </w:p>
         </w:tc>
@@ -22173,14 +21827,15 @@
           </w:tcPr>
           <w:p>
             <w:pPr>
-              <w:spacing w:after="40" w:line="252" w:lineRule="auto"/>
-            </w:pPr>
-            <w:r>
-              <w:rPr>
-                <w:sz w:val="19"/>
-                <w:szCs w:val="19"/>
-              </w:rPr>
-              <w:t>[ ]</w:t>
+              <w:spacing w:before="60" w:after="60" w:line="276" w:lineRule="auto"/>
+            </w:pPr>
+            <w:r>
+              <w:rPr>
+                <w:rFonts w:ascii="Segoe UI" w:hAnsi="Segoe UI"/>
+                <w:b w:val="0"/>
+                <w:sz w:val="19"/>
+              </w:rPr>
+              <w:t>Done [x]</w:t>
             </w:r>
           </w:p>
         </w:tc>
@@ -22207,12 +21862,13 @@
           </w:tcPr>
           <w:p>
             <w:pPr>
-              <w:spacing w:after="40" w:line="252" w:lineRule="auto"/>
-            </w:pPr>
-            <w:r>
-              <w:rPr>
-                <w:sz w:val="19"/>
-                <w:szCs w:val="19"/>
+              <w:spacing w:before="60" w:after="60" w:line="276" w:lineRule="auto"/>
+            </w:pPr>
+            <w:r>
+              <w:rPr>
+                <w:rFonts w:ascii="Segoe UI" w:hAnsi="Segoe UI"/>
+                <w:b w:val="0"/>
+                <w:sz w:val="19"/>
               </w:rPr>
               <w:t>4</w:t>
             </w:r>
@@ -22236,14 +21892,15 @@
           </w:tcPr>
           <w:p>
             <w:pPr>
-              <w:spacing w:after="40" w:line="252" w:lineRule="auto"/>
-            </w:pPr>
-            <w:r>
-              <w:rPr>
-                <w:sz w:val="19"/>
-                <w:szCs w:val="19"/>
-              </w:rPr>
-              <w:t>[ ]</w:t>
+              <w:spacing w:before="60" w:after="60" w:line="276" w:lineRule="auto"/>
+            </w:pPr>
+            <w:r>
+              <w:rPr>
+                <w:rFonts w:ascii="Segoe UI" w:hAnsi="Segoe UI"/>
+                <w:b w:val="0"/>
+                <w:sz w:val="19"/>
+              </w:rPr>
+              <w:t>Activity Diagrams (Buy Ticket &amp; Payment Gateway Integration)</w:t>
             </w:r>
           </w:p>
         </w:tc>
@@ -22265,14 +21922,15 @@
           </w:tcPr>
           <w:p>
             <w:pPr>
-              <w:spacing w:after="40" w:line="252" w:lineRule="auto"/>
-            </w:pPr>
-            <w:r>
-              <w:rPr>
-                <w:sz w:val="19"/>
-                <w:szCs w:val="19"/>
-              </w:rPr>
-              <w:t>[Section ]</w:t>
+              <w:spacing w:before="60" w:after="60" w:line="276" w:lineRule="auto"/>
+            </w:pPr>
+            <w:r>
+              <w:rPr>
+                <w:rFonts w:ascii="Segoe UI" w:hAnsi="Segoe UI"/>
+                <w:b w:val="0"/>
+                <w:sz w:val="19"/>
+              </w:rPr>
+              <w:t>Section 3.2</w:t>
             </w:r>
           </w:p>
         </w:tc>
@@ -22294,14 +21952,15 @@
           </w:tcPr>
           <w:p>
             <w:pPr>
-              <w:spacing w:after="40" w:line="252" w:lineRule="auto"/>
-            </w:pPr>
-            <w:r>
-              <w:rPr>
-                <w:sz w:val="19"/>
-                <w:szCs w:val="19"/>
-              </w:rPr>
-              <w:t>[ ]</w:t>
+              <w:spacing w:before="60" w:after="60" w:line="276" w:lineRule="auto"/>
+            </w:pPr>
+            <w:r>
+              <w:rPr>
+                <w:rFonts w:ascii="Segoe UI" w:hAnsi="Segoe UI"/>
+                <w:b w:val="0"/>
+                <w:sz w:val="19"/>
+              </w:rPr>
+              <w:t>Done [x]</w:t>
             </w:r>
           </w:p>
         </w:tc>
@@ -22328,12 +21987,13 @@
           </w:tcPr>
           <w:p>
             <w:pPr>
-              <w:spacing w:after="40" w:line="252" w:lineRule="auto"/>
-            </w:pPr>
-            <w:r>
-              <w:rPr>
-                <w:sz w:val="19"/>
-                <w:szCs w:val="19"/>
+              <w:spacing w:before="60" w:after="60" w:line="276" w:lineRule="auto"/>
+            </w:pPr>
+            <w:r>
+              <w:rPr>
+                <w:rFonts w:ascii="Segoe UI" w:hAnsi="Segoe UI"/>
+                <w:b w:val="0"/>
+                <w:sz w:val="19"/>
               </w:rPr>
               <w:t>5</w:t>
             </w:r>
@@ -22357,14 +22017,15 @@
           </w:tcPr>
           <w:p>
             <w:pPr>
-              <w:spacing w:after="40" w:line="252" w:lineRule="auto"/>
-            </w:pPr>
-            <w:r>
-              <w:rPr>
-                <w:sz w:val="19"/>
-                <w:szCs w:val="19"/>
-              </w:rPr>
-              <w:t>[ ]</w:t>
+              <w:spacing w:before="60" w:after="60" w:line="276" w:lineRule="auto"/>
+            </w:pPr>
+            <w:r>
+              <w:rPr>
+                <w:rFonts w:ascii="Segoe UI" w:hAnsi="Segoe UI"/>
+                <w:b w:val="0"/>
+                <w:sz w:val="19"/>
+              </w:rPr>
+              <w:t>Detailed System Modeling (Sequence, State Chart, Class Diagram)</w:t>
             </w:r>
           </w:p>
         </w:tc>
@@ -22386,14 +22047,15 @@
           </w:tcPr>
           <w:p>
             <w:pPr>
-              <w:spacing w:after="40" w:line="252" w:lineRule="auto"/>
-            </w:pPr>
-            <w:r>
-              <w:rPr>
-                <w:sz w:val="19"/>
-                <w:szCs w:val="19"/>
-              </w:rPr>
-              <w:t>[Section ]</w:t>
+              <w:spacing w:before="60" w:after="60" w:line="276" w:lineRule="auto"/>
+            </w:pPr>
+            <w:r>
+              <w:rPr>
+                <w:rFonts w:ascii="Segoe UI" w:hAnsi="Segoe UI"/>
+                <w:b w:val="0"/>
+                <w:sz w:val="19"/>
+              </w:rPr>
+              <w:t>Section 3.3</w:t>
             </w:r>
           </w:p>
         </w:tc>
@@ -22415,14 +22077,15 @@
           </w:tcPr>
           <w:p>
             <w:pPr>
-              <w:spacing w:after="40" w:line="252" w:lineRule="auto"/>
-            </w:pPr>
-            <w:r>
-              <w:rPr>
-                <w:sz w:val="19"/>
-                <w:szCs w:val="19"/>
-              </w:rPr>
-              <w:t>[ ]</w:t>
+              <w:spacing w:before="60" w:after="60" w:line="276" w:lineRule="auto"/>
+            </w:pPr>
+            <w:r>
+              <w:rPr>
+                <w:rFonts w:ascii="Segoe UI" w:hAnsi="Segoe UI"/>
+                <w:b w:val="0"/>
+                <w:sz w:val="19"/>
+              </w:rPr>
+              <w:t>Done [x]</w:t>
             </w:r>
           </w:p>
         </w:tc>
@@ -22449,12 +22112,13 @@
           </w:tcPr>
           <w:p>
             <w:pPr>
-              <w:spacing w:after="40" w:line="252" w:lineRule="auto"/>
-            </w:pPr>
-            <w:r>
-              <w:rPr>
-                <w:sz w:val="19"/>
-                <w:szCs w:val="19"/>
+              <w:spacing w:before="60" w:after="60" w:line="276" w:lineRule="auto"/>
+            </w:pPr>
+            <w:r>
+              <w:rPr>
+                <w:rFonts w:ascii="Segoe UI" w:hAnsi="Segoe UI"/>
+                <w:b w:val="0"/>
+                <w:sz w:val="19"/>
               </w:rPr>
               <w:t>6</w:t>
             </w:r>
@@ -22478,14 +22142,15 @@
           </w:tcPr>
           <w:p>
             <w:pPr>
-              <w:spacing w:after="40" w:line="252" w:lineRule="auto"/>
-            </w:pPr>
-            <w:r>
-              <w:rPr>
-                <w:sz w:val="19"/>
-                <w:szCs w:val="19"/>
-              </w:rPr>
-              <w:t>[ ]</w:t>
+              <w:spacing w:before="60" w:after="60" w:line="276" w:lineRule="auto"/>
+            </w:pPr>
+            <w:r>
+              <w:rPr>
+                <w:rFonts w:ascii="Segoe UI" w:hAnsi="Segoe UI"/>
+                <w:b w:val="0"/>
+                <w:sz w:val="19"/>
+              </w:rPr>
+              <w:t>UI/UX &amp; Architecture Design (Figma Prototype, MVC, Deployment)</w:t>
             </w:r>
           </w:p>
         </w:tc>
@@ -22507,14 +22172,15 @@
           </w:tcPr>
           <w:p>
             <w:pPr>
-              <w:spacing w:after="40" w:line="252" w:lineRule="auto"/>
-            </w:pPr>
-            <w:r>
-              <w:rPr>
-                <w:sz w:val="19"/>
-                <w:szCs w:val="19"/>
-              </w:rPr>
-              <w:t>[Section ]</w:t>
+              <w:spacing w:before="60" w:after="60" w:line="276" w:lineRule="auto"/>
+            </w:pPr>
+            <w:r>
+              <w:rPr>
+                <w:rFonts w:ascii="Segoe UI" w:hAnsi="Segoe UI"/>
+                <w:b w:val="0"/>
+                <w:sz w:val="19"/>
+              </w:rPr>
+              <w:t>Section 4.1, 4.2</w:t>
             </w:r>
           </w:p>
         </w:tc>
@@ -22536,14 +22202,15 @@
           </w:tcPr>
           <w:p>
             <w:pPr>
-              <w:spacing w:after="40" w:line="252" w:lineRule="auto"/>
-            </w:pPr>
-            <w:r>
-              <w:rPr>
-                <w:sz w:val="19"/>
-                <w:szCs w:val="19"/>
-              </w:rPr>
-              <w:t>[ ]</w:t>
+              <w:spacing w:before="60" w:after="60" w:line="276" w:lineRule="auto"/>
+            </w:pPr>
+            <w:r>
+              <w:rPr>
+                <w:rFonts w:ascii="Segoe UI" w:hAnsi="Segoe UI"/>
+                <w:b w:val="0"/>
+                <w:sz w:val="19"/>
+              </w:rPr>
+              <w:t>Done [x]</w:t>
             </w:r>
           </w:p>
         </w:tc>
@@ -22570,12 +22237,13 @@
           </w:tcPr>
           <w:p>
             <w:pPr>
-              <w:spacing w:after="40" w:line="252" w:lineRule="auto"/>
-            </w:pPr>
-            <w:r>
-              <w:rPr>
-                <w:sz w:val="19"/>
-                <w:szCs w:val="19"/>
+              <w:spacing w:before="60" w:after="60" w:line="276" w:lineRule="auto"/>
+            </w:pPr>
+            <w:r>
+              <w:rPr>
+                <w:rFonts w:ascii="Segoe UI" w:hAnsi="Segoe UI"/>
+                <w:b w:val="0"/>
+                <w:sz w:val="19"/>
               </w:rPr>
               <w:t>7</w:t>
             </w:r>
@@ -22599,14 +22267,15 @@
           </w:tcPr>
           <w:p>
             <w:pPr>
-              <w:spacing w:after="40" w:line="252" w:lineRule="auto"/>
-            </w:pPr>
-            <w:r>
-              <w:rPr>
-                <w:sz w:val="19"/>
-                <w:szCs w:val="19"/>
-              </w:rPr>
-              <w:t>[ ]</w:t>
+              <w:spacing w:before="60" w:after="60" w:line="276" w:lineRule="auto"/>
+            </w:pPr>
+            <w:r>
+              <w:rPr>
+                <w:rFonts w:ascii="Segoe UI" w:hAnsi="Segoe UI"/>
+                <w:b w:val="0"/>
+                <w:sz w:val="19"/>
+              </w:rPr>
+              <w:t>Visual Studio Engineering &amp; GitHub AI Tooling (Forward/Backward, Code Map, Copilot)</w:t>
             </w:r>
           </w:p>
         </w:tc>
@@ -22628,14 +22297,15 @@
           </w:tcPr>
           <w:p>
             <w:pPr>
-              <w:spacing w:after="40" w:line="252" w:lineRule="auto"/>
-            </w:pPr>
-            <w:r>
-              <w:rPr>
-                <w:sz w:val="19"/>
-                <w:szCs w:val="19"/>
-              </w:rPr>
-              <w:t>[Section ]</w:t>
+              <w:spacing w:before="60" w:after="60" w:line="276" w:lineRule="auto"/>
+            </w:pPr>
+            <w:r>
+              <w:rPr>
+                <w:rFonts w:ascii="Segoe UI" w:hAnsi="Segoe UI"/>
+                <w:b w:val="0"/>
+                <w:sz w:val="19"/>
+              </w:rPr>
+              <w:t>Section 5.1, 5.2</w:t>
             </w:r>
           </w:p>
         </w:tc>
@@ -22657,14 +22327,15 @@
           </w:tcPr>
           <w:p>
             <w:pPr>
-              <w:spacing w:after="40" w:line="252" w:lineRule="auto"/>
-            </w:pPr>
-            <w:r>
-              <w:rPr>
-                <w:sz w:val="19"/>
-                <w:szCs w:val="19"/>
-              </w:rPr>
-              <w:t>[ ]</w:t>
+              <w:spacing w:before="60" w:after="60" w:line="276" w:lineRule="auto"/>
+            </w:pPr>
+            <w:r>
+              <w:rPr>
+                <w:rFonts w:ascii="Segoe UI" w:hAnsi="Segoe UI"/>
+                <w:b w:val="0"/>
+                <w:sz w:val="19"/>
+              </w:rPr>
+              <w:t>Done [x]</w:t>
             </w:r>
           </w:p>
         </w:tc>
@@ -22691,12 +22362,13 @@
           </w:tcPr>
           <w:p>
             <w:pPr>
-              <w:spacing w:after="40" w:line="252" w:lineRule="auto"/>
-            </w:pPr>
-            <w:r>
-              <w:rPr>
-                <w:sz w:val="19"/>
-                <w:szCs w:val="19"/>
+              <w:spacing w:before="60" w:after="60" w:line="276" w:lineRule="auto"/>
+            </w:pPr>
+            <w:r>
+              <w:rPr>
+                <w:rFonts w:ascii="Segoe UI" w:hAnsi="Segoe UI"/>
+                <w:b w:val="0"/>
+                <w:sz w:val="19"/>
               </w:rPr>
               <w:t>8</w:t>
             </w:r>
@@ -22720,14 +22392,15 @@
           </w:tcPr>
           <w:p>
             <w:pPr>
-              <w:spacing w:after="40" w:line="252" w:lineRule="auto"/>
-            </w:pPr>
-            <w:r>
-              <w:rPr>
-                <w:sz w:val="19"/>
-                <w:szCs w:val="19"/>
-              </w:rPr>
-              <w:t>[ ]</w:t>
+              <w:spacing w:before="60" w:after="60" w:line="276" w:lineRule="auto"/>
+            </w:pPr>
+            <w:r>
+              <w:rPr>
+                <w:rFonts w:ascii="Segoe UI" w:hAnsi="Segoe UI"/>
+                <w:b w:val="0"/>
+                <w:sz w:val="19"/>
+              </w:rPr>
+              <w:t>Demo Application (C# WinForms &amp; MSSQL) with Input Form &amp; Output Report</w:t>
             </w:r>
           </w:p>
         </w:tc>
@@ -22749,14 +22422,15 @@
           </w:tcPr>
           <w:p>
             <w:pPr>
-              <w:spacing w:after="40" w:line="252" w:lineRule="auto"/>
-            </w:pPr>
-            <w:r>
-              <w:rPr>
-                <w:sz w:val="19"/>
-                <w:szCs w:val="19"/>
-              </w:rPr>
-              <w:t>[Section ]</w:t>
+              <w:spacing w:before="60" w:after="60" w:line="276" w:lineRule="auto"/>
+            </w:pPr>
+            <w:r>
+              <w:rPr>
+                <w:rFonts w:ascii="Segoe UI" w:hAnsi="Segoe UI"/>
+                <w:b w:val="0"/>
+                <w:sz w:val="19"/>
+              </w:rPr>
+              <w:t>Section 5.3</w:t>
             </w:r>
           </w:p>
         </w:tc>
@@ -22778,14 +22452,15 @@
           </w:tcPr>
           <w:p>
             <w:pPr>
-              <w:spacing w:after="40" w:line="252" w:lineRule="auto"/>
-            </w:pPr>
-            <w:r>
-              <w:rPr>
-                <w:sz w:val="19"/>
-                <w:szCs w:val="19"/>
-              </w:rPr>
-              <w:t>[ ]</w:t>
+              <w:spacing w:before="60" w:after="60" w:line="276" w:lineRule="auto"/>
+            </w:pPr>
+            <w:r>
+              <w:rPr>
+                <w:rFonts w:ascii="Segoe UI" w:hAnsi="Segoe UI"/>
+                <w:b w:val="0"/>
+                <w:sz w:val="19"/>
+              </w:rPr>
+              <w:t>Done [x]</w:t>
             </w:r>
           </w:p>
         </w:tc>
@@ -22804,29 +22479,26 @@
     </w:p>
     <w:p>
       <w:pPr>
-        <w:spacing w:after="100" w:line="260" w:lineRule="auto"/>
+        <w:spacing w:after="80" w:line="276" w:lineRule="auto" w:before="80"/>
       </w:pPr>
       <w:r>
         <w:rPr>
-          <w:b/>
-          <w:bCs/>
-          <w:i/>
-          <w:iCs/>
-          <w:color w:val="7F7F7F"/>
-          <w:sz w:val="19"/>
-          <w:szCs w:val="19"/>
+          <w:rFonts w:ascii="Segoe UI" w:hAnsi="Segoe UI"/>
+          <w:b w:val="0"/>
+          <w:i w:val="0"/>
+          <w:sz w:val="20"/>
         </w:rPr>
-        <w:t xml:space="preserve">Guidance (delete before submitting): </w:t>
-      </w:r>
-      <w:r>
-        <w:rPr>
-          <w:i/>
-          <w:iCs/>
-          <w:color w:val="7F7F7F"/>
-          <w:sz w:val="19"/>
-          <w:szCs w:val="19"/>
-        </w:rPr>
-        <w:t>The % contribution of each member must total 100% and match readme.txt.</w:t>
+        <w:t>References:</w:t>
+        <w:br/>
+        <w:t>1. Ky-Trung Pham, Software Engineering Lab Lecture Notes &amp; Assignment 1 Guidelines (Sem 1_2627), Ton Duc Thang University, Sep 2026.</w:t>
+        <w:br/>
+        <w:t>2. Ian Sommerville, Software Engineering, 10th Edition, Pearson Education, 2016.</w:t>
+        <w:br/>
+        <w:t>3. Microsoft Learn, Visual Studio Architecture &amp; Modeling Tools: Code Maps and Class Diagrams, 2024.</w:t>
+        <w:br/>
+        <w:t>4. PCI Security Standards Council, Payment Card Industry Data Security Standard (PCI-DSS) v4.0, 2023.</w:t>
+        <w:br/>
+        <w:t>5. MetroLink Figma UI/UX Community Design System, 2026.</w:t>
       </w:r>
     </w:p>
     <w:tbl>
@@ -23012,14 +22684,15 @@
           </w:tcPr>
           <w:p>
             <w:pPr>
-              <w:spacing w:after="40" w:line="252" w:lineRule="auto"/>
-            </w:pPr>
-            <w:r>
-              <w:rPr>
-                <w:sz w:val="19"/>
-                <w:szCs w:val="19"/>
-              </w:rPr>
-              <w:t>[ ]</w:t>
+              <w:spacing w:before="60" w:after="60" w:line="276" w:lineRule="auto"/>
+            </w:pPr>
+            <w:r>
+              <w:rPr>
+                <w:rFonts w:ascii="Segoe UI" w:hAnsi="Segoe UI"/>
+                <w:b w:val="0"/>
+                <w:sz w:val="19"/>
+              </w:rPr>
+              <w:t>Ôn Gia Khiêm</w:t>
             </w:r>
           </w:p>
         </w:tc>
@@ -23041,14 +22714,15 @@
           </w:tcPr>
           <w:p>
             <w:pPr>
-              <w:spacing w:after="40" w:line="252" w:lineRule="auto"/>
-            </w:pPr>
-            <w:r>
-              <w:rPr>
-                <w:sz w:val="19"/>
-                <w:szCs w:val="19"/>
-              </w:rPr>
-              <w:t>[ ]</w:t>
+              <w:spacing w:before="60" w:after="60" w:line="276" w:lineRule="auto"/>
+            </w:pPr>
+            <w:r>
+              <w:rPr>
+                <w:rFonts w:ascii="Segoe UI" w:hAnsi="Segoe UI"/>
+                <w:b w:val="0"/>
+                <w:sz w:val="19"/>
+              </w:rPr>
+              <w:t>524H0057</w:t>
             </w:r>
           </w:p>
         </w:tc>
@@ -23070,14 +22744,15 @@
           </w:tcPr>
           <w:p>
             <w:pPr>
-              <w:spacing w:after="40" w:line="252" w:lineRule="auto"/>
-            </w:pPr>
-            <w:r>
-              <w:rPr>
-                <w:sz w:val="19"/>
-                <w:szCs w:val="19"/>
-              </w:rPr>
-              <w:t>[ ]</w:t>
+              <w:spacing w:before="60" w:after="60" w:line="276" w:lineRule="auto"/>
+            </w:pPr>
+            <w:r>
+              <w:rPr>
+                <w:rFonts w:ascii="Segoe UI" w:hAnsi="Segoe UI"/>
+                <w:b w:val="0"/>
+                <w:sz w:val="19"/>
+              </w:rPr>
+              <w:t>Phase 1 Requirements Engineering (2.1, 2.2), Use Case UC01 Modeling (3.1), Initial GitHub repository setup &amp; Workbook Q&amp;A.</w:t>
             </w:r>
           </w:p>
         </w:tc>
@@ -23099,14 +22774,15 @@
           </w:tcPr>
           <w:p>
             <w:pPr>
-              <w:spacing w:after="40" w:line="252" w:lineRule="auto"/>
-            </w:pPr>
-            <w:r>
-              <w:rPr>
-                <w:sz w:val="19"/>
-                <w:szCs w:val="19"/>
-              </w:rPr>
-              <w:t>[ ]</w:t>
+              <w:spacing w:before="60" w:after="60" w:line="276" w:lineRule="auto"/>
+            </w:pPr>
+            <w:r>
+              <w:rPr>
+                <w:rFonts w:ascii="Segoe UI" w:hAnsi="Segoe UI"/>
+                <w:b w:val="0"/>
+                <w:sz w:val="19"/>
+              </w:rPr>
+              <w:t>30%</w:t>
             </w:r>
           </w:p>
         </w:tc>
@@ -23133,14 +22809,15 @@
           </w:tcPr>
           <w:p>
             <w:pPr>
-              <w:spacing w:after="40" w:line="252" w:lineRule="auto"/>
-            </w:pPr>
-            <w:r>
-              <w:rPr>
-                <w:sz w:val="19"/>
-                <w:szCs w:val="19"/>
-              </w:rPr>
-              <w:t>[ ]</w:t>
+              <w:spacing w:before="60" w:after="60" w:line="276" w:lineRule="auto"/>
+            </w:pPr>
+            <w:r>
+              <w:rPr>
+                <w:rFonts w:ascii="Segoe UI" w:hAnsi="Segoe UI"/>
+                <w:b w:val="0"/>
+                <w:sz w:val="19"/>
+              </w:rPr>
+              <w:t>Võ Nguyễn Phúc Thịnh</w:t>
             </w:r>
           </w:p>
         </w:tc>
@@ -23162,14 +22839,15 @@
           </w:tcPr>
           <w:p>
             <w:pPr>
-              <w:spacing w:after="40" w:line="252" w:lineRule="auto"/>
-            </w:pPr>
-            <w:r>
-              <w:rPr>
-                <w:sz w:val="19"/>
-                <w:szCs w:val="19"/>
-              </w:rPr>
-              <w:t>[ ]</w:t>
+              <w:spacing w:before="60" w:after="60" w:line="276" w:lineRule="auto"/>
+            </w:pPr>
+            <w:r>
+              <w:rPr>
+                <w:rFonts w:ascii="Segoe UI" w:hAnsi="Segoe UI"/>
+                <w:b w:val="0"/>
+                <w:sz w:val="19"/>
+              </w:rPr>
+              <w:t>524H0069</w:t>
             </w:r>
           </w:p>
         </w:tc>
@@ -23191,14 +22869,15 @@
           </w:tcPr>
           <w:p>
             <w:pPr>
-              <w:spacing w:after="40" w:line="252" w:lineRule="auto"/>
-            </w:pPr>
-            <w:r>
-              <w:rPr>
-                <w:sz w:val="19"/>
-                <w:szCs w:val="19"/>
-              </w:rPr>
-              <w:t>[ ]</w:t>
+              <w:spacing w:before="60" w:after="60" w:line="276" w:lineRule="auto"/>
+            </w:pPr>
+            <w:r>
+              <w:rPr>
+                <w:rFonts w:ascii="Segoe UI" w:hAnsi="Segoe UI"/>
+                <w:b w:val="0"/>
+                <w:sz w:val="19"/>
+              </w:rPr>
+              <w:t>Phase 2 Activity &amp; Detailed System Modeling (3.2, 3.3), Phase 3 UI/UX Figma Design (4.1) &amp; Architecture/Deployment Diagrams (4.2).</w:t>
             </w:r>
           </w:p>
         </w:tc>
@@ -23220,14 +22899,15 @@
           </w:tcPr>
           <w:p>
             <w:pPr>
-              <w:spacing w:after="40" w:line="252" w:lineRule="auto"/>
-            </w:pPr>
-            <w:r>
-              <w:rPr>
-                <w:sz w:val="19"/>
-                <w:szCs w:val="19"/>
-              </w:rPr>
-              <w:t>[ ]</w:t>
+              <w:spacing w:before="60" w:after="60" w:line="276" w:lineRule="auto"/>
+            </w:pPr>
+            <w:r>
+              <w:rPr>
+                <w:rFonts w:ascii="Segoe UI" w:hAnsi="Segoe UI"/>
+                <w:b w:val="0"/>
+                <w:sz w:val="19"/>
+              </w:rPr>
+              <w:t>40%</w:t>
             </w:r>
           </w:p>
         </w:tc>
@@ -23254,14 +22934,15 @@
           </w:tcPr>
           <w:p>
             <w:pPr>
-              <w:spacing w:after="40" w:line="252" w:lineRule="auto"/>
-            </w:pPr>
-            <w:r>
-              <w:rPr>
-                <w:sz w:val="19"/>
-                <w:szCs w:val="19"/>
-              </w:rPr>
-              <w:t>[ ]</w:t>
+              <w:spacing w:before="60" w:after="60" w:line="276" w:lineRule="auto"/>
+            </w:pPr>
+            <w:r>
+              <w:rPr>
+                <w:rFonts w:ascii="Segoe UI" w:hAnsi="Segoe UI"/>
+                <w:b w:val="0"/>
+                <w:sz w:val="19"/>
+              </w:rPr>
+              <w:t>Nguyễn Nhật Huy</w:t>
             </w:r>
           </w:p>
         </w:tc>
@@ -23283,14 +22964,15 @@
           </w:tcPr>
           <w:p>
             <w:pPr>
-              <w:spacing w:after="40" w:line="252" w:lineRule="auto"/>
-            </w:pPr>
-            <w:r>
-              <w:rPr>
-                <w:sz w:val="19"/>
-                <w:szCs w:val="19"/>
-              </w:rPr>
-              <w:t>[ ]</w:t>
+              <w:spacing w:before="60" w:after="60" w:line="276" w:lineRule="auto"/>
+            </w:pPr>
+            <w:r>
+              <w:rPr>
+                <w:rFonts w:ascii="Segoe UI" w:hAnsi="Segoe UI"/>
+                <w:b w:val="0"/>
+                <w:sz w:val="19"/>
+              </w:rPr>
+              <w:t>524H0052</w:t>
             </w:r>
           </w:p>
         </w:tc>
@@ -23312,14 +22994,15 @@
           </w:tcPr>
           <w:p>
             <w:pPr>
-              <w:spacing w:after="40" w:line="252" w:lineRule="auto"/>
-            </w:pPr>
-            <w:r>
-              <w:rPr>
-                <w:sz w:val="19"/>
-                <w:szCs w:val="19"/>
-              </w:rPr>
-              <w:t>[ ]</w:t>
+              <w:spacing w:before="60" w:after="60" w:line="276" w:lineRule="auto"/>
+            </w:pPr>
+            <w:r>
+              <w:rPr>
+                <w:rFonts w:ascii="Segoe UI" w:hAnsi="Segoe UI"/>
+                <w:b w:val="0"/>
+                <w:sz w:val="19"/>
+              </w:rPr>
+              <w:t>Phase 4 Visual Studio Engineering (5.1), GitHub &amp; AI Tooling (5.2), C# &amp; MSSQL Demo Application (5.3), Final Checklist &amp; Report Integration.</w:t>
             </w:r>
           </w:p>
         </w:tc>
@@ -23341,14 +23024,15 @@
           </w:tcPr>
           <w:p>
             <w:pPr>
-              <w:spacing w:after="40" w:line="252" w:lineRule="auto"/>
-            </w:pPr>
-            <w:r>
-              <w:rPr>
-                <w:sz w:val="19"/>
-                <w:szCs w:val="19"/>
-              </w:rPr>
-              <w:t>[ ]</w:t>
+              <w:spacing w:before="60" w:after="60" w:line="276" w:lineRule="auto"/>
+            </w:pPr>
+            <w:r>
+              <w:rPr>
+                <w:rFonts w:ascii="Segoe UI" w:hAnsi="Segoe UI"/>
+                <w:b w:val="0"/>
+                <w:sz w:val="19"/>
+              </w:rPr>
+              <w:t>30%</w:t>
             </w:r>
           </w:p>
         </w:tc>
@@ -23375,14 +23059,15 @@
           </w:tcPr>
           <w:p>
             <w:pPr>
-              <w:spacing w:after="40" w:line="252" w:lineRule="auto"/>
-            </w:pPr>
-            <w:r>
-              <w:rPr>
-                <w:sz w:val="19"/>
-                <w:szCs w:val="19"/>
-              </w:rPr>
-              <w:t>[ ]</w:t>
+              <w:spacing w:before="60" w:after="60" w:line="276" w:lineRule="auto"/>
+            </w:pPr>
+            <w:r>
+              <w:rPr>
+                <w:rFonts w:ascii="Segoe UI" w:hAnsi="Segoe UI"/>
+                <w:b/>
+                <w:sz w:val="19"/>
+              </w:rPr>
+              <w:t>Total</w:t>
             </w:r>
           </w:p>
         </w:tc>
@@ -23406,13 +23091,6 @@
             <w:pPr>
               <w:spacing w:after="40" w:line="252" w:lineRule="auto"/>
             </w:pPr>
-            <w:r>
-              <w:rPr>
-                <w:sz w:val="19"/>
-                <w:szCs w:val="19"/>
-              </w:rPr>
-              <w:t>[ ]</w:t>
-            </w:r>
           </w:p>
         </w:tc>
         <w:tc>
@@ -23435,13 +23113,6 @@
             <w:pPr>
               <w:spacing w:after="40" w:line="252" w:lineRule="auto"/>
             </w:pPr>
-            <w:r>
-              <w:rPr>
-                <w:sz w:val="19"/>
-                <w:szCs w:val="19"/>
-              </w:rPr>
-              <w:t>[ ]</w:t>
-            </w:r>
           </w:p>
         </w:tc>
         <w:tc>
@@ -23462,240 +23133,13 @@
           </w:tcPr>
           <w:p>
             <w:pPr>
-              <w:spacing w:after="40" w:line="252" w:lineRule="auto"/>
-            </w:pPr>
-            <w:r>
-              <w:rPr>
-                <w:sz w:val="19"/>
-                <w:szCs w:val="19"/>
-              </w:rPr>
-              <w:t>[ ]</w:t>
-            </w:r>
-          </w:p>
-        </w:tc>
-      </w:tr>
-      <w:tr>
-        <w:trPr>
-          <w:cantSplit/>
-        </w:trPr>
-        <w:tc>
-          <w:tcPr>
-            <w:tcW w:w="2600" w:type="dxa"/>
-            <w:tcBorders>
-              <w:top w:val="single" w:sz="4" w:space="0" w:color="B7C3D3"/>
-              <w:left w:val="single" w:sz="4" w:space="0" w:color="B7C3D3"/>
-              <w:bottom w:val="single" w:sz="4" w:space="0" w:color="B7C3D3"/>
-              <w:right w:val="single" w:sz="4" w:space="0" w:color="B7C3D3"/>
-            </w:tcBorders>
-            <w:tcMar>
-              <w:top w:w="60" w:type="dxa"/>
-              <w:left w:w="100" w:type="dxa"/>
-              <w:bottom w:w="60" w:type="dxa"/>
-              <w:right w:w="100" w:type="dxa"/>
-            </w:tcMar>
-          </w:tcPr>
-          <w:p>
-            <w:pPr>
-              <w:spacing w:after="40" w:line="252" w:lineRule="auto"/>
-            </w:pPr>
-            <w:r>
-              <w:rPr>
-                <w:sz w:val="19"/>
-                <w:szCs w:val="19"/>
-              </w:rPr>
-              <w:t>[ ]</w:t>
-            </w:r>
-          </w:p>
-        </w:tc>
-        <w:tc>
-          <w:tcPr>
-            <w:tcW w:w="1600" w:type="dxa"/>
-            <w:tcBorders>
-              <w:top w:val="single" w:sz="4" w:space="0" w:color="B7C3D3"/>
-              <w:left w:val="single" w:sz="4" w:space="0" w:color="B7C3D3"/>
-              <w:bottom w:val="single" w:sz="4" w:space="0" w:color="B7C3D3"/>
-              <w:right w:val="single" w:sz="4" w:space="0" w:color="B7C3D3"/>
-            </w:tcBorders>
-            <w:tcMar>
-              <w:top w:w="60" w:type="dxa"/>
-              <w:left w:w="100" w:type="dxa"/>
-              <w:bottom w:w="60" w:type="dxa"/>
-              <w:right w:w="100" w:type="dxa"/>
-            </w:tcMar>
-          </w:tcPr>
-          <w:p>
-            <w:pPr>
-              <w:spacing w:after="40" w:line="252" w:lineRule="auto"/>
-            </w:pPr>
-            <w:r>
-              <w:rPr>
-                <w:sz w:val="19"/>
-                <w:szCs w:val="19"/>
-              </w:rPr>
-              <w:t>[ ]</w:t>
-            </w:r>
-          </w:p>
-        </w:tc>
-        <w:tc>
-          <w:tcPr>
-            <w:tcW w:w="3960" w:type="dxa"/>
-            <w:tcBorders>
-              <w:top w:val="single" w:sz="4" w:space="0" w:color="B7C3D3"/>
-              <w:left w:val="single" w:sz="4" w:space="0" w:color="B7C3D3"/>
-              <w:bottom w:val="single" w:sz="4" w:space="0" w:color="B7C3D3"/>
-              <w:right w:val="single" w:sz="4" w:space="0" w:color="B7C3D3"/>
-            </w:tcBorders>
-            <w:tcMar>
-              <w:top w:w="60" w:type="dxa"/>
-              <w:left w:w="100" w:type="dxa"/>
-              <w:bottom w:w="60" w:type="dxa"/>
-              <w:right w:w="100" w:type="dxa"/>
-            </w:tcMar>
-          </w:tcPr>
-          <w:p>
-            <w:pPr>
-              <w:spacing w:after="40" w:line="252" w:lineRule="auto"/>
-            </w:pPr>
-            <w:r>
-              <w:rPr>
-                <w:sz w:val="19"/>
-                <w:szCs w:val="19"/>
-              </w:rPr>
-              <w:t>[ ]</w:t>
-            </w:r>
-          </w:p>
-        </w:tc>
-        <w:tc>
-          <w:tcPr>
-            <w:tcW w:w="1200" w:type="dxa"/>
-            <w:tcBorders>
-              <w:top w:val="single" w:sz="4" w:space="0" w:color="B7C3D3"/>
-              <w:left w:val="single" w:sz="4" w:space="0" w:color="B7C3D3"/>
-              <w:bottom w:val="single" w:sz="4" w:space="0" w:color="B7C3D3"/>
-              <w:right w:val="single" w:sz="4" w:space="0" w:color="B7C3D3"/>
-            </w:tcBorders>
-            <w:tcMar>
-              <w:top w:w="60" w:type="dxa"/>
-              <w:left w:w="100" w:type="dxa"/>
-              <w:bottom w:w="60" w:type="dxa"/>
-              <w:right w:w="100" w:type="dxa"/>
-            </w:tcMar>
-          </w:tcPr>
-          <w:p>
-            <w:pPr>
-              <w:spacing w:after="40" w:line="252" w:lineRule="auto"/>
-            </w:pPr>
-            <w:r>
-              <w:rPr>
-                <w:sz w:val="19"/>
-                <w:szCs w:val="19"/>
-              </w:rPr>
-              <w:t>[ ]</w:t>
-            </w:r>
-          </w:p>
-        </w:tc>
-      </w:tr>
-      <w:tr>
-        <w:trPr>
-          <w:cantSplit/>
-        </w:trPr>
-        <w:tc>
-          <w:tcPr>
-            <w:tcW w:w="2600" w:type="dxa"/>
-            <w:tcBorders>
-              <w:top w:val="single" w:sz="4" w:space="0" w:color="B7C3D3"/>
-              <w:left w:val="single" w:sz="4" w:space="0" w:color="B7C3D3"/>
-              <w:bottom w:val="single" w:sz="4" w:space="0" w:color="B7C3D3"/>
-              <w:right w:val="single" w:sz="4" w:space="0" w:color="B7C3D3"/>
-            </w:tcBorders>
-            <w:tcMar>
-              <w:top w:w="60" w:type="dxa"/>
-              <w:left w:w="100" w:type="dxa"/>
-              <w:bottom w:w="60" w:type="dxa"/>
-              <w:right w:w="100" w:type="dxa"/>
-            </w:tcMar>
-          </w:tcPr>
-          <w:p>
-            <w:pPr>
-              <w:spacing w:after="40" w:line="252" w:lineRule="auto"/>
-            </w:pPr>
-            <w:r>
-              <w:rPr>
-                <w:sz w:val="19"/>
-                <w:szCs w:val="19"/>
-              </w:rPr>
-              <w:t>Total</w:t>
-            </w:r>
-          </w:p>
-        </w:tc>
-        <w:tc>
-          <w:tcPr>
-            <w:tcW w:w="1600" w:type="dxa"/>
-            <w:tcBorders>
-              <w:top w:val="single" w:sz="4" w:space="0" w:color="B7C3D3"/>
-              <w:left w:val="single" w:sz="4" w:space="0" w:color="B7C3D3"/>
-              <w:bottom w:val="single" w:sz="4" w:space="0" w:color="B7C3D3"/>
-              <w:right w:val="single" w:sz="4" w:space="0" w:color="B7C3D3"/>
-            </w:tcBorders>
-            <w:tcMar>
-              <w:top w:w="60" w:type="dxa"/>
-              <w:left w:w="100" w:type="dxa"/>
-              <w:bottom w:w="60" w:type="dxa"/>
-              <w:right w:w="100" w:type="dxa"/>
-            </w:tcMar>
-          </w:tcPr>
-          <w:p>
-            <w:pPr>
-              <w:spacing w:after="40" w:line="252" w:lineRule="auto"/>
-            </w:pPr>
-          </w:p>
-        </w:tc>
-        <w:tc>
-          <w:tcPr>
-            <w:tcW w:w="3960" w:type="dxa"/>
-            <w:tcBorders>
-              <w:top w:val="single" w:sz="4" w:space="0" w:color="B7C3D3"/>
-              <w:left w:val="single" w:sz="4" w:space="0" w:color="B7C3D3"/>
-              <w:bottom w:val="single" w:sz="4" w:space="0" w:color="B7C3D3"/>
-              <w:right w:val="single" w:sz="4" w:space="0" w:color="B7C3D3"/>
-            </w:tcBorders>
-            <w:tcMar>
-              <w:top w:w="60" w:type="dxa"/>
-              <w:left w:w="100" w:type="dxa"/>
-              <w:bottom w:w="60" w:type="dxa"/>
-              <w:right w:w="100" w:type="dxa"/>
-            </w:tcMar>
-          </w:tcPr>
-          <w:p>
-            <w:pPr>
-              <w:spacing w:after="40" w:line="252" w:lineRule="auto"/>
-            </w:pPr>
-          </w:p>
-        </w:tc>
-        <w:tc>
-          <w:tcPr>
-            <w:tcW w:w="1200" w:type="dxa"/>
-            <w:tcBorders>
-              <w:top w:val="single" w:sz="4" w:space="0" w:color="B7C3D3"/>
-              <w:left w:val="single" w:sz="4" w:space="0" w:color="B7C3D3"/>
-              <w:bottom w:val="single" w:sz="4" w:space="0" w:color="B7C3D3"/>
-              <w:right w:val="single" w:sz="4" w:space="0" w:color="B7C3D3"/>
-            </w:tcBorders>
-            <w:tcMar>
-              <w:top w:w="60" w:type="dxa"/>
-              <w:left w:w="100" w:type="dxa"/>
-              <w:bottom w:w="60" w:type="dxa"/>
-              <w:right w:w="100" w:type="dxa"/>
-            </w:tcMar>
-          </w:tcPr>
-          <w:p>
-            <w:pPr>
-              <w:spacing w:after="40" w:line="252" w:lineRule="auto"/>
-            </w:pPr>
-            <w:r>
-              <w:rPr>
-                <w:sz w:val="19"/>
-                <w:szCs w:val="19"/>
+              <w:spacing w:before="60" w:after="60" w:line="276" w:lineRule="auto"/>
+            </w:pPr>
+            <w:r>
+              <w:rPr>
+                <w:rFonts w:ascii="Segoe UI" w:hAnsi="Segoe UI"/>
+                <w:b/>
+                <w:sz w:val="19"/>
               </w:rPr>
               <w:t>100%</w:t>
             </w:r>
@@ -23716,39 +23160,116 @@
     </w:p>
     <w:p>
       <w:pPr>
-        <w:spacing w:after="100"/>
+        <w:spacing w:after="80" w:before="80" w:line="276" w:lineRule="auto"/>
       </w:pPr>
       <w:r>
         <w:rPr>
-          <w:color w:val="1F4E9A"/>
-          <w:sz w:val="21"/>
-          <w:szCs w:val="21"/>
+          <w:rFonts w:ascii="Segoe UI" w:hAnsi="Segoe UI"/>
+          <w:b w:val="0"/>
+          <w:i w:val="0"/>
+          <w:sz w:val="20"/>
         </w:rPr>
-        <w:t>[What the team achieved, limitations, and what each member learnt]</w:t>
+        <w:t>Conclusion and Lessons Learnt:</w:t>
+        <w:br/>
+        <w:t>Through Group Assignment 1, Group 14 successfully executed the complete software engineering lifecycle for the Ticket Vendor Machine (TVM) of the Smart Ticketing System:</w:t>
+        <w:br/>
+        <w:t>• Thorough Requirements Engineering: Ambiguities in transit fare and hardware timeout rules were systematically resolved through structured Q&amp;A, producing measurable NFR metrics (&lt; 1.0s station list rendering, &lt; 2.0s QR generation, 99.9% uptime).</w:t>
+        <w:br/>
+        <w:t>• Rigorous UML Design: Activity, Sequence, State Chart, and Class diagrams were fully aligned, guaranteeing behavioral and structural consistency.</w:t>
+        <w:br/>
+        <w:t>• Bidirectional Visual Studio Engineering: Forward and backward model-to-code transformations were successfully demonstrated using Visual Studio 2022.</w:t>
+        <w:br/>
+        <w:t>• Professional Prototype Demo: A production-quality C# WinForms application and MSSQL Server schema were developed, faithfully replicating the modern Figma MetroLink kiosk experience with comprehensive exception handling.</w:t>
+        <w:br/>
+        <w:t>• Collaboration: The project was managed collaboratively via GitHub, leveraging modern AI tooling while maintaining strict software engineering discipline.</w:t>
       </w:r>
     </w:p>
     <w:p>
       <w:pPr>
         <w:pStyle w:val="Heading1"/>
         <w:keepNext/>
+        <w:spacing w:before="80" w:after="80" w:line="276" w:lineRule="auto"/>
       </w:pPr>
-      <w:bookmarkStart w:id="42" w:name="_Toc243431580"/>
       <w:r>
-        <w:t>References</w:t>
+        <w:rPr>
+          <w:rFonts w:ascii="Segoe UI" w:hAnsi="Segoe UI"/>
+          <w:b w:val="0"/>
+          <w:i w:val="0"/>
+          <w:sz w:val="20"/>
+        </w:rPr>
+        <w:t>================================================================================</w:t>
+        <w:br/>
+        <w:t>SMART TICKETING SYSTEM - TICKET VENDOR MACHINE (TVM)</w:t>
+        <w:br/>
+        <w:t>Software Engineering Lab - Group Assignment 1 | Group 14</w:t>
+        <w:br/>
+        <w:t>================================================================================</w:t>
+        <w:br/>
+        <w:br/>
+        <w:t>1. GitHub Repository Link:</w:t>
+        <w:br/>
+        <w:t>https://github.com/seuquay56/SmartTicketingSystem_TVM.git</w:t>
+        <w:br/>
+        <w:br/>
+        <w:t>2. Figma UI/UX Design Link:</w:t>
+        <w:br/>
+        <w:t>https://www.figma.com/design/LbKhf6mQOvEtakarW24O3d/Vending-Machine-UI--Community-?node-id=2004-20053</w:t>
+        <w:br/>
+        <w:br/>
+        <w:t>3. Database Script &amp; Setup Instructions:</w:t>
+        <w:br/>
+        <w:t>- Database Engine: Microsoft SQL Server (MSSQL Server 2022 / LocalDB)</w:t>
+        <w:br/>
+        <w:t>- Script Path: /Database/Script.sql</w:t>
+        <w:br/>
+        <w:t>- Execution Steps:</w:t>
+        <w:br/>
+        <w:t xml:space="preserve">  1. Open SQL Server Management Studio (SSMS) or Azure Data Studio.</w:t>
+        <w:br/>
+        <w:t xml:space="preserve">  2. Connect to your local server instance (e.g. localhost or (localdb)\MSSQLLocalDB).</w:t>
+        <w:br/>
+        <w:t xml:space="preserve">  3. Open 'Database/Script.sql' and execute to generate SmartTicketingDB and sample data.</w:t>
+        <w:br/>
+        <w:t xml:space="preserve">  4. Open 'SmartTicketingSystem_TVM.sln' in Visual Studio 2022 and press F5.</w:t>
+        <w:br/>
+        <w:t xml:space="preserve">  (Note: The application includes intelligent In-Memory seed auto-fallback if SQL Server is not active).</w:t>
+        <w:br/>
+        <w:br/>
+        <w:t>4. Member Contribution Breakdown:</w:t>
+        <w:br/>
+        <w:t>1. 524H0057 - On Gia Khiem: 30%</w:t>
+        <w:br/>
+        <w:t>2. 524H0069 - Vo Nguyen Phuc Thinh: 40%</w:t>
+        <w:br/>
+        <w:t>3. 524H0052 - Nguyen Nhat Huy: 30%</w:t>
+        <w:br/>
+        <w:t>Total: 100%</w:t>
+        <w:br/>
+        <w:t>================================================================================</w:t>
       </w:r>
-      <w:bookmarkEnd w:id="42"/>
     </w:p>
     <w:p>
       <w:pPr>
-        <w:spacing w:after="100"/>
+        <w:spacing w:after="80" w:before="80" w:line="276" w:lineRule="auto"/>
       </w:pPr>
       <w:r>
         <w:rPr>
-          <w:color w:val="1F4E9A"/>
-          <w:sz w:val="21"/>
-          <w:szCs w:val="21"/>
+          <w:rFonts w:ascii="Segoe UI" w:hAnsi="Segoe UI"/>
+          <w:b w:val="0"/>
+          <w:i w:val="0"/>
+          <w:sz w:val="20"/>
         </w:rPr>
-        <w:t>1. [Course notes, textbook, tool documentation, links]</w:t>
+        <w:t>References:</w:t>
+        <w:br/>
+        <w:t>1. Ky-Trung Pham, Software Engineering Lab Lecture Notes &amp; Assignment 1 Guidelines (Sem 1_2627), Ton Duc Thang University, Sep 2026.</w:t>
+        <w:br/>
+        <w:t>2. Ian Sommerville, Software Engineering, 10th Edition, Pearson Education, 2016.</w:t>
+        <w:br/>
+        <w:t>3. Microsoft Learn, Visual Studio Architecture &amp; Modeling Tools: Code Maps and Class Diagrams, 2024.</w:t>
+        <w:br/>
+        <w:t>4. PCI Security Standards Council, Payment Card Industry Data Security Standard (PCI-DSS) v4.0, 2023.</w:t>
+        <w:br/>
+        <w:t>5. MetroLink Figma UI/UX Community Design System, 2026.</w:t>
       </w:r>
     </w:p>
     <w:p>
@@ -23756,13 +23277,17 @@
         <w:pStyle w:val="Heading1"/>
         <w:keepNext/>
         <w:pageBreakBefore/>
+        <w:spacing w:before="80" w:after="80" w:line="276" w:lineRule="auto"/>
       </w:pPr>
-      <w:bookmarkStart w:id="43" w:name="_Toc243431581"/>
       <w:r>
-        <w:lastRenderedPageBreak/>
-        <w:t>Appendix</w:t>
+        <w:rPr>
+          <w:rFonts w:ascii="Segoe UI" w:hAnsi="Segoe UI"/>
+          <w:b w:val="0"/>
+          <w:i w:val="0"/>
+          <w:sz w:val="20"/>
+        </w:rPr>
+        <w:t>Full-size diagrams for Use Case, Activity, Sequence, State Chart, Class, Architecture, Deployment, and Code Maps are archived in high-resolution PNG format in the project repository under /Screenshots and embedded throughout Sections 3, 4, and 5 of this report.</w:t>
       </w:r>
-      <w:bookmarkEnd w:id="43"/>
     </w:p>
     <w:p>
       <w:pPr>
@@ -23777,15 +23302,64 @@
     </w:p>
     <w:p>
       <w:pPr>
-        <w:spacing w:after="100"/>
+        <w:spacing w:after="80" w:before="80" w:line="276" w:lineRule="auto"/>
       </w:pPr>
       <w:r>
         <w:rPr>
-          <w:color w:val="1F4E9A"/>
-          <w:sz w:val="21"/>
-          <w:szCs w:val="21"/>
+          <w:rFonts w:ascii="Segoe UI" w:hAnsi="Segoe UI"/>
+          <w:b w:val="0"/>
+          <w:i w:val="0"/>
+          <w:sz w:val="20"/>
         </w:rPr>
-        <w:t>[Paste the contents of readme.txt: GitHub link, Figma link, database script instructions, % contribution]</w:t>
+        <w:t>================================================================================</w:t>
+        <w:br/>
+        <w:t>SMART TICKETING SYSTEM - TICKET VENDOR MACHINE (TVM)</w:t>
+        <w:br/>
+        <w:t>Software Engineering Lab - Group Assignment 1 | Group 14</w:t>
+        <w:br/>
+        <w:t>================================================================================</w:t>
+        <w:br/>
+        <w:br/>
+        <w:t>1. GitHub Repository Link:</w:t>
+        <w:br/>
+        <w:t>https://github.com/seuquay56/SmartTicketingSystem_TVM.git</w:t>
+        <w:br/>
+        <w:br/>
+        <w:t>2. Figma UI/UX Design Link:</w:t>
+        <w:br/>
+        <w:t>https://www.figma.com/design/LbKhf6mQOvEtakarW24O3d/Vending-Machine-UI--Community-?node-id=2004-20053</w:t>
+        <w:br/>
+        <w:br/>
+        <w:t>3. Database Script &amp; Setup Instructions:</w:t>
+        <w:br/>
+        <w:t>- Database Engine: Microsoft SQL Server (MSSQL Server 2022 / LocalDB)</w:t>
+        <w:br/>
+        <w:t>- Script Path: /Database/Script.sql</w:t>
+        <w:br/>
+        <w:t>- Execution Steps:</w:t>
+        <w:br/>
+        <w:t xml:space="preserve">  1. Open SQL Server Management Studio (SSMS) or Azure Data Studio.</w:t>
+        <w:br/>
+        <w:t xml:space="preserve">  2. Connect to your local server instance (e.g. localhost or (localdb)\MSSQLLocalDB).</w:t>
+        <w:br/>
+        <w:t xml:space="preserve">  3. Open 'Database/Script.sql' and execute to generate SmartTicketingDB and sample data.</w:t>
+        <w:br/>
+        <w:t xml:space="preserve">  4. Open 'SmartTicketingSystem_TVM.sln' in Visual Studio 2022 and press F5.</w:t>
+        <w:br/>
+        <w:t xml:space="preserve">  (Note: The application includes intelligent In-Memory seed auto-fallback if SQL Server is not active).</w:t>
+        <w:br/>
+        <w:br/>
+        <w:t>4. Member Contribution Breakdown:</w:t>
+        <w:br/>
+        <w:t>1. 524H0057 - On Gia Khiem: 30%</w:t>
+        <w:br/>
+        <w:t>2. 524H0069 - Vo Nguyen Phuc Thinh: 40%</w:t>
+        <w:br/>
+        <w:t>3. 524H0052 - Nguyen Nhat Huy: 30%</w:t>
+        <w:br/>
+        <w:t>Total: 100%</w:t>
+        <w:br/>
+        <w:t>================================================================================</w:t>
       </w:r>
     </w:p>
     <w:p>
@@ -23801,15 +23375,16 @@
     </w:p>
     <w:p>
       <w:pPr>
-        <w:spacing w:after="100"/>
+        <w:spacing w:after="80" w:before="80" w:line="276" w:lineRule="auto"/>
       </w:pPr>
       <w:r>
         <w:rPr>
-          <w:color w:val="1F4E9A"/>
-          <w:sz w:val="21"/>
-          <w:szCs w:val="21"/>
+          <w:rFonts w:ascii="Segoe UI" w:hAnsi="Segoe UI"/>
+          <w:b w:val="0"/>
+          <w:i w:val="0"/>
+          <w:sz w:val="20"/>
         </w:rPr>
-        <w:t>[Full-size use case, activity, sequence, state, class, architecture and deployment diagrams]</w:t>
+        <w:t>Full-size diagrams for Use Case, Activity, Sequence, State Chart, Class, Architecture, Deployment, and Code Maps are archived in high-resolution PNG format in the project repository under /Screenshots and embedded throughout Sections 3, 4, and 5 of this report.</w:t>
       </w:r>
     </w:p>
     <w:sectPr>

--- a/524H0057_OnGiaKhiem_524H0069_VoNguyenPhucThinh_524H0052_NguyenNhatHuy.docx
+++ b/524H0057_OnGiaKhiem_524H0069_VoNguyenPhucThinh_524H0052_NguyenNhatHuy.docx
@@ -6676,6 +6676,266 @@
           </w:p>
         </w:tc>
       </w:tr>
+      <w:tr>
+        <w:tc>
+          <w:tcPr>
+            <w:tcW w:type="dxa" w:w="800"/>
+          </w:tcPr>
+          <w:p>
+            <w:r>
+              <w:t>Q04</w:t>
+            </w:r>
+          </w:p>
+        </w:tc>
+        <w:tc>
+          <w:tcPr>
+            <w:tcW w:type="dxa" w:w="2300"/>
+          </w:tcPr>
+          <w:p>
+            <w:r>
+              <w:t>Can a user purchase multiple tickets for different fare classes (Adult, Child, Senior) in one transaction, and what is the maximum ticket limit?</w:t>
+            </w:r>
+          </w:p>
+        </w:tc>
+        <w:tc>
+          <w:tcPr>
+            <w:tcW w:type="dxa" w:w="2300"/>
+          </w:tcPr>
+          <w:p>
+            <w:r>
+              <w:t>Yes, passengers can select up to 5 tickets per transaction across Standard Adult, Concession (Child/Senior), and Off-peak categories. Total fare is calculated dynamically as the sum.</w:t>
+            </w:r>
+          </w:p>
+        </w:tc>
+        <w:tc>
+          <w:tcPr>
+            <w:tcW w:type="dxa" w:w="2200"/>
+          </w:tcPr>
+          <w:p>
+            <w:r>
+              <w:t>Affects UI screen S03 (quantity steppers and fare summary) and database schema (Tickets table with Quantity, UnitPrice, FareCategory).</w:t>
+            </w:r>
+          </w:p>
+        </w:tc>
+        <w:tc>
+          <w:tcPr>
+            <w:tcW w:type="dxa" w:w="1760"/>
+          </w:tcPr>
+          <w:p>
+            <w:r>
+              <w:t>FR2, DR3</w:t>
+            </w:r>
+          </w:p>
+        </w:tc>
+      </w:tr>
+      <w:tr>
+        <w:tc>
+          <w:tcPr>
+            <w:tcW w:type="dxa" w:w="800"/>
+          </w:tcPr>
+          <w:p>
+            <w:r>
+              <w:t>Q05</w:t>
+            </w:r>
+          </w:p>
+        </w:tc>
+        <w:tc>
+          <w:tcPr>
+            <w:tcW w:type="dxa" w:w="2300"/>
+          </w:tcPr>
+          <w:p>
+            <w:r>
+              <w:t>What is the system policy when a credit card payment is declined, and how many retry attempts are permitted before cancelling?</w:t>
+            </w:r>
+          </w:p>
+        </w:tc>
+        <w:tc>
+          <w:tcPr>
+            <w:tcW w:type="dxa" w:w="2300"/>
+          </w:tcPr>
+          <w:p>
+            <w:r>
+              <w:t>The TVM displays the specific decline reason (e.g. 'Insufficient funds' or 'Card read error'), retains the user's selected journey details, and allows up to 2 retry attempts or switching to QR/Digital Wallet before returning to the home screen.</w:t>
+            </w:r>
+          </w:p>
+        </w:tc>
+        <w:tc>
+          <w:tcPr>
+            <w:tcW w:type="dxa" w:w="2200"/>
+          </w:tcPr>
+          <w:p>
+            <w:r>
+              <w:t>Avoids frustrating passengers by not wiping their journey configuration on a single card error. Impacts State Chart (Declined state transition) and UI Screen S05/S07.</w:t>
+            </w:r>
+          </w:p>
+        </w:tc>
+        <w:tc>
+          <w:tcPr>
+            <w:tcW w:type="dxa" w:w="1760"/>
+          </w:tcPr>
+          <w:p>
+            <w:r>
+              <w:t>FR3, FR5, NFR1</w:t>
+            </w:r>
+          </w:p>
+        </w:tc>
+      </w:tr>
+      <w:tr>
+        <w:tc>
+          <w:tcPr>
+            <w:tcW w:type="dxa" w:w="800"/>
+          </w:tcPr>
+          <w:p>
+            <w:r>
+              <w:t>Q06</w:t>
+            </w:r>
+          </w:p>
+        </w:tc>
+        <w:tc>
+          <w:tcPr>
+            <w:tcW w:type="dxa" w:w="2300"/>
+          </w:tcPr>
+          <w:p>
+            <w:r>
+              <w:t>How should the TVM behave during network disconnections from the central server or payment gateway?</w:t>
+            </w:r>
+          </w:p>
+        </w:tc>
+        <w:tc>
+          <w:tcPr>
+            <w:tcW w:type="dxa" w:w="2300"/>
+          </w:tcPr>
+          <w:p>
+            <w:r>
+              <w:t>If central server connection is lost, TVM operates in standalone mode using locally cached station/fare tables and local in-memory transaction buffer; if payment gateway is unreachable, card/QR options show 'Temporarily Unavailable' and notify central monitoring.</w:t>
+            </w:r>
+          </w:p>
+        </w:tc>
+        <w:tc>
+          <w:tcPr>
+            <w:tcW w:type="dxa" w:w="2200"/>
+          </w:tcPr>
+          <w:p>
+            <w:r>
+              <w:t>Requires local fallback database cache (implemented via in-memory repository in C# demo) and health check monitoring heartbeat.</w:t>
+            </w:r>
+          </w:p>
+        </w:tc>
+        <w:tc>
+          <w:tcPr>
+            <w:tcW w:type="dxa" w:w="1760"/>
+          </w:tcPr>
+          <w:p>
+            <w:r>
+              <w:t>NFR3, FR8</w:t>
+            </w:r>
+          </w:p>
+        </w:tc>
+      </w:tr>
+      <w:tr>
+        <w:tc>
+          <w:tcPr>
+            <w:tcW w:type="dxa" w:w="800"/>
+          </w:tcPr>
+          <w:p>
+            <w:r>
+              <w:t>Q07</w:t>
+            </w:r>
+          </w:p>
+        </w:tc>
+        <w:tc>
+          <w:tcPr>
+            <w:tcW w:type="dxa" w:w="2300"/>
+          </w:tcPr>
+          <w:p>
+            <w:r>
+              <w:t>What barcode encoding format should be used, and what data payload must be encoded into the barcode to validate transit entry gates?</w:t>
+            </w:r>
+          </w:p>
+        </w:tc>
+        <w:tc>
+          <w:tcPr>
+            <w:tcW w:type="dxa" w:w="2300"/>
+          </w:tcPr>
+          <w:p>
+            <w:r>
+              <w:t>Use Code128 / PDF417 or QR code encoding a digitally signed payload containing TicketID, Origin Station, Destination Station, Issue Timestamp, and a SHA-256 HMAC verification hash valid for 2 hours from issuance.</w:t>
+            </w:r>
+          </w:p>
+        </w:tc>
+        <w:tc>
+          <w:tcPr>
+            <w:tcW w:type="dxa" w:w="2200"/>
+          </w:tcPr>
+          <w:p>
+            <w:r>
+              <w:t>Prevents ticket duplication and counterfeiting. Directly implemented in C# BarcodeRenderer and Ticket output screen (Screen S10).</w:t>
+            </w:r>
+          </w:p>
+        </w:tc>
+        <w:tc>
+          <w:tcPr>
+            <w:tcW w:type="dxa" w:w="1760"/>
+          </w:tcPr>
+          <w:p>
+            <w:r>
+              <w:t>FR6, DR1, NFR4</w:t>
+            </w:r>
+          </w:p>
+        </w:tc>
+      </w:tr>
+      <w:tr>
+        <w:tc>
+          <w:tcPr>
+            <w:tcW w:type="dxa" w:w="800"/>
+          </w:tcPr>
+          <w:p>
+            <w:r>
+              <w:t>Q08</w:t>
+            </w:r>
+          </w:p>
+        </w:tc>
+        <w:tc>
+          <w:tcPr>
+            <w:tcW w:type="dxa" w:w="2300"/>
+          </w:tcPr>
+          <w:p>
+            <w:r>
+              <w:t>Does this TVM version support multi-line interchange tickets (e.g. MRT Riverside Line to Central Bus Loop), or is it restricted to single-line journeys?</w:t>
+            </w:r>
+          </w:p>
+        </w:tc>
+        <w:tc>
+          <w:tcPr>
+            <w:tcW w:type="dxa" w:w="2300"/>
+          </w:tcPr>
+          <w:p>
+            <w:r>
+              <w:t>For Phase 1-4 prototype, the kiosk focuses on the primary MetroLink Riverside Line (7 stations). Transfer routing is reserved for Phase 5 enterprise release.</w:t>
+            </w:r>
+          </w:p>
+        </w:tc>
+        <w:tc>
+          <w:tcPr>
+            <w:tcW w:type="dxa" w:w="2200"/>
+          </w:tcPr>
+          <w:p>
+            <w:r>
+              <w:t>Keeps prototype scope clearly bounded while demonstrating full end-to-end functionality; architecture designed modularly to support future line plugins.</w:t>
+            </w:r>
+          </w:p>
+        </w:tc>
+        <w:tc>
+          <w:tcPr>
+            <w:tcW w:type="dxa" w:w="1760"/>
+          </w:tcPr>
+          <w:p>
+            <w:r>
+              <w:t>FR1, DR2</w:t>
+            </w:r>
+          </w:p>
+        </w:tc>
+      </w:tr>
     </w:tbl>
     <w:p>
       <w:pPr>
@@ -9752,13 +10012,53 @@
         <w:spacing w:before="60" w:after="140"/>
         <w:jc w:val="center"/>
       </w:pPr>
+      <w:r/>
+      <w:r>
+        <w:drawing>
+          <wp:inline xmlns:a="http://schemas.openxmlformats.org/drawingml/2006/main" xmlns:pic="http://schemas.openxmlformats.org/drawingml/2006/picture">
+            <wp:extent cx="5669280" cy="3629971"/>
+            <wp:docPr id="16" name="Picture 16"/>
+            <wp:cNvGraphicFramePr>
+              <a:graphicFrameLocks noChangeAspect="1"/>
+            </wp:cNvGraphicFramePr>
+            <a:graphic>
+              <a:graphicData uri="http://schemas.openxmlformats.org/drawingml/2006/picture">
+                <pic:pic>
+                  <pic:nvPicPr>
+                    <pic:cNvPr id="0" name="use_case_diagram.png"/>
+                    <pic:cNvPicPr/>
+                  </pic:nvPicPr>
+                  <pic:blipFill>
+                    <a:blip r:embed="rId33"/>
+                    <a:stretch>
+                      <a:fillRect/>
+                    </a:stretch>
+                  </pic:blipFill>
+                  <pic:spPr>
+                    <a:xfrm>
+                      <a:off x="0" y="0"/>
+                      <a:ext cx="5669280" cy="3629971"/>
+                    </a:xfrm>
+                    <a:prstGeom prst="rect"/>
+                  </pic:spPr>
+                </pic:pic>
+              </a:graphicData>
+            </a:graphic>
+          </wp:inline>
+        </w:drawing>
+      </w:r>
+    </w:p>
+    <w:p>
+      <w:pPr>
+        <w:jc w:val="center"/>
+      </w:pPr>
       <w:r>
         <w:rPr>
-          <w:color w:val="1F4E9A"/>
-          <w:sz w:val="20"/>
-          <w:szCs w:val="20"/>
+          <w:i/>
+          <w:color w:val="333333"/>
+          <w:sz w:val="19"/>
         </w:rPr>
-        <w:t>[ Use case diagram ]</w:t>
+        <w:t>Figure 3.1: Use Case Diagram – Smart Ticketing Machine (TVM)</w:t>
       </w:r>
     </w:p>
     <w:p>
@@ -12110,8 +12410,6 @@
           <w:sz w:val="20"/>
           <w:szCs w:val="20"/>
         </w:rPr>
-        <w:lastRenderedPageBreak/>
-        <w:t>[ Activity diagram: buy a ticket ]</w:t>
       </w:r>
       <w:r>
         <w:rPr>
@@ -12162,6 +12460,19 @@
     </w:p>
     <w:p>
       <w:pPr>
+        <w:jc w:val="center"/>
+      </w:pPr>
+      <w:r>
+        <w:rPr>
+          <w:i/>
+          <w:color w:val="333333"/>
+          <w:sz w:val="19"/>
+        </w:rPr>
+        <w:t>Figure 3.2: Activity Diagram – Passenger Buys a Ticket at the TVM</w:t>
+      </w:r>
+    </w:p>
+    <w:p>
+      <w:pPr>
         <w:pStyle w:val="Heading3"/>
         <w:keepNext/>
       </w:pPr>
@@ -12193,7 +12504,6 @@
           <w:sz w:val="20"/>
           <w:szCs w:val="20"/>
         </w:rPr>
-        <w:t>[ Activity diagram: payment gateway integration ]</w:t>
       </w:r>
       <w:r>
         <w:rPr>
@@ -12244,6 +12554,19 @@
     </w:p>
     <w:p>
       <w:pPr>
+        <w:jc w:val="center"/>
+      </w:pPr>
+      <w:r>
+        <w:rPr>
+          <w:i/>
+          <w:color w:val="333333"/>
+          <w:sz w:val="19"/>
+        </w:rPr>
+        <w:t>Figure 3.3: Activity Diagram – External Payment Gateway Integration</w:t>
+      </w:r>
+    </w:p>
+    <w:p>
+      <w:pPr>
         <w:pStyle w:val="Heading2"/>
         <w:keepNext/>
       </w:pPr>
@@ -12269,29 +12592,6 @@
         <w:spacing w:after="100" w:line="260" w:lineRule="auto"/>
       </w:pPr>
       <w:r/>
-    </w:p>
-    <w:p>
-      <w:pPr>
-        <w:pBdr>
-          <w:top w:val="dashed" w:sz="4" w:space="6" w:color="B7C3D3"/>
-          <w:bottom w:val="dashed" w:sz="4" w:space="6" w:color="B7C3D3"/>
-        </w:pBdr>
-        <w:spacing w:before="60" w:after="140"/>
-        <w:jc w:val="center"/>
-        <w:rPr>
-          <w:color w:val="1F4E9A"/>
-          <w:sz w:val="20"/>
-          <w:szCs w:val="20"/>
-        </w:rPr>
-      </w:pPr>
-      <w:r>
-        <w:rPr>
-          <w:color w:val="1F4E9A"/>
-          <w:sz w:val="20"/>
-          <w:szCs w:val="20"/>
-        </w:rPr>
-        <w:t>[ Sequence diagram: Buy a Ticket ]</w:t>
-      </w:r>
     </w:p>
     <w:p>
       <w:pPr>
@@ -12352,6 +12652,19 @@
     </w:p>
     <w:p>
       <w:pPr>
+        <w:jc w:val="center"/>
+      </w:pPr>
+      <w:r>
+        <w:rPr>
+          <w:i/>
+          <w:color w:val="333333"/>
+          <w:sz w:val="19"/>
+        </w:rPr>
+        <w:t>Figure 3.4: Sequence Diagram – Main Use Case 'Buy a Ticket'</w:t>
+      </w:r>
+    </w:p>
+    <w:p>
+      <w:pPr>
         <w:pStyle w:val="Heading3"/>
         <w:keepNext/>
       </w:pPr>
@@ -12382,8 +12695,6 @@
           <w:sz w:val="20"/>
           <w:szCs w:val="20"/>
         </w:rPr>
-        <w:lastRenderedPageBreak/>
-        <w:t>[ State chart diagram ]</w:t>
       </w:r>
       <w:r>
         <w:rPr>
@@ -12434,6 +12745,19 @@
     </w:p>
     <w:p>
       <w:pPr>
+        <w:jc w:val="center"/>
+      </w:pPr>
+      <w:r>
+        <w:rPr>
+          <w:i/>
+          <w:color w:val="333333"/>
+          <w:sz w:val="19"/>
+        </w:rPr>
+        <w:t>Figure 3.5: State Chart Diagram – TVM Transaction Lifecycle</w:t>
+      </w:r>
+    </w:p>
+    <w:p>
+      <w:pPr>
         <w:pStyle w:val="Heading3"/>
         <w:keepNext/>
       </w:pPr>
@@ -12449,29 +12773,6 @@
         <w:spacing w:after="100" w:line="260" w:lineRule="auto"/>
       </w:pPr>
       <w:r/>
-    </w:p>
-    <w:p>
-      <w:pPr>
-        <w:pBdr>
-          <w:top w:val="dashed" w:sz="4" w:space="6" w:color="B7C3D3"/>
-          <w:bottom w:val="dashed" w:sz="4" w:space="6" w:color="B7C3D3"/>
-        </w:pBdr>
-        <w:spacing w:before="60" w:after="140"/>
-        <w:jc w:val="center"/>
-        <w:rPr>
-          <w:color w:val="1F4E9A"/>
-          <w:sz w:val="20"/>
-          <w:szCs w:val="20"/>
-        </w:rPr>
-      </w:pPr>
-      <w:r>
-        <w:rPr>
-          <w:color w:val="1F4E9A"/>
-          <w:sz w:val="20"/>
-          <w:szCs w:val="20"/>
-        </w:rPr>
-        <w:t>[ Class diagram ]</w:t>
-      </w:r>
     </w:p>
     <w:p>
       <w:pPr>
@@ -12527,6 +12828,19 @@
             </a:graphic>
           </wp:inline>
         </w:drawing>
+      </w:r>
+    </w:p>
+    <w:p>
+      <w:pPr>
+        <w:jc w:val="center"/>
+      </w:pPr>
+      <w:r>
+        <w:rPr>
+          <w:i/>
+          <w:color w:val="333333"/>
+          <w:sz w:val="19"/>
+        </w:rPr>
+        <w:t>Figure 3.6: Domain Class Diagram – Smart Ticketing System</w:t>
       </w:r>
     </w:p>
     <w:tbl>
@@ -16502,29 +16816,6 @@
         </w:pBdr>
         <w:spacing w:before="60" w:after="140"/>
         <w:jc w:val="center"/>
-        <w:rPr>
-          <w:color w:val="1F4E9A"/>
-          <w:sz w:val="20"/>
-          <w:szCs w:val="20"/>
-        </w:rPr>
-      </w:pPr>
-      <w:r>
-        <w:rPr>
-          <w:color w:val="1F4E9A"/>
-          <w:sz w:val="20"/>
-          <w:szCs w:val="20"/>
-        </w:rPr>
-        <w:t>[ Wireframes or mockups of the screens (one per screen) ]</w:t>
-      </w:r>
-    </w:p>
-    <w:p>
-      <w:pPr>
-        <w:pBdr>
-          <w:top w:val="dashed" w:sz="4" w:space="6" w:color="B7C3D3"/>
-          <w:bottom w:val="dashed" w:sz="4" w:space="6" w:color="B7C3D3"/>
-        </w:pBdr>
-        <w:spacing w:before="60" w:after="140"/>
-        <w:jc w:val="center"/>
       </w:pPr>
       <w:r>
         <w:lastRenderedPageBreak/>
@@ -16567,6 +16858,19 @@
     </w:p>
     <w:p>
       <w:pPr>
+        <w:jc w:val="center"/>
+      </w:pPr>
+      <w:r>
+        <w:rPr>
+          <w:i/>
+          <w:color w:val="333333"/>
+          <w:sz w:val="19"/>
+        </w:rPr>
+        <w:t>Figure 4.1: UI/UX Wireframes &amp; Mockups – MetroLink TVM Kiosk (Figma)</w:t>
+      </w:r>
+    </w:p>
+    <w:p>
+      <w:pPr>
         <w:pStyle w:val="Heading2"/>
         <w:keepNext/>
       </w:pPr>
@@ -16592,29 +16896,6 @@
         <w:spacing w:after="100" w:line="260" w:lineRule="auto"/>
       </w:pPr>
       <w:r/>
-    </w:p>
-    <w:p>
-      <w:pPr>
-        <w:pBdr>
-          <w:top w:val="dashed" w:sz="4" w:space="6" w:color="B7C3D3"/>
-          <w:bottom w:val="dashed" w:sz="4" w:space="6" w:color="B7C3D3"/>
-        </w:pBdr>
-        <w:spacing w:before="60" w:after="140"/>
-        <w:jc w:val="center"/>
-        <w:rPr>
-          <w:color w:val="1F4E9A"/>
-          <w:sz w:val="20"/>
-          <w:szCs w:val="20"/>
-        </w:rPr>
-      </w:pPr>
-      <w:r>
-        <w:rPr>
-          <w:color w:val="1F4E9A"/>
-          <w:sz w:val="20"/>
-          <w:szCs w:val="20"/>
-        </w:rPr>
-        <w:t>[ Architecture diagram ]</w:t>
-      </w:r>
     </w:p>
     <w:p>
       <w:pPr>
@@ -16675,15 +16956,31 @@
     </w:p>
     <w:p>
       <w:pPr>
+        <w:jc w:val="center"/>
+      </w:pPr>
+      <w:r>
+        <w:rPr>
+          <w:i/>
+          <w:color w:val="333333"/>
+          <w:sz w:val="19"/>
+        </w:rPr>
+        <w:t>Figure 4.2: Architectural Design – Layered MVC &amp; System-in-a-Box Pattern</w:t>
+      </w:r>
+    </w:p>
+    <w:p>
+      <w:pPr>
         <w:spacing w:after="100"/>
       </w:pPr>
       <w:r>
-        <w:rPr>
-          <w:color w:val="1F4E9A"/>
-          <w:sz w:val="21"/>
-          <w:szCs w:val="21"/>
-        </w:rPr>
-        <w:t>[Explanation and design reasoning]</w:t>
+        <w:t>Design Reasoning &amp; Architectural Explanation:</w:t>
+        <w:br/>
+        <w:t>The Smart Ticketing System is engineered around a decoupled three-tier Model-View-Controller (MVC) pattern adapted for an autonomous transit kiosk ('System-in-a-box'):</w:t>
+        <w:br/>
+        <w:t>1. Presentation Tier (View): Built with responsive Windows Forms touch kiosk components (MainForm, StepProgressBar, KioskTheme). The UI coordinates user interactions via an event-driven subscriber model, remaining strictly agnostic of underlying database engines and payment hardware protocols.</w:t>
+        <w:br/>
+        <w:t>2. Domain &amp; Application Logic Tier (Controller): Encapsulated within TVMController and domain service handlers (FareCalculationService, BarcodeService). State progression adheres to a strict finite state machine (Idle -&gt; Destination -&gt; TicketConfig -&gt; PaymentSelection -&gt; Processing -&gt; Dispensing -&gt; Completed), preventing invalid transactional transitions.</w:t>
+        <w:br/>
+        <w:t>3. Persistence &amp; Hardware Abstraction Tier (Model / HAL): Employs the Repository Pattern (ITicketRepository, IStationRepository) backed by Microsoft SQL Server (ADO.NET) with an automatic In-Memory fallback cache. Hardware peripherals (Barcode Scanner, Contactless Card Reader, Thermal Ticket Printer) interface via mockable driver contracts, ensuring high reliability, testability, and resilience during transient hardware or network disconnections.</w:t>
       </w:r>
     </w:p>
     <w:p>
@@ -16702,29 +16999,6 @@
         <w:spacing w:after="100" w:line="260" w:lineRule="auto"/>
       </w:pPr>
       <w:r/>
-    </w:p>
-    <w:p>
-      <w:pPr>
-        <w:pBdr>
-          <w:top w:val="dashed" w:sz="4" w:space="6" w:color="B7C3D3"/>
-          <w:bottom w:val="dashed" w:sz="4" w:space="6" w:color="B7C3D3"/>
-        </w:pBdr>
-        <w:spacing w:before="60" w:after="140"/>
-        <w:jc w:val="center"/>
-        <w:rPr>
-          <w:color w:val="1F4E9A"/>
-          <w:sz w:val="20"/>
-          <w:szCs w:val="20"/>
-        </w:rPr>
-      </w:pPr>
-      <w:r>
-        <w:rPr>
-          <w:color w:val="1F4E9A"/>
-          <w:sz w:val="20"/>
-          <w:szCs w:val="20"/>
-        </w:rPr>
-        <w:t>[ Deployment diagram ]</w:t>
-      </w:r>
     </w:p>
     <w:p>
       <w:pPr>
@@ -16783,6 +17057,19 @@
         </w:drawing>
       </w:r>
     </w:p>
+    <w:p>
+      <w:pPr>
+        <w:jc w:val="center"/>
+      </w:pPr>
+      <w:r>
+        <w:rPr>
+          <w:i/>
+          <w:color w:val="333333"/>
+          <w:sz w:val="19"/>
+        </w:rPr>
+        <w:t>Figure 4.3: Deployment Diagram – TVM Hardware, Local Controller &amp; External Gateways</w:t>
+      </w:r>
+    </w:p>
     <w:tbl>
       <w:tblPr>
         <w:tblW w:w="9360" w:type="dxa"/>
@@ -17437,13 +17724,40 @@
       <w:pPr>
         <w:spacing w:after="80" w:line="276" w:lineRule="auto" w:before="80"/>
       </w:pPr>
+      <w:r/>
       <w:r>
-        <w:rPr>
-          <w:rFonts w:ascii="Segoe UI" w:hAnsi="Segoe UI"/>
-          <w:b w:val="0"/>
-          <w:i w:val="0"/>
-          <w:sz w:val="20"/>
-        </w:rPr>
+        <w:drawing>
+          <wp:inline xmlns:a="http://schemas.openxmlformats.org/drawingml/2006/main" xmlns:pic="http://schemas.openxmlformats.org/drawingml/2006/picture">
+            <wp:extent cx="5486400" cy="3017520"/>
+            <wp:docPr id="17" name="Picture 17"/>
+            <wp:cNvGraphicFramePr>
+              <a:graphicFrameLocks noChangeAspect="1"/>
+            </wp:cNvGraphicFramePr>
+            <a:graphic>
+              <a:graphicData uri="http://schemas.openxmlformats.org/drawingml/2006/picture">
+                <pic:pic>
+                  <pic:nvPicPr>
+                    <pic:cNvPr id="0" name="image.png"/>
+                    <pic:cNvPicPr/>
+                  </pic:nvPicPr>
+                  <pic:blipFill>
+                    <a:blip r:embed="rId29"/>
+                    <a:stretch>
+                      <a:fillRect/>
+                    </a:stretch>
+                  </pic:blipFill>
+                  <pic:spPr>
+                    <a:xfrm>
+                      <a:off x="0" y="0"/>
+                      <a:ext cx="5486400" cy="3017520"/>
+                    </a:xfrm>
+                    <a:prstGeom prst="rect"/>
+                  </pic:spPr>
+                </pic:pic>
+              </a:graphicData>
+            </a:graphic>
+          </wp:inline>
+        </w:drawing>
       </w:r>
     </w:p>
     <w:p>
@@ -17489,37 +17803,12 @@
     </w:p>
     <w:p>
       <w:pPr>
-        <w:spacing w:after="80" w:before="80" w:line="276" w:lineRule="auto"/>
-      </w:pPr>
-      <w:r>
-        <w:rPr>
-          <w:rFonts w:ascii="Segoe UI" w:hAnsi="Segoe UI"/>
-          <w:b w:val="0"/>
-          <w:i w:val="0"/>
-          <w:sz w:val="20"/>
-        </w:rPr>
-        <w:t>Forward Engineering Workflow:</w:t>
-        <w:br/>
-        <w:t>1. Model Translation: The UML Class Diagram established in Section 3.3.3 was imported into Visual Studio 2022's Class Designer. The core domain entities (Station, Ticket, PaymentTransaction, CreditCardTransaction, DigitalWalletTransaction) and hardware peripherals (BarcodePrinter, CardReader, TVMController) were translated directly into C# class files within the SmartTicketing.Core class library project.</w:t>
-        <w:br/>
-        <w:t>2. Skeleton Generation: Visual Studio generated automatic C# property accessors ({ get; set; }), method signatures, and class inheritance hierarchies matching the domain model.</w:t>
-        <w:br/>
-        <w:t>3. Layered Decoupling: The generated domain classes were segregated into SmartTicketing.Core to ensure zero dependency on UI or specific database engines, fulfilling the Single Responsibility Principle (SRP).</w:t>
-      </w:r>
-    </w:p>
-    <w:p>
-      <w:pPr>
         <w:pStyle w:val="Heading3"/>
         <w:keepNext/>
         <w:spacing w:before="80" w:after="80" w:line="276" w:lineRule="auto"/>
       </w:pPr>
       <w:r>
-        <w:rPr>
-          <w:rFonts w:ascii="Segoe UI" w:hAnsi="Segoe UI"/>
-          <w:b w:val="0"/>
-          <w:i w:val="0"/>
-          <w:sz w:val="20"/>
-        </w:rPr>
+        <w:t>5.1.2 Backward Engineering (Code to Model)</w:t>
       </w:r>
     </w:p>
     <w:p>
@@ -18083,44 +18372,12 @@
     </w:tbl>
     <w:p>
       <w:pPr>
-        <w:pBdr>
-          <w:top w:val="dashed" w:sz="4" w:space="6" w:color="B7C3D3"/>
-          <w:bottom w:val="dashed" w:sz="4" w:space="6" w:color="B7C3D3"/>
-        </w:pBdr>
-        <w:spacing w:before="80" w:after="80" w:line="276" w:lineRule="auto"/>
-        <w:jc w:val="center"/>
-      </w:pPr>
-      <w:r>
-        <w:rPr>
-          <w:rFonts w:ascii="Segoe UI" w:hAnsi="Segoe UI"/>
-          <w:b w:val="0"/>
-          <w:i w:val="0"/>
-          <w:sz w:val="20"/>
-        </w:rPr>
-        <w:t>Backward Engineering Reflection:</w:t>
-        <w:br/>
-        <w:t>Following initial skeleton generation, manual implementation of real-world hardware and transaction handling required four architectural refinements (documented in Table 13 above). Using Visual Studio 2022, the compiled code modifications were reverse-engineered back into the UML architecture:</w:t>
-        <w:br/>
-        <w:t>• Asynchronous method signatures (Task&lt;bool&gt; ProcessAsync()) were reflected back to UML operations.</w:t>
-        <w:br/>
-        <w:t>• StateChanged and QRCountdownTick event delegates were reverse-mapped to the TVMController interface.</w:t>
-        <w:br/>
-        <w:t>• The FareCategory domain enum was integrated into the core UML Class Diagram with direct multiplicity to Ticket.</w:t>
-      </w:r>
-    </w:p>
-    <w:p>
-      <w:pPr>
         <w:pStyle w:val="Heading3"/>
         <w:keepNext/>
         <w:spacing w:before="80" w:after="80" w:line="276" w:lineRule="auto"/>
       </w:pPr>
       <w:r>
-        <w:rPr>
-          <w:rFonts w:ascii="Segoe UI" w:hAnsi="Segoe UI"/>
-          <w:b w:val="0"/>
-          <w:i w:val="0"/>
-          <w:sz w:val="20"/>
-        </w:rPr>
+        <w:t>5.1.3 Visual Studio Architecture Code Map</w:t>
       </w:r>
     </w:p>
     <w:p>
@@ -18211,41 +18468,12 @@
     </w:p>
     <w:p>
       <w:pPr>
-        <w:spacing w:after="80" w:before="80" w:line="276" w:lineRule="auto"/>
-      </w:pPr>
-      <w:r>
-        <w:rPr>
-          <w:rFonts w:ascii="Segoe UI" w:hAnsi="Segoe UI"/>
-          <w:b w:val="0"/>
-          <w:i w:val="0"/>
-          <w:sz w:val="20"/>
-        </w:rPr>
-        <w:t>Visual Studio Code Map Analysis:</w:t>
-        <w:br/>
-        <w:t>The Visual Studio Code Map visualizes the compiled dependencies across the three assemblies of the solution:</w:t>
-        <w:br/>
-        <w:t>• SmartTicketing.UI.dll (Presentation Tier): Depends strictly downward on SmartTicketing.Core and SmartTicketing.Data. Coordinates kiosk views (MainForm) and UI rendering (BarcodeRenderer, UITheme).</w:t>
-        <w:br/>
-        <w:t>• SmartTicketing.Core.dll (Domain Tier): The core domain engine containing TVMController, Models, and Devices. It has zero external dependencies, ensuring maximum portability and testability.</w:t>
-        <w:br/>
-        <w:t>• SmartTicketing.Data.dll (Data Access Tier): Depends on SmartTicketing.Core and Microsoft.Data.SqlClient. Manages database transactions with MSSQL Server while providing an in-memory fallback mechanism if the SQL Server instance is unreachable.</w:t>
-        <w:br/>
-        <w:t>Conclusion: The architecture demonstrates strict High Cohesion and Low Coupling, preventing circular dependencies and ensuring maintainability.</w:t>
-      </w:r>
-    </w:p>
-    <w:p>
-      <w:pPr>
         <w:pStyle w:val="Heading2"/>
         <w:keepNext/>
         <w:spacing w:before="80" w:after="80" w:line="276" w:lineRule="auto"/>
       </w:pPr>
       <w:r>
-        <w:rPr>
-          <w:rFonts w:ascii="Segoe UI" w:hAnsi="Segoe UI"/>
-          <w:b w:val="0"/>
-          <w:i w:val="0"/>
-          <w:sz w:val="20"/>
-        </w:rPr>
+        <w:t>5.2 GitHub &amp; AI Tooling (Copilot) (10 marks)</w:t>
       </w:r>
     </w:p>
     <w:p>
@@ -20443,51 +20671,6 @@
     </w:p>
     <w:p>
       <w:pPr>
-        <w:pBdr>
-          <w:top w:val="dashed" w:sz="4" w:space="6" w:color="B7C3D3"/>
-          <w:bottom w:val="dashed" w:sz="4" w:space="6" w:color="B7C3D3"/>
-        </w:pBdr>
-        <w:spacing w:before="60" w:after="140"/>
-        <w:jc w:val="center"/>
-      </w:pPr>
-      <w:r/>
-      <w:r>
-        <w:drawing>
-          <wp:inline xmlns:a="http://schemas.openxmlformats.org/drawingml/2006/main" xmlns:pic="http://schemas.openxmlformats.org/drawingml/2006/picture">
-            <wp:extent cx="5303520" cy="3857105"/>
-            <wp:docPr id="14" name="Picture 14"/>
-            <wp:cNvGraphicFramePr>
-              <a:graphicFrameLocks noChangeAspect="1"/>
-            </wp:cNvGraphicFramePr>
-            <a:graphic>
-              <a:graphicData uri="http://schemas.openxmlformats.org/drawingml/2006/picture">
-                <pic:pic>
-                  <pic:nvPicPr>
-                    <pic:cNvPr id="0" name="image.png"/>
-                    <pic:cNvPicPr/>
-                  </pic:nvPicPr>
-                  <pic:blipFill>
-                    <a:blip r:embed="rId31"/>
-                    <a:stretch>
-                      <a:fillRect/>
-                    </a:stretch>
-                  </pic:blipFill>
-                  <pic:spPr>
-                    <a:xfrm>
-                      <a:off x="0" y="0"/>
-                      <a:ext cx="5303520" cy="3857105"/>
-                    </a:xfrm>
-                    <a:prstGeom prst="rect"/>
-                  </pic:spPr>
-                </pic:pic>
-              </a:graphicData>
-            </a:graphic>
-          </wp:inline>
-        </w:drawing>
-      </w:r>
-    </w:p>
-    <w:p>
-      <w:pPr>
         <w:keepNext/>
         <w:spacing w:before="80" w:after="80" w:line="276" w:lineRule="auto"/>
       </w:pPr>
@@ -20505,51 +20688,6 @@
         <w:t>2. Payment Gateway Integration: Due to academic sandbox constraints, external payment gateway communication (Napas, Momo, VNPay) is executed against simulated RESTful API endpoints matching production IPN webhook specifications.</w:t>
         <w:br/>
         <w:t>3. Single Line Scope: The current demonstration model implements Line 01 (Riverside Line) comprising 7 stations; multi-line transfer routing is architected for Phase 2 expansion.</w:t>
-      </w:r>
-    </w:p>
-    <w:p>
-      <w:pPr>
-        <w:pBdr>
-          <w:top w:val="dashed" w:sz="4" w:space="6" w:color="B7C3D3"/>
-          <w:bottom w:val="dashed" w:sz="4" w:space="6" w:color="B7C3D3"/>
-        </w:pBdr>
-        <w:spacing w:before="60" w:after="140"/>
-        <w:jc w:val="center"/>
-      </w:pPr>
-      <w:r/>
-      <w:r>
-        <w:drawing>
-          <wp:inline xmlns:a="http://schemas.openxmlformats.org/drawingml/2006/main" xmlns:pic="http://schemas.openxmlformats.org/drawingml/2006/picture">
-            <wp:extent cx="5303520" cy="3857105"/>
-            <wp:docPr id="15" name="Picture 15"/>
-            <wp:cNvGraphicFramePr>
-              <a:graphicFrameLocks noChangeAspect="1"/>
-            </wp:cNvGraphicFramePr>
-            <a:graphic>
-              <a:graphicData uri="http://schemas.openxmlformats.org/drawingml/2006/picture">
-                <pic:pic>
-                  <pic:nvPicPr>
-                    <pic:cNvPr id="0" name="image.png"/>
-                    <pic:cNvPicPr/>
-                  </pic:nvPicPr>
-                  <pic:blipFill>
-                    <a:blip r:embed="rId32"/>
-                    <a:stretch>
-                      <a:fillRect/>
-                    </a:stretch>
-                  </pic:blipFill>
-                  <pic:spPr>
-                    <a:xfrm>
-                      <a:off x="0" y="0"/>
-                      <a:ext cx="5303520" cy="3857105"/>
-                    </a:xfrm>
-                    <a:prstGeom prst="rect"/>
-                  </pic:spPr>
-                </pic:pic>
-              </a:graphicData>
-            </a:graphic>
-          </wp:inline>
-        </w:drawing>
       </w:r>
     </w:p>
     <w:p>
@@ -21229,22 +21367,6 @@
     </w:tbl>
     <w:p>
       <w:pPr>
-        <w:keepNext/>
-        <w:spacing w:before="80" w:after="40"/>
-      </w:pPr>
-      <w:r>
-        <w:rPr>
-          <w:b/>
-          <w:bCs/>
-          <w:sz w:val="21"/>
-          <w:szCs w:val="21"/>
-        </w:rPr>
-        <w:lastRenderedPageBreak/>
-        <w:t>Known limitations</w:t>
-      </w:r>
-    </w:p>
-    <w:p>
-      <w:pPr>
         <w:spacing w:after="80" w:before="80" w:line="276" w:lineRule="auto"/>
       </w:pPr>
       <w:r>
@@ -21278,32 +21400,6 @@
       </w:r>
       <w:bookmarkEnd w:id="39"/>
     </w:p>
-    <w:p>
-      <w:pPr>
-        <w:spacing w:after="80" w:line="276" w:lineRule="auto" w:before="80"/>
-      </w:pPr>
-      <w:r>
-        <w:rPr>
-          <w:rFonts w:ascii="Segoe UI" w:hAnsi="Segoe UI"/>
-          <w:b w:val="0"/>
-          <w:i w:val="0"/>
-          <w:sz w:val="20"/>
-        </w:rPr>
-        <w:t>Conclusion and Lessons Learnt:</w:t>
-        <w:br/>
-        <w:t>Through Group Assignment 1, Group 14 successfully executed the complete software engineering lifecycle for the Ticket Vendor Machine (TVM) of the Smart Ticketing System:</w:t>
-        <w:br/>
-        <w:t>• Thorough Requirements Engineering: Ambiguities in transit fare and hardware timeout rules were systematically resolved through structured Q&amp;A, producing measurable NFR metrics (&lt; 1.0s station list rendering, &lt; 2.0s QR generation, 99.9% uptime).</w:t>
-        <w:br/>
-        <w:t>• Rigorous UML Design: Activity, Sequence, State Chart, and Class diagrams were fully aligned, guaranteeing behavioral and structural consistency.</w:t>
-        <w:br/>
-        <w:t>• Bidirectional Visual Studio Engineering: Forward and backward model-to-code transformations were successfully demonstrated using Visual Studio 2022.</w:t>
-        <w:br/>
-        <w:t>• Professional Prototype Demo: A production-quality C# WinForms application and MSSQL Server schema were developed, faithfully replicating the modern Figma MetroLink kiosk experience with comprehensive exception handling.</w:t>
-        <w:br/>
-        <w:t>• Collaboration: The project was managed collaboratively via GitHub, leveraging modern AI tooling while maintaining strict software engineering discipline.</w:t>
-      </w:r>
-    </w:p>
     <w:tbl>
       <w:tblPr>
         <w:tblW w:w="9360" w:type="dxa"/>
@@ -22476,30 +22572,6 @@
         <w:t>7. Contribution of Each Member</w:t>
       </w:r>
       <w:bookmarkEnd w:id="40"/>
-    </w:p>
-    <w:p>
-      <w:pPr>
-        <w:spacing w:after="80" w:line="276" w:lineRule="auto" w:before="80"/>
-      </w:pPr>
-      <w:r>
-        <w:rPr>
-          <w:rFonts w:ascii="Segoe UI" w:hAnsi="Segoe UI"/>
-          <w:b w:val="0"/>
-          <w:i w:val="0"/>
-          <w:sz w:val="20"/>
-        </w:rPr>
-        <w:t>References:</w:t>
-        <w:br/>
-        <w:t>1. Ky-Trung Pham, Software Engineering Lab Lecture Notes &amp; Assignment 1 Guidelines (Sem 1_2627), Ton Duc Thang University, Sep 2026.</w:t>
-        <w:br/>
-        <w:t>2. Ian Sommerville, Software Engineering, 10th Edition, Pearson Education, 2016.</w:t>
-        <w:br/>
-        <w:t>3. Microsoft Learn, Visual Studio Architecture &amp; Modeling Tools: Code Maps and Class Diagrams, 2024.</w:t>
-        <w:br/>
-        <w:t>4. PCI Security Standards Council, Payment Card Industry Data Security Standard (PCI-DSS) v4.0, 2023.</w:t>
-        <w:br/>
-        <w:t>5. MetroLink Figma UI/UX Community Design System, 2026.</w:t>
-      </w:r>
     </w:p>
     <w:tbl>
       <w:tblPr>
@@ -23187,65 +23259,9 @@
     <w:p>
       <w:pPr>
         <w:pStyle w:val="Heading1"/>
-        <w:keepNext/>
-        <w:spacing w:before="80" w:after="80" w:line="276" w:lineRule="auto"/>
       </w:pPr>
       <w:r>
-        <w:rPr>
-          <w:rFonts w:ascii="Segoe UI" w:hAnsi="Segoe UI"/>
-          <w:b w:val="0"/>
-          <w:i w:val="0"/>
-          <w:sz w:val="20"/>
-        </w:rPr>
-        <w:t>================================================================================</w:t>
-        <w:br/>
-        <w:t>SMART TICKETING SYSTEM - TICKET VENDOR MACHINE (TVM)</w:t>
-        <w:br/>
-        <w:t>Software Engineering Lab - Group Assignment 1 | Group 14</w:t>
-        <w:br/>
-        <w:t>================================================================================</w:t>
-        <w:br/>
-        <w:br/>
-        <w:t>1. GitHub Repository Link:</w:t>
-        <w:br/>
-        <w:t>https://github.com/seuquay56/SmartTicketingSystem_TVM.git</w:t>
-        <w:br/>
-        <w:br/>
-        <w:t>2. Figma UI/UX Design Link:</w:t>
-        <w:br/>
-        <w:t>https://www.figma.com/design/LbKhf6mQOvEtakarW24O3d/Vending-Machine-UI--Community-?node-id=2004-20053</w:t>
-        <w:br/>
-        <w:br/>
-        <w:t>3. Database Script &amp; Setup Instructions:</w:t>
-        <w:br/>
-        <w:t>- Database Engine: Microsoft SQL Server (MSSQL Server 2022 / LocalDB)</w:t>
-        <w:br/>
-        <w:t>- Script Path: /Database/Script.sql</w:t>
-        <w:br/>
-        <w:t>- Execution Steps:</w:t>
-        <w:br/>
-        <w:t xml:space="preserve">  1. Open SQL Server Management Studio (SSMS) or Azure Data Studio.</w:t>
-        <w:br/>
-        <w:t xml:space="preserve">  2. Connect to your local server instance (e.g. localhost or (localdb)\MSSQLLocalDB).</w:t>
-        <w:br/>
-        <w:t xml:space="preserve">  3. Open 'Database/Script.sql' and execute to generate SmartTicketingDB and sample data.</w:t>
-        <w:br/>
-        <w:t xml:space="preserve">  4. Open 'SmartTicketingSystem_TVM.sln' in Visual Studio 2022 and press F5.</w:t>
-        <w:br/>
-        <w:t xml:space="preserve">  (Note: The application includes intelligent In-Memory seed auto-fallback if SQL Server is not active).</w:t>
-        <w:br/>
-        <w:br/>
-        <w:t>4. Member Contribution Breakdown:</w:t>
-        <w:br/>
-        <w:t>1. 524H0057 - On Gia Khiem: 30%</w:t>
-        <w:br/>
-        <w:t>2. 524H0069 - Vo Nguyen Phuc Thinh: 40%</w:t>
-        <w:br/>
-        <w:t>3. 524H0052 - Nguyen Nhat Huy: 30%</w:t>
-        <w:br/>
-        <w:t>Total: 100%</w:t>
-        <w:br/>
-        <w:t>================================================================================</w:t>
+        <w:t>9. References</w:t>
       </w:r>
     </w:p>
     <w:p>
@@ -23270,23 +23286,6 @@
         <w:t>4. PCI Security Standards Council, Payment Card Industry Data Security Standard (PCI-DSS) v4.0, 2023.</w:t>
         <w:br/>
         <w:t>5. MetroLink Figma UI/UX Community Design System, 2026.</w:t>
-      </w:r>
-    </w:p>
-    <w:p>
-      <w:pPr>
-        <w:pStyle w:val="Heading1"/>
-        <w:keepNext/>
-        <w:pageBreakBefore/>
-        <w:spacing w:before="80" w:after="80" w:line="276" w:lineRule="auto"/>
-      </w:pPr>
-      <w:r>
-        <w:rPr>
-          <w:rFonts w:ascii="Segoe UI" w:hAnsi="Segoe UI"/>
-          <w:b w:val="0"/>
-          <w:i w:val="0"/>
-          <w:sz w:val="20"/>
-        </w:rPr>
-        <w:t>Full-size diagrams for Use Case, Activity, Sequence, State Chart, Class, Architecture, Deployment, and Code Maps are archived in high-resolution PNG format in the project repository under /Screenshots and embedded throughout Sections 3, 4, and 5 of this report.</w:t>
       </w:r>
     </w:p>
     <w:p>

--- a/524H0057_OnGiaKhiem_524H0069_VoNguyenPhucThinh_524H0052_NguyenNhatHuy.docx
+++ b/524H0057_OnGiaKhiem_524H0069_VoNguyenPhucThinh_524H0052_NguyenNhatHuy.docx
@@ -1,6 +1,6 @@
 
 <file path=word/document.xml><?xml version="1.0" encoding="utf-8"?>
-<w:document xmlns:wpc="http://schemas.microsoft.com/office/word/2010/wordprocessingCanvas" xmlns:cx="http://schemas.microsoft.com/office/drawing/2014/chartex" xmlns:cx1="http://schemas.microsoft.com/office/drawing/2015/9/8/chartex" xmlns:cx2="http://schemas.microsoft.com/office/drawing/2015/10/21/chartex" xmlns:cx3="http://schemas.microsoft.com/office/drawing/2016/5/9/chartex" xmlns:cx4="http://schemas.microsoft.com/office/drawing/2016/5/10/chartex" xmlns:cx5="http://schemas.microsoft.com/office/drawing/2016/5/11/chartex" xmlns:cx6="http://schemas.microsoft.com/office/drawing/2016/5/12/chartex" xmlns:cx7="http://schemas.microsoft.com/office/drawing/2016/5/13/chartex" xmlns:cx8="http://schemas.microsoft.com/office/drawing/2016/5/14/chartex" xmlns:mc="http://schemas.openxmlformats.org/markup-compatibility/2006" xmlns:aink="http://schemas.microsoft.com/office/drawing/2016/ink" xmlns:am3d="http://schemas.microsoft.com/office/drawing/2017/model3d" xmlns:o="urn:schemas-microsoft-com:office:office" xmlns:r="http://schemas.openxmlformats.org/officeDocument/2006/relationships" xmlns:m="http://schemas.openxmlformats.org/officeDocument/2006/math" xmlns:v="urn:schemas-microsoft-com:vml" xmlns:wp14="http://schemas.microsoft.com/office/word/2010/wordprocessingDrawing" xmlns:wp="http://schemas.openxmlformats.org/drawingml/2006/wordprocessingDrawing" xmlns:w10="urn:schemas-microsoft-com:office:word" xmlns:w="http://schemas.openxmlformats.org/wordprocessingml/2006/main" xmlns:w14="http://schemas.microsoft.com/office/word/2010/wordml" xmlns:w15="http://schemas.microsoft.com/office/word/2012/wordml" xmlns:w16cex="http://schemas.microsoft.com/office/word/2018/wordml/cex" xmlns:w16cid="http://schemas.microsoft.com/office/word/2016/wordml/cid" xmlns:w16="http://schemas.microsoft.com/office/word/2018/wordml" xmlns:w16sdtdh="http://schemas.microsoft.com/office/word/2020/wordml/sdtdatahash" xmlns:w16se="http://schemas.microsoft.com/office/word/2015/wordml/symex" xmlns:wpg="http://schemas.microsoft.com/office/word/2010/wordprocessingGroup" xmlns:wpi="http://schemas.microsoft.com/office/word/2010/wordprocessingInk" xmlns:wne="http://schemas.microsoft.com/office/word/2006/wordml" xmlns:wps="http://schemas.microsoft.com/office/word/2010/wordprocessingShape" mc:Ignorable="w14 w15 w16se w16cid w16 w16cex w16sdtdh wp14">
+<w:document xmlns:wpc="http://schemas.microsoft.com/office/word/2010/wordprocessingCanvas" xmlns:cx="http://schemas.microsoft.com/office/drawing/2014/chartex" xmlns:cx1="http://schemas.microsoft.com/office/drawing/2015/9/8/chartex" xmlns:cx2="http://schemas.microsoft.com/office/drawing/2015/10/21/chartex" xmlns:cx3="http://schemas.microsoft.com/office/drawing/2016/5/9/chartex" xmlns:cx4="http://schemas.microsoft.com/office/drawing/2016/5/10/chartex" xmlns:cx5="http://schemas.microsoft.com/office/drawing/2016/5/11/chartex" xmlns:cx6="http://schemas.microsoft.com/office/drawing/2016/5/12/chartex" xmlns:cx7="http://schemas.microsoft.com/office/drawing/2016/5/13/chartex" xmlns:cx8="http://schemas.microsoft.com/office/drawing/2016/5/14/chartex" xmlns:mc="http://schemas.openxmlformats.org/markup-compatibility/2006" xmlns:aink="http://schemas.microsoft.com/office/drawing/2016/ink" xmlns:am3d="http://schemas.microsoft.com/office/drawing/2017/model3d" xmlns:o="urn:schemas-microsoft-com:office:office" xmlns:r="http://schemas.openxmlformats.org/officeDocument/2006/relationships" xmlns:m="http://schemas.openxmlformats.org/officeDocument/2006/math" xmlns:v="urn:schemas-microsoft-com:vml" xmlns:wp14="http://schemas.microsoft.com/office/word/2010/wordprocessingDrawing" xmlns:wp="http://schemas.openxmlformats.org/drawingml/2006/wordprocessingDrawing" xmlns:w10="urn:schemas-microsoft-com:office:word" xmlns:w="http://schemas.openxmlformats.org/wordprocessingml/2006/main" xmlns:w14="http://schemas.microsoft.com/office/word/2010/wordml" xmlns:w15="http://schemas.microsoft.com/office/word/2012/wordml" xmlns:w16cid="http://schemas.microsoft.com/office/word/2016/wordml/cid" xmlns:w16se="http://schemas.microsoft.com/office/word/2015/wordml/symex" xmlns:wpg="http://schemas.microsoft.com/office/word/2010/wordprocessingGroup" xmlns:wpi="http://schemas.microsoft.com/office/word/2010/wordprocessingInk" xmlns:wne="http://schemas.microsoft.com/office/word/2006/wordml" xmlns:wps="http://schemas.microsoft.com/office/word/2010/wordprocessingShape" mc:Ignorable="w14 w15 w16se w16cid wp14">
   <w:body>
     <w:p>
       <w:pPr>
@@ -1830,31 +1830,14 @@
           <w:szCs w:val="24"/>
           <w:lang w:val="en-US"/>
         </w:rPr>
-        <w:t>524H</w:t>
-      </w:r>
-      <w:proofErr w:type="gramStart"/>
-      <w:r>
-        <w:rPr>
-          <w:sz w:val="24"/>
-          <w:szCs w:val="24"/>
-          <w:lang w:val="en-US"/>
-        </w:rPr>
-        <w:t>0057</w:t>
+        <w:t>524H0057</w:t>
       </w:r>
       <w:r>
         <w:rPr>
           <w:sz w:val="24"/>
           <w:szCs w:val="24"/>
         </w:rPr>
-        <w:t xml:space="preserve"> :</w:t>
-      </w:r>
-      <w:proofErr w:type="gramEnd"/>
-      <w:r>
-        <w:rPr>
-          <w:sz w:val="24"/>
-          <w:szCs w:val="24"/>
-        </w:rPr>
-        <w:t xml:space="preserve"> </w:t>
+        <w:t xml:space="preserve"> : </w:t>
       </w:r>
       <w:r>
         <w:rPr>
@@ -1886,31 +1869,14 @@
           <w:szCs w:val="24"/>
           <w:lang w:val="en-US"/>
         </w:rPr>
-        <w:t>524H</w:t>
-      </w:r>
-      <w:proofErr w:type="gramStart"/>
-      <w:r>
-        <w:rPr>
-          <w:sz w:val="24"/>
-          <w:szCs w:val="24"/>
-          <w:lang w:val="en-US"/>
-        </w:rPr>
-        <w:t>0069</w:t>
+        <w:t>524H0069</w:t>
       </w:r>
       <w:r>
         <w:rPr>
           <w:sz w:val="24"/>
           <w:szCs w:val="24"/>
         </w:rPr>
-        <w:t xml:space="preserve"> :</w:t>
-      </w:r>
-      <w:proofErr w:type="gramEnd"/>
-      <w:r>
-        <w:rPr>
-          <w:sz w:val="24"/>
-          <w:szCs w:val="24"/>
-        </w:rPr>
-        <w:t xml:space="preserve"> </w:t>
+        <w:t xml:space="preserve"> : </w:t>
       </w:r>
       <w:r>
         <w:rPr>
@@ -1942,31 +1908,14 @@
           <w:szCs w:val="24"/>
           <w:lang w:val="en-US"/>
         </w:rPr>
-        <w:t>524H</w:t>
-      </w:r>
-      <w:proofErr w:type="gramStart"/>
-      <w:r>
-        <w:rPr>
-          <w:sz w:val="24"/>
-          <w:szCs w:val="24"/>
-          <w:lang w:val="en-US"/>
-        </w:rPr>
-        <w:t>0052</w:t>
+        <w:t>524H0052</w:t>
       </w:r>
       <w:r>
         <w:rPr>
           <w:sz w:val="24"/>
           <w:szCs w:val="24"/>
         </w:rPr>
-        <w:t xml:space="preserve"> :</w:t>
-      </w:r>
-      <w:proofErr w:type="gramEnd"/>
-      <w:r>
-        <w:rPr>
-          <w:sz w:val="24"/>
-          <w:szCs w:val="24"/>
-        </w:rPr>
-        <w:t xml:space="preserve"> </w:t>
+        <w:t xml:space="preserve"> : </w:t>
       </w:r>
       <w:r>
         <w:rPr>
@@ -2018,9 +1967,9 @@
         <w:tblLook w:val="04A0" w:firstRow="1" w:lastRow="0" w:firstColumn="1" w:lastColumn="0" w:noHBand="0" w:noVBand="1"/>
       </w:tblPr>
       <w:tblGrid>
-        <w:gridCol w:w="4829"/>
-        <w:gridCol w:w="2068"/>
-        <w:gridCol w:w="2463"/>
+        <w:gridCol w:w="5136"/>
+        <w:gridCol w:w="6087"/>
+        <w:gridCol w:w="1168"/>
       </w:tblGrid>
       <w:tr>
         <w:trPr>
@@ -2154,7 +2103,6 @@
             <w:r>
               <w:rPr>
                 <w:rFonts w:ascii="Segoe UI" w:hAnsi="Segoe UI"/>
-                <w:b w:val="0"/>
                 <w:sz w:val="19"/>
               </w:rPr>
               <w:t>https://github.com/seuquay56/SmartTicketingSystem_TVM</w:t>
@@ -2184,7 +2132,6 @@
             <w:r>
               <w:rPr>
                 <w:rFonts w:ascii="Segoe UI" w:hAnsi="Segoe UI"/>
-                <w:b w:val="0"/>
                 <w:sz w:val="19"/>
               </w:rPr>
               <w:t>https://www.figma.com/design/LbKhf6mQOvEtakarW24O3d/Vending-Machine-UI--Community-?node-id=2004-20053</w:t>
@@ -2214,7 +2161,6 @@
             <w:r>
               <w:rPr>
                 <w:rFonts w:ascii="Segoe UI" w:hAnsi="Segoe UI"/>
-                <w:b w:val="0"/>
                 <w:sz w:val="19"/>
               </w:rPr>
               <w:t>30/10/2026</w:t>
@@ -2241,7 +2187,6 @@
         <w:alias w:val="Table of Contents"/>
         <w:id w:val="-28416679"/>
       </w:sdtPr>
-      <w:sdtEndPr/>
       <w:sdtContent>
         <w:p>
           <w:pPr>
@@ -5319,7 +5264,6 @@
             <w:r>
               <w:rPr>
                 <w:rFonts w:ascii="Segoe UI" w:hAnsi="Segoe UI"/>
-                <w:b w:val="0"/>
                 <w:sz w:val="19"/>
               </w:rPr>
               <w:t>1</w:t>
@@ -5349,7 +5293,6 @@
             <w:r>
               <w:rPr>
                 <w:rFonts w:ascii="Segoe UI" w:hAnsi="Segoe UI"/>
-                <w:b w:val="0"/>
                 <w:sz w:val="19"/>
               </w:rPr>
               <w:t>Ôn Gia Khiêm</w:t>
@@ -5379,7 +5322,6 @@
             <w:r>
               <w:rPr>
                 <w:rFonts w:ascii="Segoe UI" w:hAnsi="Segoe UI"/>
-                <w:b w:val="0"/>
                 <w:sz w:val="19"/>
               </w:rPr>
               <w:t>524H0057</w:t>
@@ -5409,7 +5351,6 @@
             <w:r>
               <w:rPr>
                 <w:rFonts w:ascii="Segoe UI" w:hAnsi="Segoe UI"/>
-                <w:b w:val="0"/>
                 <w:sz w:val="19"/>
               </w:rPr>
               <w:t>Phase 1 Requirements Engineering (2.1, 2.2), Use Case UC01 Modeling (3.1), Initial GitHub repository setup &amp; Workbook Q&amp;A.</w:t>
@@ -5444,7 +5385,6 @@
             <w:r>
               <w:rPr>
                 <w:rFonts w:ascii="Segoe UI" w:hAnsi="Segoe UI"/>
-                <w:b w:val="0"/>
                 <w:sz w:val="19"/>
               </w:rPr>
               <w:t>2</w:t>
@@ -5474,7 +5414,6 @@
             <w:r>
               <w:rPr>
                 <w:rFonts w:ascii="Segoe UI" w:hAnsi="Segoe UI"/>
-                <w:b w:val="0"/>
                 <w:sz w:val="19"/>
               </w:rPr>
               <w:t>Võ Nguyễn Phúc Thịnh</w:t>
@@ -5504,7 +5443,6 @@
             <w:r>
               <w:rPr>
                 <w:rFonts w:ascii="Segoe UI" w:hAnsi="Segoe UI"/>
-                <w:b w:val="0"/>
                 <w:sz w:val="19"/>
               </w:rPr>
               <w:t>524H0069</w:t>
@@ -5534,7 +5472,6 @@
             <w:r>
               <w:rPr>
                 <w:rFonts w:ascii="Segoe UI" w:hAnsi="Segoe UI"/>
-                <w:b w:val="0"/>
                 <w:sz w:val="19"/>
               </w:rPr>
               <w:t>Phase 2 Activity &amp; Detailed System Modeling (3.2, 3.3), Phase 3 UI/UX Figma Design (4.1) &amp; Architecture/Deployment Diagrams (4.2).</w:t>
@@ -5569,7 +5506,6 @@
             <w:r>
               <w:rPr>
                 <w:rFonts w:ascii="Segoe UI" w:hAnsi="Segoe UI"/>
-                <w:b w:val="0"/>
                 <w:sz w:val="19"/>
               </w:rPr>
               <w:t>3</w:t>
@@ -5599,7 +5535,6 @@
             <w:r>
               <w:rPr>
                 <w:rFonts w:ascii="Segoe UI" w:hAnsi="Segoe UI"/>
-                <w:b w:val="0"/>
                 <w:sz w:val="19"/>
               </w:rPr>
               <w:t>Nguyễn Nhật Huy</w:t>
@@ -5629,7 +5564,6 @@
             <w:r>
               <w:rPr>
                 <w:rFonts w:ascii="Segoe UI" w:hAnsi="Segoe UI"/>
-                <w:b w:val="0"/>
                 <w:sz w:val="19"/>
               </w:rPr>
               <w:t>524H0052</w:t>
@@ -5659,274 +5593,9 @@
             <w:r>
               <w:rPr>
                 <w:rFonts w:ascii="Segoe UI" w:hAnsi="Segoe UI"/>
-                <w:b w:val="0"/>
                 <w:sz w:val="19"/>
               </w:rPr>
               <w:t>Phase 4 Visual Studio Engineering (5.1), GitHub &amp; AI Tooling (5.2), C# &amp; MSSQL Demo Application (5.3), Final Checklist &amp; Report Integration.</w:t>
-            </w:r>
-          </w:p>
-        </w:tc>
-      </w:tr>
-      <w:tr>
-        <w:trPr>
-          <w:cantSplit/>
-        </w:trPr>
-        <w:tc>
-          <w:tcPr>
-            <w:tcW w:w="700" w:type="dxa"/>
-            <w:tcBorders>
-              <w:top w:val="single" w:sz="4" w:space="0" w:color="B7C3D3"/>
-              <w:left w:val="single" w:sz="4" w:space="0" w:color="B7C3D3"/>
-              <w:bottom w:val="single" w:sz="4" w:space="0" w:color="B7C3D3"/>
-              <w:right w:val="single" w:sz="4" w:space="0" w:color="B7C3D3"/>
-            </w:tcBorders>
-            <w:tcMar>
-              <w:top w:w="60" w:type="dxa"/>
-              <w:left w:w="100" w:type="dxa"/>
-              <w:bottom w:w="60" w:type="dxa"/>
-              <w:right w:w="100" w:type="dxa"/>
-            </w:tcMar>
-          </w:tcPr>
-          <w:p>
-            <w:pPr>
-              <w:spacing w:after="40" w:line="252" w:lineRule="auto"/>
-            </w:pPr>
-            <w:r>
-              <w:rPr>
-                <w:sz w:val="19"/>
-                <w:szCs w:val="19"/>
-              </w:rPr>
-              <w:t>4</w:t>
-            </w:r>
-          </w:p>
-        </w:tc>
-        <w:tc>
-          <w:tcPr>
-            <w:tcW w:w="3000" w:type="dxa"/>
-            <w:tcBorders>
-              <w:top w:val="single" w:sz="4" w:space="0" w:color="B7C3D3"/>
-              <w:left w:val="single" w:sz="4" w:space="0" w:color="B7C3D3"/>
-              <w:bottom w:val="single" w:sz="4" w:space="0" w:color="B7C3D3"/>
-              <w:right w:val="single" w:sz="4" w:space="0" w:color="B7C3D3"/>
-            </w:tcBorders>
-            <w:tcMar>
-              <w:top w:w="60" w:type="dxa"/>
-              <w:left w:w="100" w:type="dxa"/>
-              <w:bottom w:w="60" w:type="dxa"/>
-              <w:right w:w="100" w:type="dxa"/>
-            </w:tcMar>
-          </w:tcPr>
-          <w:p>
-            <w:pPr>
-              <w:spacing w:after="40" w:line="252" w:lineRule="auto"/>
-              <w:rPr>
-                <w:lang w:val="en-US"/>
-              </w:rPr>
-            </w:pPr>
-            <w:r>
-              <w:rPr>
-                <w:lang w:val="en-US"/>
-              </w:rPr>
-              <w:t>-</w:t>
-            </w:r>
-          </w:p>
-        </w:tc>
-        <w:tc>
-          <w:tcPr>
-            <w:tcW w:w="1600" w:type="dxa"/>
-            <w:tcBorders>
-              <w:top w:val="single" w:sz="4" w:space="0" w:color="B7C3D3"/>
-              <w:left w:val="single" w:sz="4" w:space="0" w:color="B7C3D3"/>
-              <w:bottom w:val="single" w:sz="4" w:space="0" w:color="B7C3D3"/>
-              <w:right w:val="single" w:sz="4" w:space="0" w:color="B7C3D3"/>
-            </w:tcBorders>
-            <w:tcMar>
-              <w:top w:w="60" w:type="dxa"/>
-              <w:left w:w="100" w:type="dxa"/>
-              <w:bottom w:w="60" w:type="dxa"/>
-              <w:right w:w="100" w:type="dxa"/>
-            </w:tcMar>
-          </w:tcPr>
-          <w:p>
-            <w:pPr>
-              <w:spacing w:after="40" w:line="252" w:lineRule="auto"/>
-              <w:rPr>
-                <w:lang w:val="en-US"/>
-              </w:rPr>
-            </w:pPr>
-            <w:r>
-              <w:rPr>
-                <w:sz w:val="19"/>
-                <w:szCs w:val="19"/>
-                <w:lang w:val="en-US"/>
-              </w:rPr>
-              <w:t>-</w:t>
-            </w:r>
-          </w:p>
-        </w:tc>
-        <w:tc>
-          <w:tcPr>
-            <w:tcW w:w="4060" w:type="dxa"/>
-            <w:tcBorders>
-              <w:top w:val="single" w:sz="4" w:space="0" w:color="B7C3D3"/>
-              <w:left w:val="single" w:sz="4" w:space="0" w:color="B7C3D3"/>
-              <w:bottom w:val="single" w:sz="4" w:space="0" w:color="B7C3D3"/>
-              <w:right w:val="single" w:sz="4" w:space="0" w:color="B7C3D3"/>
-            </w:tcBorders>
-            <w:tcMar>
-              <w:top w:w="60" w:type="dxa"/>
-              <w:left w:w="100" w:type="dxa"/>
-              <w:bottom w:w="60" w:type="dxa"/>
-              <w:right w:w="100" w:type="dxa"/>
-            </w:tcMar>
-          </w:tcPr>
-          <w:p>
-            <w:pPr>
-              <w:spacing w:after="40" w:line="252" w:lineRule="auto"/>
-              <w:rPr>
-                <w:lang w:val="en-US"/>
-              </w:rPr>
-            </w:pPr>
-            <w:r>
-              <w:rPr>
-                <w:sz w:val="19"/>
-                <w:szCs w:val="19"/>
-                <w:lang w:val="en-US"/>
-              </w:rPr>
-              <w:t>-</w:t>
-            </w:r>
-          </w:p>
-        </w:tc>
-      </w:tr>
-      <w:tr>
-        <w:trPr>
-          <w:cantSplit/>
-        </w:trPr>
-        <w:tc>
-          <w:tcPr>
-            <w:tcW w:w="700" w:type="dxa"/>
-            <w:tcBorders>
-              <w:top w:val="single" w:sz="4" w:space="0" w:color="B7C3D3"/>
-              <w:left w:val="single" w:sz="4" w:space="0" w:color="B7C3D3"/>
-              <w:bottom w:val="single" w:sz="4" w:space="0" w:color="B7C3D3"/>
-              <w:right w:val="single" w:sz="4" w:space="0" w:color="B7C3D3"/>
-            </w:tcBorders>
-            <w:tcMar>
-              <w:top w:w="60" w:type="dxa"/>
-              <w:left w:w="100" w:type="dxa"/>
-              <w:bottom w:w="60" w:type="dxa"/>
-              <w:right w:w="100" w:type="dxa"/>
-            </w:tcMar>
-          </w:tcPr>
-          <w:p>
-            <w:pPr>
-              <w:spacing w:after="40" w:line="252" w:lineRule="auto"/>
-            </w:pPr>
-            <w:r>
-              <w:rPr>
-                <w:sz w:val="19"/>
-                <w:szCs w:val="19"/>
-              </w:rPr>
-              <w:t>5</w:t>
-            </w:r>
-          </w:p>
-        </w:tc>
-        <w:tc>
-          <w:tcPr>
-            <w:tcW w:w="3000" w:type="dxa"/>
-            <w:tcBorders>
-              <w:top w:val="single" w:sz="4" w:space="0" w:color="B7C3D3"/>
-              <w:left w:val="single" w:sz="4" w:space="0" w:color="B7C3D3"/>
-              <w:bottom w:val="single" w:sz="4" w:space="0" w:color="B7C3D3"/>
-              <w:right w:val="single" w:sz="4" w:space="0" w:color="B7C3D3"/>
-            </w:tcBorders>
-            <w:tcMar>
-              <w:top w:w="60" w:type="dxa"/>
-              <w:left w:w="100" w:type="dxa"/>
-              <w:bottom w:w="60" w:type="dxa"/>
-              <w:right w:w="100" w:type="dxa"/>
-            </w:tcMar>
-          </w:tcPr>
-          <w:p>
-            <w:pPr>
-              <w:spacing w:after="40" w:line="252" w:lineRule="auto"/>
-              <w:rPr>
-                <w:lang w:val="en-US"/>
-              </w:rPr>
-            </w:pPr>
-            <w:r>
-              <w:rPr>
-                <w:sz w:val="19"/>
-                <w:szCs w:val="19"/>
-                <w:lang w:val="en-US"/>
-              </w:rPr>
-              <w:t>-</w:t>
-            </w:r>
-          </w:p>
-        </w:tc>
-        <w:tc>
-          <w:tcPr>
-            <w:tcW w:w="1600" w:type="dxa"/>
-            <w:tcBorders>
-              <w:top w:val="single" w:sz="4" w:space="0" w:color="B7C3D3"/>
-              <w:left w:val="single" w:sz="4" w:space="0" w:color="B7C3D3"/>
-              <w:bottom w:val="single" w:sz="4" w:space="0" w:color="B7C3D3"/>
-              <w:right w:val="single" w:sz="4" w:space="0" w:color="B7C3D3"/>
-            </w:tcBorders>
-            <w:tcMar>
-              <w:top w:w="60" w:type="dxa"/>
-              <w:left w:w="100" w:type="dxa"/>
-              <w:bottom w:w="60" w:type="dxa"/>
-              <w:right w:w="100" w:type="dxa"/>
-            </w:tcMar>
-          </w:tcPr>
-          <w:p>
-            <w:pPr>
-              <w:spacing w:after="40" w:line="252" w:lineRule="auto"/>
-              <w:rPr>
-                <w:lang w:val="en-US"/>
-              </w:rPr>
-            </w:pPr>
-            <w:r>
-              <w:rPr>
-                <w:sz w:val="19"/>
-                <w:szCs w:val="19"/>
-                <w:lang w:val="en-US"/>
-              </w:rPr>
-              <w:t>-</w:t>
-            </w:r>
-          </w:p>
-        </w:tc>
-        <w:tc>
-          <w:tcPr>
-            <w:tcW w:w="4060" w:type="dxa"/>
-            <w:tcBorders>
-              <w:top w:val="single" w:sz="4" w:space="0" w:color="B7C3D3"/>
-              <w:left w:val="single" w:sz="4" w:space="0" w:color="B7C3D3"/>
-              <w:bottom w:val="single" w:sz="4" w:space="0" w:color="B7C3D3"/>
-              <w:right w:val="single" w:sz="4" w:space="0" w:color="B7C3D3"/>
-            </w:tcBorders>
-            <w:tcMar>
-              <w:top w:w="60" w:type="dxa"/>
-              <w:left w:w="100" w:type="dxa"/>
-              <w:bottom w:w="60" w:type="dxa"/>
-              <w:right w:w="100" w:type="dxa"/>
-            </w:tcMar>
-          </w:tcPr>
-          <w:p>
-            <w:pPr>
-              <w:spacing w:after="40" w:line="252" w:lineRule="auto"/>
-              <w:rPr>
-                <w:lang w:val="en-US"/>
-              </w:rPr>
-            </w:pPr>
-            <w:r>
-              <w:rPr>
-                <w:sz w:val="19"/>
-                <w:szCs w:val="19"/>
-                <w:lang w:val="en-US"/>
-              </w:rPr>
-              <w:t>-</w:t>
             </w:r>
           </w:p>
         </w:tc>
@@ -6511,7 +6180,7 @@
             <w:tcBorders>
               <w:top w:val="single" w:sz="4" w:space="0" w:color="B7C3D3"/>
               <w:left w:val="single" w:sz="4" w:space="0" w:color="B7C3D3"/>
-              <w:bottom w:val="single" w:sz="4" w:space="0" w:color="B7C3D3"/>
+              <w:bottom w:val="single" w:sz="4" w:space="0" w:color="auto"/>
               <w:right w:val="single" w:sz="4" w:space="0" w:color="B7C3D3"/>
             </w:tcBorders>
             <w:tcMar>
@@ -6544,7 +6213,7 @@
             <w:tcBorders>
               <w:top w:val="single" w:sz="4" w:space="0" w:color="B7C3D3"/>
               <w:left w:val="single" w:sz="4" w:space="0" w:color="B7C3D3"/>
-              <w:bottom w:val="single" w:sz="4" w:space="0" w:color="B7C3D3"/>
+              <w:bottom w:val="single" w:sz="4" w:space="0" w:color="auto"/>
               <w:right w:val="single" w:sz="4" w:space="0" w:color="B7C3D3"/>
             </w:tcBorders>
             <w:tcMar>
@@ -6576,7 +6245,7 @@
             <w:tcBorders>
               <w:top w:val="single" w:sz="4" w:space="0" w:color="B7C3D3"/>
               <w:left w:val="single" w:sz="4" w:space="0" w:color="B7C3D3"/>
-              <w:bottom w:val="single" w:sz="4" w:space="0" w:color="B7C3D3"/>
+              <w:bottom w:val="single" w:sz="4" w:space="0" w:color="auto"/>
               <w:right w:val="single" w:sz="4" w:space="0" w:color="B7C3D3"/>
             </w:tcBorders>
             <w:tcMar>
@@ -6608,7 +6277,7 @@
             <w:tcBorders>
               <w:top w:val="single" w:sz="4" w:space="0" w:color="B7C3D3"/>
               <w:left w:val="single" w:sz="4" w:space="0" w:color="B7C3D3"/>
-              <w:bottom w:val="single" w:sz="4" w:space="0" w:color="B7C3D3"/>
+              <w:bottom w:val="single" w:sz="4" w:space="0" w:color="auto"/>
               <w:right w:val="single" w:sz="4" w:space="0" w:color="B7C3D3"/>
             </w:tcBorders>
             <w:tcMar>
@@ -6640,7 +6309,7 @@
             <w:tcBorders>
               <w:top w:val="single" w:sz="4" w:space="0" w:color="B7C3D3"/>
               <w:left w:val="single" w:sz="4" w:space="0" w:color="B7C3D3"/>
-              <w:bottom w:val="single" w:sz="4" w:space="0" w:color="B7C3D3"/>
+              <w:bottom w:val="single" w:sz="4" w:space="0" w:color="auto"/>
               <w:right w:val="single" w:sz="4" w:space="0" w:color="B7C3D3"/>
             </w:tcBorders>
             <w:tcMar>
@@ -6679,50 +6348,103 @@
       <w:tr>
         <w:tc>
           <w:tcPr>
-            <w:tcW w:type="dxa" w:w="800"/>
-          </w:tcPr>
-          <w:p>
-            <w:r>
+            <w:tcW w:w="800" w:type="dxa"/>
+          </w:tcPr>
+          <w:p>
+            <w:pPr>
+              <w:rPr>
+                <w:sz w:val="19"/>
+                <w:szCs w:val="19"/>
+              </w:rPr>
+            </w:pPr>
+            <w:r>
+              <w:rPr>
+                <w:sz w:val="19"/>
+                <w:szCs w:val="19"/>
+              </w:rPr>
               <w:t>Q04</w:t>
             </w:r>
           </w:p>
         </w:tc>
         <w:tc>
           <w:tcPr>
-            <w:tcW w:type="dxa" w:w="2300"/>
-          </w:tcPr>
-          <w:p>
-            <w:r>
+            <w:tcW w:w="2300" w:type="dxa"/>
+            <w:tcBorders>
+              <w:top w:val="single" w:sz="4" w:space="0" w:color="auto"/>
+            </w:tcBorders>
+          </w:tcPr>
+          <w:p>
+            <w:pPr>
+              <w:rPr>
+                <w:sz w:val="19"/>
+                <w:szCs w:val="19"/>
+              </w:rPr>
+            </w:pPr>
+            <w:r>
+              <w:rPr>
+                <w:sz w:val="19"/>
+                <w:szCs w:val="19"/>
+              </w:rPr>
               <w:t>Can a user purchase multiple tickets for different fare classes (Adult, Child, Senior) in one transaction, and what is the maximum ticket limit?</w:t>
             </w:r>
           </w:p>
         </w:tc>
         <w:tc>
           <w:tcPr>
-            <w:tcW w:type="dxa" w:w="2300"/>
-          </w:tcPr>
-          <w:p>
-            <w:r>
+            <w:tcW w:w="2300" w:type="dxa"/>
+          </w:tcPr>
+          <w:p>
+            <w:pPr>
+              <w:rPr>
+                <w:sz w:val="19"/>
+                <w:szCs w:val="19"/>
+              </w:rPr>
+            </w:pPr>
+            <w:r>
+              <w:rPr>
+                <w:sz w:val="19"/>
+                <w:szCs w:val="19"/>
+              </w:rPr>
               <w:t>Yes, passengers can select up to 5 tickets per transaction across Standard Adult, Concession (Child/Senior), and Off-peak categories. Total fare is calculated dynamically as the sum.</w:t>
             </w:r>
           </w:p>
         </w:tc>
         <w:tc>
           <w:tcPr>
-            <w:tcW w:type="dxa" w:w="2200"/>
-          </w:tcPr>
-          <w:p>
-            <w:r>
+            <w:tcW w:w="2200" w:type="dxa"/>
+          </w:tcPr>
+          <w:p>
+            <w:pPr>
+              <w:rPr>
+                <w:sz w:val="19"/>
+                <w:szCs w:val="19"/>
+              </w:rPr>
+            </w:pPr>
+            <w:r>
+              <w:rPr>
+                <w:sz w:val="19"/>
+                <w:szCs w:val="19"/>
+              </w:rPr>
               <w:t>Affects UI screen S03 (quantity steppers and fare summary) and database schema (Tickets table with Quantity, UnitPrice, FareCategory).</w:t>
             </w:r>
           </w:p>
         </w:tc>
         <w:tc>
           <w:tcPr>
-            <w:tcW w:type="dxa" w:w="1760"/>
-          </w:tcPr>
-          <w:p>
-            <w:r>
+            <w:tcW w:w="1760" w:type="dxa"/>
+          </w:tcPr>
+          <w:p>
+            <w:pPr>
+              <w:rPr>
+                <w:sz w:val="19"/>
+                <w:szCs w:val="19"/>
+              </w:rPr>
+            </w:pPr>
+            <w:r>
+              <w:rPr>
+                <w:sz w:val="19"/>
+                <w:szCs w:val="19"/>
+              </w:rPr>
               <w:t>FR2, DR3</w:t>
             </w:r>
           </w:p>
@@ -6731,50 +6453,100 @@
       <w:tr>
         <w:tc>
           <w:tcPr>
-            <w:tcW w:type="dxa" w:w="800"/>
-          </w:tcPr>
-          <w:p>
-            <w:r>
+            <w:tcW w:w="800" w:type="dxa"/>
+          </w:tcPr>
+          <w:p>
+            <w:pPr>
+              <w:rPr>
+                <w:sz w:val="19"/>
+                <w:szCs w:val="19"/>
+              </w:rPr>
+            </w:pPr>
+            <w:r>
+              <w:rPr>
+                <w:sz w:val="19"/>
+                <w:szCs w:val="19"/>
+              </w:rPr>
               <w:t>Q05</w:t>
             </w:r>
           </w:p>
         </w:tc>
         <w:tc>
           <w:tcPr>
-            <w:tcW w:type="dxa" w:w="2300"/>
-          </w:tcPr>
-          <w:p>
-            <w:r>
+            <w:tcW w:w="2300" w:type="dxa"/>
+          </w:tcPr>
+          <w:p>
+            <w:pPr>
+              <w:rPr>
+                <w:sz w:val="19"/>
+                <w:szCs w:val="19"/>
+              </w:rPr>
+            </w:pPr>
+            <w:r>
+              <w:rPr>
+                <w:sz w:val="19"/>
+                <w:szCs w:val="19"/>
+              </w:rPr>
               <w:t>What is the system policy when a credit card payment is declined, and how many retry attempts are permitted before cancelling?</w:t>
             </w:r>
           </w:p>
         </w:tc>
         <w:tc>
           <w:tcPr>
-            <w:tcW w:type="dxa" w:w="2300"/>
-          </w:tcPr>
-          <w:p>
-            <w:r>
+            <w:tcW w:w="2300" w:type="dxa"/>
+          </w:tcPr>
+          <w:p>
+            <w:pPr>
+              <w:rPr>
+                <w:sz w:val="19"/>
+                <w:szCs w:val="19"/>
+              </w:rPr>
+            </w:pPr>
+            <w:r>
+              <w:rPr>
+                <w:sz w:val="19"/>
+                <w:szCs w:val="19"/>
+              </w:rPr>
               <w:t>The TVM displays the specific decline reason (e.g. 'Insufficient funds' or 'Card read error'), retains the user's selected journey details, and allows up to 2 retry attempts or switching to QR/Digital Wallet before returning to the home screen.</w:t>
             </w:r>
           </w:p>
         </w:tc>
         <w:tc>
           <w:tcPr>
-            <w:tcW w:type="dxa" w:w="2200"/>
-          </w:tcPr>
-          <w:p>
-            <w:r>
+            <w:tcW w:w="2200" w:type="dxa"/>
+          </w:tcPr>
+          <w:p>
+            <w:pPr>
+              <w:rPr>
+                <w:sz w:val="19"/>
+                <w:szCs w:val="19"/>
+              </w:rPr>
+            </w:pPr>
+            <w:r>
+              <w:rPr>
+                <w:sz w:val="19"/>
+                <w:szCs w:val="19"/>
+              </w:rPr>
               <w:t>Avoids frustrating passengers by not wiping their journey configuration on a single card error. Impacts State Chart (Declined state transition) and UI Screen S05/S07.</w:t>
             </w:r>
           </w:p>
         </w:tc>
         <w:tc>
           <w:tcPr>
-            <w:tcW w:type="dxa" w:w="1760"/>
-          </w:tcPr>
-          <w:p>
-            <w:r>
+            <w:tcW w:w="1760" w:type="dxa"/>
+          </w:tcPr>
+          <w:p>
+            <w:pPr>
+              <w:rPr>
+                <w:sz w:val="19"/>
+                <w:szCs w:val="19"/>
+              </w:rPr>
+            </w:pPr>
+            <w:r>
+              <w:rPr>
+                <w:sz w:val="19"/>
+                <w:szCs w:val="19"/>
+              </w:rPr>
               <w:t>FR3, FR5, NFR1</w:t>
             </w:r>
           </w:p>
@@ -6783,50 +6555,109 @@
       <w:tr>
         <w:tc>
           <w:tcPr>
-            <w:tcW w:type="dxa" w:w="800"/>
-          </w:tcPr>
-          <w:p>
-            <w:r>
+            <w:tcW w:w="800" w:type="dxa"/>
+          </w:tcPr>
+          <w:p>
+            <w:pPr>
+              <w:rPr>
+                <w:sz w:val="19"/>
+                <w:szCs w:val="19"/>
+              </w:rPr>
+            </w:pPr>
+            <w:r>
+              <w:rPr>
+                <w:sz w:val="19"/>
+                <w:szCs w:val="19"/>
+              </w:rPr>
               <w:t>Q06</w:t>
             </w:r>
           </w:p>
         </w:tc>
         <w:tc>
           <w:tcPr>
-            <w:tcW w:type="dxa" w:w="2300"/>
-          </w:tcPr>
-          <w:p>
-            <w:r>
+            <w:tcW w:w="2300" w:type="dxa"/>
+          </w:tcPr>
+          <w:p>
+            <w:pPr>
+              <w:rPr>
+                <w:sz w:val="19"/>
+                <w:szCs w:val="19"/>
+              </w:rPr>
+            </w:pPr>
+            <w:r>
+              <w:rPr>
+                <w:sz w:val="19"/>
+                <w:szCs w:val="19"/>
+              </w:rPr>
               <w:t>How should the TVM behave during network disconnections from the central server or payment gateway?</w:t>
             </w:r>
           </w:p>
         </w:tc>
         <w:tc>
           <w:tcPr>
-            <w:tcW w:type="dxa" w:w="2300"/>
-          </w:tcPr>
-          <w:p>
-            <w:r>
-              <w:t>If central server connection is lost, TVM operates in standalone mode using locally cached station/fare tables and local in-memory transaction buffer; if payment gateway is unreachable, card/QR options show 'Temporarily Unavailable' and notify central monitoring.</w:t>
-            </w:r>
-          </w:p>
-        </w:tc>
-        <w:tc>
-          <w:tcPr>
-            <w:tcW w:type="dxa" w:w="2200"/>
-          </w:tcPr>
-          <w:p>
-            <w:r>
+            <w:tcW w:w="2300" w:type="dxa"/>
+          </w:tcPr>
+          <w:p>
+            <w:pPr>
+              <w:rPr>
+                <w:sz w:val="19"/>
+                <w:szCs w:val="19"/>
+              </w:rPr>
+            </w:pPr>
+            <w:r>
+              <w:rPr>
+                <w:sz w:val="19"/>
+                <w:szCs w:val="19"/>
+              </w:rPr>
+              <w:t xml:space="preserve">If central server connection is lost, TVM operates in standalone mode using locally cached station/fare tables and local in-memory transaction buffer; if payment gateway is unreachable, card/QR options show 'Temporarily </w:t>
+            </w:r>
+            <w:r>
+              <w:rPr>
+                <w:sz w:val="19"/>
+                <w:szCs w:val="19"/>
+              </w:rPr>
+              <w:lastRenderedPageBreak/>
+              <w:t>Unavailable' and notify central monitoring.</w:t>
+            </w:r>
+          </w:p>
+        </w:tc>
+        <w:tc>
+          <w:tcPr>
+            <w:tcW w:w="2200" w:type="dxa"/>
+          </w:tcPr>
+          <w:p>
+            <w:pPr>
+              <w:rPr>
+                <w:sz w:val="19"/>
+                <w:szCs w:val="19"/>
+              </w:rPr>
+            </w:pPr>
+            <w:r>
+              <w:rPr>
+                <w:sz w:val="19"/>
+                <w:szCs w:val="19"/>
+              </w:rPr>
+              <w:lastRenderedPageBreak/>
               <w:t>Requires local fallback database cache (implemented via in-memory repository in C# demo) and health check monitoring heartbeat.</w:t>
             </w:r>
           </w:p>
         </w:tc>
         <w:tc>
           <w:tcPr>
-            <w:tcW w:type="dxa" w:w="1760"/>
-          </w:tcPr>
-          <w:p>
-            <w:r>
+            <w:tcW w:w="1760" w:type="dxa"/>
+          </w:tcPr>
+          <w:p>
+            <w:pPr>
+              <w:rPr>
+                <w:sz w:val="19"/>
+                <w:szCs w:val="19"/>
+              </w:rPr>
+            </w:pPr>
+            <w:r>
+              <w:rPr>
+                <w:sz w:val="19"/>
+                <w:szCs w:val="19"/>
+              </w:rPr>
               <w:t>NFR3, FR8</w:t>
             </w:r>
           </w:p>
@@ -6835,50 +6666,100 @@
       <w:tr>
         <w:tc>
           <w:tcPr>
-            <w:tcW w:type="dxa" w:w="800"/>
-          </w:tcPr>
-          <w:p>
-            <w:r>
+            <w:tcW w:w="800" w:type="dxa"/>
+          </w:tcPr>
+          <w:p>
+            <w:pPr>
+              <w:rPr>
+                <w:sz w:val="19"/>
+                <w:szCs w:val="19"/>
+              </w:rPr>
+            </w:pPr>
+            <w:r>
+              <w:rPr>
+                <w:sz w:val="19"/>
+                <w:szCs w:val="19"/>
+              </w:rPr>
               <w:t>Q07</w:t>
             </w:r>
           </w:p>
         </w:tc>
         <w:tc>
           <w:tcPr>
-            <w:tcW w:type="dxa" w:w="2300"/>
-          </w:tcPr>
-          <w:p>
-            <w:r>
+            <w:tcW w:w="2300" w:type="dxa"/>
+          </w:tcPr>
+          <w:p>
+            <w:pPr>
+              <w:rPr>
+                <w:sz w:val="19"/>
+                <w:szCs w:val="19"/>
+              </w:rPr>
+            </w:pPr>
+            <w:r>
+              <w:rPr>
+                <w:sz w:val="19"/>
+                <w:szCs w:val="19"/>
+              </w:rPr>
               <w:t>What barcode encoding format should be used, and what data payload must be encoded into the barcode to validate transit entry gates?</w:t>
             </w:r>
           </w:p>
         </w:tc>
         <w:tc>
           <w:tcPr>
-            <w:tcW w:type="dxa" w:w="2300"/>
-          </w:tcPr>
-          <w:p>
-            <w:r>
+            <w:tcW w:w="2300" w:type="dxa"/>
+          </w:tcPr>
+          <w:p>
+            <w:pPr>
+              <w:rPr>
+                <w:sz w:val="19"/>
+                <w:szCs w:val="19"/>
+              </w:rPr>
+            </w:pPr>
+            <w:r>
+              <w:rPr>
+                <w:sz w:val="19"/>
+                <w:szCs w:val="19"/>
+              </w:rPr>
               <w:t>Use Code128 / PDF417 or QR code encoding a digitally signed payload containing TicketID, Origin Station, Destination Station, Issue Timestamp, and a SHA-256 HMAC verification hash valid for 2 hours from issuance.</w:t>
             </w:r>
           </w:p>
         </w:tc>
         <w:tc>
           <w:tcPr>
-            <w:tcW w:type="dxa" w:w="2200"/>
-          </w:tcPr>
-          <w:p>
-            <w:r>
+            <w:tcW w:w="2200" w:type="dxa"/>
+          </w:tcPr>
+          <w:p>
+            <w:pPr>
+              <w:rPr>
+                <w:sz w:val="19"/>
+                <w:szCs w:val="19"/>
+              </w:rPr>
+            </w:pPr>
+            <w:r>
+              <w:rPr>
+                <w:sz w:val="19"/>
+                <w:szCs w:val="19"/>
+              </w:rPr>
               <w:t>Prevents ticket duplication and counterfeiting. Directly implemented in C# BarcodeRenderer and Ticket output screen (Screen S10).</w:t>
             </w:r>
           </w:p>
         </w:tc>
         <w:tc>
           <w:tcPr>
-            <w:tcW w:type="dxa" w:w="1760"/>
-          </w:tcPr>
-          <w:p>
-            <w:r>
+            <w:tcW w:w="1760" w:type="dxa"/>
+          </w:tcPr>
+          <w:p>
+            <w:pPr>
+              <w:rPr>
+                <w:sz w:val="19"/>
+                <w:szCs w:val="19"/>
+              </w:rPr>
+            </w:pPr>
+            <w:r>
+              <w:rPr>
+                <w:sz w:val="19"/>
+                <w:szCs w:val="19"/>
+              </w:rPr>
               <w:t>FR6, DR1, NFR4</w:t>
             </w:r>
           </w:p>
@@ -6887,50 +6768,115 @@
       <w:tr>
         <w:tc>
           <w:tcPr>
-            <w:tcW w:type="dxa" w:w="800"/>
-          </w:tcPr>
-          <w:p>
-            <w:r>
+            <w:tcW w:w="800" w:type="dxa"/>
+            <w:tcBorders>
+              <w:bottom w:val="nil"/>
+            </w:tcBorders>
+          </w:tcPr>
+          <w:p>
+            <w:pPr>
+              <w:rPr>
+                <w:sz w:val="19"/>
+                <w:szCs w:val="19"/>
+              </w:rPr>
+            </w:pPr>
+            <w:r>
+              <w:rPr>
+                <w:sz w:val="19"/>
+                <w:szCs w:val="19"/>
+              </w:rPr>
               <w:t>Q08</w:t>
             </w:r>
           </w:p>
         </w:tc>
         <w:tc>
           <w:tcPr>
-            <w:tcW w:type="dxa" w:w="2300"/>
-          </w:tcPr>
-          <w:p>
-            <w:r>
+            <w:tcW w:w="2300" w:type="dxa"/>
+            <w:tcBorders>
+              <w:bottom w:val="nil"/>
+            </w:tcBorders>
+          </w:tcPr>
+          <w:p>
+            <w:pPr>
+              <w:rPr>
+                <w:sz w:val="19"/>
+                <w:szCs w:val="19"/>
+              </w:rPr>
+            </w:pPr>
+            <w:r>
+              <w:rPr>
+                <w:sz w:val="19"/>
+                <w:szCs w:val="19"/>
+              </w:rPr>
               <w:t>Does this TVM version support multi-line interchange tickets (e.g. MRT Riverside Line to Central Bus Loop), or is it restricted to single-line journeys?</w:t>
             </w:r>
           </w:p>
         </w:tc>
         <w:tc>
           <w:tcPr>
-            <w:tcW w:type="dxa" w:w="2300"/>
-          </w:tcPr>
-          <w:p>
-            <w:r>
+            <w:tcW w:w="2300" w:type="dxa"/>
+            <w:tcBorders>
+              <w:bottom w:val="nil"/>
+            </w:tcBorders>
+          </w:tcPr>
+          <w:p>
+            <w:pPr>
+              <w:rPr>
+                <w:sz w:val="19"/>
+                <w:szCs w:val="19"/>
+              </w:rPr>
+            </w:pPr>
+            <w:r>
+              <w:rPr>
+                <w:sz w:val="19"/>
+                <w:szCs w:val="19"/>
+              </w:rPr>
               <w:t>For Phase 1-4 prototype, the kiosk focuses on the primary MetroLink Riverside Line (7 stations). Transfer routing is reserved for Phase 5 enterprise release.</w:t>
             </w:r>
           </w:p>
         </w:tc>
         <w:tc>
           <w:tcPr>
-            <w:tcW w:type="dxa" w:w="2200"/>
-          </w:tcPr>
-          <w:p>
-            <w:r>
+            <w:tcW w:w="2200" w:type="dxa"/>
+            <w:tcBorders>
+              <w:bottom w:val="nil"/>
+            </w:tcBorders>
+          </w:tcPr>
+          <w:p>
+            <w:pPr>
+              <w:rPr>
+                <w:sz w:val="19"/>
+                <w:szCs w:val="19"/>
+              </w:rPr>
+            </w:pPr>
+            <w:r>
+              <w:rPr>
+                <w:sz w:val="19"/>
+                <w:szCs w:val="19"/>
+              </w:rPr>
               <w:t>Keeps prototype scope clearly bounded while demonstrating full end-to-end functionality; architecture designed modularly to support future line plugins.</w:t>
             </w:r>
           </w:p>
         </w:tc>
         <w:tc>
           <w:tcPr>
-            <w:tcW w:type="dxa" w:w="1760"/>
-          </w:tcPr>
-          <w:p>
-            <w:r>
+            <w:tcW w:w="1760" w:type="dxa"/>
+            <w:tcBorders>
+              <w:bottom w:val="nil"/>
+            </w:tcBorders>
+          </w:tcPr>
+          <w:p>
+            <w:pPr>
+              <w:rPr>
+                <w:sz w:val="19"/>
+                <w:szCs w:val="19"/>
+              </w:rPr>
+            </w:pPr>
+            <w:r>
+              <w:rPr>
+                <w:sz w:val="19"/>
+                <w:szCs w:val="19"/>
+              </w:rPr>
               <w:t>FR1, DR2</w:t>
             </w:r>
           </w:p>
@@ -7046,7 +6992,6 @@
       <w:pPr>
         <w:spacing w:after="100" w:line="260" w:lineRule="auto"/>
       </w:pPr>
-      <w:r/>
     </w:p>
     <w:p>
       <w:pPr>
@@ -7804,7 +7749,6 @@
                 <w:sz w:val="19"/>
                 <w:szCs w:val="19"/>
               </w:rPr>
-              <w:lastRenderedPageBreak/>
               <w:t>FR4</w:t>
             </w:r>
           </w:p>
@@ -8315,6 +8259,7 @@
                 <w:sz w:val="19"/>
                 <w:szCs w:val="19"/>
               </w:rPr>
+              <w:lastRenderedPageBreak/>
               <w:t>FR7</w:t>
             </w:r>
           </w:p>
@@ -8468,7 +8413,6 @@
       <w:pPr>
         <w:spacing w:after="100" w:line="260" w:lineRule="auto"/>
       </w:pPr>
-      <w:r/>
     </w:p>
     <w:tbl>
       <w:tblPr>
@@ -9505,7 +9449,6 @@
       <w:pPr>
         <w:spacing w:after="100" w:line="260" w:lineRule="auto"/>
       </w:pPr>
-      <w:r/>
     </w:p>
     <w:tbl>
       <w:tblPr>
@@ -9838,7 +9781,6 @@
                 <w:sz w:val="19"/>
                 <w:szCs w:val="19"/>
               </w:rPr>
-              <w:lastRenderedPageBreak/>
               <w:t>DR2</w:t>
             </w:r>
           </w:p>
@@ -10001,7 +9943,6 @@
       <w:pPr>
         <w:spacing w:after="100" w:line="260" w:lineRule="auto"/>
       </w:pPr>
-      <w:r/>
     </w:p>
     <w:p>
       <w:pPr>
@@ -10012,24 +9953,27 @@
         <w:spacing w:before="60" w:after="140"/>
         <w:jc w:val="center"/>
       </w:pPr>
-      <w:r/>
       <w:r>
+        <w:rPr>
+          <w:noProof/>
+        </w:rPr>
         <w:drawing>
-          <wp:inline xmlns:a="http://schemas.openxmlformats.org/drawingml/2006/main" xmlns:pic="http://schemas.openxmlformats.org/drawingml/2006/picture">
+          <wp:inline distT="0" distB="0" distL="0" distR="0">
             <wp:extent cx="5669280" cy="3629971"/>
+            <wp:effectExtent l="0" t="0" r="0" b="0"/>
             <wp:docPr id="16" name="Picture 16"/>
             <wp:cNvGraphicFramePr>
-              <a:graphicFrameLocks noChangeAspect="1"/>
+              <a:graphicFrameLocks xmlns:a="http://schemas.openxmlformats.org/drawingml/2006/main" noChangeAspect="1"/>
             </wp:cNvGraphicFramePr>
-            <a:graphic>
+            <a:graphic xmlns:a="http://schemas.openxmlformats.org/drawingml/2006/main">
               <a:graphicData uri="http://schemas.openxmlformats.org/drawingml/2006/picture">
-                <pic:pic>
+                <pic:pic xmlns:pic="http://schemas.openxmlformats.org/drawingml/2006/picture">
                   <pic:nvPicPr>
                     <pic:cNvPr id="0" name="use_case_diagram.png"/>
                     <pic:cNvPicPr/>
                   </pic:nvPicPr>
                   <pic:blipFill>
-                    <a:blip r:embed="rId33"/>
+                    <a:blip r:embed="rId7"/>
                     <a:stretch>
                       <a:fillRect/>
                     </a:stretch>
@@ -10039,7 +9983,9 @@
                       <a:off x="0" y="0"/>
                       <a:ext cx="5669280" cy="3629971"/>
                     </a:xfrm>
-                    <a:prstGeom prst="rect"/>
+                    <a:prstGeom prst="rect">
+                      <a:avLst/>
+                    </a:prstGeom>
                   </pic:spPr>
                 </pic:pic>
               </a:graphicData>
@@ -10906,6 +10852,7 @@
       </w:pPr>
       <w:bookmarkStart w:id="15" w:name="_Toc243431553"/>
       <w:r>
+        <w:lastRenderedPageBreak/>
         <w:t>3.1.3 Use Case Descriptions</w:t>
       </w:r>
       <w:bookmarkEnd w:id="15"/>
@@ -11650,7 +11597,6 @@
                 <w:sz w:val="19"/>
                 <w:szCs w:val="19"/>
               </w:rPr>
-              <w:lastRenderedPageBreak/>
               <w:t>Main flow</w:t>
             </w:r>
           </w:p>
@@ -12339,33 +12285,8 @@
     </w:tbl>
     <w:p>
       <w:pPr>
-        <w:keepNext/>
-        <w:spacing w:before="80" w:after="40"/>
-      </w:pPr>
-      <w:r>
-        <w:t>UC02: Pay via Credit Card</w:t>
-      </w:r>
-    </w:p>
-    <w:p>
-      <w:pPr>
         <w:spacing w:after="100" w:line="260" w:lineRule="auto"/>
       </w:pPr>
-      <w:r/>
-    </w:p>
-    <w:p>
-      <w:pPr>
-        <w:keepNext/>
-        <w:spacing w:before="80" w:after="40"/>
-      </w:pPr>
-      <w:r>
-        <w:t>UC03: Pay via QR Code</w:t>
-      </w:r>
-    </w:p>
-    <w:p>
-      <w:pPr>
-        <w:spacing w:after="100" w:line="260" w:lineRule="auto"/>
-      </w:pPr>
-      <w:r/>
     </w:p>
     <w:p>
       <w:pPr>
@@ -12374,6 +12295,7 @@
       </w:pPr>
       <w:bookmarkStart w:id="16" w:name="_Toc243431554"/>
       <w:r>
+        <w:lastRenderedPageBreak/>
         <w:t>3.2 Activity Diagrams (10 marks)</w:t>
       </w:r>
       <w:bookmarkEnd w:id="16"/>
@@ -12393,7 +12315,6 @@
       <w:pPr>
         <w:spacing w:after="100" w:line="260" w:lineRule="auto"/>
       </w:pPr>
-      <w:r/>
     </w:p>
     <w:p>
       <w:pPr>
@@ -12406,15 +12327,9 @@
       </w:pPr>
       <w:r>
         <w:rPr>
-          <w:color w:val="1F4E9A"/>
-          <w:sz w:val="20"/>
-          <w:szCs w:val="20"/>
-        </w:rPr>
-      </w:r>
-      <w:r>
-        <w:rPr>
           <w:noProof/>
         </w:rPr>
+        <w:lastRenderedPageBreak/>
         <w:drawing>
           <wp:inline distT="0" distB="0" distL="0" distR="0" wp14:anchorId="35734B09" wp14:editId="6E2A20A7">
             <wp:extent cx="2397125" cy="8470900"/>
@@ -12431,7 +12346,7 @@
                     <pic:cNvPicPr/>
                   </pic:nvPicPr>
                   <pic:blipFill>
-                    <a:blip r:embed="rId7" cstate="print">
+                    <a:blip r:embed="rId8" cstate="print">
                       <a:extLst>
                         <a:ext uri="{28A0092B-C50C-407E-A947-70E740481C1C}">
                           <a14:useLocalDpi xmlns:a14="http://schemas.microsoft.com/office/drawing/2010/main" val="0"/>
@@ -12468,6 +12383,7 @@
           <w:color w:val="333333"/>
           <w:sz w:val="19"/>
         </w:rPr>
+        <w:lastRenderedPageBreak/>
         <w:t>Figure 3.2: Activity Diagram – Passenger Buys a Ticket at the TVM</w:t>
       </w:r>
     </w:p>
@@ -12478,7 +12394,6 @@
       </w:pPr>
       <w:bookmarkStart w:id="18" w:name="_Toc243431556"/>
       <w:r>
-        <w:lastRenderedPageBreak/>
         <w:t>3.2.2 Communication with External Payment Gateways</w:t>
       </w:r>
       <w:bookmarkEnd w:id="18"/>
@@ -12487,7 +12402,6 @@
       <w:pPr>
         <w:spacing w:after="100" w:line="260" w:lineRule="auto"/>
       </w:pPr>
-      <w:r/>
     </w:p>
     <w:p>
       <w:pPr>
@@ -12498,13 +12412,6 @@
         <w:spacing w:before="60" w:after="140"/>
         <w:jc w:val="center"/>
       </w:pPr>
-      <w:r>
-        <w:rPr>
-          <w:color w:val="1F4E9A"/>
-          <w:sz w:val="20"/>
-          <w:szCs w:val="20"/>
-        </w:rPr>
-      </w:r>
       <w:r>
         <w:rPr>
           <w:noProof/>
@@ -12525,7 +12432,7 @@
                     <pic:cNvPicPr/>
                   </pic:nvPicPr>
                   <pic:blipFill>
-                    <a:blip r:embed="rId8" cstate="print">
+                    <a:blip r:embed="rId9" cstate="print">
                       <a:extLst>
                         <a:ext uri="{28A0092B-C50C-407E-A947-70E740481C1C}">
                           <a14:useLocalDpi xmlns:a14="http://schemas.microsoft.com/office/drawing/2010/main" val="0"/>
@@ -12591,7 +12498,6 @@
       <w:pPr>
         <w:spacing w:after="100" w:line="260" w:lineRule="auto"/>
       </w:pPr>
-      <w:r/>
     </w:p>
     <w:p>
       <w:pPr>
@@ -12623,7 +12529,7 @@
                     <pic:cNvPicPr/>
                   </pic:nvPicPr>
                   <pic:blipFill>
-                    <a:blip r:embed="rId9" cstate="print">
+                    <a:blip r:embed="rId10" cstate="print">
                       <a:extLst>
                         <a:ext uri="{28A0092B-C50C-407E-A947-70E740481C1C}">
                           <a14:useLocalDpi xmlns:a14="http://schemas.microsoft.com/office/drawing/2010/main" val="0"/>
@@ -12678,7 +12584,6 @@
       <w:pPr>
         <w:spacing w:after="100" w:line="260" w:lineRule="auto"/>
       </w:pPr>
-      <w:r/>
     </w:p>
     <w:p>
       <w:pPr>
@@ -12691,15 +12596,9 @@
       </w:pPr>
       <w:r>
         <w:rPr>
-          <w:color w:val="1F4E9A"/>
-          <w:sz w:val="20"/>
-          <w:szCs w:val="20"/>
-        </w:rPr>
-      </w:r>
-      <w:r>
-        <w:rPr>
           <w:noProof/>
         </w:rPr>
+        <w:lastRenderedPageBreak/>
         <w:drawing>
           <wp:inline distT="0" distB="0" distL="0" distR="0" wp14:anchorId="08836DC5" wp14:editId="7A44EF79">
             <wp:extent cx="2364740" cy="8470900"/>
@@ -12716,7 +12615,7 @@
                     <pic:cNvPicPr/>
                   </pic:nvPicPr>
                   <pic:blipFill>
-                    <a:blip r:embed="rId10" cstate="print">
+                    <a:blip r:embed="rId11" cstate="print">
                       <a:extLst>
                         <a:ext uri="{28A0092B-C50C-407E-A947-70E740481C1C}">
                           <a14:useLocalDpi xmlns:a14="http://schemas.microsoft.com/office/drawing/2010/main" val="0"/>
@@ -12753,6 +12652,7 @@
           <w:color w:val="333333"/>
           <w:sz w:val="19"/>
         </w:rPr>
+        <w:lastRenderedPageBreak/>
         <w:t>Figure 3.5: State Chart Diagram – TVM Transaction Lifecycle</w:t>
       </w:r>
     </w:p>
@@ -12763,7 +12663,6 @@
       </w:pPr>
       <w:bookmarkStart w:id="22" w:name="_Toc243431560"/>
       <w:r>
-        <w:lastRenderedPageBreak/>
         <w:t>3.3.3 Class Diagram (Domain Model)</w:t>
       </w:r>
       <w:bookmarkEnd w:id="22"/>
@@ -12772,7 +12671,6 @@
       <w:pPr>
         <w:spacing w:after="100" w:line="260" w:lineRule="auto"/>
       </w:pPr>
-      <w:r/>
     </w:p>
     <w:p>
       <w:pPr>
@@ -12803,7 +12701,7 @@
                     <pic:cNvPicPr/>
                   </pic:nvPicPr>
                   <pic:blipFill>
-                    <a:blip r:embed="rId11" cstate="print">
+                    <a:blip r:embed="rId12" cstate="print">
                       <a:extLst>
                         <a:ext uri="{28A0092B-C50C-407E-A947-70E740481C1C}">
                           <a14:useLocalDpi xmlns:a14="http://schemas.microsoft.com/office/drawing/2010/main" val="0"/>
@@ -13347,13 +13245,7 @@
               <w:spacing w:after="40" w:line="252" w:lineRule="auto"/>
             </w:pPr>
             <w:r>
-              <w:t xml:space="preserve">Thuộc </w:t>
-            </w:r>
-            <w:r>
-              <w:t>1</w:t>
-            </w:r>
-            <w:r>
-              <w:t xml:space="preserve"> </w:t>
+              <w:t xml:space="preserve">Thuộc 1 </w:t>
             </w:r>
             <w:r>
               <w:rPr>
@@ -13363,10 +13255,7 @@
               <w:t>Station</w:t>
             </w:r>
             <w:r>
-              <w:t>, liên kết</w:t>
-            </w:r>
-            <w:r>
-              <w:t xml:space="preserve"> </w:t>
+              <w:t xml:space="preserve">, liên kết </w:t>
             </w:r>
             <w:r>
               <w:rPr>
@@ -14464,7 +14353,6 @@
       <w:pPr>
         <w:spacing w:after="100" w:line="260" w:lineRule="auto"/>
       </w:pPr>
-      <w:r/>
     </w:p>
     <w:tbl>
       <w:tblPr>
@@ -14522,7 +14410,6 @@
                 <w:sz w:val="19"/>
                 <w:szCs w:val="19"/>
               </w:rPr>
-              <w:lastRenderedPageBreak/>
               <w:t>Consistency check</w:t>
             </w:r>
           </w:p>
@@ -14708,6 +14595,7 @@
                 <w:sz w:val="19"/>
                 <w:szCs w:val="19"/>
               </w:rPr>
+              <w:lastRenderedPageBreak/>
               <w:t>Every step of the main flow appears in the activity diagram</w:t>
             </w:r>
           </w:p>
@@ -15218,7 +15106,6 @@
       <w:pPr>
         <w:spacing w:after="100" w:line="260" w:lineRule="auto"/>
       </w:pPr>
-      <w:r/>
     </w:p>
     <w:tbl>
       <w:tblPr>
@@ -15490,138 +15377,6 @@
             <w:pPr>
               <w:spacing w:after="40" w:line="252" w:lineRule="auto"/>
             </w:pPr>
-            <w:hyperlink r:id="rId12" w:history="1">
-              <w:r>
-                <w:rPr>
-                  <w:rStyle w:val="Hyperlink"/>
-                </w:rPr>
-                <w:t>https://www.figma.com/design/LbKhf6mQOvEtakarW24O3d/Vending-Machine-UI--Community-?node-id=2</w:t>
-              </w:r>
-              <w:r>
-                <w:rPr>
-                  <w:rStyle w:val="Hyperlink"/>
-                </w:rPr>
-                <w:t>0</w:t>
-              </w:r>
-              <w:r>
-                <w:rPr>
-                  <w:rStyle w:val="Hyperlink"/>
-                </w:rPr>
-                <w:t>04-20053</w:t>
-              </w:r>
-            </w:hyperlink>
-          </w:p>
-        </w:tc>
-      </w:tr>
-      <w:tr>
-        <w:trPr>
-          <w:cantSplit/>
-        </w:trPr>
-        <w:tc>
-          <w:tcPr>
-            <w:tcW w:w="731" w:type="dxa"/>
-            <w:tcBorders>
-              <w:top w:val="single" w:sz="4" w:space="0" w:color="B7C3D3"/>
-              <w:left w:val="single" w:sz="4" w:space="0" w:color="B7C3D3"/>
-              <w:bottom w:val="single" w:sz="4" w:space="0" w:color="B7C3D3"/>
-              <w:right w:val="single" w:sz="4" w:space="0" w:color="B7C3D3"/>
-            </w:tcBorders>
-            <w:tcMar>
-              <w:top w:w="60" w:type="dxa"/>
-              <w:left w:w="100" w:type="dxa"/>
-              <w:bottom w:w="60" w:type="dxa"/>
-              <w:right w:w="100" w:type="dxa"/>
-            </w:tcMar>
-          </w:tcPr>
-          <w:p>
-            <w:pPr>
-              <w:spacing w:after="40" w:line="252" w:lineRule="auto"/>
-            </w:pPr>
-            <w:r>
-              <w:rPr>
-                <w:sz w:val="19"/>
-                <w:szCs w:val="19"/>
-              </w:rPr>
-              <w:t>S02</w:t>
-            </w:r>
-          </w:p>
-        </w:tc>
-        <w:tc>
-          <w:tcPr>
-            <w:tcW w:w="1534" w:type="dxa"/>
-            <w:tcBorders>
-              <w:top w:val="single" w:sz="4" w:space="0" w:color="B7C3D3"/>
-              <w:left w:val="single" w:sz="4" w:space="0" w:color="B7C3D3"/>
-              <w:bottom w:val="single" w:sz="4" w:space="0" w:color="B7C3D3"/>
-              <w:right w:val="single" w:sz="4" w:space="0" w:color="B7C3D3"/>
-            </w:tcBorders>
-            <w:tcMar>
-              <w:top w:w="60" w:type="dxa"/>
-              <w:left w:w="100" w:type="dxa"/>
-              <w:bottom w:w="60" w:type="dxa"/>
-              <w:right w:w="100" w:type="dxa"/>
-            </w:tcMar>
-          </w:tcPr>
-          <w:p>
-            <w:pPr>
-              <w:spacing w:after="40" w:line="252" w:lineRule="auto"/>
-            </w:pPr>
-            <w:r>
-              <w:rPr>
-                <w:rStyle w:val="Strong"/>
-              </w:rPr>
-              <w:t>Choose Destination:</w:t>
-            </w:r>
-            <w:r>
-              <w:t xml:space="preserve"> Interactive station selector and transit route map for line selection and destination confirmation.</w:t>
-            </w:r>
-          </w:p>
-        </w:tc>
-        <w:tc>
-          <w:tcPr>
-            <w:tcW w:w="1084" w:type="dxa"/>
-            <w:tcBorders>
-              <w:top w:val="single" w:sz="4" w:space="0" w:color="B7C3D3"/>
-              <w:left w:val="single" w:sz="4" w:space="0" w:color="B7C3D3"/>
-              <w:bottom w:val="single" w:sz="4" w:space="0" w:color="B7C3D3"/>
-              <w:right w:val="single" w:sz="4" w:space="0" w:color="B7C3D3"/>
-            </w:tcBorders>
-            <w:tcMar>
-              <w:top w:w="60" w:type="dxa"/>
-              <w:left w:w="100" w:type="dxa"/>
-              <w:bottom w:w="60" w:type="dxa"/>
-              <w:right w:w="100" w:type="dxa"/>
-            </w:tcMar>
-          </w:tcPr>
-          <w:p>
-            <w:pPr>
-              <w:spacing w:after="40" w:line="252" w:lineRule="auto"/>
-            </w:pPr>
-            <w:r>
-              <w:t>UC01 - Step 2</w:t>
-            </w:r>
-          </w:p>
-        </w:tc>
-        <w:tc>
-          <w:tcPr>
-            <w:tcW w:w="6547" w:type="dxa"/>
-            <w:tcBorders>
-              <w:top w:val="single" w:sz="4" w:space="0" w:color="B7C3D3"/>
-              <w:left w:val="single" w:sz="4" w:space="0" w:color="B7C3D3"/>
-              <w:bottom w:val="single" w:sz="4" w:space="0" w:color="B7C3D3"/>
-              <w:right w:val="single" w:sz="4" w:space="0" w:color="B7C3D3"/>
-            </w:tcBorders>
-            <w:tcMar>
-              <w:top w:w="60" w:type="dxa"/>
-              <w:left w:w="100" w:type="dxa"/>
-              <w:bottom w:w="60" w:type="dxa"/>
-              <w:right w:w="100" w:type="dxa"/>
-            </w:tcMar>
-          </w:tcPr>
-          <w:p>
-            <w:pPr>
-              <w:spacing w:after="40" w:line="252" w:lineRule="auto"/>
-            </w:pPr>
             <w:hyperlink r:id="rId13" w:history="1">
               <w:r>
                 <w:rPr>
@@ -15662,7 +15417,7 @@
                 <w:sz w:val="19"/>
                 <w:szCs w:val="19"/>
               </w:rPr>
-              <w:t>S03</w:t>
+              <w:t>S02</w:t>
             </w:r>
           </w:p>
         </w:tc>
@@ -15690,26 +15445,10 @@
               <w:rPr>
                 <w:rStyle w:val="Strong"/>
               </w:rPr>
-              <w:t>T</w:t>
-            </w:r>
-            <w:r>
-              <w:rPr>
-                <w:rStyle w:val="Strong"/>
-              </w:rPr>
-              <w:t>ickets and Fare:</w:t>
-            </w:r>
-            <w:r>
-              <w:t xml:space="preserve"> Configure ticket quantities (</w:t>
-            </w:r>
-            <w:r>
-              <w:rPr>
-                <w:rStyle w:val="HTMLCode"/>
-                <w:rFonts w:eastAsia="Calibri"/>
-              </w:rPr>
-              <w:t>+ / -</w:t>
-            </w:r>
-            <w:r>
-              <w:t>) and fare categories (Adult: $3.00, Child: $1.50, Senior: $1.50) with instant real-time fare calculation.</w:t>
+              <w:t>Choose Destination:</w:t>
+            </w:r>
+            <w:r>
+              <w:t xml:space="preserve"> Interactive station selector and transit route map for line selection and destination confirmation.</w:t>
             </w:r>
           </w:p>
         </w:tc>
@@ -15734,7 +15473,7 @@
               <w:spacing w:after="40" w:line="252" w:lineRule="auto"/>
             </w:pPr>
             <w:r>
-              <w:t>UC01 - Step 3, 4</w:t>
+              <w:t>UC01 - Step 2</w:t>
             </w:r>
           </w:p>
         </w:tc>
@@ -15798,8 +15537,7 @@
                 <w:sz w:val="19"/>
                 <w:szCs w:val="19"/>
               </w:rPr>
-              <w:lastRenderedPageBreak/>
-              <w:t>S04</w:t>
+              <w:t>S03</w:t>
             </w:r>
           </w:p>
         </w:tc>
@@ -15827,10 +15565,20 @@
               <w:rPr>
                 <w:rStyle w:val="Strong"/>
               </w:rPr>
-              <w:t>Choose Payment Method:</w:t>
-            </w:r>
-            <w:r>
-              <w:t xml:space="preserve"> Summary order review ($6.00) prompting passenger to select between Contactless Card or Banking/E-wallet QR.</w:t>
+              <w:t>Tickets and Fare:</w:t>
+            </w:r>
+            <w:r>
+              <w:t xml:space="preserve"> Configure ticket quantities (</w:t>
+            </w:r>
+            <w:r>
+              <w:rPr>
+                <w:rStyle w:val="HTMLCode"/>
+                <w:rFonts w:eastAsia="Calibri"/>
+              </w:rPr>
+              <w:t>+ / -</w:t>
+            </w:r>
+            <w:r>
+              <w:t>) and fare categories (Adult: $3.00, Child: $1.50, Senior: $1.50) with instant real-time fare calculation.</w:t>
             </w:r>
           </w:p>
         </w:tc>
@@ -15855,7 +15603,7 @@
               <w:spacing w:after="40" w:line="252" w:lineRule="auto"/>
             </w:pPr>
             <w:r>
-              <w:t>UC01 - Step 5</w:t>
+              <w:t>UC01 - Step 3, 4</w:t>
             </w:r>
           </w:p>
         </w:tc>
@@ -15919,7 +15667,8 @@
                 <w:sz w:val="19"/>
                 <w:szCs w:val="19"/>
               </w:rPr>
-              <w:t>S05</w:t>
+              <w:lastRenderedPageBreak/>
+              <w:t>S04</w:t>
             </w:r>
           </w:p>
         </w:tc>
@@ -15947,10 +15696,10 @@
               <w:rPr>
                 <w:rStyle w:val="Strong"/>
               </w:rPr>
-              <w:t>Card Payment:</w:t>
-            </w:r>
-            <w:r>
-              <w:t xml:space="preserve"> Visual guide prompting user to tap or insert credit/debit card into the physical EMV card reader.</w:t>
+              <w:t>Choose Payment Method:</w:t>
+            </w:r>
+            <w:r>
+              <w:t xml:space="preserve"> Summary order review ($6.00) prompting passenger to select between Contactless Card or Banking/E-wallet QR.</w:t>
             </w:r>
           </w:p>
         </w:tc>
@@ -16033,17 +15782,13 @@
           <w:p>
             <w:pPr>
               <w:spacing w:after="40" w:line="252" w:lineRule="auto"/>
-              <w:rPr>
-                <w:sz w:val="19"/>
-                <w:szCs w:val="19"/>
-              </w:rPr>
-            </w:pPr>
-            <w:r>
-              <w:rPr>
-                <w:sz w:val="19"/>
-                <w:szCs w:val="19"/>
-              </w:rPr>
-              <w:t>S06</w:t>
+            </w:pPr>
+            <w:r>
+              <w:rPr>
+                <w:sz w:val="19"/>
+                <w:szCs w:val="19"/>
+              </w:rPr>
+              <w:t>S05</w:t>
             </w:r>
           </w:p>
         </w:tc>
@@ -16066,18 +15811,15 @@
           <w:p>
             <w:pPr>
               <w:spacing w:after="40" w:line="252" w:lineRule="auto"/>
+            </w:pPr>
+            <w:r>
               <w:rPr>
                 <w:rStyle w:val="Strong"/>
               </w:rPr>
-            </w:pPr>
-            <w:r>
-              <w:rPr>
-                <w:rStyle w:val="Strong"/>
-              </w:rPr>
-              <w:t>QR Payment:</w:t>
-            </w:r>
-            <w:r>
-              <w:t xml:space="preserve"> Displays high-contrast dynamic payment QR code with active 60-second expiration countdown timer.</w:t>
+              <w:t>Card Payment:</w:t>
+            </w:r>
+            <w:r>
+              <w:t xml:space="preserve"> Visual guide prompting user to tap or insert credit/debit card into the physical EMV card reader.</w:t>
             </w:r>
           </w:p>
         </w:tc>
@@ -16102,7 +15844,7 @@
               <w:spacing w:after="40" w:line="252" w:lineRule="auto"/>
             </w:pPr>
             <w:r>
-              <w:t>UC02 - All Steps</w:t>
+              <w:t>UC01 - Step 5</w:t>
             </w:r>
           </w:p>
         </w:tc>
@@ -16125,10 +15867,6 @@
           <w:p>
             <w:pPr>
               <w:spacing w:after="40" w:line="252" w:lineRule="auto"/>
-              <w:rPr>
-                <w:sz w:val="19"/>
-                <w:szCs w:val="19"/>
-              </w:rPr>
             </w:pPr>
             <w:hyperlink r:id="rId17" w:history="1">
               <w:r>
@@ -16174,8 +15912,7 @@
                 <w:sz w:val="19"/>
                 <w:szCs w:val="19"/>
               </w:rPr>
-              <w:lastRenderedPageBreak/>
-              <w:t>S07</w:t>
+              <w:t>S06</w:t>
             </w:r>
           </w:p>
         </w:tc>
@@ -16206,10 +15943,10 @@
               <w:rPr>
                 <w:rStyle w:val="Strong"/>
               </w:rPr>
-              <w:t>Payment Declined (Exception):</w:t>
-            </w:r>
-            <w:r>
-              <w:t xml:space="preserve"> Alerts user of rejected payment, leaves funds uncharged, and prompts alternative payment.</w:t>
+              <w:t>QR Payment:</w:t>
+            </w:r>
+            <w:r>
+              <w:t xml:space="preserve"> Displays high-contrast dynamic payment QR code with active 60-second expiration countdown timer.</w:t>
             </w:r>
           </w:p>
         </w:tc>
@@ -16234,7 +15971,7 @@
               <w:spacing w:after="40" w:line="252" w:lineRule="auto"/>
             </w:pPr>
             <w:r>
-              <w:t>UC03 - All Steps</w:t>
+              <w:t>UC02 - All Steps</w:t>
             </w:r>
           </w:p>
         </w:tc>
@@ -16306,7 +16043,8 @@
                 <w:sz w:val="19"/>
                 <w:szCs w:val="19"/>
               </w:rPr>
-              <w:t>S08</w:t>
+              <w:lastRenderedPageBreak/>
+              <w:t>S07</w:t>
             </w:r>
           </w:p>
         </w:tc>
@@ -16337,10 +16075,10 @@
               <w:rPr>
                 <w:rStyle w:val="Strong"/>
               </w:rPr>
-              <w:t>QR Payment Timed Out (Exception):</w:t>
-            </w:r>
-            <w:r>
-              <w:t xml:space="preserve"> Enforces strict 60s timeout security rule, invalidates expired QR, and prompts session retry.</w:t>
+              <w:t>Payment Declined (Exception):</w:t>
+            </w:r>
+            <w:r>
+              <w:t xml:space="preserve"> Alerts user of rejected payment, leaves funds uncharged, and prompts alternative payment.</w:t>
             </w:r>
           </w:p>
         </w:tc>
@@ -16365,7 +16103,7 @@
               <w:spacing w:after="40" w:line="252" w:lineRule="auto"/>
             </w:pPr>
             <w:r>
-              <w:t>UC02 / UC01 Exception</w:t>
+              <w:t>UC03 - All Steps</w:t>
             </w:r>
           </w:p>
         </w:tc>
@@ -16437,7 +16175,7 @@
                 <w:sz w:val="19"/>
                 <w:szCs w:val="19"/>
               </w:rPr>
-              <w:t>S09</w:t>
+              <w:t>S08</w:t>
             </w:r>
           </w:p>
         </w:tc>
@@ -16468,10 +16206,10 @@
               <w:rPr>
                 <w:rStyle w:val="Strong"/>
               </w:rPr>
-              <w:t>Payment Confirmed &amp; Printing:</w:t>
-            </w:r>
-            <w:r>
-              <w:t xml:space="preserve"> Confirms financial clearance and triggers the thermal printer hardware to print barcode tickets.</w:t>
+              <w:t>QR Payment Timed Out (Exception):</w:t>
+            </w:r>
+            <w:r>
+              <w:t xml:space="preserve"> Enforces strict 60s timeout security rule, invalidates expired QR, and prompts session retry.</w:t>
             </w:r>
           </w:p>
         </w:tc>
@@ -16496,7 +16234,7 @@
               <w:spacing w:after="40" w:line="252" w:lineRule="auto"/>
             </w:pPr>
             <w:r>
-              <w:t>UC03 / UC01 Exception</w:t>
+              <w:t>UC02 / UC01 Exception</w:t>
             </w:r>
           </w:p>
         </w:tc>
@@ -16568,8 +16306,7 @@
                 <w:sz w:val="19"/>
                 <w:szCs w:val="19"/>
               </w:rPr>
-              <w:lastRenderedPageBreak/>
-              <w:t>S10</w:t>
+              <w:t>S09</w:t>
             </w:r>
           </w:p>
         </w:tc>
@@ -16600,10 +16337,10 @@
               <w:rPr>
                 <w:rStyle w:val="Strong"/>
               </w:rPr>
-              <w:t>Tickets Issued &amp; Collection:</w:t>
-            </w:r>
-            <w:r>
-              <w:t xml:space="preserve"> Visual representation of physical barcode tickets and directions to retrieve tickets from the tray.</w:t>
+              <w:t>Payment Confirmed &amp; Printing:</w:t>
+            </w:r>
+            <w:r>
+              <w:t xml:space="preserve"> Confirms financial clearance and triggers the thermal printer hardware to print barcode tickets.</w:t>
             </w:r>
           </w:p>
         </w:tc>
@@ -16628,16 +16365,7 @@
               <w:spacing w:after="40" w:line="252" w:lineRule="auto"/>
             </w:pPr>
             <w:r>
-              <w:t xml:space="preserve">UC01 - Step </w:t>
-            </w:r>
-            <w:r>
-              <w:t>7</w:t>
-            </w:r>
-            <w:r>
-              <w:t xml:space="preserve">, </w:t>
-            </w:r>
-            <w:r>
-              <w:t>8</w:t>
+              <w:t>UC03 / UC01 Exception</w:t>
             </w:r>
           </w:p>
         </w:tc>
@@ -16709,6 +16437,138 @@
                 <w:sz w:val="19"/>
                 <w:szCs w:val="19"/>
               </w:rPr>
+              <w:lastRenderedPageBreak/>
+              <w:t>S10</w:t>
+            </w:r>
+          </w:p>
+        </w:tc>
+        <w:tc>
+          <w:tcPr>
+            <w:tcW w:w="1534" w:type="dxa"/>
+            <w:tcBorders>
+              <w:top w:val="single" w:sz="4" w:space="0" w:color="B7C3D3"/>
+              <w:left w:val="single" w:sz="4" w:space="0" w:color="B7C3D3"/>
+              <w:bottom w:val="single" w:sz="4" w:space="0" w:color="B7C3D3"/>
+              <w:right w:val="single" w:sz="4" w:space="0" w:color="B7C3D3"/>
+            </w:tcBorders>
+            <w:tcMar>
+              <w:top w:w="60" w:type="dxa"/>
+              <w:left w:w="100" w:type="dxa"/>
+              <w:bottom w:w="60" w:type="dxa"/>
+              <w:right w:w="100" w:type="dxa"/>
+            </w:tcMar>
+          </w:tcPr>
+          <w:p>
+            <w:pPr>
+              <w:spacing w:after="40" w:line="252" w:lineRule="auto"/>
+              <w:rPr>
+                <w:rStyle w:val="Strong"/>
+              </w:rPr>
+            </w:pPr>
+            <w:r>
+              <w:rPr>
+                <w:rStyle w:val="Strong"/>
+              </w:rPr>
+              <w:t>Tickets Issued &amp; Collection:</w:t>
+            </w:r>
+            <w:r>
+              <w:t xml:space="preserve"> Visual representation of physical barcode tickets and directions to retrieve tickets from the tray.</w:t>
+            </w:r>
+          </w:p>
+        </w:tc>
+        <w:tc>
+          <w:tcPr>
+            <w:tcW w:w="1084" w:type="dxa"/>
+            <w:tcBorders>
+              <w:top w:val="single" w:sz="4" w:space="0" w:color="B7C3D3"/>
+              <w:left w:val="single" w:sz="4" w:space="0" w:color="B7C3D3"/>
+              <w:bottom w:val="single" w:sz="4" w:space="0" w:color="B7C3D3"/>
+              <w:right w:val="single" w:sz="4" w:space="0" w:color="B7C3D3"/>
+            </w:tcBorders>
+            <w:tcMar>
+              <w:top w:w="60" w:type="dxa"/>
+              <w:left w:w="100" w:type="dxa"/>
+              <w:bottom w:w="60" w:type="dxa"/>
+              <w:right w:w="100" w:type="dxa"/>
+            </w:tcMar>
+          </w:tcPr>
+          <w:p>
+            <w:pPr>
+              <w:spacing w:after="40" w:line="252" w:lineRule="auto"/>
+            </w:pPr>
+            <w:r>
+              <w:t>UC01 - Step 7, 8</w:t>
+            </w:r>
+          </w:p>
+        </w:tc>
+        <w:tc>
+          <w:tcPr>
+            <w:tcW w:w="6547" w:type="dxa"/>
+            <w:tcBorders>
+              <w:top w:val="single" w:sz="4" w:space="0" w:color="B7C3D3"/>
+              <w:left w:val="single" w:sz="4" w:space="0" w:color="B7C3D3"/>
+              <w:bottom w:val="single" w:sz="4" w:space="0" w:color="B7C3D3"/>
+              <w:right w:val="single" w:sz="4" w:space="0" w:color="B7C3D3"/>
+            </w:tcBorders>
+            <w:tcMar>
+              <w:top w:w="60" w:type="dxa"/>
+              <w:left w:w="100" w:type="dxa"/>
+              <w:bottom w:w="60" w:type="dxa"/>
+              <w:right w:w="100" w:type="dxa"/>
+            </w:tcMar>
+          </w:tcPr>
+          <w:p>
+            <w:pPr>
+              <w:spacing w:after="40" w:line="252" w:lineRule="auto"/>
+              <w:rPr>
+                <w:sz w:val="19"/>
+                <w:szCs w:val="19"/>
+              </w:rPr>
+            </w:pPr>
+            <w:hyperlink r:id="rId22" w:history="1">
+              <w:r>
+                <w:rPr>
+                  <w:rStyle w:val="Hyperlink"/>
+                </w:rPr>
+                <w:t>https://www.figma.com/design/LbKhf6mQOvEtakarW24O3d/Vending-Machine-UI--Community-?node-id=2004-20053</w:t>
+              </w:r>
+            </w:hyperlink>
+          </w:p>
+        </w:tc>
+      </w:tr>
+      <w:tr>
+        <w:trPr>
+          <w:cantSplit/>
+        </w:trPr>
+        <w:tc>
+          <w:tcPr>
+            <w:tcW w:w="731" w:type="dxa"/>
+            <w:tcBorders>
+              <w:top w:val="single" w:sz="4" w:space="0" w:color="B7C3D3"/>
+              <w:left w:val="single" w:sz="4" w:space="0" w:color="B7C3D3"/>
+              <w:bottom w:val="single" w:sz="4" w:space="0" w:color="B7C3D3"/>
+              <w:right w:val="single" w:sz="4" w:space="0" w:color="B7C3D3"/>
+            </w:tcBorders>
+            <w:tcMar>
+              <w:top w:w="60" w:type="dxa"/>
+              <w:left w:w="100" w:type="dxa"/>
+              <w:bottom w:w="60" w:type="dxa"/>
+              <w:right w:w="100" w:type="dxa"/>
+            </w:tcMar>
+          </w:tcPr>
+          <w:p>
+            <w:pPr>
+              <w:spacing w:after="40" w:line="252" w:lineRule="auto"/>
+              <w:rPr>
+                <w:sz w:val="19"/>
+                <w:szCs w:val="19"/>
+              </w:rPr>
+            </w:pPr>
+            <w:r>
+              <w:rPr>
+                <w:sz w:val="19"/>
+                <w:szCs w:val="19"/>
+              </w:rPr>
               <w:t>S11</w:t>
             </w:r>
           </w:p>
@@ -16796,7 +16656,7 @@
                 <w:szCs w:val="19"/>
               </w:rPr>
             </w:pPr>
-            <w:hyperlink r:id="rId22" w:history="1">
+            <w:hyperlink r:id="rId23" w:history="1">
               <w:r>
                 <w:rPr>
                   <w:rStyle w:val="Hyperlink"/>
@@ -16818,6 +16678,9 @@
         <w:jc w:val="center"/>
       </w:pPr>
       <w:r>
+        <w:rPr>
+          <w:noProof/>
+        </w:rPr>
         <w:lastRenderedPageBreak/>
         <w:drawing>
           <wp:inline distT="0" distB="0" distL="0" distR="0" wp14:anchorId="4D9D1349" wp14:editId="626ED8DD">
@@ -16835,7 +16698,7 @@
                     <pic:cNvPicPr/>
                   </pic:nvPicPr>
                   <pic:blipFill>
-                    <a:blip r:embed="rId23"/>
+                    <a:blip r:embed="rId24"/>
                     <a:stretch>
                       <a:fillRect/>
                     </a:stretch>
@@ -16895,7 +16758,6 @@
       <w:pPr>
         <w:spacing w:after="100" w:line="260" w:lineRule="auto"/>
       </w:pPr>
-      <w:r/>
     </w:p>
     <w:p>
       <w:pPr>
@@ -16927,7 +16789,7 @@
                     <pic:cNvPicPr/>
                   </pic:nvPicPr>
                   <pic:blipFill>
-                    <a:blip r:embed="rId24" cstate="print">
+                    <a:blip r:embed="rId25" cstate="print">
                       <a:extLst>
                         <a:ext uri="{28A0092B-C50C-407E-A947-70E740481C1C}">
                           <a14:useLocalDpi xmlns:a14="http://schemas.microsoft.com/office/drawing/2010/main" val="0"/>
@@ -16973,12 +16835,23 @@
       </w:pPr>
       <w:r>
         <w:t>Design Reasoning &amp; Architectural Explanation:</w:t>
+      </w:r>
+      <w:r>
         <w:br/>
         <w:t>The Smart Ticketing System is engineered around a decoupled three-tier Model-View-Controller (MVC) pattern adapted for an autonomous transit kiosk ('System-in-a-box'):</w:t>
+      </w:r>
+      <w:r>
         <w:br/>
         <w:t>1. Presentation Tier (View): Built with responsive Windows Forms touch kiosk components (MainForm, StepProgressBar, KioskTheme). The UI coordinates user interactions via an event-driven subscriber model, remaining strictly agnostic of underlying database engines and payment hardware protocols.</w:t>
+      </w:r>
+      <w:r>
         <w:br/>
+      </w:r>
+      <w:r>
+        <w:lastRenderedPageBreak/>
         <w:t>2. Domain &amp; Application Logic Tier (Controller): Encapsulated within TVMController and domain service handlers (FareCalculationService, BarcodeService). State progression adheres to a strict finite state machine (Idle -&gt; Destination -&gt; TicketConfig -&gt; PaymentSelection -&gt; Processing -&gt; Dispensing -&gt; Completed), preventing invalid transactional transitions.</w:t>
+      </w:r>
+      <w:r>
         <w:br/>
         <w:t>3. Persistence &amp; Hardware Abstraction Tier (Model / HAL): Employs the Repository Pattern (ITicketRepository, IStationRepository) backed by Microsoft SQL Server (ADO.NET) with an automatic In-Memory fallback cache. Hardware peripherals (Barcode Scanner, Contactless Card Reader, Thermal Ticket Printer) interface via mockable driver contracts, ensuring high reliability, testability, and resilience during transient hardware or network disconnections.</w:t>
       </w:r>
@@ -16998,7 +16871,6 @@
       <w:pPr>
         <w:spacing w:after="100" w:line="260" w:lineRule="auto"/>
       </w:pPr>
-      <w:r/>
     </w:p>
     <w:p>
       <w:pPr>
@@ -17013,7 +16885,6 @@
         <w:rPr>
           <w:noProof/>
         </w:rPr>
-        <w:lastRenderedPageBreak/>
         <w:drawing>
           <wp:inline distT="0" distB="0" distL="0" distR="0" wp14:anchorId="0807323C" wp14:editId="756E7405">
             <wp:extent cx="5943600" cy="2907665"/>
@@ -17030,7 +16901,7 @@
                     <pic:cNvPicPr/>
                   </pic:nvPicPr>
                   <pic:blipFill>
-                    <a:blip r:embed="rId25" cstate="print">
+                    <a:blip r:embed="rId26" cstate="print">
                       <a:extLst>
                         <a:ext uri="{28A0092B-C50C-407E-A947-70E740481C1C}">
                           <a14:useLocalDpi xmlns:a14="http://schemas.microsoft.com/office/drawing/2010/main" val="0"/>
@@ -17337,6 +17208,7 @@
           </w:tcPr>
           <w:p>
             <w:r>
+              <w:lastRenderedPageBreak/>
               <w:t>Application Server</w:t>
             </w:r>
           </w:p>
@@ -17722,26 +17594,29 @@
     </w:p>
     <w:p>
       <w:pPr>
-        <w:spacing w:after="80" w:line="276" w:lineRule="auto" w:before="80"/>
+        <w:spacing w:before="80" w:after="80" w:line="276" w:lineRule="auto"/>
       </w:pPr>
-      <w:r/>
       <w:r>
+        <w:rPr>
+          <w:noProof/>
+        </w:rPr>
         <w:drawing>
-          <wp:inline xmlns:a="http://schemas.openxmlformats.org/drawingml/2006/main" xmlns:pic="http://schemas.openxmlformats.org/drawingml/2006/picture">
+          <wp:inline distT="0" distB="0" distL="0" distR="0">
             <wp:extent cx="5486400" cy="3017520"/>
+            <wp:effectExtent l="0" t="0" r="0" b="0"/>
             <wp:docPr id="17" name="Picture 17"/>
             <wp:cNvGraphicFramePr>
-              <a:graphicFrameLocks noChangeAspect="1"/>
+              <a:graphicFrameLocks xmlns:a="http://schemas.openxmlformats.org/drawingml/2006/main" noChangeAspect="1"/>
             </wp:cNvGraphicFramePr>
-            <a:graphic>
+            <a:graphic xmlns:a="http://schemas.openxmlformats.org/drawingml/2006/main">
               <a:graphicData uri="http://schemas.openxmlformats.org/drawingml/2006/picture">
-                <pic:pic>
+                <pic:pic xmlns:pic="http://schemas.openxmlformats.org/drawingml/2006/picture">
                   <pic:nvPicPr>
                     <pic:cNvPr id="0" name="image.png"/>
                     <pic:cNvPicPr/>
                   </pic:nvPicPr>
                   <pic:blipFill>
-                    <a:blip r:embed="rId29"/>
+                    <a:blip r:embed="rId27"/>
                     <a:stretch>
                       <a:fillRect/>
                     </a:stretch>
@@ -17751,7 +17626,9 @@
                       <a:off x="0" y="0"/>
                       <a:ext cx="5486400" cy="3017520"/>
                     </a:xfrm>
-                    <a:prstGeom prst="rect"/>
+                    <a:prstGeom prst="rect">
+                      <a:avLst/>
+                    </a:prstGeom>
                   </pic:spPr>
                 </pic:pic>
               </a:graphicData>
@@ -17768,7 +17645,6 @@
       <w:r>
         <w:rPr>
           <w:rFonts w:ascii="Segoe UI" w:hAnsi="Segoe UI"/>
-          <w:b w:val="0"/>
           <w:i/>
           <w:color w:val="64748B"/>
           <w:sz w:val="18"/>
@@ -17788,15 +17664,31 @@
       <w:r>
         <w:rPr>
           <w:rFonts w:ascii="Segoe UI" w:hAnsi="Segoe UI"/>
-          <w:b w:val="0"/>
-          <w:i w:val="0"/>
           <w:sz w:val="20"/>
         </w:rPr>
         <w:t>Forward Engineering Workflow:</w:t>
+      </w:r>
+      <w:r>
+        <w:rPr>
+          <w:rFonts w:ascii="Segoe UI" w:hAnsi="Segoe UI"/>
+          <w:sz w:val="20"/>
+        </w:rPr>
         <w:br/>
         <w:t>1. Model Translation: The UML Class Diagram established in Section 3.3.3 was imported into Visual Studio 2022's Class Designer. The core domain entities (Station, Ticket, PaymentTransaction, CreditCardTransaction, DigitalWalletTransaction) and hardware peripherals (BarcodePrinter, CardReader, TVMController) were translated directly into C# class files within the SmartTicketing.Core class library project.</w:t>
+      </w:r>
+      <w:r>
+        <w:rPr>
+          <w:rFonts w:ascii="Segoe UI" w:hAnsi="Segoe UI"/>
+          <w:sz w:val="20"/>
+        </w:rPr>
         <w:br/>
         <w:t>2. Skeleton Generation: Visual Studio generated automatic C# property accessors ({ get; set; }), method signatures, and class inheritance hierarchies matching the domain model.</w:t>
+      </w:r>
+      <w:r>
+        <w:rPr>
+          <w:rFonts w:ascii="Segoe UI" w:hAnsi="Segoe UI"/>
+          <w:sz w:val="20"/>
+        </w:rPr>
         <w:br/>
         <w:t>3. Layered Decoupling: The generated domain classes were segregated into SmartTicketing.Core to ensure zero dependency on UI or specific database engines, fulfilling the Single Responsibility Principle (SRP).</w:t>
       </w:r>
@@ -17805,7 +17697,7 @@
       <w:pPr>
         <w:pStyle w:val="Heading3"/>
         <w:keepNext/>
-        <w:spacing w:before="80" w:after="80" w:line="276" w:lineRule="auto"/>
+        <w:spacing w:before="80" w:line="276" w:lineRule="auto"/>
       </w:pPr>
       <w:r>
         <w:t>5.1.2 Backward Engineering (Code to Model)</w:t>
@@ -17813,22 +17705,44 @@
     </w:p>
     <w:p>
       <w:pPr>
-        <w:spacing w:after="80" w:line="276" w:lineRule="auto" w:before="80"/>
+        <w:spacing w:before="80" w:after="80" w:line="276" w:lineRule="auto"/>
       </w:pPr>
       <w:r>
         <w:rPr>
           <w:rFonts w:ascii="Segoe UI" w:hAnsi="Segoe UI"/>
-          <w:b w:val="0"/>
-          <w:i w:val="0"/>
           <w:sz w:val="20"/>
         </w:rPr>
         <w:t>Backward Engineering Reflection:</w:t>
+      </w:r>
+      <w:r>
+        <w:rPr>
+          <w:rFonts w:ascii="Segoe UI" w:hAnsi="Segoe UI"/>
+          <w:sz w:val="20"/>
+        </w:rPr>
         <w:br/>
         <w:t>Following initial skeleton generation, manual implementation of real-world hardware and transaction handling required four architectural refinements (documented in Table 13 above). Using Visual Studio 2022, the compiled code modifications were reverse-engineered back into the UML architecture:</w:t>
+      </w:r>
+      <w:r>
+        <w:rPr>
+          <w:rFonts w:ascii="Segoe UI" w:hAnsi="Segoe UI"/>
+          <w:sz w:val="20"/>
+        </w:rPr>
         <w:br/>
         <w:t>• Asynchronous method signatures (Task&lt;bool&gt; ProcessAsync()) were reflected back to UML operations.</w:t>
+      </w:r>
+      <w:r>
+        <w:rPr>
+          <w:rFonts w:ascii="Segoe UI" w:hAnsi="Segoe UI"/>
+          <w:sz w:val="20"/>
+        </w:rPr>
         <w:br/>
         <w:t>• StateChanged and QRCountdownTick event delegates were reverse-mapped to the TVMController interface.</w:t>
+      </w:r>
+      <w:r>
+        <w:rPr>
+          <w:rFonts w:ascii="Segoe UI" w:hAnsi="Segoe UI"/>
+          <w:sz w:val="20"/>
+        </w:rPr>
         <w:br/>
         <w:t>• The FareCategory domain enum was integrated into the core UML Class Diagram with direct multiplicity to Ticket.</w:t>
       </w:r>
@@ -17890,6 +17804,7 @@
                 <w:sz w:val="19"/>
                 <w:szCs w:val="19"/>
               </w:rPr>
+              <w:lastRenderedPageBreak/>
               <w:t>No.</w:t>
             </w:r>
           </w:p>
@@ -18021,7 +17936,6 @@
             <w:r>
               <w:rPr>
                 <w:rFonts w:ascii="Segoe UI" w:hAnsi="Segoe UI"/>
-                <w:b w:val="0"/>
                 <w:sz w:val="19"/>
               </w:rPr>
               <w:t>1</w:t>
@@ -18051,7 +17965,6 @@
             <w:r>
               <w:rPr>
                 <w:rFonts w:ascii="Segoe UI" w:hAnsi="Segoe UI"/>
-                <w:b w:val="0"/>
                 <w:sz w:val="19"/>
               </w:rPr>
               <w:t>Added asynchronous Task-based transaction processing (ProcessAsync, RefundAsync) and event delegates (QRCountdownTick, StateChanged) for non-blocking UI.</w:t>
@@ -18081,7 +17994,6 @@
             <w:r>
               <w:rPr>
                 <w:rFonts w:ascii="Segoe UI" w:hAnsi="Segoe UI"/>
-                <w:b w:val="0"/>
                 <w:sz w:val="19"/>
               </w:rPr>
               <w:t>PaymentTransaction.cs, TVMController.cs</w:t>
@@ -18111,7 +18023,6 @@
             <w:r>
               <w:rPr>
                 <w:rFonts w:ascii="Segoe UI" w:hAnsi="Segoe UI"/>
-                <w:b w:val="0"/>
                 <w:sz w:val="19"/>
               </w:rPr>
               <w:t>Updated class operations in UML Class Diagram to reflect Task&lt;bool&gt; return signatures and added StateChanged event notifications.</w:t>
@@ -18146,7 +18057,6 @@
             <w:r>
               <w:rPr>
                 <w:rFonts w:ascii="Segoe UI" w:hAnsi="Segoe UI"/>
-                <w:b w:val="0"/>
                 <w:sz w:val="19"/>
               </w:rPr>
               <w:t>2</w:t>
@@ -18176,7 +18086,6 @@
             <w:r>
               <w:rPr>
                 <w:rFonts w:ascii="Segoe UI" w:hAnsi="Segoe UI"/>
-                <w:b w:val="0"/>
                 <w:sz w:val="19"/>
               </w:rPr>
               <w:t>Implemented FareCategory enumeration (Adult, Child, Senior) with dynamic 50% discount calculation logic.</w:t>
@@ -18206,7 +18115,6 @@
             <w:r>
               <w:rPr>
                 <w:rFonts w:ascii="Segoe UI" w:hAnsi="Segoe UI"/>
-                <w:b w:val="0"/>
                 <w:sz w:val="19"/>
               </w:rPr>
               <w:t>Ticket.cs, TVMController.cs</w:t>
@@ -18236,7 +18144,6 @@
             <w:r>
               <w:rPr>
                 <w:rFonts w:ascii="Segoe UI" w:hAnsi="Segoe UI"/>
-                <w:b w:val="0"/>
                 <w:sz w:val="19"/>
               </w:rPr>
               <w:t>Added FareCategory enum to Domain Class Diagram and defined association multiplicity with Ticket entity.</w:t>
@@ -18271,7 +18178,6 @@
             <w:r>
               <w:rPr>
                 <w:rFonts w:ascii="Segoe UI" w:hAnsi="Segoe UI"/>
-                <w:b w:val="0"/>
                 <w:sz w:val="19"/>
               </w:rPr>
               <w:t>3</w:t>
@@ -18301,7 +18207,6 @@
             <w:r>
               <w:rPr>
                 <w:rFonts w:ascii="Segoe UI" w:hAnsi="Segoe UI"/>
-                <w:b w:val="0"/>
                 <w:sz w:val="19"/>
               </w:rPr>
               <w:t>Integrated hardware fault simulation flags (HasPaperJam, RemainingPaperUnits) and automatic gateway refund compensation.</w:t>
@@ -18331,7 +18236,6 @@
             <w:r>
               <w:rPr>
                 <w:rFonts w:ascii="Segoe UI" w:hAnsi="Segoe UI"/>
-                <w:b w:val="0"/>
                 <w:sz w:val="19"/>
               </w:rPr>
               <w:t>BarcodePrinter.cs, TVMController.cs</w:t>
@@ -18361,7 +18265,6 @@
             <w:r>
               <w:rPr>
                 <w:rFonts w:ascii="Segoe UI" w:hAnsi="Segoe UI"/>
-                <w:b w:val="0"/>
                 <w:sz w:val="19"/>
               </w:rPr>
               <w:t>Updated BarcodePrinter attributes in UML model and added State Chart transition to OutOfService state upon printer fault.</w:t>
@@ -18374,7 +18277,7 @@
       <w:pPr>
         <w:pStyle w:val="Heading3"/>
         <w:keepNext/>
-        <w:spacing w:before="80" w:after="80" w:line="276" w:lineRule="auto"/>
+        <w:spacing w:before="80" w:line="276" w:lineRule="auto"/>
       </w:pPr>
       <w:r>
         <w:t>5.1.3 Visual Studio Architecture Code Map</w:t>
@@ -18388,7 +18291,6 @@
       <w:r>
         <w:rPr>
           <w:rFonts w:ascii="Segoe UI" w:hAnsi="Segoe UI"/>
-          <w:b w:val="0"/>
           <w:i/>
           <w:color w:val="64748B"/>
           <w:sz w:val="18"/>
@@ -18398,25 +18300,53 @@
     </w:p>
     <w:p>
       <w:pPr>
-        <w:spacing w:after="80" w:line="276" w:lineRule="auto" w:before="80"/>
+        <w:spacing w:before="80" w:after="80" w:line="276" w:lineRule="auto"/>
         <w:jc w:val="center"/>
       </w:pPr>
       <w:r>
         <w:rPr>
           <w:rFonts w:ascii="Segoe UI" w:hAnsi="Segoe UI"/>
-          <w:b w:val="0"/>
-          <w:i w:val="0"/>
           <w:sz w:val="20"/>
         </w:rPr>
         <w:t>Visual Studio Code Map Analysis:</w:t>
+      </w:r>
+      <w:r>
+        <w:rPr>
+          <w:rFonts w:ascii="Segoe UI" w:hAnsi="Segoe UI"/>
+          <w:sz w:val="20"/>
+        </w:rPr>
         <w:br/>
         <w:t>The Visual Studio Code Map visualizes the compiled dependencies across the three assemblies of the solution:</w:t>
+      </w:r>
+      <w:r>
+        <w:rPr>
+          <w:rFonts w:ascii="Segoe UI" w:hAnsi="Segoe UI"/>
+          <w:sz w:val="20"/>
+        </w:rPr>
         <w:br/>
         <w:t>• SmartTicketing.UI.dll (Presentation Tier): Depends strictly downward on SmartTicketing.Core and SmartTicketing.Data. Coordinates kiosk views (MainForm) and UI rendering (BarcodeRenderer, UITheme).</w:t>
+      </w:r>
+      <w:r>
+        <w:rPr>
+          <w:rFonts w:ascii="Segoe UI" w:hAnsi="Segoe UI"/>
+          <w:sz w:val="20"/>
+        </w:rPr>
         <w:br/>
         <w:t>• SmartTicketing.Core.dll (Domain Tier): The core domain engine containing TVMController, Models, and Devices. It has zero external dependencies, ensuring maximum portability and testability.</w:t>
+      </w:r>
+      <w:r>
+        <w:rPr>
+          <w:rFonts w:ascii="Segoe UI" w:hAnsi="Segoe UI"/>
+          <w:sz w:val="20"/>
+        </w:rPr>
         <w:br/>
         <w:t>• SmartTicketing.Data.dll (Data Access Tier): Depends on SmartTicketing.Core and Microsoft.Data.SqlClient. Manages database transactions with MSSQL Server while providing an in-memory fallback mechanism if the SQL Server instance is unreachable.</w:t>
+      </w:r>
+      <w:r>
+        <w:rPr>
+          <w:rFonts w:ascii="Segoe UI" w:hAnsi="Segoe UI"/>
+          <w:sz w:val="20"/>
+        </w:rPr>
         <w:br/>
         <w:t>Conclusion: The architecture demonstrates strict High Cohesion and Low Coupling, preventing circular dependencies and ensuring maintainability.</w:t>
       </w:r>
@@ -18430,24 +18360,28 @@
         <w:spacing w:before="60" w:after="140"/>
         <w:jc w:val="center"/>
       </w:pPr>
-      <w:r/>
       <w:r>
+        <w:rPr>
+          <w:noProof/>
+        </w:rPr>
+        <w:lastRenderedPageBreak/>
         <w:drawing>
-          <wp:inline xmlns:a="http://schemas.openxmlformats.org/drawingml/2006/main" xmlns:pic="http://schemas.openxmlformats.org/drawingml/2006/picture">
+          <wp:inline distT="0" distB="0" distL="0" distR="0">
             <wp:extent cx="5486400" cy="3291840"/>
+            <wp:effectExtent l="0" t="0" r="0" b="0"/>
             <wp:docPr id="13" name="Picture 13"/>
             <wp:cNvGraphicFramePr>
-              <a:graphicFrameLocks noChangeAspect="1"/>
+              <a:graphicFrameLocks xmlns:a="http://schemas.openxmlformats.org/drawingml/2006/main" noChangeAspect="1"/>
             </wp:cNvGraphicFramePr>
-            <a:graphic>
+            <a:graphic xmlns:a="http://schemas.openxmlformats.org/drawingml/2006/main">
               <a:graphicData uri="http://schemas.openxmlformats.org/drawingml/2006/picture">
-                <pic:pic>
+                <pic:pic xmlns:pic="http://schemas.openxmlformats.org/drawingml/2006/picture">
                   <pic:nvPicPr>
                     <pic:cNvPr id="0" name="image.png"/>
                     <pic:cNvPicPr/>
                   </pic:nvPicPr>
                   <pic:blipFill>
-                    <a:blip r:embed="rId30"/>
+                    <a:blip r:embed="rId28"/>
                     <a:stretch>
                       <a:fillRect/>
                     </a:stretch>
@@ -18457,7 +18391,9 @@
                       <a:off x="0" y="0"/>
                       <a:ext cx="5486400" cy="3291840"/>
                     </a:xfrm>
-                    <a:prstGeom prst="rect"/>
+                    <a:prstGeom prst="rect">
+                      <a:avLst/>
+                    </a:prstGeom>
                   </pic:spPr>
                 </pic:pic>
               </a:graphicData>
@@ -18481,17 +18417,16 @@
         <w:pStyle w:val="Heading3"/>
         <w:keepNext/>
       </w:pPr>
-      <w:bookmarkStart w:id="35" w:name="_Toc243431573"/>
+      <w:bookmarkStart w:id="32" w:name="_Toc243431573"/>
       <w:r>
         <w:t>5.2.1 Source Control</w:t>
       </w:r>
-      <w:bookmarkEnd w:id="35"/>
+      <w:bookmarkEnd w:id="32"/>
     </w:p>
     <w:p>
       <w:pPr>
         <w:spacing w:after="100" w:line="260" w:lineRule="auto"/>
       </w:pPr>
-      <w:r/>
     </w:p>
     <w:tbl>
       <w:tblPr>
@@ -18644,7 +18579,6 @@
             <w:r>
               <w:rPr>
                 <w:rFonts w:ascii="Segoe UI" w:hAnsi="Segoe UI"/>
-                <w:b w:val="0"/>
                 <w:sz w:val="19"/>
               </w:rPr>
               <w:t>https://github.com/seuquay56/SmartTicketingSystem_TVM</w:t>
@@ -18710,10 +18644,15 @@
             <w:r>
               <w:rPr>
                 <w:rFonts w:ascii="Segoe UI" w:hAnsi="Segoe UI"/>
-                <w:b w:val="0"/>
                 <w:sz w:val="19"/>
               </w:rPr>
               <w:t>• main: Stable releases, final reports, and verified deliverables.</w:t>
+            </w:r>
+            <w:r>
+              <w:rPr>
+                <w:rFonts w:ascii="Segoe UI" w:hAnsi="Segoe UI"/>
+                <w:sz w:val="19"/>
+              </w:rPr>
               <w:br/>
               <w:t>• feature/demo-application-member3: C# WinForms solution, MSSQL scripts, and unit assets.</w:t>
             </w:r>
@@ -18778,7 +18717,6 @@
             <w:r>
               <w:rPr>
                 <w:rFonts w:ascii="Segoe UI" w:hAnsi="Segoe UI"/>
-                <w:b w:val="0"/>
                 <w:sz w:val="19"/>
               </w:rPr>
               <w:t>12 Commits, 2 Pull Requests (Active collaboration across all 3 members)</w:t>
@@ -18789,16 +18727,8 @@
     </w:tbl>
     <w:p>
       <w:pPr>
-        <w:spacing w:after="80" w:before="80" w:line="276" w:lineRule="auto"/>
+        <w:spacing w:before="80" w:after="80" w:line="276" w:lineRule="auto"/>
       </w:pPr>
-      <w:r>
-        <w:rPr>
-          <w:rFonts w:ascii="Segoe UI" w:hAnsi="Segoe UI"/>
-          <w:b w:val="0"/>
-          <w:i w:val="0"/>
-          <w:sz w:val="20"/>
-        </w:rPr>
-      </w:r>
     </w:p>
     <w:tbl>
       <w:tblPr>
@@ -18988,7 +18918,6 @@
             <w:r>
               <w:rPr>
                 <w:rFonts w:ascii="Segoe UI" w:hAnsi="Segoe UI"/>
-                <w:b w:val="0"/>
                 <w:sz w:val="19"/>
               </w:rPr>
               <w:t>Ôn Gia Khiêm (524H0057)</w:t>
@@ -19018,7 +18947,6 @@
             <w:r>
               <w:rPr>
                 <w:rFonts w:ascii="Segoe UI" w:hAnsi="Segoe UI"/>
-                <w:b w:val="0"/>
                 <w:sz w:val="19"/>
               </w:rPr>
               <w:t>5 commits</w:t>
@@ -19048,7 +18976,6 @@
             <w:r>
               <w:rPr>
                 <w:rFonts w:ascii="Segoe UI" w:hAnsi="Segoe UI"/>
-                <w:b w:val="0"/>
                 <w:sz w:val="19"/>
               </w:rPr>
               <w:t>1 PR merged</w:t>
@@ -19078,7 +19005,6 @@
             <w:r>
               <w:rPr>
                 <w:rFonts w:ascii="Segoe UI" w:hAnsi="Segoe UI"/>
-                <w:b w:val="0"/>
                 <w:sz w:val="19"/>
               </w:rPr>
               <w:t>Setup GitHub repository, Clarification Q&amp;A (Excel), Requirements Spec (FR1-FR7, NFR1-NFR4, DR1-DR2), UC01 Use Case descriptions.</w:t>
@@ -19113,7 +19039,6 @@
             <w:r>
               <w:rPr>
                 <w:rFonts w:ascii="Segoe UI" w:hAnsi="Segoe UI"/>
-                <w:b w:val="0"/>
                 <w:sz w:val="19"/>
               </w:rPr>
               <w:t>Võ Nguyễn Phúc Thịnh (524H0069)</w:t>
@@ -19143,7 +19068,6 @@
             <w:r>
               <w:rPr>
                 <w:rFonts w:ascii="Segoe UI" w:hAnsi="Segoe UI"/>
-                <w:b w:val="0"/>
                 <w:sz w:val="19"/>
               </w:rPr>
               <w:t>4 commits</w:t>
@@ -19173,7 +19097,6 @@
             <w:r>
               <w:rPr>
                 <w:rFonts w:ascii="Segoe UI" w:hAnsi="Segoe UI"/>
-                <w:b w:val="0"/>
                 <w:sz w:val="19"/>
               </w:rPr>
               <w:t>1 PR merged</w:t>
@@ -19203,7 +19126,6 @@
             <w:r>
               <w:rPr>
                 <w:rFonts w:ascii="Segoe UI" w:hAnsi="Segoe UI"/>
-                <w:b w:val="0"/>
                 <w:sz w:val="19"/>
               </w:rPr>
               <w:t>Activity Diagrams (3.2.1, 3.2.2), Detailed System Modeling (Sequence, State, Class 3.3), UI/UX Figma Design (S01-S11), Architecture &amp; Deployment Diagrams (4.2).</w:t>
@@ -19238,9 +19160,9 @@
             <w:r>
               <w:rPr>
                 <w:rFonts w:ascii="Segoe UI" w:hAnsi="Segoe UI"/>
-                <w:b w:val="0"/>
-                <w:sz w:val="19"/>
-              </w:rPr>
+                <w:sz w:val="19"/>
+              </w:rPr>
+              <w:lastRenderedPageBreak/>
               <w:t>Nguyễn Nhật Huy (524H0052)</w:t>
             </w:r>
           </w:p>
@@ -19268,7 +19190,6 @@
             <w:r>
               <w:rPr>
                 <w:rFonts w:ascii="Segoe UI" w:hAnsi="Segoe UI"/>
-                <w:b w:val="0"/>
                 <w:sz w:val="19"/>
               </w:rPr>
               <w:t>3 commits</w:t>
@@ -19298,7 +19219,6 @@
             <w:r>
               <w:rPr>
                 <w:rFonts w:ascii="Segoe UI" w:hAnsi="Segoe UI"/>
-                <w:b w:val="0"/>
                 <w:sz w:val="19"/>
               </w:rPr>
               <w:t>1 PR created</w:t>
@@ -19328,7 +19248,6 @@
             <w:r>
               <w:rPr>
                 <w:rFonts w:ascii="Segoe UI" w:hAnsi="Segoe UI"/>
-                <w:b w:val="0"/>
                 <w:sz w:val="19"/>
               </w:rPr>
               <w:t>C# WinForms Solution (SmartTicketingSystem_TVM.sln), MSSQL Database Schema &amp; Seed Data (Script.sql), Visual Studio Forward/Backward Engineering, Code Map, Copilot Prompt Logging &amp; Testing.</w:t>
@@ -19342,36 +19261,76 @@
         <w:pStyle w:val="Heading3"/>
         <w:keepNext/>
       </w:pPr>
-      <w:bookmarkStart w:id="36" w:name="_Toc243431574"/>
+      <w:bookmarkStart w:id="33" w:name="_Toc243431574"/>
       <w:r>
         <w:t>5.2.2 AI Assistance: Copilot Prompt Documentation</w:t>
       </w:r>
-      <w:bookmarkEnd w:id="36"/>
+      <w:bookmarkEnd w:id="33"/>
     </w:p>
     <w:p>
       <w:pPr>
-        <w:spacing w:after="80" w:line="276" w:lineRule="auto" w:before="80"/>
+        <w:spacing w:before="80" w:after="80" w:line="276" w:lineRule="auto"/>
       </w:pPr>
       <w:r>
         <w:rPr>
           <w:rFonts w:ascii="Segoe UI" w:hAnsi="Segoe UI"/>
-          <w:b w:val="0"/>
-          <w:i w:val="0"/>
           <w:sz w:val="20"/>
         </w:rPr>
         <w:t>Reflection on AI Tooling (GitHub Copilot &amp; AI Assistants):</w:t>
+      </w:r>
+      <w:r>
+        <w:rPr>
+          <w:rFonts w:ascii="Segoe UI" w:hAnsi="Segoe UI"/>
+          <w:sz w:val="20"/>
+        </w:rPr>
         <w:br/>
         <w:t>1. What worked effectively:</w:t>
+      </w:r>
+      <w:r>
+        <w:rPr>
+          <w:rFonts w:ascii="Segoe UI" w:hAnsi="Segoe UI"/>
+          <w:sz w:val="20"/>
+        </w:rPr>
         <w:br/>
         <w:t xml:space="preserve">   • Rapid Boilerplate Generation: AI accelerated the authoring of repetitive DTO properties, repository CRUD templates, and SQL CREATE TABLE/PROCEDURE scripts by over 60%.</w:t>
+      </w:r>
+      <w:r>
+        <w:rPr>
+          <w:rFonts w:ascii="Segoe UI" w:hAnsi="Segoe UI"/>
+          <w:sz w:val="20"/>
+        </w:rPr>
         <w:br/>
         <w:t xml:space="preserve">   • Algorithmic Synthesis: Copilot provided high-quality mathematical logic for GDI+ barcode and QR code grid generation, eliminating reliance on heavy external NuGet libraries.</w:t>
+      </w:r>
+      <w:r>
+        <w:rPr>
+          <w:rFonts w:ascii="Segoe UI" w:hAnsi="Segoe UI"/>
+          <w:sz w:val="20"/>
+        </w:rPr>
         <w:br/>
         <w:t>2. Failures, Errors, and Corrective Actions:</w:t>
+      </w:r>
+      <w:r>
+        <w:rPr>
+          <w:rFonts w:ascii="Segoe UI" w:hAnsi="Segoe UI"/>
+          <w:sz w:val="20"/>
+        </w:rPr>
         <w:br/>
         <w:t xml:space="preserve">   • UI Thread Freezing: AI initially suggested synchronous Thread.Sleep() for delay simulations, causing the WinForms kiosk UI to become unresponsive. We rejected this pattern and refactored to non-blocking async/await (Task.Delay) and WinForms event timers.</w:t>
+      </w:r>
+      <w:r>
+        <w:rPr>
+          <w:rFonts w:ascii="Segoe UI" w:hAnsi="Segoe UI"/>
+          <w:sz w:val="20"/>
+        </w:rPr>
         <w:br/>
         <w:t xml:space="preserve">   • Missing Transaction Compensation: In the multi-ticket printing workflow, AI omitted compensation rollback when printer paper ran out mid-batch. We corrected this by introducing an explicit atomic refund mechanism (await CurrentTransaction.RefundAsync()) to safeguard passenger funds.</w:t>
+      </w:r>
+      <w:r>
+        <w:rPr>
+          <w:rFonts w:ascii="Segoe UI" w:hAnsi="Segoe UI"/>
+          <w:sz w:val="20"/>
+        </w:rPr>
         <w:br/>
         <w:t xml:space="preserve">   • Security (PCI-DSS): AI initially attempted to store plaintext credit card numbers. We strictly replaced this with PCI-DSS-compliant card masking (•••• •••• •••• 4242) and zero persistent storage of CVV/PINs.</w:t>
       </w:r>
@@ -19394,12 +19353,12 @@
         <w:tblLook w:val="04A0" w:firstRow="1" w:lastRow="0" w:firstColumn="1" w:lastColumn="0" w:noHBand="0" w:noVBand="1"/>
       </w:tblPr>
       <w:tblGrid>
-        <w:gridCol w:w="600"/>
-        <w:gridCol w:w="1300"/>
-        <w:gridCol w:w="2400"/>
-        <w:gridCol w:w="2000"/>
-        <w:gridCol w:w="1560"/>
-        <w:gridCol w:w="1500"/>
+        <w:gridCol w:w="577"/>
+        <w:gridCol w:w="1279"/>
+        <w:gridCol w:w="2370"/>
+        <w:gridCol w:w="2246"/>
+        <w:gridCol w:w="1447"/>
+        <w:gridCol w:w="1441"/>
       </w:tblGrid>
       <w:tr>
         <w:trPr>
@@ -19632,7 +19591,6 @@
             <w:r>
               <w:rPr>
                 <w:rFonts w:ascii="Segoe UI" w:hAnsi="Segoe UI"/>
-                <w:b w:val="0"/>
                 <w:sz w:val="19"/>
               </w:rPr>
               <w:t>1</w:t>
@@ -19662,7 +19620,6 @@
             <w:r>
               <w:rPr>
                 <w:rFonts w:ascii="Segoe UI" w:hAnsi="Segoe UI"/>
-                <w:b w:val="0"/>
                 <w:sz w:val="19"/>
               </w:rPr>
               <w:t>Nguyễn Nhật Huy (524H0052)</w:t>
@@ -19692,7 +19649,6 @@
             <w:r>
               <w:rPr>
                 <w:rFonts w:ascii="Segoe UI" w:hAnsi="Segoe UI"/>
-                <w:b w:val="0"/>
                 <w:sz w:val="19"/>
               </w:rPr>
               <w:t>Generate a C# class structure for TVMController following the state pattern with states: Idle, SelectingDestination, ConfiguringTickets, SelectingPayment, ProcessingPayment, Printing, and OutOfService.</w:t>
@@ -19722,7 +19678,6 @@
             <w:r>
               <w:rPr>
                 <w:rFonts w:ascii="Segoe UI" w:hAnsi="Segoe UI"/>
-                <w:b w:val="0"/>
                 <w:sz w:val="19"/>
               </w:rPr>
               <w:t>Generated boilerplate enum states, event delegates, and initial state transition skeleton.</w:t>
@@ -19752,7 +19707,6 @@
             <w:r>
               <w:rPr>
                 <w:rFonts w:ascii="Segoe UI" w:hAnsi="Segoe UI"/>
-                <w:b w:val="0"/>
                 <w:sz w:val="19"/>
               </w:rPr>
               <w:t>Kept and refined</w:t>
@@ -19782,7 +19736,6 @@
             <w:r>
               <w:rPr>
                 <w:rFonts w:ascii="Segoe UI" w:hAnsi="Segoe UI"/>
-                <w:b w:val="0"/>
                 <w:sz w:val="19"/>
               </w:rPr>
               <w:t>Verified against State Chart Diagram 3.3.2 and executed unit state transitions in WinForms.</w:t>
@@ -19817,9 +19770,9 @@
             <w:r>
               <w:rPr>
                 <w:rFonts w:ascii="Segoe UI" w:hAnsi="Segoe UI"/>
-                <w:b w:val="0"/>
-                <w:sz w:val="19"/>
-              </w:rPr>
+                <w:sz w:val="19"/>
+              </w:rPr>
+              <w:lastRenderedPageBreak/>
               <w:t>2</w:t>
             </w:r>
           </w:p>
@@ -19847,7 +19800,6 @@
             <w:r>
               <w:rPr>
                 <w:rFonts w:ascii="Segoe UI" w:hAnsi="Segoe UI"/>
-                <w:b w:val="0"/>
                 <w:sz w:val="19"/>
               </w:rPr>
               <w:t>Nguyễn Nhật Huy (524H0052)</w:t>
@@ -19877,7 +19829,6 @@
             <w:r>
               <w:rPr>
                 <w:rFonts w:ascii="Segoe UI" w:hAnsi="Segoe UI"/>
-                <w:b w:val="0"/>
                 <w:sz w:val="19"/>
               </w:rPr>
               <w:t>Write an ADO.NET SQL script and C# repository method using Microsoft.Data.SqlClient to atomically save a PaymentTransaction and multiple Ticket records with transaction rollback on error.</w:t>
@@ -19907,7 +19858,6 @@
             <w:r>
               <w:rPr>
                 <w:rFonts w:ascii="Segoe UI" w:hAnsi="Segoe UI"/>
-                <w:b w:val="0"/>
                 <w:sz w:val="19"/>
               </w:rPr>
               <w:t>Generated parameterized SQL query preventing SQL Injection and wrapped with SqlTransaction.Commit() / Rollback().</w:t>
@@ -19937,7 +19887,6 @@
             <w:r>
               <w:rPr>
                 <w:rFonts w:ascii="Segoe UI" w:hAnsi="Segoe UI"/>
-                <w:b w:val="0"/>
                 <w:sz w:val="19"/>
               </w:rPr>
               <w:t>Kept</w:t>
@@ -19967,7 +19916,6 @@
             <w:r>
               <w:rPr>
                 <w:rFonts w:ascii="Segoe UI" w:hAnsi="Segoe UI"/>
-                <w:b w:val="0"/>
                 <w:sz w:val="19"/>
               </w:rPr>
               <w:t>Tested with simulated network failure to confirm ACID atomicity.</w:t>
@@ -20002,7 +19950,6 @@
             <w:r>
               <w:rPr>
                 <w:rFonts w:ascii="Segoe UI" w:hAnsi="Segoe UI"/>
-                <w:b w:val="0"/>
                 <w:sz w:val="19"/>
               </w:rPr>
               <w:t>3</w:t>
@@ -20032,7 +19979,6 @@
             <w:r>
               <w:rPr>
                 <w:rFonts w:ascii="Segoe UI" w:hAnsi="Segoe UI"/>
-                <w:b w:val="0"/>
                 <w:sz w:val="19"/>
               </w:rPr>
               <w:t>Nguyễn Nhật Huy (524H0052)</w:t>
@@ -20062,7 +20008,6 @@
             <w:r>
               <w:rPr>
                 <w:rFonts w:ascii="Segoe UI" w:hAnsi="Segoe UI"/>
-                <w:b w:val="0"/>
                 <w:sz w:val="19"/>
               </w:rPr>
               <w:t>Write a high-performance C# GDI+ method to draw a Code128-like transport barcode with clean alternating bar widths and check digit caption.</w:t>
@@ -20092,7 +20037,6 @@
             <w:r>
               <w:rPr>
                 <w:rFonts w:ascii="Segoe UI" w:hAnsi="Segoe UI"/>
-                <w:b w:val="0"/>
                 <w:sz w:val="19"/>
               </w:rPr>
               <w:t>Implemented custom deterministic rendering without needing external heavy barcode DLLs.</w:t>
@@ -20122,7 +20066,6 @@
             <w:r>
               <w:rPr>
                 <w:rFonts w:ascii="Segoe UI" w:hAnsi="Segoe UI"/>
-                <w:b w:val="0"/>
                 <w:sz w:val="19"/>
               </w:rPr>
               <w:t>Kept</w:t>
@@ -20152,7 +20095,6 @@
             <w:r>
               <w:rPr>
                 <w:rFonts w:ascii="Segoe UI" w:hAnsi="Segoe UI"/>
-                <w:b w:val="0"/>
                 <w:sz w:val="19"/>
               </w:rPr>
               <w:t>Visual verification and tested rendering at different DPI scaling.</w:t>
@@ -20166,35 +20108,27 @@
         <w:pStyle w:val="Heading3"/>
         <w:keepNext/>
       </w:pPr>
-      <w:bookmarkStart w:id="37" w:name="_Toc243431575"/>
+      <w:bookmarkStart w:id="34" w:name="_Toc243431575"/>
       <w:r>
         <w:t>5.2.3 Reflection on AI Use</w:t>
       </w:r>
-      <w:bookmarkEnd w:id="37"/>
+      <w:bookmarkEnd w:id="34"/>
     </w:p>
     <w:p>
       <w:pPr>
-        <w:spacing w:after="80" w:before="80" w:line="276" w:lineRule="auto"/>
+        <w:spacing w:before="80" w:after="80" w:line="276" w:lineRule="auto"/>
       </w:pPr>
-      <w:r>
-        <w:rPr>
-          <w:rFonts w:ascii="Segoe UI" w:hAnsi="Segoe UI"/>
-          <w:b w:val="0"/>
-          <w:i w:val="0"/>
-          <w:sz w:val="20"/>
-        </w:rPr>
-      </w:r>
     </w:p>
     <w:p>
       <w:pPr>
         <w:pStyle w:val="Heading2"/>
         <w:keepNext/>
       </w:pPr>
-      <w:bookmarkStart w:id="38" w:name="_Toc243431576"/>
+      <w:bookmarkStart w:id="35" w:name="_Toc243431576"/>
       <w:r>
         <w:t>5.3 Demo Application (10 marks)</w:t>
       </w:r>
-      <w:bookmarkEnd w:id="38"/>
+      <w:bookmarkEnd w:id="35"/>
     </w:p>
     <w:p>
       <w:pPr>
@@ -20204,7 +20138,6 @@
       <w:r>
         <w:rPr>
           <w:rFonts w:ascii="Segoe UI" w:hAnsi="Segoe UI"/>
-          <w:b w:val="0"/>
           <w:i/>
           <w:color w:val="64748B"/>
           <w:sz w:val="18"/>
@@ -20217,24 +20150,28 @@
         <w:spacing w:after="100" w:line="260" w:lineRule="auto"/>
         <w:jc w:val="center"/>
       </w:pPr>
-      <w:r/>
       <w:r>
+        <w:rPr>
+          <w:noProof/>
+        </w:rPr>
+        <w:lastRenderedPageBreak/>
         <w:drawing>
-          <wp:inline xmlns:a="http://schemas.openxmlformats.org/drawingml/2006/main" xmlns:pic="http://schemas.openxmlformats.org/drawingml/2006/picture">
+          <wp:inline distT="0" distB="0" distL="0" distR="0">
             <wp:extent cx="5303520" cy="3857105"/>
+            <wp:effectExtent l="0" t="0" r="0" b="0"/>
             <wp:docPr id="11" name="Picture 11"/>
             <wp:cNvGraphicFramePr>
-              <a:graphicFrameLocks noChangeAspect="1"/>
+              <a:graphicFrameLocks xmlns:a="http://schemas.openxmlformats.org/drawingml/2006/main" noChangeAspect="1"/>
             </wp:cNvGraphicFramePr>
-            <a:graphic>
+            <a:graphic xmlns:a="http://schemas.openxmlformats.org/drawingml/2006/main">
               <a:graphicData uri="http://schemas.openxmlformats.org/drawingml/2006/picture">
-                <pic:pic>
+                <pic:pic xmlns:pic="http://schemas.openxmlformats.org/drawingml/2006/picture">
                   <pic:nvPicPr>
                     <pic:cNvPr id="0" name="screenshot_s03_input_form.png"/>
                     <pic:cNvPicPr/>
                   </pic:nvPicPr>
                   <pic:blipFill>
-                    <a:blip r:embed="rId31"/>
+                    <a:blip r:embed="rId29"/>
                     <a:stretch>
                       <a:fillRect/>
                     </a:stretch>
@@ -20244,7 +20181,9 @@
                       <a:off x="0" y="0"/>
                       <a:ext cx="5303520" cy="3857105"/>
                     </a:xfrm>
-                    <a:prstGeom prst="rect"/>
+                    <a:prstGeom prst="rect">
+                      <a:avLst/>
+                    </a:prstGeom>
                   </pic:spPr>
                 </pic:pic>
               </a:graphicData>
@@ -20404,7 +20343,6 @@
             <w:r>
               <w:rPr>
                 <w:rFonts w:ascii="Segoe UI" w:hAnsi="Segoe UI"/>
-                <w:b w:val="0"/>
                 <w:sz w:val="19"/>
               </w:rPr>
               <w:t>Visual C# 12, .NET 8.0 Windows Desktop (WinForms), Microsoft.Data.SqlClient 7.1.1, Microsoft SQL Server 2022 / LocalDB, Visual Studio 2022 Professional.</w:t>
@@ -20470,7 +20408,6 @@
             <w:r>
               <w:rPr>
                 <w:rFonts w:ascii="Segoe UI" w:hAnsi="Segoe UI"/>
-                <w:b w:val="0"/>
                 <w:sz w:val="19"/>
               </w:rPr>
               <w:t>Database Script: /Database/Script.sql. Execute in SSMS or SQLCMD to initialize SmartTicketingDB and seed Riverside Line stations. (App also includes intelligent In-Memory seed fallback if SQL Server is not running).</w:t>
@@ -20536,7 +20473,6 @@
             <w:r>
               <w:rPr>
                 <w:rFonts w:ascii="Segoe UI" w:hAnsi="Segoe UI"/>
-                <w:b w:val="0"/>
                 <w:sz w:val="19"/>
               </w:rPr>
               <w:t>Open SmartTicketingSystem_TVM.sln in Visual Studio 2022 and press F5. Alternatively, run via command line: 'dotnet run --project src/SmartTicketing.UI/SmartTicketing.UI.csproj'.</w:t>
@@ -20602,7 +20538,6 @@
             <w:r>
               <w:rPr>
                 <w:rFonts w:ascii="Segoe UI" w:hAnsi="Segoe UI"/>
-                <w:b w:val="0"/>
                 <w:sz w:val="19"/>
               </w:rPr>
               <w:t>https://github.com/seuquay56/SmartTicketingSystem_TVM</w:t>
@@ -20619,7 +20554,6 @@
       <w:r>
         <w:rPr>
           <w:rFonts w:ascii="Segoe UI" w:hAnsi="Segoe UI"/>
-          <w:b w:val="0"/>
           <w:i/>
           <w:color w:val="64748B"/>
           <w:sz w:val="18"/>
@@ -20633,24 +20567,28 @@
         <w:spacing w:before="80" w:after="40"/>
         <w:jc w:val="center"/>
       </w:pPr>
-      <w:r/>
       <w:r>
+        <w:rPr>
+          <w:noProof/>
+        </w:rPr>
+        <w:lastRenderedPageBreak/>
         <w:drawing>
-          <wp:inline xmlns:a="http://schemas.openxmlformats.org/drawingml/2006/main" xmlns:pic="http://schemas.openxmlformats.org/drawingml/2006/picture">
+          <wp:inline distT="0" distB="0" distL="0" distR="0">
             <wp:extent cx="5303520" cy="3857105"/>
+            <wp:effectExtent l="0" t="0" r="0" b="0"/>
             <wp:docPr id="12" name="Picture 12"/>
             <wp:cNvGraphicFramePr>
-              <a:graphicFrameLocks noChangeAspect="1"/>
+              <a:graphicFrameLocks xmlns:a="http://schemas.openxmlformats.org/drawingml/2006/main" noChangeAspect="1"/>
             </wp:cNvGraphicFramePr>
-            <a:graphic>
+            <a:graphic xmlns:a="http://schemas.openxmlformats.org/drawingml/2006/main">
               <a:graphicData uri="http://schemas.openxmlformats.org/drawingml/2006/picture">
-                <pic:pic>
+                <pic:pic xmlns:pic="http://schemas.openxmlformats.org/drawingml/2006/picture">
                   <pic:nvPicPr>
                     <pic:cNvPr id="0" name="screenshot_s10_output_ticket.png"/>
                     <pic:cNvPicPr/>
                   </pic:nvPicPr>
                   <pic:blipFill>
-                    <a:blip r:embed="rId32"/>
+                    <a:blip r:embed="rId30"/>
                     <a:stretch>
                       <a:fillRect/>
                     </a:stretch>
@@ -20660,7 +20598,9 @@
                       <a:off x="0" y="0"/>
                       <a:ext cx="5303520" cy="3857105"/>
                     </a:xfrm>
-                    <a:prstGeom prst="rect"/>
+                    <a:prstGeom prst="rect">
+                      <a:avLst/>
+                    </a:prstGeom>
                   </pic:spPr>
                 </pic:pic>
               </a:graphicData>
@@ -20677,15 +20617,31 @@
       <w:r>
         <w:rPr>
           <w:rFonts w:ascii="Segoe UI" w:hAnsi="Segoe UI"/>
-          <w:b w:val="0"/>
-          <w:i w:val="0"/>
           <w:sz w:val="20"/>
         </w:rPr>
         <w:t>Known System Limitations:</w:t>
+      </w:r>
+      <w:r>
+        <w:rPr>
+          <w:rFonts w:ascii="Segoe UI" w:hAnsi="Segoe UI"/>
+          <w:sz w:val="20"/>
+        </w:rPr>
         <w:br/>
         <w:t>1. Cash &amp; Coin Handling: Physical cash bill acceptor and coin dispenser hardware were omitted from the prototype scope in favor of modern contactless EMV card and digital QR wallet flows.</w:t>
+      </w:r>
+      <w:r>
+        <w:rPr>
+          <w:rFonts w:ascii="Segoe UI" w:hAnsi="Segoe UI"/>
+          <w:sz w:val="20"/>
+        </w:rPr>
         <w:br/>
         <w:t>2. Payment Gateway Integration: Due to academic sandbox constraints, external payment gateway communication (Napas, Momo, VNPay) is executed against simulated RESTful API endpoints matching production IPN webhook specifications.</w:t>
+      </w:r>
+      <w:r>
+        <w:rPr>
+          <w:rFonts w:ascii="Segoe UI" w:hAnsi="Segoe UI"/>
+          <w:sz w:val="20"/>
+        </w:rPr>
         <w:br/>
         <w:t>3. Single Line Scope: The current demonstration model implements Line 01 (Riverside Line) comprising 7 stations; multi-line transfer routing is architected for Phase 2 expansion.</w:t>
       </w:r>
@@ -20695,14 +20651,6 @@
         <w:keepNext/>
         <w:spacing w:before="80" w:after="80" w:line="276" w:lineRule="auto"/>
       </w:pPr>
-      <w:r>
-        <w:rPr>
-          <w:rFonts w:ascii="Segoe UI" w:hAnsi="Segoe UI"/>
-          <w:b w:val="0"/>
-          <w:i w:val="0"/>
-          <w:sz w:val="20"/>
-        </w:rPr>
-      </w:r>
     </w:p>
     <w:tbl>
       <w:tblPr>
@@ -20722,11 +20670,11 @@
         <w:tblLook w:val="04A0" w:firstRow="1" w:lastRow="0" w:firstColumn="1" w:lastColumn="0" w:noHBand="0" w:noVBand="1"/>
       </w:tblPr>
       <w:tblGrid>
-        <w:gridCol w:w="800"/>
-        <w:gridCol w:w="3000"/>
-        <w:gridCol w:w="2600"/>
-        <w:gridCol w:w="2100"/>
-        <w:gridCol w:w="860"/>
+        <w:gridCol w:w="784"/>
+        <w:gridCol w:w="2903"/>
+        <w:gridCol w:w="2523"/>
+        <w:gridCol w:w="2050"/>
+        <w:gridCol w:w="1100"/>
       </w:tblGrid>
       <w:tr>
         <w:trPr>
@@ -20926,7 +20874,6 @@
             <w:r>
               <w:rPr>
                 <w:rFonts w:ascii="Segoe UI" w:hAnsi="Segoe UI"/>
-                <w:b w:val="0"/>
                 <w:sz w:val="19"/>
               </w:rPr>
               <w:t>1</w:t>
@@ -20956,7 +20903,6 @@
             <w:r>
               <w:rPr>
                 <w:rFonts w:ascii="Segoe UI" w:hAnsi="Segoe UI"/>
-                <w:b w:val="0"/>
                 <w:sz w:val="19"/>
               </w:rPr>
               <w:t>Successful purchase via Contactless Credit Card</w:t>
@@ -20986,7 +20932,6 @@
             <w:r>
               <w:rPr>
                 <w:rFonts w:ascii="Segoe UI" w:hAnsi="Segoe UI"/>
-                <w:b w:val="0"/>
                 <w:sz w:val="19"/>
               </w:rPr>
               <w:t>Select destination 'Riverside', 2 Adult tickets ($6.00), tap credit card.</w:t>
@@ -21016,7 +20961,6 @@
             <w:r>
               <w:rPr>
                 <w:rFonts w:ascii="Segoe UI" w:hAnsi="Segoe UI"/>
-                <w:b w:val="0"/>
                 <w:sz w:val="19"/>
               </w:rPr>
               <w:t>Card authorized, auth code generated, 2 physical barcode tickets printed and dispensed, transaction saved to DB.</w:t>
@@ -21046,7 +20990,6 @@
             <w:r>
               <w:rPr>
                 <w:rFonts w:ascii="Segoe UI" w:hAnsi="Segoe UI"/>
-                <w:b w:val="0"/>
                 <w:sz w:val="19"/>
               </w:rPr>
               <w:t>PASS (Status: SUCCESS, tickets rendered with valid barcode)</w:t>
@@ -21081,9 +21024,9 @@
             <w:r>
               <w:rPr>
                 <w:rFonts w:ascii="Segoe UI" w:hAnsi="Segoe UI"/>
-                <w:b w:val="0"/>
-                <w:sz w:val="19"/>
-              </w:rPr>
+                <w:sz w:val="19"/>
+              </w:rPr>
+              <w:lastRenderedPageBreak/>
               <w:t>2</w:t>
             </w:r>
           </w:p>
@@ -21111,7 +21054,6 @@
             <w:r>
               <w:rPr>
                 <w:rFonts w:ascii="Segoe UI" w:hAnsi="Segoe UI"/>
-                <w:b w:val="0"/>
                 <w:sz w:val="19"/>
               </w:rPr>
               <w:t>Payment declined by Bank</w:t>
@@ -21141,7 +21083,6 @@
             <w:r>
               <w:rPr>
                 <w:rFonts w:ascii="Segoe UI" w:hAnsi="Segoe UI"/>
-                <w:b w:val="0"/>
                 <w:sz w:val="19"/>
               </w:rPr>
               <w:t>Select destination 'Riverside', choose Card payment, trigger card decline.</w:t>
@@ -21171,7 +21112,6 @@
             <w:r>
               <w:rPr>
                 <w:rFonts w:ascii="Segoe UI" w:hAnsi="Segoe UI"/>
-                <w:b w:val="0"/>
                 <w:sz w:val="19"/>
               </w:rPr>
               <w:t>Display 'Card Declined' warning screen, no funds deducted, allow retry or change payment method.</w:t>
@@ -21201,7 +21141,6 @@
             <w:r>
               <w:rPr>
                 <w:rFonts w:ascii="Segoe UI" w:hAnsi="Segoe UI"/>
-                <w:b w:val="0"/>
                 <w:sz w:val="19"/>
               </w:rPr>
               <w:t>PASS (Status: DECLINED, station selection preserved)</w:t>
@@ -21236,7 +21175,6 @@
             <w:r>
               <w:rPr>
                 <w:rFonts w:ascii="Segoe UI" w:hAnsi="Segoe UI"/>
-                <w:b w:val="0"/>
                 <w:sz w:val="19"/>
               </w:rPr>
               <w:t>3</w:t>
@@ -21266,7 +21204,6 @@
             <w:r>
               <w:rPr>
                 <w:rFonts w:ascii="Segoe UI" w:hAnsi="Segoe UI"/>
-                <w:b w:val="0"/>
                 <w:sz w:val="19"/>
               </w:rPr>
               <w:t>QR Payment 60-second Timeout</w:t>
@@ -21296,7 +21233,6 @@
             <w:r>
               <w:rPr>
                 <w:rFonts w:ascii="Segoe UI" w:hAnsi="Segoe UI"/>
-                <w:b w:val="0"/>
                 <w:sz w:val="19"/>
               </w:rPr>
               <w:t>Select destination 'Riverside', choose Banking QR, let 60s countdown reach 00:00.</w:t>
@@ -21326,7 +21262,6 @@
             <w:r>
               <w:rPr>
                 <w:rFonts w:ascii="Segoe UI" w:hAnsi="Segoe UI"/>
-                <w:b w:val="0"/>
                 <w:sz w:val="19"/>
               </w:rPr>
               <w:t>Timer reaches 00:00, QR code invalidated, transition to Timeout screen with 'Create new QR' option.</w:t>
@@ -21356,7 +21291,6 @@
             <w:r>
               <w:rPr>
                 <w:rFonts w:ascii="Segoe UI" w:hAnsi="Segoe UI"/>
-                <w:b w:val="0"/>
                 <w:sz w:val="19"/>
               </w:rPr>
               <w:t>PASS (Status: TIMEOUT, security timeout enforced)</w:t>
@@ -21367,16 +21301,8 @@
     </w:tbl>
     <w:p>
       <w:pPr>
-        <w:spacing w:after="80" w:before="80" w:line="276" w:lineRule="auto"/>
+        <w:spacing w:before="80" w:after="80" w:line="276" w:lineRule="auto"/>
       </w:pPr>
-      <w:r>
-        <w:rPr>
-          <w:rFonts w:ascii="Segoe UI" w:hAnsi="Segoe UI"/>
-          <w:b w:val="0"/>
-          <w:i w:val="0"/>
-          <w:sz w:val="20"/>
-        </w:rPr>
-      </w:r>
     </w:p>
     <w:p>
       <w:pPr>
@@ -21384,7 +21310,7 @@
         <w:keepNext/>
         <w:pageBreakBefore/>
       </w:pPr>
-      <w:bookmarkStart w:id="39" w:name="_Toc243431577"/>
+      <w:bookmarkStart w:id="36" w:name="_Toc243431577"/>
       <w:r>
         <w:lastRenderedPageBreak/>
         <w:t>6. Checklist for "LabGroup</w:t>
@@ -21398,7 +21324,7 @@
       <w:r>
         <w:t>Assignment1.pdf"</w:t>
       </w:r>
-      <w:bookmarkEnd w:id="39"/>
+      <w:bookmarkEnd w:id="36"/>
     </w:p>
     <w:tbl>
       <w:tblPr>
@@ -21588,7 +21514,6 @@
             <w:r>
               <w:rPr>
                 <w:rFonts w:ascii="Segoe UI" w:hAnsi="Segoe UI"/>
-                <w:b w:val="0"/>
                 <w:sz w:val="19"/>
               </w:rPr>
               <w:t>1</w:t>
@@ -21618,7 +21543,6 @@
             <w:r>
               <w:rPr>
                 <w:rFonts w:ascii="Segoe UI" w:hAnsi="Segoe UI"/>
-                <w:b w:val="0"/>
                 <w:sz w:val="19"/>
               </w:rPr>
               <w:t>Clarification Q&amp;A (Excel)</w:t>
@@ -21648,7 +21572,6 @@
             <w:r>
               <w:rPr>
                 <w:rFonts w:ascii="Segoe UI" w:hAnsi="Segoe UI"/>
-                <w:b w:val="0"/>
                 <w:sz w:val="19"/>
               </w:rPr>
               <w:t>Section 2.1</w:t>
@@ -21678,7 +21601,6 @@
             <w:r>
               <w:rPr>
                 <w:rFonts w:ascii="Segoe UI" w:hAnsi="Segoe UI"/>
-                <w:b w:val="0"/>
                 <w:sz w:val="19"/>
               </w:rPr>
               <w:t>Done [x]</w:t>
@@ -21713,7 +21635,6 @@
             <w:r>
               <w:rPr>
                 <w:rFonts w:ascii="Segoe UI" w:hAnsi="Segoe UI"/>
-                <w:b w:val="0"/>
                 <w:sz w:val="19"/>
               </w:rPr>
               <w:t>2</w:t>
@@ -21743,7 +21664,6 @@
             <w:r>
               <w:rPr>
                 <w:rFonts w:ascii="Segoe UI" w:hAnsi="Segoe UI"/>
-                <w:b w:val="0"/>
                 <w:sz w:val="19"/>
               </w:rPr>
               <w:t>Requirements Specification (FR, NFR with metrics, Domain)</w:t>
@@ -21773,7 +21693,6 @@
             <w:r>
               <w:rPr>
                 <w:rFonts w:ascii="Segoe UI" w:hAnsi="Segoe UI"/>
-                <w:b w:val="0"/>
                 <w:sz w:val="19"/>
               </w:rPr>
               <w:t>Section 2.2</w:t>
@@ -21803,7 +21722,6 @@
             <w:r>
               <w:rPr>
                 <w:rFonts w:ascii="Segoe UI" w:hAnsi="Segoe UI"/>
-                <w:b w:val="0"/>
                 <w:sz w:val="19"/>
               </w:rPr>
               <w:t>Done [x]</w:t>
@@ -21838,7 +21756,6 @@
             <w:r>
               <w:rPr>
                 <w:rFonts w:ascii="Segoe UI" w:hAnsi="Segoe UI"/>
-                <w:b w:val="0"/>
                 <w:sz w:val="19"/>
               </w:rPr>
               <w:t>3</w:t>
@@ -21868,7 +21785,6 @@
             <w:r>
               <w:rPr>
                 <w:rFonts w:ascii="Segoe UI" w:hAnsi="Segoe UI"/>
-                <w:b w:val="0"/>
                 <w:sz w:val="19"/>
               </w:rPr>
               <w:t>Use Case Modeling (Diagram &amp; Descriptions)</w:t>
@@ -21898,7 +21814,6 @@
             <w:r>
               <w:rPr>
                 <w:rFonts w:ascii="Segoe UI" w:hAnsi="Segoe UI"/>
-                <w:b w:val="0"/>
                 <w:sz w:val="19"/>
               </w:rPr>
               <w:t>Section 3.1</w:t>
@@ -21928,7 +21843,6 @@
             <w:r>
               <w:rPr>
                 <w:rFonts w:ascii="Segoe UI" w:hAnsi="Segoe UI"/>
-                <w:b w:val="0"/>
                 <w:sz w:val="19"/>
               </w:rPr>
               <w:t>Done [x]</w:t>
@@ -21963,7 +21877,6 @@
             <w:r>
               <w:rPr>
                 <w:rFonts w:ascii="Segoe UI" w:hAnsi="Segoe UI"/>
-                <w:b w:val="0"/>
                 <w:sz w:val="19"/>
               </w:rPr>
               <w:t>4</w:t>
@@ -21993,7 +21906,6 @@
             <w:r>
               <w:rPr>
                 <w:rFonts w:ascii="Segoe UI" w:hAnsi="Segoe UI"/>
-                <w:b w:val="0"/>
                 <w:sz w:val="19"/>
               </w:rPr>
               <w:t>Activity Diagrams (Buy Ticket &amp; Payment Gateway Integration)</w:t>
@@ -22023,7 +21935,6 @@
             <w:r>
               <w:rPr>
                 <w:rFonts w:ascii="Segoe UI" w:hAnsi="Segoe UI"/>
-                <w:b w:val="0"/>
                 <w:sz w:val="19"/>
               </w:rPr>
               <w:t>Section 3.2</w:t>
@@ -22053,7 +21964,6 @@
             <w:r>
               <w:rPr>
                 <w:rFonts w:ascii="Segoe UI" w:hAnsi="Segoe UI"/>
-                <w:b w:val="0"/>
                 <w:sz w:val="19"/>
               </w:rPr>
               <w:t>Done [x]</w:t>
@@ -22088,7 +21998,6 @@
             <w:r>
               <w:rPr>
                 <w:rFonts w:ascii="Segoe UI" w:hAnsi="Segoe UI"/>
-                <w:b w:val="0"/>
                 <w:sz w:val="19"/>
               </w:rPr>
               <w:t>5</w:t>
@@ -22118,7 +22027,6 @@
             <w:r>
               <w:rPr>
                 <w:rFonts w:ascii="Segoe UI" w:hAnsi="Segoe UI"/>
-                <w:b w:val="0"/>
                 <w:sz w:val="19"/>
               </w:rPr>
               <w:t>Detailed System Modeling (Sequence, State Chart, Class Diagram)</w:t>
@@ -22148,7 +22056,6 @@
             <w:r>
               <w:rPr>
                 <w:rFonts w:ascii="Segoe UI" w:hAnsi="Segoe UI"/>
-                <w:b w:val="0"/>
                 <w:sz w:val="19"/>
               </w:rPr>
               <w:t>Section 3.3</w:t>
@@ -22178,7 +22085,6 @@
             <w:r>
               <w:rPr>
                 <w:rFonts w:ascii="Segoe UI" w:hAnsi="Segoe UI"/>
-                <w:b w:val="0"/>
                 <w:sz w:val="19"/>
               </w:rPr>
               <w:t>Done [x]</w:t>
@@ -22213,7 +22119,6 @@
             <w:r>
               <w:rPr>
                 <w:rFonts w:ascii="Segoe UI" w:hAnsi="Segoe UI"/>
-                <w:b w:val="0"/>
                 <w:sz w:val="19"/>
               </w:rPr>
               <w:t>6</w:t>
@@ -22243,7 +22148,6 @@
             <w:r>
               <w:rPr>
                 <w:rFonts w:ascii="Segoe UI" w:hAnsi="Segoe UI"/>
-                <w:b w:val="0"/>
                 <w:sz w:val="19"/>
               </w:rPr>
               <w:t>UI/UX &amp; Architecture Design (Figma Prototype, MVC, Deployment)</w:t>
@@ -22273,7 +22177,6 @@
             <w:r>
               <w:rPr>
                 <w:rFonts w:ascii="Segoe UI" w:hAnsi="Segoe UI"/>
-                <w:b w:val="0"/>
                 <w:sz w:val="19"/>
               </w:rPr>
               <w:t>Section 4.1, 4.2</w:t>
@@ -22303,7 +22206,6 @@
             <w:r>
               <w:rPr>
                 <w:rFonts w:ascii="Segoe UI" w:hAnsi="Segoe UI"/>
-                <w:b w:val="0"/>
                 <w:sz w:val="19"/>
               </w:rPr>
               <w:t>Done [x]</w:t>
@@ -22338,7 +22240,6 @@
             <w:r>
               <w:rPr>
                 <w:rFonts w:ascii="Segoe UI" w:hAnsi="Segoe UI"/>
-                <w:b w:val="0"/>
                 <w:sz w:val="19"/>
               </w:rPr>
               <w:t>7</w:t>
@@ -22368,7 +22269,6 @@
             <w:r>
               <w:rPr>
                 <w:rFonts w:ascii="Segoe UI" w:hAnsi="Segoe UI"/>
-                <w:b w:val="0"/>
                 <w:sz w:val="19"/>
               </w:rPr>
               <w:t>Visual Studio Engineering &amp; GitHub AI Tooling (Forward/Backward, Code Map, Copilot)</w:t>
@@ -22398,7 +22298,6 @@
             <w:r>
               <w:rPr>
                 <w:rFonts w:ascii="Segoe UI" w:hAnsi="Segoe UI"/>
-                <w:b w:val="0"/>
                 <w:sz w:val="19"/>
               </w:rPr>
               <w:t>Section 5.1, 5.2</w:t>
@@ -22428,7 +22327,6 @@
             <w:r>
               <w:rPr>
                 <w:rFonts w:ascii="Segoe UI" w:hAnsi="Segoe UI"/>
-                <w:b w:val="0"/>
                 <w:sz w:val="19"/>
               </w:rPr>
               <w:t>Done [x]</w:t>
@@ -22463,7 +22361,6 @@
             <w:r>
               <w:rPr>
                 <w:rFonts w:ascii="Segoe UI" w:hAnsi="Segoe UI"/>
-                <w:b w:val="0"/>
                 <w:sz w:val="19"/>
               </w:rPr>
               <w:t>8</w:t>
@@ -22493,7 +22390,6 @@
             <w:r>
               <w:rPr>
                 <w:rFonts w:ascii="Segoe UI" w:hAnsi="Segoe UI"/>
-                <w:b w:val="0"/>
                 <w:sz w:val="19"/>
               </w:rPr>
               <w:t>Demo Application (C# WinForms &amp; MSSQL) with Input Form &amp; Output Report</w:t>
@@ -22523,7 +22419,6 @@
             <w:r>
               <w:rPr>
                 <w:rFonts w:ascii="Segoe UI" w:hAnsi="Segoe UI"/>
-                <w:b w:val="0"/>
                 <w:sz w:val="19"/>
               </w:rPr>
               <w:t>Section 5.3</w:t>
@@ -22553,7 +22448,6 @@
             <w:r>
               <w:rPr>
                 <w:rFonts w:ascii="Segoe UI" w:hAnsi="Segoe UI"/>
-                <w:b w:val="0"/>
                 <w:sz w:val="19"/>
               </w:rPr>
               <w:t>Done [x]</w:t>
@@ -22567,11 +22461,11 @@
         <w:pStyle w:val="Heading1"/>
         <w:keepNext/>
       </w:pPr>
-      <w:bookmarkStart w:id="40" w:name="_Toc243431578"/>
+      <w:bookmarkStart w:id="37" w:name="_Toc243431578"/>
       <w:r>
         <w:t>7. Contribution of Each Member</w:t>
       </w:r>
-      <w:bookmarkEnd w:id="40"/>
+      <w:bookmarkEnd w:id="37"/>
     </w:p>
     <w:tbl>
       <w:tblPr>
@@ -22761,7 +22655,6 @@
             <w:r>
               <w:rPr>
                 <w:rFonts w:ascii="Segoe UI" w:hAnsi="Segoe UI"/>
-                <w:b w:val="0"/>
                 <w:sz w:val="19"/>
               </w:rPr>
               <w:t>Ôn Gia Khiêm</w:t>
@@ -22791,7 +22684,6 @@
             <w:r>
               <w:rPr>
                 <w:rFonts w:ascii="Segoe UI" w:hAnsi="Segoe UI"/>
-                <w:b w:val="0"/>
                 <w:sz w:val="19"/>
               </w:rPr>
               <w:t>524H0057</w:t>
@@ -22821,7 +22713,6 @@
             <w:r>
               <w:rPr>
                 <w:rFonts w:ascii="Segoe UI" w:hAnsi="Segoe UI"/>
-                <w:b w:val="0"/>
                 <w:sz w:val="19"/>
               </w:rPr>
               <w:t>Phase 1 Requirements Engineering (2.1, 2.2), Use Case UC01 Modeling (3.1), Initial GitHub repository setup &amp; Workbook Q&amp;A.</w:t>
@@ -22851,7 +22742,6 @@
             <w:r>
               <w:rPr>
                 <w:rFonts w:ascii="Segoe UI" w:hAnsi="Segoe UI"/>
-                <w:b w:val="0"/>
                 <w:sz w:val="19"/>
               </w:rPr>
               <w:t>30%</w:t>
@@ -22886,7 +22776,6 @@
             <w:r>
               <w:rPr>
                 <w:rFonts w:ascii="Segoe UI" w:hAnsi="Segoe UI"/>
-                <w:b w:val="0"/>
                 <w:sz w:val="19"/>
               </w:rPr>
               <w:t>Võ Nguyễn Phúc Thịnh</w:t>
@@ -22916,7 +22805,6 @@
             <w:r>
               <w:rPr>
                 <w:rFonts w:ascii="Segoe UI" w:hAnsi="Segoe UI"/>
-                <w:b w:val="0"/>
                 <w:sz w:val="19"/>
               </w:rPr>
               <w:t>524H0069</w:t>
@@ -22946,7 +22834,6 @@
             <w:r>
               <w:rPr>
                 <w:rFonts w:ascii="Segoe UI" w:hAnsi="Segoe UI"/>
-                <w:b w:val="0"/>
                 <w:sz w:val="19"/>
               </w:rPr>
               <w:t>Phase 2 Activity &amp; Detailed System Modeling (3.2, 3.3), Phase 3 UI/UX Figma Design (4.1) &amp; Architecture/Deployment Diagrams (4.2).</w:t>
@@ -22976,7 +22863,6 @@
             <w:r>
               <w:rPr>
                 <w:rFonts w:ascii="Segoe UI" w:hAnsi="Segoe UI"/>
-                <w:b w:val="0"/>
                 <w:sz w:val="19"/>
               </w:rPr>
               <w:t>40%</w:t>
@@ -23011,7 +22897,6 @@
             <w:r>
               <w:rPr>
                 <w:rFonts w:ascii="Segoe UI" w:hAnsi="Segoe UI"/>
-                <w:b w:val="0"/>
                 <w:sz w:val="19"/>
               </w:rPr>
               <w:t>Nguyễn Nhật Huy</w:t>
@@ -23041,7 +22926,6 @@
             <w:r>
               <w:rPr>
                 <w:rFonts w:ascii="Segoe UI" w:hAnsi="Segoe UI"/>
-                <w:b w:val="0"/>
                 <w:sz w:val="19"/>
               </w:rPr>
               <w:t>524H0052</w:t>
@@ -23071,7 +22955,6 @@
             <w:r>
               <w:rPr>
                 <w:rFonts w:ascii="Segoe UI" w:hAnsi="Segoe UI"/>
-                <w:b w:val="0"/>
                 <w:sz w:val="19"/>
               </w:rPr>
               <w:t>Phase 4 Visual Studio Engineering (5.1), GitHub &amp; AI Tooling (5.2), C# &amp; MSSQL Demo Application (5.3), Final Checklist &amp; Report Integration.</w:t>
@@ -23101,7 +22984,6 @@
             <w:r>
               <w:rPr>
                 <w:rFonts w:ascii="Segoe UI" w:hAnsi="Segoe UI"/>
-                <w:b w:val="0"/>
                 <w:sz w:val="19"/>
               </w:rPr>
               <w:t>30%</w:t>
@@ -23224,34 +23106,69 @@
         <w:pStyle w:val="Heading1"/>
         <w:keepNext/>
       </w:pPr>
-      <w:bookmarkStart w:id="41" w:name="_Toc243431579"/>
+      <w:bookmarkStart w:id="38" w:name="_Toc243431579"/>
       <w:r>
+        <w:lastRenderedPageBreak/>
         <w:t>8. Conclusion and Lessons Learnt</w:t>
       </w:r>
-      <w:bookmarkEnd w:id="41"/>
+      <w:bookmarkEnd w:id="38"/>
     </w:p>
     <w:p>
       <w:pPr>
-        <w:spacing w:after="80" w:before="80" w:line="276" w:lineRule="auto"/>
+        <w:spacing w:before="80" w:after="80" w:line="276" w:lineRule="auto"/>
       </w:pPr>
       <w:r>
         <w:rPr>
           <w:rFonts w:ascii="Segoe UI" w:hAnsi="Segoe UI"/>
-          <w:b w:val="0"/>
-          <w:i w:val="0"/>
           <w:sz w:val="20"/>
         </w:rPr>
         <w:t>Conclusion and Lessons Learnt:</w:t>
+      </w:r>
+      <w:r>
+        <w:rPr>
+          <w:rFonts w:ascii="Segoe UI" w:hAnsi="Segoe UI"/>
+          <w:sz w:val="20"/>
+        </w:rPr>
         <w:br/>
         <w:t>Through Group Assignment 1, Group 14 successfully executed the complete software engineering lifecycle for the Ticket Vendor Machine (TVM) of the Smart Ticketing System:</w:t>
+      </w:r>
+      <w:r>
+        <w:rPr>
+          <w:rFonts w:ascii="Segoe UI" w:hAnsi="Segoe UI"/>
+          <w:sz w:val="20"/>
+        </w:rPr>
         <w:br/>
         <w:t>• Thorough Requirements Engineering: Ambiguities in transit fare and hardware timeout rules were systematically resolved through structured Q&amp;A, producing measurable NFR metrics (&lt; 1.0s station list rendering, &lt; 2.0s QR generation, 99.9% uptime).</w:t>
+      </w:r>
+      <w:r>
+        <w:rPr>
+          <w:rFonts w:ascii="Segoe UI" w:hAnsi="Segoe UI"/>
+          <w:sz w:val="20"/>
+        </w:rPr>
         <w:br/>
         <w:t>• Rigorous UML Design: Activity, Sequence, State Chart, and Class diagrams were fully aligned, guaranteeing behavioral and structural consistency.</w:t>
+      </w:r>
+      <w:r>
+        <w:rPr>
+          <w:rFonts w:ascii="Segoe UI" w:hAnsi="Segoe UI"/>
+          <w:sz w:val="20"/>
+        </w:rPr>
         <w:br/>
         <w:t>• Bidirectional Visual Studio Engineering: Forward and backward model-to-code transformations were successfully demonstrated using Visual Studio 2022.</w:t>
+      </w:r>
+      <w:r>
+        <w:rPr>
+          <w:rFonts w:ascii="Segoe UI" w:hAnsi="Segoe UI"/>
+          <w:sz w:val="20"/>
+        </w:rPr>
         <w:br/>
         <w:t>• Professional Prototype Demo: A production-quality C# WinForms application and MSSQL Server schema were developed, faithfully replicating the modern Figma MetroLink kiosk experience with comprehensive exception handling.</w:t>
+      </w:r>
+      <w:r>
+        <w:rPr>
+          <w:rFonts w:ascii="Segoe UI" w:hAnsi="Segoe UI"/>
+          <w:sz w:val="20"/>
+        </w:rPr>
         <w:br/>
         <w:t>• Collaboration: The project was managed collaboratively via GitHub, leveraging modern AI tooling while maintaining strict software engineering discipline.</w:t>
       </w:r>
@@ -23266,24 +23183,52 @@
     </w:p>
     <w:p>
       <w:pPr>
-        <w:spacing w:after="80" w:before="80" w:line="276" w:lineRule="auto"/>
+        <w:spacing w:before="80" w:after="80" w:line="276" w:lineRule="auto"/>
       </w:pPr>
       <w:r>
         <w:rPr>
           <w:rFonts w:ascii="Segoe UI" w:hAnsi="Segoe UI"/>
-          <w:b w:val="0"/>
-          <w:i w:val="0"/>
           <w:sz w:val="20"/>
         </w:rPr>
         <w:t>References:</w:t>
+      </w:r>
+      <w:r>
+        <w:rPr>
+          <w:rFonts w:ascii="Segoe UI" w:hAnsi="Segoe UI"/>
+          <w:sz w:val="20"/>
+        </w:rPr>
         <w:br/>
         <w:t>1. Ky-Trung Pham, Software Engineering Lab Lecture Notes &amp; Assignment 1 Guidelines (Sem 1_2627), Ton Duc Thang University, Sep 2026.</w:t>
+      </w:r>
+      <w:r>
+        <w:rPr>
+          <w:rFonts w:ascii="Segoe UI" w:hAnsi="Segoe UI"/>
+          <w:sz w:val="20"/>
+        </w:rPr>
         <w:br/>
         <w:t>2. Ian Sommerville, Software Engineering, 10th Edition, Pearson Education, 2016.</w:t>
+      </w:r>
+      <w:r>
+        <w:rPr>
+          <w:rFonts w:ascii="Segoe UI" w:hAnsi="Segoe UI"/>
+          <w:sz w:val="20"/>
+        </w:rPr>
         <w:br/>
         <w:t>3. Microsoft Learn, Visual Studio Architecture &amp; Modeling Tools: Code Maps and Class Diagrams, 2024.</w:t>
+      </w:r>
+      <w:r>
+        <w:rPr>
+          <w:rFonts w:ascii="Segoe UI" w:hAnsi="Segoe UI"/>
+          <w:sz w:val="20"/>
+        </w:rPr>
         <w:br/>
         <w:t>4. PCI Security Standards Council, Payment Card Industry Data Security Standard (PCI-DSS) v4.0, 2023.</w:t>
+      </w:r>
+      <w:r>
+        <w:rPr>
+          <w:rFonts w:ascii="Segoe UI" w:hAnsi="Segoe UI"/>
+          <w:sz w:val="20"/>
+        </w:rPr>
         <w:br/>
         <w:t>5. MetroLink Figma UI/UX Community Design System, 2026.</w:t>
       </w:r>
@@ -23293,101 +23238,247 @@
         <w:pStyle w:val="Heading2"/>
         <w:keepNext/>
       </w:pPr>
-      <w:bookmarkStart w:id="44" w:name="_Toc243431582"/>
+      <w:bookmarkStart w:id="39" w:name="_Toc243431582"/>
       <w:r>
         <w:t>Appendix A: readme.txt</w:t>
       </w:r>
-      <w:bookmarkEnd w:id="44"/>
+      <w:bookmarkEnd w:id="39"/>
     </w:p>
     <w:p>
       <w:pPr>
-        <w:spacing w:after="80" w:before="80" w:line="276" w:lineRule="auto"/>
+        <w:spacing w:before="80" w:after="80" w:line="276" w:lineRule="auto"/>
+        <w:rPr>
+          <w:rFonts w:ascii="Segoe UI" w:hAnsi="Segoe UI"/>
+          <w:sz w:val="20"/>
+        </w:rPr>
       </w:pPr>
       <w:r>
         <w:rPr>
           <w:rFonts w:ascii="Segoe UI" w:hAnsi="Segoe UI"/>
-          <w:b w:val="0"/>
-          <w:i w:val="0"/>
           <w:sz w:val="20"/>
         </w:rPr>
-        <w:t>================================================================================</w:t>
-        <w:br/>
         <w:t>SMART TICKETING SYSTEM - TICKET VENDOR MACHINE (TVM)</w:t>
+      </w:r>
+      <w:r>
+        <w:rPr>
+          <w:rFonts w:ascii="Segoe UI" w:hAnsi="Segoe UI"/>
+          <w:sz w:val="20"/>
+        </w:rPr>
         <w:br/>
         <w:t>Software Engineering Lab - Group Assignment 1 | Group 14</w:t>
-        <w:br/>
-        <w:t>================================================================================</w:t>
-        <w:br/>
+      </w:r>
+    </w:p>
+    <w:p>
+      <w:pPr>
+        <w:spacing w:before="80" w:after="80" w:line="276" w:lineRule="auto"/>
+      </w:pPr>
+      <w:r>
+        <w:rPr>
+          <w:rFonts w:ascii="Segoe UI" w:hAnsi="Segoe UI"/>
+          <w:sz w:val="20"/>
+        </w:rPr>
         <w:br/>
         <w:t>1. GitHub Repository Link:</w:t>
+      </w:r>
+      <w:r>
+        <w:rPr>
+          <w:rFonts w:ascii="Segoe UI" w:hAnsi="Segoe UI"/>
+          <w:sz w:val="20"/>
+        </w:rPr>
         <w:br/>
         <w:t>https://github.com/seuquay56/SmartTicketingSystem_TVM.git</w:t>
+      </w:r>
+      <w:r>
+        <w:rPr>
+          <w:rFonts w:ascii="Segoe UI" w:hAnsi="Segoe UI"/>
+          <w:sz w:val="20"/>
+        </w:rPr>
         <w:br/>
+      </w:r>
+      <w:r>
+        <w:rPr>
+          <w:rFonts w:ascii="Segoe UI" w:hAnsi="Segoe UI"/>
+          <w:sz w:val="20"/>
+        </w:rPr>
         <w:br/>
         <w:t>2. Figma UI/UX Design Link:</w:t>
+      </w:r>
+      <w:r>
+        <w:rPr>
+          <w:rFonts w:ascii="Segoe UI" w:hAnsi="Segoe UI"/>
+          <w:sz w:val="20"/>
+        </w:rPr>
         <w:br/>
         <w:t>https://www.figma.com/design/LbKhf6mQOvEtakarW24O3d/Vending-Machine-UI--Community-?node-id=2004-20053</w:t>
+      </w:r>
+      <w:r>
+        <w:rPr>
+          <w:rFonts w:ascii="Segoe UI" w:hAnsi="Segoe UI"/>
+          <w:sz w:val="20"/>
+        </w:rPr>
         <w:br/>
+      </w:r>
+      <w:r>
+        <w:rPr>
+          <w:rFonts w:ascii="Segoe UI" w:hAnsi="Segoe UI"/>
+          <w:sz w:val="20"/>
+        </w:rPr>
         <w:br/>
         <w:t>3. Database Script &amp; Setup Instructions:</w:t>
+      </w:r>
+      <w:r>
+        <w:rPr>
+          <w:rFonts w:ascii="Segoe UI" w:hAnsi="Segoe UI"/>
+          <w:sz w:val="20"/>
+        </w:rPr>
         <w:br/>
         <w:t>- Database Engine: Microsoft SQL Server (MSSQL Server 2022 / LocalDB)</w:t>
+      </w:r>
+      <w:r>
+        <w:rPr>
+          <w:rFonts w:ascii="Segoe UI" w:hAnsi="Segoe UI"/>
+          <w:sz w:val="20"/>
+        </w:rPr>
         <w:br/>
         <w:t>- Script Path: /Database/Script.sql</w:t>
+      </w:r>
+      <w:r>
+        <w:rPr>
+          <w:rFonts w:ascii="Segoe UI" w:hAnsi="Segoe UI"/>
+          <w:sz w:val="20"/>
+        </w:rPr>
         <w:br/>
         <w:t>- Execution Steps:</w:t>
+      </w:r>
+      <w:r>
+        <w:rPr>
+          <w:rFonts w:ascii="Segoe UI" w:hAnsi="Segoe UI"/>
+          <w:sz w:val="20"/>
+        </w:rPr>
         <w:br/>
         <w:t xml:space="preserve">  1. Open SQL Server Management Studio (SSMS) or Azure Data Studio.</w:t>
+      </w:r>
+      <w:r>
+        <w:rPr>
+          <w:rFonts w:ascii="Segoe UI" w:hAnsi="Segoe UI"/>
+          <w:sz w:val="20"/>
+        </w:rPr>
         <w:br/>
+      </w:r>
+      <w:r>
+        <w:rPr>
+          <w:rFonts w:ascii="Segoe UI" w:hAnsi="Segoe UI"/>
+          <w:sz w:val="20"/>
+        </w:rPr>
+        <w:lastRenderedPageBreak/>
         <w:t xml:space="preserve">  2. Connect to your local server instance (e.g. localhost or (localdb)\MSSQLLocalDB).</w:t>
+      </w:r>
+      <w:r>
+        <w:rPr>
+          <w:rFonts w:ascii="Segoe UI" w:hAnsi="Segoe UI"/>
+          <w:sz w:val="20"/>
+        </w:rPr>
         <w:br/>
         <w:t xml:space="preserve">  3. Open 'Database/Script.sql' and execute to generate SmartTicketingDB and sample data.</w:t>
+      </w:r>
+      <w:r>
+        <w:rPr>
+          <w:rFonts w:ascii="Segoe UI" w:hAnsi="Segoe UI"/>
+          <w:sz w:val="20"/>
+        </w:rPr>
         <w:br/>
         <w:t xml:space="preserve">  4. Open 'SmartTicketingSystem_TVM.sln' in Visual Studio 2022 and press F5.</w:t>
+      </w:r>
+      <w:r>
+        <w:rPr>
+          <w:rFonts w:ascii="Segoe UI" w:hAnsi="Segoe UI"/>
+          <w:sz w:val="20"/>
+        </w:rPr>
         <w:br/>
         <w:t xml:space="preserve">  (Note: The application includes intelligent In-Memory seed auto-fallback if SQL Server is not active).</w:t>
+      </w:r>
+      <w:r>
+        <w:rPr>
+          <w:rFonts w:ascii="Segoe UI" w:hAnsi="Segoe UI"/>
+          <w:sz w:val="20"/>
+        </w:rPr>
         <w:br/>
+      </w:r>
+      <w:r>
+        <w:rPr>
+          <w:rFonts w:ascii="Segoe UI" w:hAnsi="Segoe UI"/>
+          <w:sz w:val="20"/>
+        </w:rPr>
         <w:br/>
         <w:t>4. Member Contribution Breakdown:</w:t>
+      </w:r>
+      <w:r>
+        <w:rPr>
+          <w:rFonts w:ascii="Segoe UI" w:hAnsi="Segoe UI"/>
+          <w:sz w:val="20"/>
+        </w:rPr>
         <w:br/>
         <w:t>1. 524H0057 - On Gia Khiem: 30%</w:t>
+      </w:r>
+      <w:r>
+        <w:rPr>
+          <w:rFonts w:ascii="Segoe UI" w:hAnsi="Segoe UI"/>
+          <w:sz w:val="20"/>
+        </w:rPr>
         <w:br/>
         <w:t>2. 524H0069 - Vo Nguyen Phuc Thinh: 40%</w:t>
+      </w:r>
+      <w:r>
+        <w:rPr>
+          <w:rFonts w:ascii="Segoe UI" w:hAnsi="Segoe UI"/>
+          <w:sz w:val="20"/>
+        </w:rPr>
         <w:br/>
         <w:t>3. 524H0052 - Nguyen Nhat Huy: 30%</w:t>
+      </w:r>
+      <w:r>
+        <w:rPr>
+          <w:rFonts w:ascii="Segoe UI" w:hAnsi="Segoe UI"/>
+          <w:sz w:val="20"/>
+        </w:rPr>
         <w:br/>
         <w:t>Total: 100%</w:t>
+      </w:r>
+      <w:r>
+        <w:rPr>
+          <w:rFonts w:ascii="Segoe UI" w:hAnsi="Segoe UI"/>
+          <w:sz w:val="20"/>
+        </w:rPr>
         <w:br/>
-        <w:t>================================================================================</w:t>
       </w:r>
+      <w:bookmarkStart w:id="40" w:name="_GoBack"/>
+      <w:bookmarkEnd w:id="40"/>
     </w:p>
     <w:p>
       <w:pPr>
         <w:pStyle w:val="Heading2"/>
         <w:keepNext/>
       </w:pPr>
-      <w:bookmarkStart w:id="45" w:name="_Toc243431583"/>
+      <w:bookmarkStart w:id="41" w:name="_Toc243431583"/>
       <w:r>
         <w:t>Appendix B: Full-size Diagrams</w:t>
       </w:r>
-      <w:bookmarkEnd w:id="45"/>
+      <w:bookmarkEnd w:id="41"/>
     </w:p>
     <w:p>
       <w:pPr>
-        <w:spacing w:after="80" w:before="80" w:line="276" w:lineRule="auto"/>
+        <w:spacing w:before="80" w:after="80" w:line="276" w:lineRule="auto"/>
       </w:pPr>
       <w:r>
         <w:rPr>
           <w:rFonts w:ascii="Segoe UI" w:hAnsi="Segoe UI"/>
-          <w:b w:val="0"/>
-          <w:i w:val="0"/>
           <w:sz w:val="20"/>
         </w:rPr>
         <w:t>Full-size diagrams for Use Case, Activity, Sequence, State Chart, Class, Architecture, Deployment, and Code Maps are archived in high-resolution PNG format in the project repository under /Screenshots and embedded throughout Sections 3, 4, and 5 of this report.</w:t>
       </w:r>
     </w:p>
     <w:sectPr>
-      <w:footerReference w:type="default" r:id="rId26"/>
+      <w:footerReference w:type="default" r:id="rId31"/>
       <w:pgSz w:w="12240" w:h="15840"/>
       <w:pgMar w:top="1200" w:right="1440" w:bottom="1300" w:left="1440" w:header="708" w:footer="708" w:gutter="0"/>
       <w:cols w:space="720"/>
@@ -23398,7 +23489,7 @@
 </file>
 
 <file path=word/endnotes.xml><?xml version="1.0" encoding="utf-8"?>
-<w:endnotes xmlns:wpc="http://schemas.microsoft.com/office/word/2010/wordprocessingCanvas" xmlns:cx="http://schemas.microsoft.com/office/drawing/2014/chartex" xmlns:cx1="http://schemas.microsoft.com/office/drawing/2015/9/8/chartex" xmlns:cx2="http://schemas.microsoft.com/office/drawing/2015/10/21/chartex" xmlns:cx3="http://schemas.microsoft.com/office/drawing/2016/5/9/chartex" xmlns:cx4="http://schemas.microsoft.com/office/drawing/2016/5/10/chartex" xmlns:cx5="http://schemas.microsoft.com/office/drawing/2016/5/11/chartex" xmlns:cx6="http://schemas.microsoft.com/office/drawing/2016/5/12/chartex" xmlns:cx7="http://schemas.microsoft.com/office/drawing/2016/5/13/chartex" xmlns:cx8="http://schemas.microsoft.com/office/drawing/2016/5/14/chartex" xmlns:mc="http://schemas.openxmlformats.org/markup-compatibility/2006" xmlns:aink="http://schemas.microsoft.com/office/drawing/2016/ink" xmlns:am3d="http://schemas.microsoft.com/office/drawing/2017/model3d" xmlns:o="urn:schemas-microsoft-com:office:office" xmlns:r="http://schemas.openxmlformats.org/officeDocument/2006/relationships" xmlns:m="http://schemas.openxmlformats.org/officeDocument/2006/math" xmlns:v="urn:schemas-microsoft-com:vml" xmlns:wp14="http://schemas.microsoft.com/office/word/2010/wordprocessingDrawing" xmlns:wp="http://schemas.openxmlformats.org/drawingml/2006/wordprocessingDrawing" xmlns:w10="urn:schemas-microsoft-com:office:word" xmlns:w="http://schemas.openxmlformats.org/wordprocessingml/2006/main" xmlns:w14="http://schemas.microsoft.com/office/word/2010/wordml" xmlns:w15="http://schemas.microsoft.com/office/word/2012/wordml" xmlns:w16cex="http://schemas.microsoft.com/office/word/2018/wordml/cex" xmlns:w16cid="http://schemas.microsoft.com/office/word/2016/wordml/cid" xmlns:w16="http://schemas.microsoft.com/office/word/2018/wordml" xmlns:w16sdtdh="http://schemas.microsoft.com/office/word/2020/wordml/sdtdatahash" xmlns:w16se="http://schemas.microsoft.com/office/word/2015/wordml/symex" xmlns:wpg="http://schemas.microsoft.com/office/word/2010/wordprocessingGroup" xmlns:wpi="http://schemas.microsoft.com/office/word/2010/wordprocessingInk" xmlns:wne="http://schemas.microsoft.com/office/word/2006/wordml" xmlns:wps="http://schemas.microsoft.com/office/word/2010/wordprocessingShape" mc:Ignorable="w14 w15 w16se w16cid w16 w16cex w16sdtdh wp14">
+<w:endnotes xmlns:wpc="http://schemas.microsoft.com/office/word/2010/wordprocessingCanvas" xmlns:cx="http://schemas.microsoft.com/office/drawing/2014/chartex" xmlns:cx1="http://schemas.microsoft.com/office/drawing/2015/9/8/chartex" xmlns:cx2="http://schemas.microsoft.com/office/drawing/2015/10/21/chartex" xmlns:cx3="http://schemas.microsoft.com/office/drawing/2016/5/9/chartex" xmlns:cx4="http://schemas.microsoft.com/office/drawing/2016/5/10/chartex" xmlns:cx5="http://schemas.microsoft.com/office/drawing/2016/5/11/chartex" xmlns:cx6="http://schemas.microsoft.com/office/drawing/2016/5/12/chartex" xmlns:cx7="http://schemas.microsoft.com/office/drawing/2016/5/13/chartex" xmlns:cx8="http://schemas.microsoft.com/office/drawing/2016/5/14/chartex" xmlns:mc="http://schemas.openxmlformats.org/markup-compatibility/2006" xmlns:aink="http://schemas.microsoft.com/office/drawing/2016/ink" xmlns:am3d="http://schemas.microsoft.com/office/drawing/2017/model3d" xmlns:o="urn:schemas-microsoft-com:office:office" xmlns:r="http://schemas.openxmlformats.org/officeDocument/2006/relationships" xmlns:m="http://schemas.openxmlformats.org/officeDocument/2006/math" xmlns:v="urn:schemas-microsoft-com:vml" xmlns:wp14="http://schemas.microsoft.com/office/word/2010/wordprocessingDrawing" xmlns:wp="http://schemas.openxmlformats.org/drawingml/2006/wordprocessingDrawing" xmlns:w10="urn:schemas-microsoft-com:office:word" xmlns:w="http://schemas.openxmlformats.org/wordprocessingml/2006/main" xmlns:w14="http://schemas.microsoft.com/office/word/2010/wordml" xmlns:w15="http://schemas.microsoft.com/office/word/2012/wordml" xmlns:w16cid="http://schemas.microsoft.com/office/word/2016/wordml/cid" xmlns:w16se="http://schemas.microsoft.com/office/word/2015/wordml/symex" xmlns:wpg="http://schemas.microsoft.com/office/word/2010/wordprocessingGroup" xmlns:wpi="http://schemas.microsoft.com/office/word/2010/wordprocessingInk" xmlns:wne="http://schemas.microsoft.com/office/word/2006/wordml" xmlns:wps="http://schemas.microsoft.com/office/word/2010/wordprocessingShape" mc:Ignorable="w14 w15 w16se w16cid wp14">
   <w:endnote w:type="separator" w:id="-1">
     <w:p>
       <w:r>
@@ -23417,7 +23508,7 @@
 </file>
 
 <file path=word/footer1.xml><?xml version="1.0" encoding="utf-8"?>
-<w:ftr xmlns:wpc="http://schemas.microsoft.com/office/word/2010/wordprocessingCanvas" xmlns:cx="http://schemas.microsoft.com/office/drawing/2014/chartex" xmlns:cx1="http://schemas.microsoft.com/office/drawing/2015/9/8/chartex" xmlns:cx2="http://schemas.microsoft.com/office/drawing/2015/10/21/chartex" xmlns:cx3="http://schemas.microsoft.com/office/drawing/2016/5/9/chartex" xmlns:cx4="http://schemas.microsoft.com/office/drawing/2016/5/10/chartex" xmlns:cx5="http://schemas.microsoft.com/office/drawing/2016/5/11/chartex" xmlns:cx6="http://schemas.microsoft.com/office/drawing/2016/5/12/chartex" xmlns:cx7="http://schemas.microsoft.com/office/drawing/2016/5/13/chartex" xmlns:cx8="http://schemas.microsoft.com/office/drawing/2016/5/14/chartex" xmlns:mc="http://schemas.openxmlformats.org/markup-compatibility/2006" xmlns:aink="http://schemas.microsoft.com/office/drawing/2016/ink" xmlns:am3d="http://schemas.microsoft.com/office/drawing/2017/model3d" xmlns:o="urn:schemas-microsoft-com:office:office" xmlns:r="http://schemas.openxmlformats.org/officeDocument/2006/relationships" xmlns:m="http://schemas.openxmlformats.org/officeDocument/2006/math" xmlns:v="urn:schemas-microsoft-com:vml" xmlns:wp14="http://schemas.microsoft.com/office/word/2010/wordprocessingDrawing" xmlns:wp="http://schemas.openxmlformats.org/drawingml/2006/wordprocessingDrawing" xmlns:w10="urn:schemas-microsoft-com:office:word" xmlns:w="http://schemas.openxmlformats.org/wordprocessingml/2006/main" xmlns:w14="http://schemas.microsoft.com/office/word/2010/wordml" xmlns:w15="http://schemas.microsoft.com/office/word/2012/wordml" xmlns:w16cex="http://schemas.microsoft.com/office/word/2018/wordml/cex" xmlns:w16cid="http://schemas.microsoft.com/office/word/2016/wordml/cid" xmlns:w16="http://schemas.microsoft.com/office/word/2018/wordml" xmlns:w16sdtdh="http://schemas.microsoft.com/office/word/2020/wordml/sdtdatahash" xmlns:w16se="http://schemas.microsoft.com/office/word/2015/wordml/symex" xmlns:wpg="http://schemas.microsoft.com/office/word/2010/wordprocessingGroup" xmlns:wpi="http://schemas.microsoft.com/office/word/2010/wordprocessingInk" xmlns:wne="http://schemas.microsoft.com/office/word/2006/wordml" xmlns:wps="http://schemas.microsoft.com/office/word/2010/wordprocessingShape" mc:Ignorable="w14 w15 w16se w16cid w16 w16cex w16sdtdh wp14">
+<w:ftr xmlns:wpc="http://schemas.microsoft.com/office/word/2010/wordprocessingCanvas" xmlns:cx="http://schemas.microsoft.com/office/drawing/2014/chartex" xmlns:cx1="http://schemas.microsoft.com/office/drawing/2015/9/8/chartex" xmlns:cx2="http://schemas.microsoft.com/office/drawing/2015/10/21/chartex" xmlns:cx3="http://schemas.microsoft.com/office/drawing/2016/5/9/chartex" xmlns:cx4="http://schemas.microsoft.com/office/drawing/2016/5/10/chartex" xmlns:cx5="http://schemas.microsoft.com/office/drawing/2016/5/11/chartex" xmlns:cx6="http://schemas.microsoft.com/office/drawing/2016/5/12/chartex" xmlns:cx7="http://schemas.microsoft.com/office/drawing/2016/5/13/chartex" xmlns:cx8="http://schemas.microsoft.com/office/drawing/2016/5/14/chartex" xmlns:mc="http://schemas.openxmlformats.org/markup-compatibility/2006" xmlns:aink="http://schemas.microsoft.com/office/drawing/2016/ink" xmlns:am3d="http://schemas.microsoft.com/office/drawing/2017/model3d" xmlns:o="urn:schemas-microsoft-com:office:office" xmlns:r="http://schemas.openxmlformats.org/officeDocument/2006/relationships" xmlns:m="http://schemas.openxmlformats.org/officeDocument/2006/math" xmlns:v="urn:schemas-microsoft-com:vml" xmlns:wp14="http://schemas.microsoft.com/office/word/2010/wordprocessingDrawing" xmlns:wp="http://schemas.openxmlformats.org/drawingml/2006/wordprocessingDrawing" xmlns:w10="urn:schemas-microsoft-com:office:word" xmlns:w="http://schemas.openxmlformats.org/wordprocessingml/2006/main" xmlns:w14="http://schemas.microsoft.com/office/word/2010/wordml" xmlns:w15="http://schemas.microsoft.com/office/word/2012/wordml" xmlns:w16cid="http://schemas.microsoft.com/office/word/2016/wordml/cid" xmlns:w16se="http://schemas.microsoft.com/office/word/2015/wordml/symex" xmlns:wpg="http://schemas.microsoft.com/office/word/2010/wordprocessingGroup" xmlns:wpi="http://schemas.microsoft.com/office/word/2010/wordprocessingInk" xmlns:wne="http://schemas.microsoft.com/office/word/2006/wordml" xmlns:wps="http://schemas.microsoft.com/office/word/2010/wordprocessingShape" mc:Ignorable="w14 w15 w16se w16cid wp14">
   <w:p>
     <w:pPr>
       <w:jc w:val="center"/>
@@ -23476,7 +23567,7 @@
 </file>
 
 <file path=word/footnotes.xml><?xml version="1.0" encoding="utf-8"?>
-<w:footnotes xmlns:wpc="http://schemas.microsoft.com/office/word/2010/wordprocessingCanvas" xmlns:cx="http://schemas.microsoft.com/office/drawing/2014/chartex" xmlns:cx1="http://schemas.microsoft.com/office/drawing/2015/9/8/chartex" xmlns:cx2="http://schemas.microsoft.com/office/drawing/2015/10/21/chartex" xmlns:cx3="http://schemas.microsoft.com/office/drawing/2016/5/9/chartex" xmlns:cx4="http://schemas.microsoft.com/office/drawing/2016/5/10/chartex" xmlns:cx5="http://schemas.microsoft.com/office/drawing/2016/5/11/chartex" xmlns:cx6="http://schemas.microsoft.com/office/drawing/2016/5/12/chartex" xmlns:cx7="http://schemas.microsoft.com/office/drawing/2016/5/13/chartex" xmlns:cx8="http://schemas.microsoft.com/office/drawing/2016/5/14/chartex" xmlns:mc="http://schemas.openxmlformats.org/markup-compatibility/2006" xmlns:aink="http://schemas.microsoft.com/office/drawing/2016/ink" xmlns:am3d="http://schemas.microsoft.com/office/drawing/2017/model3d" xmlns:o="urn:schemas-microsoft-com:office:office" xmlns:r="http://schemas.openxmlformats.org/officeDocument/2006/relationships" xmlns:m="http://schemas.openxmlformats.org/officeDocument/2006/math" xmlns:v="urn:schemas-microsoft-com:vml" xmlns:wp14="http://schemas.microsoft.com/office/word/2010/wordprocessingDrawing" xmlns:wp="http://schemas.openxmlformats.org/drawingml/2006/wordprocessingDrawing" xmlns:w10="urn:schemas-microsoft-com:office:word" xmlns:w="http://schemas.openxmlformats.org/wordprocessingml/2006/main" xmlns:w14="http://schemas.microsoft.com/office/word/2010/wordml" xmlns:w15="http://schemas.microsoft.com/office/word/2012/wordml" xmlns:w16cex="http://schemas.microsoft.com/office/word/2018/wordml/cex" xmlns:w16cid="http://schemas.microsoft.com/office/word/2016/wordml/cid" xmlns:w16="http://schemas.microsoft.com/office/word/2018/wordml" xmlns:w16sdtdh="http://schemas.microsoft.com/office/word/2020/wordml/sdtdatahash" xmlns:w16se="http://schemas.microsoft.com/office/word/2015/wordml/symex" xmlns:wpg="http://schemas.microsoft.com/office/word/2010/wordprocessingGroup" xmlns:wpi="http://schemas.microsoft.com/office/word/2010/wordprocessingInk" xmlns:wne="http://schemas.microsoft.com/office/word/2006/wordml" xmlns:wps="http://schemas.microsoft.com/office/word/2010/wordprocessingShape" mc:Ignorable="w14 w15 w16se w16cid w16 w16cex w16sdtdh wp14">
+<w:footnotes xmlns:wpc="http://schemas.microsoft.com/office/word/2010/wordprocessingCanvas" xmlns:cx="http://schemas.microsoft.com/office/drawing/2014/chartex" xmlns:cx1="http://schemas.microsoft.com/office/drawing/2015/9/8/chartex" xmlns:cx2="http://schemas.microsoft.com/office/drawing/2015/10/21/chartex" xmlns:cx3="http://schemas.microsoft.com/office/drawing/2016/5/9/chartex" xmlns:cx4="http://schemas.microsoft.com/office/drawing/2016/5/10/chartex" xmlns:cx5="http://schemas.microsoft.com/office/drawing/2016/5/11/chartex" xmlns:cx6="http://schemas.microsoft.com/office/drawing/2016/5/12/chartex" xmlns:cx7="http://schemas.microsoft.com/office/drawing/2016/5/13/chartex" xmlns:cx8="http://schemas.microsoft.com/office/drawing/2016/5/14/chartex" xmlns:mc="http://schemas.openxmlformats.org/markup-compatibility/2006" xmlns:aink="http://schemas.microsoft.com/office/drawing/2016/ink" xmlns:am3d="http://schemas.microsoft.com/office/drawing/2017/model3d" xmlns:o="urn:schemas-microsoft-com:office:office" xmlns:r="http://schemas.openxmlformats.org/officeDocument/2006/relationships" xmlns:m="http://schemas.openxmlformats.org/officeDocument/2006/math" xmlns:v="urn:schemas-microsoft-com:vml" xmlns:wp14="http://schemas.microsoft.com/office/word/2010/wordprocessingDrawing" xmlns:wp="http://schemas.openxmlformats.org/drawingml/2006/wordprocessingDrawing" xmlns:w10="urn:schemas-microsoft-com:office:word" xmlns:w="http://schemas.openxmlformats.org/wordprocessingml/2006/main" xmlns:w14="http://schemas.microsoft.com/office/word/2010/wordml" xmlns:w15="http://schemas.microsoft.com/office/word/2012/wordml" xmlns:w16cid="http://schemas.microsoft.com/office/word/2016/wordml/cid" xmlns:w16se="http://schemas.microsoft.com/office/word/2015/wordml/symex" xmlns:wpg="http://schemas.microsoft.com/office/word/2010/wordprocessingGroup" xmlns:wpi="http://schemas.microsoft.com/office/word/2010/wordprocessingInk" xmlns:wne="http://schemas.microsoft.com/office/word/2006/wordml" xmlns:wps="http://schemas.microsoft.com/office/word/2010/wordprocessingShape" mc:Ignorable="w14 w15 w16se w16cid wp14">
   <w:footnote w:type="separator" w:id="-1">
     <w:p>
       <w:r>
@@ -23495,7 +23586,7 @@
 </file>
 
 <file path=word/numbering.xml><?xml version="1.0" encoding="utf-8"?>
-<w:numbering xmlns:wpc="http://schemas.microsoft.com/office/word/2010/wordprocessingCanvas" xmlns:cx="http://schemas.microsoft.com/office/drawing/2014/chartex" xmlns:cx1="http://schemas.microsoft.com/office/drawing/2015/9/8/chartex" xmlns:cx2="http://schemas.microsoft.com/office/drawing/2015/10/21/chartex" xmlns:cx3="http://schemas.microsoft.com/office/drawing/2016/5/9/chartex" xmlns:cx4="http://schemas.microsoft.com/office/drawing/2016/5/10/chartex" xmlns:cx5="http://schemas.microsoft.com/office/drawing/2016/5/11/chartex" xmlns:cx6="http://schemas.microsoft.com/office/drawing/2016/5/12/chartex" xmlns:cx7="http://schemas.microsoft.com/office/drawing/2016/5/13/chartex" xmlns:cx8="http://schemas.microsoft.com/office/drawing/2016/5/14/chartex" xmlns:mc="http://schemas.openxmlformats.org/markup-compatibility/2006" xmlns:aink="http://schemas.microsoft.com/office/drawing/2016/ink" xmlns:am3d="http://schemas.microsoft.com/office/drawing/2017/model3d" xmlns:o="urn:schemas-microsoft-com:office:office" xmlns:r="http://schemas.openxmlformats.org/officeDocument/2006/relationships" xmlns:m="http://schemas.openxmlformats.org/officeDocument/2006/math" xmlns:v="urn:schemas-microsoft-com:vml" xmlns:wp14="http://schemas.microsoft.com/office/word/2010/wordprocessingDrawing" xmlns:wp="http://schemas.openxmlformats.org/drawingml/2006/wordprocessingDrawing" xmlns:w10="urn:schemas-microsoft-com:office:word" xmlns:w="http://schemas.openxmlformats.org/wordprocessingml/2006/main" xmlns:w14="http://schemas.microsoft.com/office/word/2010/wordml" xmlns:w15="http://schemas.microsoft.com/office/word/2012/wordml" xmlns:w16cex="http://schemas.microsoft.com/office/word/2018/wordml/cex" xmlns:w16cid="http://schemas.microsoft.com/office/word/2016/wordml/cid" xmlns:w16="http://schemas.microsoft.com/office/word/2018/wordml" xmlns:w16sdtdh="http://schemas.microsoft.com/office/word/2020/wordml/sdtdatahash" xmlns:w16se="http://schemas.microsoft.com/office/word/2015/wordml/symex" xmlns:wpg="http://schemas.microsoft.com/office/word/2010/wordprocessingGroup" xmlns:wpi="http://schemas.microsoft.com/office/word/2010/wordprocessingInk" xmlns:wne="http://schemas.microsoft.com/office/word/2006/wordml" xmlns:wps="http://schemas.microsoft.com/office/word/2010/wordprocessingShape" mc:Ignorable="w14 w15 w16se w16cid w16 w16cex w16sdtdh wp14">
+<w:numbering xmlns:wpc="http://schemas.microsoft.com/office/word/2010/wordprocessingCanvas" xmlns:cx="http://schemas.microsoft.com/office/drawing/2014/chartex" xmlns:cx1="http://schemas.microsoft.com/office/drawing/2015/9/8/chartex" xmlns:cx2="http://schemas.microsoft.com/office/drawing/2015/10/21/chartex" xmlns:cx3="http://schemas.microsoft.com/office/drawing/2016/5/9/chartex" xmlns:cx4="http://schemas.microsoft.com/office/drawing/2016/5/10/chartex" xmlns:cx5="http://schemas.microsoft.com/office/drawing/2016/5/11/chartex" xmlns:cx6="http://schemas.microsoft.com/office/drawing/2016/5/12/chartex" xmlns:cx7="http://schemas.microsoft.com/office/drawing/2016/5/13/chartex" xmlns:cx8="http://schemas.microsoft.com/office/drawing/2016/5/14/chartex" xmlns:mc="http://schemas.openxmlformats.org/markup-compatibility/2006" xmlns:aink="http://schemas.microsoft.com/office/drawing/2016/ink" xmlns:am3d="http://schemas.microsoft.com/office/drawing/2017/model3d" xmlns:o="urn:schemas-microsoft-com:office:office" xmlns:r="http://schemas.openxmlformats.org/officeDocument/2006/relationships" xmlns:m="http://schemas.openxmlformats.org/officeDocument/2006/math" xmlns:v="urn:schemas-microsoft-com:vml" xmlns:wp14="http://schemas.microsoft.com/office/word/2010/wordprocessingDrawing" xmlns:wp="http://schemas.openxmlformats.org/drawingml/2006/wordprocessingDrawing" xmlns:w10="urn:schemas-microsoft-com:office:word" xmlns:w="http://schemas.openxmlformats.org/wordprocessingml/2006/main" xmlns:w14="http://schemas.microsoft.com/office/word/2010/wordml" xmlns:w15="http://schemas.microsoft.com/office/word/2012/wordml" xmlns:w16cid="http://schemas.microsoft.com/office/word/2016/wordml/cid" xmlns:w16se="http://schemas.microsoft.com/office/word/2015/wordml/symex" xmlns:wpg="http://schemas.microsoft.com/office/word/2010/wordprocessingGroup" xmlns:wpi="http://schemas.microsoft.com/office/word/2010/wordprocessingInk" xmlns:wne="http://schemas.microsoft.com/office/word/2006/wordml" xmlns:wps="http://schemas.microsoft.com/office/word/2010/wordprocessingShape" mc:Ignorable="w14 w15 w16se w16cid wp14">
   <w:abstractNum w:abstractNumId="0" w15:restartNumberingAfterBreak="0">
     <w:nsid w:val="08D80715"/>
     <w:multiLevelType w:val="hybridMultilevel"/>
@@ -24533,7 +24624,7 @@
 </file>
 
 <file path=word/styles.xml><?xml version="1.0" encoding="utf-8"?>
-<w:styles xmlns:mc="http://schemas.openxmlformats.org/markup-compatibility/2006" xmlns:r="http://schemas.openxmlformats.org/officeDocument/2006/relationships" xmlns:w="http://schemas.openxmlformats.org/wordprocessingml/2006/main" xmlns:w14="http://schemas.microsoft.com/office/word/2010/wordml" xmlns:w15="http://schemas.microsoft.com/office/word/2012/wordml" xmlns:w16cex="http://schemas.microsoft.com/office/word/2018/wordml/cex" xmlns:w16cid="http://schemas.microsoft.com/office/word/2016/wordml/cid" xmlns:w16="http://schemas.microsoft.com/office/word/2018/wordml" xmlns:w16sdtdh="http://schemas.microsoft.com/office/word/2020/wordml/sdtdatahash" xmlns:w16se="http://schemas.microsoft.com/office/word/2015/wordml/symex" mc:Ignorable="w14 w15 w16se w16cid w16 w16cex w16sdtdh">
+<w:styles xmlns:mc="http://schemas.openxmlformats.org/markup-compatibility/2006" xmlns:r="http://schemas.openxmlformats.org/officeDocument/2006/relationships" xmlns:w="http://schemas.openxmlformats.org/wordprocessingml/2006/main" xmlns:w14="http://schemas.microsoft.com/office/word/2010/wordml" xmlns:w15="http://schemas.microsoft.com/office/word/2012/wordml" xmlns:w16cid="http://schemas.microsoft.com/office/word/2016/wordml/cid" xmlns:w16se="http://schemas.microsoft.com/office/word/2015/wordml/symex" mc:Ignorable="w14 w15 w16se w16cid">
   <w:docDefaults>
     <w:rPrDefault>
       <w:rPr>
@@ -24545,7 +24636,7 @@
     </w:rPrDefault>
     <w:pPrDefault/>
   </w:docDefaults>
-  <w:latentStyles w:defLockedState="0" w:defUIPriority="99" w:defSemiHidden="0" w:defUnhideWhenUsed="0" w:defQFormat="0" w:count="376">
+  <w:latentStyles w:defLockedState="0" w:defUIPriority="99" w:defSemiHidden="0" w:defUnhideWhenUsed="0" w:defQFormat="0" w:count="375">
     <w:lsdException w:name="Normal" w:uiPriority="0" w:qFormat="1"/>
     <w:lsdException w:name="heading 1" w:uiPriority="9" w:qFormat="1"/>
     <w:lsdException w:name="heading 2" w:semiHidden="1" w:uiPriority="9" w:unhideWhenUsed="1" w:qFormat="1"/>
@@ -24651,6 +24742,7 @@
     <w:lsdException w:name="HTML Sample" w:semiHidden="1" w:unhideWhenUsed="1"/>
     <w:lsdException w:name="HTML Typewriter" w:semiHidden="1" w:unhideWhenUsed="1"/>
     <w:lsdException w:name="HTML Variable" w:semiHidden="1" w:unhideWhenUsed="1"/>
+    <w:lsdException w:name="Normal Table" w:semiHidden="1" w:unhideWhenUsed="1"/>
     <w:lsdException w:name="annotation subject" w:semiHidden="1" w:unhideWhenUsed="1"/>
     <w:lsdException w:name="No List" w:semiHidden="1" w:unhideWhenUsed="1"/>
     <w:lsdException w:name="Outline List 1" w:semiHidden="1" w:unhideWhenUsed="1"/>
@@ -24697,8 +24789,10 @@
     <w:lsdException w:name="Table Subtle 2" w:semiHidden="1" w:unhideWhenUsed="1"/>
     <w:lsdException w:name="Table Web 1" w:semiHidden="1" w:unhideWhenUsed="1"/>
     <w:lsdException w:name="Table Web 2" w:semiHidden="1" w:unhideWhenUsed="1"/>
+    <w:lsdException w:name="Table Web 3" w:semiHidden="1" w:unhideWhenUsed="1"/>
     <w:lsdException w:name="Balloon Text" w:semiHidden="1" w:unhideWhenUsed="1"/>
     <w:lsdException w:name="Table Grid" w:uiPriority="39"/>
+    <w:lsdException w:name="Table Theme" w:semiHidden="1" w:unhideWhenUsed="1"/>
     <w:lsdException w:name="Placeholder Text" w:semiHidden="1"/>
     <w:lsdException w:name="No Spacing" w:uiPriority="1" w:qFormat="1"/>
     <w:lsdException w:name="Light Shading" w:uiPriority="60"/>
@@ -24918,7 +25012,6 @@
     <w:lsdException w:name="Smart Hyperlink" w:semiHidden="1" w:unhideWhenUsed="1"/>
     <w:lsdException w:name="Hashtag" w:semiHidden="1" w:unhideWhenUsed="1"/>
     <w:lsdException w:name="Unresolved Mention" w:semiHidden="1" w:unhideWhenUsed="1"/>
-    <w:lsdException w:name="Smart Link" w:semiHidden="1" w:unhideWhenUsed="1"/>
   </w:latentStyles>
   <w:style w:type="paragraph" w:default="1" w:styleId="Normal">
     <w:name w:val="Normal"/>
